--- a/Documents/Testing Results.docx
+++ b/Documents/Testing Results.docx
@@ -129,22 +129,54 @@
           <w:sz w:val="34"/>
           <w:szCs w:val="34"/>
         </w:rPr>
-        <w:t>Average score of: how manageable did you find the ability to change the level’s rules?: 8.6/10 (8.611111/10)</w:t>
-      </w:r>
-    </w:p>
-    <w:p>
-      <w:pPr>
-        <w:rPr>
-          <w:sz w:val="34"/>
-          <w:szCs w:val="34"/>
-        </w:rPr>
-      </w:pPr>
-      <w:r>
-        <w:rPr>
-          <w:sz w:val="34"/>
-          <w:szCs w:val="34"/>
-        </w:rPr>
-        <w:t>Average score of: how accurate was the difficulty based on the rules you selected?: 7.9/10 (7.9444444/10)</w:t>
+        <w:t xml:space="preserve">Average score of: how manageable did you find the ability to change the level’s </w:t>
+      </w:r>
+      <w:proofErr w:type="gramStart"/>
+      <w:r>
+        <w:rPr>
+          <w:sz w:val="34"/>
+          <w:szCs w:val="34"/>
+        </w:rPr>
+        <w:t>rules?:</w:t>
+      </w:r>
+      <w:proofErr w:type="gramEnd"/>
+      <w:r>
+        <w:rPr>
+          <w:sz w:val="34"/>
+          <w:szCs w:val="34"/>
+        </w:rPr>
+        <w:t xml:space="preserve"> 8.6/10 (8.611111/10)</w:t>
+      </w:r>
+    </w:p>
+    <w:p>
+      <w:pPr>
+        <w:rPr>
+          <w:sz w:val="34"/>
+          <w:szCs w:val="34"/>
+        </w:rPr>
+      </w:pPr>
+      <w:r>
+        <w:rPr>
+          <w:sz w:val="34"/>
+          <w:szCs w:val="34"/>
+        </w:rPr>
+        <w:t xml:space="preserve">Average score of: how accurate was the difficulty based on the rules you </w:t>
+      </w:r>
+      <w:proofErr w:type="gramStart"/>
+      <w:r>
+        <w:rPr>
+          <w:sz w:val="34"/>
+          <w:szCs w:val="34"/>
+        </w:rPr>
+        <w:t>selected?:</w:t>
+      </w:r>
+      <w:proofErr w:type="gramEnd"/>
+      <w:r>
+        <w:rPr>
+          <w:sz w:val="34"/>
+          <w:szCs w:val="34"/>
+        </w:rPr>
+        <w:t xml:space="preserve"> 7.9/10 (7.9444444/10)</w:t>
       </w:r>
     </w:p>
     <w:p>
@@ -184,6 +216,9770 @@
         </w:rPr>
         <w:t>People selected: Those who are familiar with 3D platformers and/or those who are familiar with Procedural Generation</w:t>
       </w:r>
+    </w:p>
+    <w:p>
+      <w:pPr>
+        <w:rPr>
+          <w:sz w:val="34"/>
+          <w:szCs w:val="34"/>
+        </w:rPr>
+      </w:pPr>
+    </w:p>
+    <w:p>
+      <w:pPr>
+        <w:rPr>
+          <w:sz w:val="34"/>
+          <w:szCs w:val="34"/>
+        </w:rPr>
+      </w:pPr>
+      <w:r>
+        <w:rPr>
+          <w:sz w:val="34"/>
+          <w:szCs w:val="34"/>
+        </w:rPr>
+        <w:t>Skill level in video games scores:</w:t>
+      </w:r>
+    </w:p>
+    <w:p>
+      <w:pPr>
+        <w:pStyle w:val="ListParagraph"/>
+        <w:numPr>
+          <w:ilvl w:val="0"/>
+          <w:numId w:val="1"/>
+        </w:numPr>
+        <w:rPr>
+          <w:sz w:val="34"/>
+          <w:szCs w:val="34"/>
+        </w:rPr>
+      </w:pPr>
+      <w:r>
+        <w:rPr>
+          <w:sz w:val="34"/>
+          <w:szCs w:val="34"/>
+        </w:rPr>
+        <w:t>Good 72.2% (13 responses)</w:t>
+      </w:r>
+    </w:p>
+    <w:p>
+      <w:pPr>
+        <w:pStyle w:val="ListParagraph"/>
+        <w:numPr>
+          <w:ilvl w:val="0"/>
+          <w:numId w:val="1"/>
+        </w:numPr>
+        <w:rPr>
+          <w:sz w:val="34"/>
+          <w:szCs w:val="34"/>
+        </w:rPr>
+      </w:pPr>
+      <w:r>
+        <w:rPr>
+          <w:sz w:val="34"/>
+          <w:szCs w:val="34"/>
+        </w:rPr>
+        <w:t>Excellent 22.2% (4 responses)</w:t>
+      </w:r>
+    </w:p>
+    <w:p>
+      <w:pPr>
+        <w:pStyle w:val="ListParagraph"/>
+        <w:numPr>
+          <w:ilvl w:val="0"/>
+          <w:numId w:val="1"/>
+        </w:numPr>
+        <w:rPr>
+          <w:sz w:val="34"/>
+          <w:szCs w:val="34"/>
+        </w:rPr>
+      </w:pPr>
+      <w:r>
+        <w:rPr>
+          <w:sz w:val="34"/>
+          <w:szCs w:val="34"/>
+        </w:rPr>
+        <w:lastRenderedPageBreak/>
+        <w:t>Average 5.6% (1 response)</w:t>
+      </w:r>
+    </w:p>
+    <w:p>
+      <w:pPr>
+        <w:rPr>
+          <w:sz w:val="34"/>
+          <w:szCs w:val="34"/>
+        </w:rPr>
+      </w:pPr>
+    </w:p>
+    <w:p>
+      <w:pPr>
+        <w:rPr>
+          <w:sz w:val="34"/>
+          <w:szCs w:val="34"/>
+        </w:rPr>
+      </w:pPr>
+      <w:r>
+        <w:rPr>
+          <w:sz w:val="34"/>
+          <w:szCs w:val="34"/>
+        </w:rPr>
+        <w:t>How often do people play games:</w:t>
+      </w:r>
+    </w:p>
+    <w:p>
+      <w:pPr>
+        <w:pStyle w:val="ListParagraph"/>
+        <w:numPr>
+          <w:ilvl w:val="0"/>
+          <w:numId w:val="1"/>
+        </w:numPr>
+        <w:rPr>
+          <w:sz w:val="34"/>
+          <w:szCs w:val="34"/>
+        </w:rPr>
+      </w:pPr>
+      <w:r>
+        <w:rPr>
+          <w:sz w:val="34"/>
+          <w:szCs w:val="34"/>
+        </w:rPr>
+        <w:t>44.4% (8 responses)</w:t>
+      </w:r>
+    </w:p>
+    <w:p>
+      <w:pPr>
+        <w:pStyle w:val="ListParagraph"/>
+        <w:numPr>
+          <w:ilvl w:val="0"/>
+          <w:numId w:val="1"/>
+        </w:numPr>
+        <w:rPr>
+          <w:sz w:val="34"/>
+          <w:szCs w:val="34"/>
+        </w:rPr>
+      </w:pPr>
+      <w:r>
+        <w:rPr>
+          <w:sz w:val="34"/>
+          <w:szCs w:val="34"/>
+        </w:rPr>
+        <w:t>27.8% (5 responses)</w:t>
+      </w:r>
+    </w:p>
+    <w:p>
+      <w:pPr>
+        <w:pStyle w:val="ListParagraph"/>
+        <w:numPr>
+          <w:ilvl w:val="0"/>
+          <w:numId w:val="1"/>
+        </w:numPr>
+        <w:rPr>
+          <w:sz w:val="34"/>
+          <w:szCs w:val="34"/>
+        </w:rPr>
+      </w:pPr>
+      <w:r>
+        <w:rPr>
+          <w:sz w:val="34"/>
+          <w:szCs w:val="34"/>
+        </w:rPr>
+        <w:t>22.2% (</w:t>
+      </w:r>
+      <w:r>
+        <w:rPr>
+          <w:sz w:val="34"/>
+          <w:szCs w:val="34"/>
+        </w:rPr>
+        <w:t>4 responses)</w:t>
+      </w:r>
+    </w:p>
+    <w:p>
+      <w:pPr>
+        <w:pStyle w:val="ListParagraph"/>
+        <w:numPr>
+          <w:ilvl w:val="0"/>
+          <w:numId w:val="1"/>
+        </w:numPr>
+        <w:rPr>
+          <w:sz w:val="34"/>
+          <w:szCs w:val="34"/>
+        </w:rPr>
+      </w:pPr>
+      <w:r>
+        <w:rPr>
+          <w:sz w:val="34"/>
+          <w:szCs w:val="34"/>
+        </w:rPr>
+        <w:t>5.6% (1 response)</w:t>
+      </w:r>
+    </w:p>
+    <w:p>
+      <w:pPr>
+        <w:rPr>
+          <w:sz w:val="34"/>
+          <w:szCs w:val="34"/>
+        </w:rPr>
+      </w:pPr>
+    </w:p>
+    <w:p>
+      <w:pPr>
+        <w:rPr>
+          <w:sz w:val="34"/>
+          <w:szCs w:val="34"/>
+        </w:rPr>
+      </w:pPr>
+      <w:r>
+        <w:rPr>
+          <w:sz w:val="34"/>
+          <w:szCs w:val="34"/>
+        </w:rPr>
+        <w:t>How familiar are you with the following games:</w:t>
+      </w:r>
+    </w:p>
+    <w:p>
+      <w:pPr>
+        <w:pStyle w:val="ListParagraph"/>
+        <w:numPr>
+          <w:ilvl w:val="0"/>
+          <w:numId w:val="1"/>
+        </w:numPr>
+        <w:rPr>
+          <w:sz w:val="34"/>
+          <w:szCs w:val="34"/>
+        </w:rPr>
+      </w:pPr>
+      <w:r>
+        <w:rPr>
+          <w:sz w:val="34"/>
+          <w:szCs w:val="34"/>
+        </w:rPr>
+        <w:t>3D Mario (88.9%, 16 responses)</w:t>
+      </w:r>
+    </w:p>
+    <w:p>
+      <w:pPr>
+        <w:pStyle w:val="ListParagraph"/>
+        <w:numPr>
+          <w:ilvl w:val="0"/>
+          <w:numId w:val="1"/>
+        </w:numPr>
+        <w:rPr>
+          <w:sz w:val="34"/>
+          <w:szCs w:val="34"/>
+        </w:rPr>
+      </w:pPr>
+      <w:r>
+        <w:rPr>
+          <w:sz w:val="34"/>
+          <w:szCs w:val="34"/>
+        </w:rPr>
+        <w:t>3D Sonic (83.3%, 15 responses)</w:t>
+      </w:r>
+    </w:p>
+    <w:p>
+      <w:pPr>
+        <w:pStyle w:val="ListParagraph"/>
+        <w:numPr>
+          <w:ilvl w:val="0"/>
+          <w:numId w:val="1"/>
+        </w:numPr>
+        <w:rPr>
+          <w:sz w:val="34"/>
+          <w:szCs w:val="34"/>
+        </w:rPr>
+      </w:pPr>
+      <w:r>
+        <w:rPr>
+          <w:sz w:val="34"/>
+          <w:szCs w:val="34"/>
+        </w:rPr>
+        <w:t>Astro’s Playroom/Astro Bot (50%, 9 responses)</w:t>
+      </w:r>
+    </w:p>
+    <w:p>
+      <w:pPr>
+        <w:pStyle w:val="ListParagraph"/>
+        <w:numPr>
+          <w:ilvl w:val="0"/>
+          <w:numId w:val="1"/>
+        </w:numPr>
+        <w:rPr>
+          <w:sz w:val="34"/>
+          <w:szCs w:val="34"/>
+        </w:rPr>
+      </w:pPr>
+      <w:r>
+        <w:rPr>
+          <w:sz w:val="34"/>
+          <w:szCs w:val="34"/>
+        </w:rPr>
+        <w:t>Rayman 2/Rayman 3 (38.9%, 7 responses)</w:t>
+      </w:r>
+    </w:p>
+    <w:p>
+      <w:pPr>
+        <w:pStyle w:val="ListParagraph"/>
+        <w:numPr>
+          <w:ilvl w:val="0"/>
+          <w:numId w:val="1"/>
+        </w:numPr>
+        <w:rPr>
+          <w:sz w:val="34"/>
+          <w:szCs w:val="34"/>
+        </w:rPr>
+      </w:pPr>
+      <w:r>
+        <w:rPr>
+          <w:sz w:val="34"/>
+          <w:szCs w:val="34"/>
+        </w:rPr>
+        <w:t xml:space="preserve">Banjo Kazooie/Banjo </w:t>
+      </w:r>
+      <w:proofErr w:type="spellStart"/>
+      <w:r>
+        <w:rPr>
+          <w:sz w:val="34"/>
+          <w:szCs w:val="34"/>
+        </w:rPr>
+        <w:t>Tooie</w:t>
+      </w:r>
+      <w:proofErr w:type="spellEnd"/>
+      <w:r>
+        <w:rPr>
+          <w:sz w:val="34"/>
+          <w:szCs w:val="34"/>
+        </w:rPr>
+        <w:t xml:space="preserve"> (61.1%, 11 responses)</w:t>
+      </w:r>
+    </w:p>
+    <w:p>
+      <w:pPr>
+        <w:pStyle w:val="ListParagraph"/>
+        <w:numPr>
+          <w:ilvl w:val="0"/>
+          <w:numId w:val="1"/>
+        </w:numPr>
+        <w:rPr>
+          <w:sz w:val="34"/>
+          <w:szCs w:val="34"/>
+        </w:rPr>
+      </w:pPr>
+      <w:r>
+        <w:rPr>
+          <w:sz w:val="34"/>
+          <w:szCs w:val="34"/>
+        </w:rPr>
+        <w:t>Crash Bandicoot Trilogy (55.5%, 10 responses)</w:t>
+      </w:r>
+    </w:p>
+    <w:p>
+      <w:pPr>
+        <w:pStyle w:val="ListParagraph"/>
+        <w:numPr>
+          <w:ilvl w:val="0"/>
+          <w:numId w:val="1"/>
+        </w:numPr>
+        <w:rPr>
+          <w:sz w:val="34"/>
+          <w:szCs w:val="34"/>
+        </w:rPr>
+      </w:pPr>
+      <w:r>
+        <w:rPr>
+          <w:sz w:val="34"/>
+          <w:szCs w:val="34"/>
+        </w:rPr>
+        <w:t>None of the above (11.1%, 2 responses)</w:t>
+      </w:r>
+    </w:p>
+    <w:p>
+      <w:pPr>
+        <w:rPr>
+          <w:sz w:val="34"/>
+          <w:szCs w:val="34"/>
+        </w:rPr>
+      </w:pPr>
+    </w:p>
+    <w:p>
+      <w:pPr>
+        <w:rPr>
+          <w:sz w:val="34"/>
+          <w:szCs w:val="34"/>
+        </w:rPr>
+      </w:pPr>
+      <w:r>
+        <w:rPr>
+          <w:sz w:val="34"/>
+          <w:szCs w:val="34"/>
+        </w:rPr>
+        <w:t>How familiar are you with the 3D platformer genre</w:t>
+      </w:r>
+    </w:p>
+    <w:p>
+      <w:pPr>
+        <w:rPr>
+          <w:sz w:val="34"/>
+          <w:szCs w:val="34"/>
+        </w:rPr>
+      </w:pPr>
+      <w:r>
+        <w:rPr>
+          <w:sz w:val="34"/>
+          <w:szCs w:val="34"/>
+        </w:rPr>
+        <w:t>3/10 - (5.6%, 1 response)</w:t>
+      </w:r>
+    </w:p>
+    <w:p>
+      <w:pPr>
+        <w:rPr>
+          <w:sz w:val="34"/>
+          <w:szCs w:val="34"/>
+        </w:rPr>
+      </w:pPr>
+      <w:r>
+        <w:rPr>
+          <w:sz w:val="34"/>
+          <w:szCs w:val="34"/>
+        </w:rPr>
+        <w:t>5/10 - (5.6%, 1 response)</w:t>
+      </w:r>
+    </w:p>
+    <w:p>
+      <w:pPr>
+        <w:rPr>
+          <w:sz w:val="34"/>
+          <w:szCs w:val="34"/>
+        </w:rPr>
+      </w:pPr>
+      <w:r>
+        <w:rPr>
+          <w:sz w:val="34"/>
+          <w:szCs w:val="34"/>
+        </w:rPr>
+        <w:t>7/10 – (27.8%, 5 responses)</w:t>
+      </w:r>
+    </w:p>
+    <w:p>
+      <w:pPr>
+        <w:rPr>
+          <w:sz w:val="34"/>
+          <w:szCs w:val="34"/>
+        </w:rPr>
+      </w:pPr>
+      <w:r>
+        <w:rPr>
+          <w:sz w:val="34"/>
+          <w:szCs w:val="34"/>
+        </w:rPr>
+        <w:t>8/10 (16.7%, 3 responses)</w:t>
+      </w:r>
+    </w:p>
+    <w:p>
+      <w:pPr>
+        <w:rPr>
+          <w:sz w:val="34"/>
+          <w:szCs w:val="34"/>
+        </w:rPr>
+      </w:pPr>
+      <w:r>
+        <w:rPr>
+          <w:sz w:val="34"/>
+          <w:szCs w:val="34"/>
+        </w:rPr>
+        <w:t xml:space="preserve">9/10 (22.2%, </w:t>
+      </w:r>
+      <w:r>
+        <w:rPr>
+          <w:sz w:val="34"/>
+          <w:szCs w:val="34"/>
+        </w:rPr>
+        <w:t>4 responses)</w:t>
+      </w:r>
+    </w:p>
+    <w:p>
+      <w:pPr>
+        <w:rPr>
+          <w:sz w:val="34"/>
+          <w:szCs w:val="34"/>
+        </w:rPr>
+      </w:pPr>
+      <w:r>
+        <w:rPr>
+          <w:sz w:val="34"/>
+          <w:szCs w:val="34"/>
+        </w:rPr>
+        <w:t>10/10 (22.2%, 4 responses)</w:t>
+      </w:r>
+    </w:p>
+    <w:p>
+      <w:pPr>
+        <w:rPr>
+          <w:b/>
+          <w:bCs/>
+          <w:sz w:val="38"/>
+          <w:szCs w:val="38"/>
+          <w:u w:val="single"/>
+        </w:rPr>
+      </w:pPr>
+      <w:r>
+        <w:rPr>
+          <w:b/>
+          <w:bCs/>
+          <w:sz w:val="38"/>
+          <w:szCs w:val="38"/>
+          <w:u w:val="single"/>
+        </w:rPr>
+        <w:lastRenderedPageBreak/>
+        <w:t>USER 1</w:t>
+      </w:r>
+    </w:p>
+    <w:p>
+      <w:pPr>
+        <w:rPr>
+          <w:sz w:val="34"/>
+          <w:szCs w:val="34"/>
+        </w:rPr>
+      </w:pPr>
+      <w:r>
+        <w:rPr>
+          <w:sz w:val="34"/>
+          <w:szCs w:val="34"/>
+        </w:rPr>
+        <w:t>How would you rate your skill level in video games?</w:t>
+      </w:r>
+    </w:p>
+    <w:p>
+      <w:pPr>
+        <w:pStyle w:val="ListParagraph"/>
+        <w:numPr>
+          <w:ilvl w:val="0"/>
+          <w:numId w:val="1"/>
+        </w:numPr>
+        <w:rPr>
+          <w:sz w:val="34"/>
+          <w:szCs w:val="34"/>
+        </w:rPr>
+      </w:pPr>
+      <w:r>
+        <w:rPr>
+          <w:sz w:val="34"/>
+          <w:szCs w:val="34"/>
+        </w:rPr>
+        <w:t>Excellent</w:t>
+      </w:r>
+    </w:p>
+    <w:p>
+      <w:pPr>
+        <w:rPr>
+          <w:sz w:val="34"/>
+          <w:szCs w:val="34"/>
+        </w:rPr>
+      </w:pPr>
+      <w:r>
+        <w:rPr>
+          <w:sz w:val="34"/>
+          <w:szCs w:val="34"/>
+        </w:rPr>
+        <w:t>How often do you play games?</w:t>
+      </w:r>
+    </w:p>
+    <w:p>
+      <w:pPr>
+        <w:pStyle w:val="ListParagraph"/>
+        <w:numPr>
+          <w:ilvl w:val="0"/>
+          <w:numId w:val="1"/>
+        </w:numPr>
+        <w:rPr>
+          <w:sz w:val="34"/>
+          <w:szCs w:val="34"/>
+        </w:rPr>
+      </w:pPr>
+      <w:r>
+        <w:rPr>
+          <w:sz w:val="34"/>
+          <w:szCs w:val="34"/>
+        </w:rPr>
+        <w:t>Few hours a day</w:t>
+      </w:r>
+    </w:p>
+    <w:p>
+      <w:pPr>
+        <w:rPr>
+          <w:sz w:val="34"/>
+          <w:szCs w:val="34"/>
+        </w:rPr>
+      </w:pPr>
+    </w:p>
+    <w:p>
+      <w:pPr>
+        <w:rPr>
+          <w:sz w:val="34"/>
+          <w:szCs w:val="34"/>
+        </w:rPr>
+      </w:pPr>
+      <w:r>
+        <w:rPr>
+          <w:sz w:val="34"/>
+          <w:szCs w:val="34"/>
+        </w:rPr>
+        <w:drawing>
+          <wp:inline distT="0" distB="0" distL="0" distR="0" wp14:anchorId="17A4BDFE" wp14:editId="26197C90">
+            <wp:extent cx="3915321" cy="3267531"/>
+            <wp:effectExtent l="0" t="0" r="9525" b="9525"/>
+            <wp:docPr id="120932105" name="Picture 1"/>
+            <wp:cNvGraphicFramePr>
+              <a:graphicFrameLocks xmlns:a="http://schemas.openxmlformats.org/drawingml/2006/main" noChangeAspect="1"/>
+            </wp:cNvGraphicFramePr>
+            <a:graphic xmlns:a="http://schemas.openxmlformats.org/drawingml/2006/main">
+              <a:graphicData uri="http://schemas.openxmlformats.org/drawingml/2006/picture">
+                <pic:pic xmlns:pic="http://schemas.openxmlformats.org/drawingml/2006/picture">
+                  <pic:nvPicPr>
+                    <pic:cNvPr id="120932105" name=""/>
+                    <pic:cNvPicPr/>
+                  </pic:nvPicPr>
+                  <pic:blipFill>
+                    <a:blip r:embed="rId5"/>
+                    <a:stretch>
+                      <a:fillRect/>
+                    </a:stretch>
+                  </pic:blipFill>
+                  <pic:spPr>
+                    <a:xfrm>
+                      <a:off x="0" y="0"/>
+                      <a:ext cx="3915321" cy="3267531"/>
+                    </a:xfrm>
+                    <a:prstGeom prst="rect">
+                      <a:avLst/>
+                    </a:prstGeom>
+                  </pic:spPr>
+                </pic:pic>
+              </a:graphicData>
+            </a:graphic>
+          </wp:inline>
+        </w:drawing>
+      </w:r>
+    </w:p>
+    <w:p>
+      <w:pPr>
+        <w:rPr>
+          <w:sz w:val="34"/>
+          <w:szCs w:val="34"/>
+        </w:rPr>
+      </w:pPr>
+      <w:r>
+        <w:rPr>
+          <w:sz w:val="34"/>
+          <w:szCs w:val="34"/>
+        </w:rPr>
+        <w:t>How familiar are you with the 3D Platformer Genre (Scale of 1 to 10)?</w:t>
+      </w:r>
+    </w:p>
+    <w:p>
+      <w:pPr>
+        <w:pStyle w:val="ListParagraph"/>
+        <w:numPr>
+          <w:ilvl w:val="0"/>
+          <w:numId w:val="1"/>
+        </w:numPr>
+        <w:rPr>
+          <w:sz w:val="34"/>
+          <w:szCs w:val="34"/>
+        </w:rPr>
+      </w:pPr>
+      <w:r>
+        <w:rPr>
+          <w:sz w:val="34"/>
+          <w:szCs w:val="34"/>
+        </w:rPr>
+        <w:t>9/10</w:t>
+      </w:r>
+    </w:p>
+    <w:p>
+      <w:pPr>
+        <w:rPr>
+          <w:sz w:val="34"/>
+          <w:szCs w:val="34"/>
+        </w:rPr>
+      </w:pPr>
+    </w:p>
+    <w:p>
+      <w:pPr>
+        <w:rPr>
+          <w:sz w:val="34"/>
+          <w:szCs w:val="34"/>
+        </w:rPr>
+      </w:pPr>
+      <w:r>
+        <w:rPr>
+          <w:sz w:val="34"/>
+          <w:szCs w:val="34"/>
+        </w:rPr>
+        <w:t>Were you aware about the concept of Procedural Generation before this game?</w:t>
+      </w:r>
+    </w:p>
+    <w:p>
+      <w:pPr>
+        <w:pStyle w:val="ListParagraph"/>
+        <w:numPr>
+          <w:ilvl w:val="0"/>
+          <w:numId w:val="1"/>
+        </w:numPr>
+        <w:rPr>
+          <w:sz w:val="34"/>
+          <w:szCs w:val="34"/>
+        </w:rPr>
+      </w:pPr>
+      <w:r>
+        <w:rPr>
+          <w:sz w:val="34"/>
+          <w:szCs w:val="34"/>
+        </w:rPr>
+        <w:t>Yes</w:t>
+      </w:r>
+    </w:p>
+    <w:p>
+      <w:pPr>
+        <w:rPr>
+          <w:sz w:val="34"/>
+          <w:szCs w:val="34"/>
+        </w:rPr>
+      </w:pPr>
+    </w:p>
+    <w:p>
+      <w:pPr>
+        <w:rPr>
+          <w:sz w:val="34"/>
+          <w:szCs w:val="34"/>
+        </w:rPr>
+      </w:pPr>
+      <w:r>
+        <w:rPr>
+          <w:sz w:val="34"/>
+          <w:szCs w:val="34"/>
+        </w:rPr>
+        <w:lastRenderedPageBreak/>
+        <w:t>How much did you enjoy the level (scale of 1 to 10)</w:t>
+      </w:r>
+    </w:p>
+    <w:p>
+      <w:pPr>
+        <w:pStyle w:val="ListParagraph"/>
+        <w:numPr>
+          <w:ilvl w:val="0"/>
+          <w:numId w:val="1"/>
+        </w:numPr>
+        <w:rPr>
+          <w:sz w:val="34"/>
+          <w:szCs w:val="34"/>
+        </w:rPr>
+      </w:pPr>
+      <w:r>
+        <w:rPr>
+          <w:sz w:val="34"/>
+          <w:szCs w:val="34"/>
+        </w:rPr>
+        <w:t>7/10</w:t>
+      </w:r>
+    </w:p>
+    <w:p>
+      <w:pPr>
+        <w:rPr>
+          <w:sz w:val="34"/>
+          <w:szCs w:val="34"/>
+        </w:rPr>
+      </w:pPr>
+    </w:p>
+    <w:p>
+      <w:pPr>
+        <w:rPr>
+          <w:sz w:val="34"/>
+          <w:szCs w:val="34"/>
+        </w:rPr>
+      </w:pPr>
+      <w:r>
+        <w:rPr>
+          <w:sz w:val="34"/>
+          <w:szCs w:val="34"/>
+        </w:rPr>
+        <w:t>What did you appreciate and/or detest about the level and/or want to see improved about the level?</w:t>
+      </w:r>
+    </w:p>
+    <w:p>
+      <w:pPr>
+        <w:pStyle w:val="ListParagraph"/>
+        <w:ind w:left="1080"/>
+        <w:rPr>
+          <w:sz w:val="34"/>
+          <w:szCs w:val="34"/>
+        </w:rPr>
+      </w:pPr>
+      <w:r>
+        <w:rPr>
+          <w:sz w:val="34"/>
+          <w:szCs w:val="34"/>
+        </w:rPr>
+        <w:t xml:space="preserve">A: </w:t>
+      </w:r>
+      <w:r>
+        <w:rPr>
+          <w:sz w:val="34"/>
+          <w:szCs w:val="34"/>
+        </w:rPr>
+        <w:t>The level worked for the most part, but had a couple points where landing on spikes was almost unavoidable</w:t>
+      </w:r>
+    </w:p>
+    <w:p>
+      <w:pPr>
+        <w:rPr>
+          <w:sz w:val="34"/>
+          <w:szCs w:val="34"/>
+        </w:rPr>
+      </w:pPr>
+    </w:p>
+    <w:p>
+      <w:pPr>
+        <w:rPr>
+          <w:sz w:val="34"/>
+          <w:szCs w:val="34"/>
+        </w:rPr>
+      </w:pPr>
+      <w:r>
+        <w:rPr>
+          <w:sz w:val="34"/>
+          <w:szCs w:val="34"/>
+        </w:rPr>
+        <w:t>On a scale of 1 to 10, how manageable did you find the ability to change the level's rules?</w:t>
+      </w:r>
+    </w:p>
+    <w:p>
+      <w:pPr>
+        <w:pStyle w:val="ListParagraph"/>
+        <w:numPr>
+          <w:ilvl w:val="0"/>
+          <w:numId w:val="1"/>
+        </w:numPr>
+        <w:rPr>
+          <w:sz w:val="34"/>
+          <w:szCs w:val="34"/>
+        </w:rPr>
+      </w:pPr>
+      <w:r>
+        <w:rPr>
+          <w:sz w:val="34"/>
+          <w:szCs w:val="34"/>
+        </w:rPr>
+        <w:t>7/10</w:t>
+      </w:r>
+    </w:p>
+    <w:p>
+      <w:pPr>
+        <w:rPr>
+          <w:sz w:val="34"/>
+          <w:szCs w:val="34"/>
+        </w:rPr>
+      </w:pPr>
+    </w:p>
+    <w:p>
+      <w:pPr>
+        <w:rPr>
+          <w:sz w:val="34"/>
+          <w:szCs w:val="34"/>
+        </w:rPr>
+      </w:pPr>
+      <w:r>
+        <w:rPr>
+          <w:sz w:val="34"/>
+          <w:szCs w:val="34"/>
+        </w:rPr>
+        <w:t>On a scale of 1 to 10, how accurate was the difficulty based on the rules you selected?</w:t>
+      </w:r>
+    </w:p>
+    <w:p>
+      <w:pPr>
+        <w:pStyle w:val="ListParagraph"/>
+        <w:numPr>
+          <w:ilvl w:val="0"/>
+          <w:numId w:val="1"/>
+        </w:numPr>
+        <w:rPr>
+          <w:sz w:val="34"/>
+          <w:szCs w:val="34"/>
+        </w:rPr>
+      </w:pPr>
+      <w:r>
+        <w:rPr>
+          <w:sz w:val="34"/>
+          <w:szCs w:val="34"/>
+        </w:rPr>
+        <w:t>6/10</w:t>
+      </w:r>
+    </w:p>
+    <w:p>
+      <w:pPr>
+        <w:rPr>
+          <w:sz w:val="34"/>
+          <w:szCs w:val="34"/>
+        </w:rPr>
+      </w:pPr>
+    </w:p>
+    <w:p>
+      <w:pPr>
+        <w:rPr>
+          <w:b/>
+          <w:bCs/>
+          <w:sz w:val="38"/>
+          <w:szCs w:val="38"/>
+          <w:u w:val="single"/>
+        </w:rPr>
+      </w:pPr>
+      <w:r>
+        <w:rPr>
+          <w:b/>
+          <w:bCs/>
+          <w:sz w:val="38"/>
+          <w:szCs w:val="38"/>
+          <w:u w:val="single"/>
+        </w:rPr>
+        <w:t xml:space="preserve">USER </w:t>
+      </w:r>
+      <w:r>
+        <w:rPr>
+          <w:b/>
+          <w:bCs/>
+          <w:sz w:val="38"/>
+          <w:szCs w:val="38"/>
+          <w:u w:val="single"/>
+        </w:rPr>
+        <w:t>2</w:t>
+      </w:r>
+    </w:p>
+    <w:p>
+      <w:pPr>
+        <w:rPr>
+          <w:sz w:val="34"/>
+          <w:szCs w:val="34"/>
+        </w:rPr>
+      </w:pPr>
+      <w:r>
+        <w:rPr>
+          <w:sz w:val="34"/>
+          <w:szCs w:val="34"/>
+        </w:rPr>
+        <w:t>How would you rate your skill level in video games?</w:t>
+      </w:r>
+    </w:p>
+    <w:p>
+      <w:pPr>
+        <w:pStyle w:val="ListParagraph"/>
+        <w:numPr>
+          <w:ilvl w:val="0"/>
+          <w:numId w:val="1"/>
+        </w:numPr>
+        <w:rPr>
+          <w:sz w:val="34"/>
+          <w:szCs w:val="34"/>
+        </w:rPr>
+      </w:pPr>
+      <w:r>
+        <w:rPr>
+          <w:sz w:val="34"/>
+          <w:szCs w:val="34"/>
+        </w:rPr>
+        <w:t>Good</w:t>
+      </w:r>
+    </w:p>
+    <w:p>
+      <w:pPr>
+        <w:rPr>
+          <w:sz w:val="34"/>
+          <w:szCs w:val="34"/>
+        </w:rPr>
+      </w:pPr>
+      <w:r>
+        <w:rPr>
+          <w:sz w:val="34"/>
+          <w:szCs w:val="34"/>
+        </w:rPr>
+        <w:t>How often do you play games?</w:t>
+      </w:r>
+    </w:p>
+    <w:p>
+      <w:pPr>
+        <w:pStyle w:val="ListParagraph"/>
+        <w:numPr>
+          <w:ilvl w:val="0"/>
+          <w:numId w:val="1"/>
+        </w:numPr>
+        <w:rPr>
+          <w:sz w:val="34"/>
+          <w:szCs w:val="34"/>
+        </w:rPr>
+      </w:pPr>
+      <w:r>
+        <w:rPr>
+          <w:sz w:val="34"/>
+          <w:szCs w:val="34"/>
+        </w:rPr>
+        <w:t>Few hours a day</w:t>
+      </w:r>
+    </w:p>
+    <w:p>
+      <w:pPr>
+        <w:rPr>
+          <w:sz w:val="34"/>
+          <w:szCs w:val="34"/>
+        </w:rPr>
+      </w:pPr>
+    </w:p>
+    <w:p>
+      <w:pPr>
+        <w:rPr>
+          <w:sz w:val="34"/>
+          <w:szCs w:val="34"/>
+        </w:rPr>
+      </w:pPr>
+      <w:r>
+        <w:rPr>
+          <w:sz w:val="34"/>
+          <w:szCs w:val="34"/>
+        </w:rPr>
+        <w:lastRenderedPageBreak/>
+        <w:drawing>
+          <wp:inline distT="0" distB="0" distL="0" distR="0" wp14:anchorId="2FEF1CD7" wp14:editId="033242AB">
+            <wp:extent cx="4315427" cy="3162741"/>
+            <wp:effectExtent l="0" t="0" r="9525" b="0"/>
+            <wp:docPr id="26804925" name="Picture 1"/>
+            <wp:cNvGraphicFramePr>
+              <a:graphicFrameLocks xmlns:a="http://schemas.openxmlformats.org/drawingml/2006/main" noChangeAspect="1"/>
+            </wp:cNvGraphicFramePr>
+            <a:graphic xmlns:a="http://schemas.openxmlformats.org/drawingml/2006/main">
+              <a:graphicData uri="http://schemas.openxmlformats.org/drawingml/2006/picture">
+                <pic:pic xmlns:pic="http://schemas.openxmlformats.org/drawingml/2006/picture">
+                  <pic:nvPicPr>
+                    <pic:cNvPr id="26804925" name=""/>
+                    <pic:cNvPicPr/>
+                  </pic:nvPicPr>
+                  <pic:blipFill>
+                    <a:blip r:embed="rId6"/>
+                    <a:stretch>
+                      <a:fillRect/>
+                    </a:stretch>
+                  </pic:blipFill>
+                  <pic:spPr>
+                    <a:xfrm>
+                      <a:off x="0" y="0"/>
+                      <a:ext cx="4315427" cy="3162741"/>
+                    </a:xfrm>
+                    <a:prstGeom prst="rect">
+                      <a:avLst/>
+                    </a:prstGeom>
+                  </pic:spPr>
+                </pic:pic>
+              </a:graphicData>
+            </a:graphic>
+          </wp:inline>
+        </w:drawing>
+      </w:r>
+    </w:p>
+    <w:p>
+      <w:pPr>
+        <w:rPr>
+          <w:sz w:val="34"/>
+          <w:szCs w:val="34"/>
+        </w:rPr>
+      </w:pPr>
+      <w:r>
+        <w:rPr>
+          <w:sz w:val="34"/>
+          <w:szCs w:val="34"/>
+        </w:rPr>
+        <w:t>How familiar are you with the 3D Platformer Genre (Scale of 1 to 10)?</w:t>
+      </w:r>
+    </w:p>
+    <w:p>
+      <w:pPr>
+        <w:pStyle w:val="ListParagraph"/>
+        <w:numPr>
+          <w:ilvl w:val="0"/>
+          <w:numId w:val="1"/>
+        </w:numPr>
+        <w:rPr>
+          <w:sz w:val="34"/>
+          <w:szCs w:val="34"/>
+        </w:rPr>
+      </w:pPr>
+      <w:r>
+        <w:rPr>
+          <w:sz w:val="34"/>
+          <w:szCs w:val="34"/>
+        </w:rPr>
+        <w:t>10</w:t>
+      </w:r>
+      <w:r>
+        <w:rPr>
+          <w:sz w:val="34"/>
+          <w:szCs w:val="34"/>
+        </w:rPr>
+        <w:t>/10</w:t>
+      </w:r>
+    </w:p>
+    <w:p>
+      <w:pPr>
+        <w:rPr>
+          <w:sz w:val="34"/>
+          <w:szCs w:val="34"/>
+        </w:rPr>
+      </w:pPr>
+    </w:p>
+    <w:p>
+      <w:pPr>
+        <w:rPr>
+          <w:sz w:val="34"/>
+          <w:szCs w:val="34"/>
+        </w:rPr>
+      </w:pPr>
+      <w:r>
+        <w:rPr>
+          <w:sz w:val="34"/>
+          <w:szCs w:val="34"/>
+        </w:rPr>
+        <w:t>Were you aware about the concept of Procedural Generation before this game?</w:t>
+      </w:r>
+    </w:p>
+    <w:p>
+      <w:pPr>
+        <w:pStyle w:val="ListParagraph"/>
+        <w:numPr>
+          <w:ilvl w:val="0"/>
+          <w:numId w:val="1"/>
+        </w:numPr>
+        <w:rPr>
+          <w:sz w:val="34"/>
+          <w:szCs w:val="34"/>
+        </w:rPr>
+      </w:pPr>
+      <w:r>
+        <w:rPr>
+          <w:sz w:val="34"/>
+          <w:szCs w:val="34"/>
+        </w:rPr>
+        <w:t>Yes</w:t>
+      </w:r>
+    </w:p>
+    <w:p>
+      <w:pPr>
+        <w:rPr>
+          <w:sz w:val="34"/>
+          <w:szCs w:val="34"/>
+        </w:rPr>
+      </w:pPr>
+    </w:p>
+    <w:p>
+      <w:pPr>
+        <w:rPr>
+          <w:sz w:val="34"/>
+          <w:szCs w:val="34"/>
+        </w:rPr>
+      </w:pPr>
+      <w:r>
+        <w:rPr>
+          <w:sz w:val="34"/>
+          <w:szCs w:val="34"/>
+        </w:rPr>
+        <w:t>How much did you enjoy the level (scale of 1 to 10)</w:t>
+      </w:r>
+    </w:p>
+    <w:p>
+      <w:pPr>
+        <w:pStyle w:val="ListParagraph"/>
+        <w:numPr>
+          <w:ilvl w:val="0"/>
+          <w:numId w:val="1"/>
+        </w:numPr>
+        <w:rPr>
+          <w:sz w:val="34"/>
+          <w:szCs w:val="34"/>
+        </w:rPr>
+      </w:pPr>
+      <w:r>
+        <w:rPr>
+          <w:sz w:val="34"/>
+          <w:szCs w:val="34"/>
+        </w:rPr>
+        <w:t>8</w:t>
+      </w:r>
+      <w:r>
+        <w:rPr>
+          <w:sz w:val="34"/>
+          <w:szCs w:val="34"/>
+        </w:rPr>
+        <w:t>/10</w:t>
+      </w:r>
+    </w:p>
+    <w:p>
+      <w:pPr>
+        <w:rPr>
+          <w:sz w:val="34"/>
+          <w:szCs w:val="34"/>
+        </w:rPr>
+      </w:pPr>
+    </w:p>
+    <w:p>
+      <w:pPr>
+        <w:rPr>
+          <w:sz w:val="34"/>
+          <w:szCs w:val="34"/>
+        </w:rPr>
+      </w:pPr>
+      <w:r>
+        <w:rPr>
+          <w:sz w:val="34"/>
+          <w:szCs w:val="34"/>
+        </w:rPr>
+        <w:t>What did you appreciate and/or detest about the level and/or want to see improved about the level?</w:t>
+      </w:r>
+    </w:p>
+    <w:p>
+      <w:pPr>
+        <w:pStyle w:val="ListParagraph"/>
+        <w:ind w:left="1080"/>
+        <w:rPr>
+          <w:sz w:val="34"/>
+          <w:szCs w:val="34"/>
+        </w:rPr>
+      </w:pPr>
+      <w:r>
+        <w:rPr>
+          <w:sz w:val="34"/>
+          <w:szCs w:val="34"/>
+        </w:rPr>
+        <w:t xml:space="preserve">A: </w:t>
+      </w:r>
+      <w:r>
+        <w:rPr>
+          <w:sz w:val="34"/>
+          <w:szCs w:val="34"/>
+        </w:rPr>
+        <w:t xml:space="preserve">I liked it. I don't see many 3D platformers that are procedurally generated, so this is a bit more unique. I </w:t>
+      </w:r>
+      <w:r>
+        <w:rPr>
+          <w:sz w:val="34"/>
+          <w:szCs w:val="34"/>
+        </w:rPr>
+        <w:lastRenderedPageBreak/>
+        <w:t>think the generation could be improved to be a little bit more open, as right now it feels a bit too like a road of some sort with turns, obstacles and such. But overall, good. I could see this becoming an addictive game.</w:t>
+      </w:r>
+    </w:p>
+    <w:p>
+      <w:pPr>
+        <w:rPr>
+          <w:sz w:val="34"/>
+          <w:szCs w:val="34"/>
+        </w:rPr>
+      </w:pPr>
+    </w:p>
+    <w:p>
+      <w:pPr>
+        <w:rPr>
+          <w:sz w:val="34"/>
+          <w:szCs w:val="34"/>
+        </w:rPr>
+      </w:pPr>
+      <w:r>
+        <w:rPr>
+          <w:sz w:val="34"/>
+          <w:szCs w:val="34"/>
+        </w:rPr>
+        <w:t>On a scale of 1 to 10, how manageable did you find the ability to change the level's rules?</w:t>
+      </w:r>
+    </w:p>
+    <w:p>
+      <w:pPr>
+        <w:pStyle w:val="ListParagraph"/>
+        <w:numPr>
+          <w:ilvl w:val="0"/>
+          <w:numId w:val="1"/>
+        </w:numPr>
+        <w:rPr>
+          <w:sz w:val="34"/>
+          <w:szCs w:val="34"/>
+        </w:rPr>
+      </w:pPr>
+      <w:r>
+        <w:rPr>
+          <w:sz w:val="34"/>
+          <w:szCs w:val="34"/>
+        </w:rPr>
+        <w:t>8</w:t>
+      </w:r>
+      <w:r>
+        <w:rPr>
+          <w:sz w:val="34"/>
+          <w:szCs w:val="34"/>
+        </w:rPr>
+        <w:t>/10</w:t>
+      </w:r>
+    </w:p>
+    <w:p>
+      <w:pPr>
+        <w:rPr>
+          <w:sz w:val="34"/>
+          <w:szCs w:val="34"/>
+        </w:rPr>
+      </w:pPr>
+    </w:p>
+    <w:p>
+      <w:pPr>
+        <w:rPr>
+          <w:sz w:val="34"/>
+          <w:szCs w:val="34"/>
+        </w:rPr>
+      </w:pPr>
+      <w:r>
+        <w:rPr>
+          <w:sz w:val="34"/>
+          <w:szCs w:val="34"/>
+        </w:rPr>
+        <w:t>On a scale of 1 to 10, how accurate was the difficulty based on the rules you selected?</w:t>
+      </w:r>
+    </w:p>
+    <w:p>
+      <w:pPr>
+        <w:pStyle w:val="ListParagraph"/>
+        <w:numPr>
+          <w:ilvl w:val="0"/>
+          <w:numId w:val="1"/>
+        </w:numPr>
+        <w:rPr>
+          <w:sz w:val="34"/>
+          <w:szCs w:val="34"/>
+        </w:rPr>
+      </w:pPr>
+      <w:r>
+        <w:rPr>
+          <w:sz w:val="34"/>
+          <w:szCs w:val="34"/>
+        </w:rPr>
+        <w:t>8</w:t>
+      </w:r>
+      <w:r>
+        <w:rPr>
+          <w:sz w:val="34"/>
+          <w:szCs w:val="34"/>
+        </w:rPr>
+        <w:t>/10</w:t>
+      </w:r>
+    </w:p>
+    <w:p>
+      <w:pPr>
+        <w:rPr>
+          <w:sz w:val="34"/>
+          <w:szCs w:val="34"/>
+        </w:rPr>
+      </w:pPr>
+    </w:p>
+    <w:p>
+      <w:pPr>
+        <w:rPr>
+          <w:sz w:val="34"/>
+          <w:szCs w:val="34"/>
+        </w:rPr>
+      </w:pPr>
+      <w:r>
+        <w:rPr>
+          <w:sz w:val="34"/>
+          <w:szCs w:val="34"/>
+        </w:rPr>
+        <w:t>What did you appreciate about the UI to modify the level's parameters and/or want to see improved? (OPTIONAL)</w:t>
+      </w:r>
+    </w:p>
+    <w:p>
+      <w:pPr>
+        <w:pStyle w:val="ListParagraph"/>
+        <w:numPr>
+          <w:ilvl w:val="0"/>
+          <w:numId w:val="1"/>
+        </w:numPr>
+        <w:rPr>
+          <w:sz w:val="34"/>
+          <w:szCs w:val="34"/>
+        </w:rPr>
+      </w:pPr>
+      <w:r>
+        <w:rPr>
+          <w:sz w:val="34"/>
+          <w:szCs w:val="34"/>
+        </w:rPr>
+        <w:t xml:space="preserve">A: </w:t>
+      </w:r>
+      <w:r>
+        <w:rPr>
+          <w:sz w:val="34"/>
+          <w:szCs w:val="34"/>
+        </w:rPr>
+        <w:t>I like the level of precision it allows. Though, I think there should be presets of some sort, for varying levels of difficulty. Then, maybe you could make your own presets based off those.</w:t>
+      </w:r>
+    </w:p>
+    <w:p>
+      <w:pPr>
+        <w:rPr>
+          <w:sz w:val="34"/>
+          <w:szCs w:val="34"/>
+        </w:rPr>
+      </w:pPr>
+    </w:p>
+    <w:p>
+      <w:pPr>
+        <w:rPr>
+          <w:b/>
+          <w:bCs/>
+          <w:sz w:val="38"/>
+          <w:szCs w:val="38"/>
+          <w:u w:val="single"/>
+        </w:rPr>
+      </w:pPr>
+      <w:r>
+        <w:rPr>
+          <w:b/>
+          <w:bCs/>
+          <w:sz w:val="38"/>
+          <w:szCs w:val="38"/>
+          <w:u w:val="single"/>
+        </w:rPr>
+        <w:t xml:space="preserve">USER </w:t>
+      </w:r>
+      <w:r>
+        <w:rPr>
+          <w:b/>
+          <w:bCs/>
+          <w:sz w:val="38"/>
+          <w:szCs w:val="38"/>
+          <w:u w:val="single"/>
+        </w:rPr>
+        <w:t>3</w:t>
+      </w:r>
+    </w:p>
+    <w:p>
+      <w:pPr>
+        <w:rPr>
+          <w:sz w:val="34"/>
+          <w:szCs w:val="34"/>
+        </w:rPr>
+      </w:pPr>
+      <w:r>
+        <w:rPr>
+          <w:sz w:val="34"/>
+          <w:szCs w:val="34"/>
+        </w:rPr>
+        <w:t>How would you rate your skill level in video games?</w:t>
+      </w:r>
+    </w:p>
+    <w:p>
+      <w:pPr>
+        <w:pStyle w:val="ListParagraph"/>
+        <w:numPr>
+          <w:ilvl w:val="0"/>
+          <w:numId w:val="1"/>
+        </w:numPr>
+        <w:rPr>
+          <w:sz w:val="34"/>
+          <w:szCs w:val="34"/>
+        </w:rPr>
+      </w:pPr>
+      <w:r>
+        <w:rPr>
+          <w:sz w:val="34"/>
+          <w:szCs w:val="34"/>
+        </w:rPr>
+        <w:t>Good</w:t>
+      </w:r>
+    </w:p>
+    <w:p>
+      <w:pPr>
+        <w:rPr>
+          <w:sz w:val="34"/>
+          <w:szCs w:val="34"/>
+        </w:rPr>
+      </w:pPr>
+      <w:r>
+        <w:rPr>
+          <w:sz w:val="34"/>
+          <w:szCs w:val="34"/>
+        </w:rPr>
+        <w:t>How often do you play games?</w:t>
+      </w:r>
+    </w:p>
+    <w:p>
+      <w:pPr>
+        <w:pStyle w:val="ListParagraph"/>
+        <w:numPr>
+          <w:ilvl w:val="0"/>
+          <w:numId w:val="1"/>
+        </w:numPr>
+        <w:rPr>
+          <w:sz w:val="34"/>
+          <w:szCs w:val="34"/>
+        </w:rPr>
+      </w:pPr>
+      <w:r>
+        <w:rPr>
+          <w:sz w:val="34"/>
+          <w:szCs w:val="34"/>
+        </w:rPr>
+        <w:lastRenderedPageBreak/>
+        <w:t xml:space="preserve">Few </w:t>
+      </w:r>
+      <w:r>
+        <w:rPr>
+          <w:sz w:val="34"/>
+          <w:szCs w:val="34"/>
+        </w:rPr>
+        <w:t>times a week</w:t>
+      </w:r>
+    </w:p>
+    <w:p>
+      <w:pPr>
+        <w:rPr>
+          <w:sz w:val="34"/>
+          <w:szCs w:val="34"/>
+        </w:rPr>
+      </w:pPr>
+    </w:p>
+    <w:p>
+      <w:pPr>
+        <w:rPr>
+          <w:sz w:val="34"/>
+          <w:szCs w:val="34"/>
+        </w:rPr>
+      </w:pPr>
+      <w:r>
+        <w:rPr>
+          <w:sz w:val="34"/>
+          <w:szCs w:val="34"/>
+        </w:rPr>
+        <w:drawing>
+          <wp:inline distT="0" distB="0" distL="0" distR="0" wp14:anchorId="416DFA67" wp14:editId="332C10C5">
+            <wp:extent cx="4220164" cy="3086531"/>
+            <wp:effectExtent l="0" t="0" r="9525" b="0"/>
+            <wp:docPr id="1550325528" name="Picture 1"/>
+            <wp:cNvGraphicFramePr>
+              <a:graphicFrameLocks xmlns:a="http://schemas.openxmlformats.org/drawingml/2006/main" noChangeAspect="1"/>
+            </wp:cNvGraphicFramePr>
+            <a:graphic xmlns:a="http://schemas.openxmlformats.org/drawingml/2006/main">
+              <a:graphicData uri="http://schemas.openxmlformats.org/drawingml/2006/picture">
+                <pic:pic xmlns:pic="http://schemas.openxmlformats.org/drawingml/2006/picture">
+                  <pic:nvPicPr>
+                    <pic:cNvPr id="1550325528" name=""/>
+                    <pic:cNvPicPr/>
+                  </pic:nvPicPr>
+                  <pic:blipFill>
+                    <a:blip r:embed="rId7"/>
+                    <a:stretch>
+                      <a:fillRect/>
+                    </a:stretch>
+                  </pic:blipFill>
+                  <pic:spPr>
+                    <a:xfrm>
+                      <a:off x="0" y="0"/>
+                      <a:ext cx="4220164" cy="3086531"/>
+                    </a:xfrm>
+                    <a:prstGeom prst="rect">
+                      <a:avLst/>
+                    </a:prstGeom>
+                  </pic:spPr>
+                </pic:pic>
+              </a:graphicData>
+            </a:graphic>
+          </wp:inline>
+        </w:drawing>
+      </w:r>
+    </w:p>
+    <w:p>
+      <w:pPr>
+        <w:rPr>
+          <w:sz w:val="34"/>
+          <w:szCs w:val="34"/>
+        </w:rPr>
+      </w:pPr>
+      <w:r>
+        <w:rPr>
+          <w:sz w:val="34"/>
+          <w:szCs w:val="34"/>
+        </w:rPr>
+        <w:t>How familiar are you with the 3D Platformer Genre (Scale of 1 to 10)?</w:t>
+      </w:r>
+    </w:p>
+    <w:p>
+      <w:pPr>
+        <w:pStyle w:val="ListParagraph"/>
+        <w:numPr>
+          <w:ilvl w:val="0"/>
+          <w:numId w:val="1"/>
+        </w:numPr>
+        <w:rPr>
+          <w:sz w:val="34"/>
+          <w:szCs w:val="34"/>
+        </w:rPr>
+      </w:pPr>
+      <w:r>
+        <w:rPr>
+          <w:sz w:val="34"/>
+          <w:szCs w:val="34"/>
+        </w:rPr>
+        <w:t>7</w:t>
+      </w:r>
+      <w:r>
+        <w:rPr>
+          <w:sz w:val="34"/>
+          <w:szCs w:val="34"/>
+        </w:rPr>
+        <w:t>/10</w:t>
+      </w:r>
+    </w:p>
+    <w:p>
+      <w:pPr>
+        <w:rPr>
+          <w:sz w:val="34"/>
+          <w:szCs w:val="34"/>
+        </w:rPr>
+      </w:pPr>
+    </w:p>
+    <w:p>
+      <w:pPr>
+        <w:rPr>
+          <w:sz w:val="34"/>
+          <w:szCs w:val="34"/>
+        </w:rPr>
+      </w:pPr>
+      <w:r>
+        <w:rPr>
+          <w:sz w:val="34"/>
+          <w:szCs w:val="34"/>
+        </w:rPr>
+        <w:t>Were you aware about the concept of Procedural Generation before this game?</w:t>
+      </w:r>
+    </w:p>
+    <w:p>
+      <w:pPr>
+        <w:pStyle w:val="ListParagraph"/>
+        <w:numPr>
+          <w:ilvl w:val="0"/>
+          <w:numId w:val="1"/>
+        </w:numPr>
+        <w:rPr>
+          <w:sz w:val="34"/>
+          <w:szCs w:val="34"/>
+        </w:rPr>
+      </w:pPr>
+      <w:r>
+        <w:rPr>
+          <w:sz w:val="34"/>
+          <w:szCs w:val="34"/>
+        </w:rPr>
+        <w:t>Yes</w:t>
+      </w:r>
+    </w:p>
+    <w:p>
+      <w:pPr>
+        <w:rPr>
+          <w:sz w:val="34"/>
+          <w:szCs w:val="34"/>
+        </w:rPr>
+      </w:pPr>
+    </w:p>
+    <w:p>
+      <w:pPr>
+        <w:rPr>
+          <w:sz w:val="34"/>
+          <w:szCs w:val="34"/>
+        </w:rPr>
+      </w:pPr>
+      <w:r>
+        <w:rPr>
+          <w:sz w:val="34"/>
+          <w:szCs w:val="34"/>
+        </w:rPr>
+        <w:t>How much did you enjoy the level (scale of 1 to 10)</w:t>
+      </w:r>
+    </w:p>
+    <w:p>
+      <w:pPr>
+        <w:pStyle w:val="ListParagraph"/>
+        <w:numPr>
+          <w:ilvl w:val="0"/>
+          <w:numId w:val="1"/>
+        </w:numPr>
+        <w:rPr>
+          <w:sz w:val="34"/>
+          <w:szCs w:val="34"/>
+        </w:rPr>
+      </w:pPr>
+      <w:r>
+        <w:rPr>
+          <w:sz w:val="34"/>
+          <w:szCs w:val="34"/>
+        </w:rPr>
+        <w:t>7</w:t>
+      </w:r>
+      <w:r>
+        <w:rPr>
+          <w:sz w:val="34"/>
+          <w:szCs w:val="34"/>
+        </w:rPr>
+        <w:t>/10</w:t>
+      </w:r>
+    </w:p>
+    <w:p>
+      <w:pPr>
+        <w:rPr>
+          <w:sz w:val="34"/>
+          <w:szCs w:val="34"/>
+        </w:rPr>
+      </w:pPr>
+    </w:p>
+    <w:p>
+      <w:pPr>
+        <w:rPr>
+          <w:sz w:val="34"/>
+          <w:szCs w:val="34"/>
+        </w:rPr>
+      </w:pPr>
+      <w:r>
+        <w:rPr>
+          <w:sz w:val="34"/>
+          <w:szCs w:val="34"/>
+        </w:rPr>
+        <w:lastRenderedPageBreak/>
+        <w:t>What did you appreciate and/or detest about the level and/or want to see improved about the level?</w:t>
+      </w:r>
+    </w:p>
+    <w:p>
+      <w:pPr>
+        <w:pStyle w:val="ListParagraph"/>
+        <w:ind w:left="1080"/>
+        <w:rPr>
+          <w:sz w:val="34"/>
+          <w:szCs w:val="34"/>
+        </w:rPr>
+      </w:pPr>
+      <w:r>
+        <w:rPr>
+          <w:sz w:val="34"/>
+          <w:szCs w:val="34"/>
+        </w:rPr>
+        <w:t xml:space="preserve">A: </w:t>
+      </w:r>
+      <w:r>
+        <w:rPr>
+          <w:sz w:val="34"/>
+          <w:szCs w:val="34"/>
+        </w:rPr>
+        <w:t xml:space="preserve">The level was fine. It wasn't difficult for me, but I could see it being a bit challenging to people with less experience with games. Of course, I could have upped the difficulty in the settings, but I for the most part used the default settings with slight tweaks, so that's not the </w:t>
+      </w:r>
+      <w:proofErr w:type="gramStart"/>
+      <w:r>
+        <w:rPr>
+          <w:sz w:val="34"/>
+          <w:szCs w:val="34"/>
+        </w:rPr>
+        <w:t>games</w:t>
+      </w:r>
+      <w:proofErr w:type="gramEnd"/>
+      <w:r>
+        <w:rPr>
+          <w:sz w:val="34"/>
+          <w:szCs w:val="34"/>
+        </w:rPr>
+        <w:t xml:space="preserve"> fault. There was a point in the game where I had spikes to the side of me and behind me, and it zoomed in the view of my character and blocked my vision.</w:t>
+      </w:r>
+    </w:p>
+    <w:p>
+      <w:pPr>
+        <w:rPr>
+          <w:sz w:val="34"/>
+          <w:szCs w:val="34"/>
+        </w:rPr>
+      </w:pPr>
+    </w:p>
+    <w:p>
+      <w:pPr>
+        <w:rPr>
+          <w:sz w:val="34"/>
+          <w:szCs w:val="34"/>
+        </w:rPr>
+      </w:pPr>
+      <w:r>
+        <w:rPr>
+          <w:sz w:val="34"/>
+          <w:szCs w:val="34"/>
+        </w:rPr>
+        <w:t>On a scale of 1 to 10, how manageable did you find the ability to change the level's rules?</w:t>
+      </w:r>
+    </w:p>
+    <w:p>
+      <w:pPr>
+        <w:pStyle w:val="ListParagraph"/>
+        <w:numPr>
+          <w:ilvl w:val="0"/>
+          <w:numId w:val="1"/>
+        </w:numPr>
+        <w:rPr>
+          <w:sz w:val="34"/>
+          <w:szCs w:val="34"/>
+        </w:rPr>
+      </w:pPr>
+      <w:r>
+        <w:rPr>
+          <w:sz w:val="34"/>
+          <w:szCs w:val="34"/>
+        </w:rPr>
+        <w:t>10</w:t>
+      </w:r>
+      <w:r>
+        <w:rPr>
+          <w:sz w:val="34"/>
+          <w:szCs w:val="34"/>
+        </w:rPr>
+        <w:t>/10</w:t>
+      </w:r>
+    </w:p>
+    <w:p>
+      <w:pPr>
+        <w:rPr>
+          <w:sz w:val="34"/>
+          <w:szCs w:val="34"/>
+        </w:rPr>
+      </w:pPr>
+    </w:p>
+    <w:p>
+      <w:pPr>
+        <w:rPr>
+          <w:sz w:val="34"/>
+          <w:szCs w:val="34"/>
+        </w:rPr>
+      </w:pPr>
+      <w:r>
+        <w:rPr>
+          <w:sz w:val="34"/>
+          <w:szCs w:val="34"/>
+        </w:rPr>
+        <w:t>On a scale of 1 to 10, how accurate was the difficulty based on the rules you selected?</w:t>
+      </w:r>
+    </w:p>
+    <w:p>
+      <w:pPr>
+        <w:pStyle w:val="ListParagraph"/>
+        <w:numPr>
+          <w:ilvl w:val="0"/>
+          <w:numId w:val="1"/>
+        </w:numPr>
+        <w:rPr>
+          <w:sz w:val="34"/>
+          <w:szCs w:val="34"/>
+        </w:rPr>
+      </w:pPr>
+      <w:r>
+        <w:rPr>
+          <w:sz w:val="34"/>
+          <w:szCs w:val="34"/>
+        </w:rPr>
+        <w:t>8/10</w:t>
+      </w:r>
+    </w:p>
+    <w:p>
+      <w:pPr>
+        <w:rPr>
+          <w:sz w:val="34"/>
+          <w:szCs w:val="34"/>
+        </w:rPr>
+      </w:pPr>
+    </w:p>
+    <w:p>
+      <w:pPr>
+        <w:rPr>
+          <w:sz w:val="34"/>
+          <w:szCs w:val="34"/>
+        </w:rPr>
+      </w:pPr>
+      <w:r>
+        <w:rPr>
+          <w:sz w:val="34"/>
+          <w:szCs w:val="34"/>
+        </w:rPr>
+        <w:t>What did you appreciate about the UI to modify the level's parameters and/or want to see improved? (OPTIONAL)</w:t>
+      </w:r>
+    </w:p>
+    <w:p>
+      <w:pPr>
+        <w:pStyle w:val="ListParagraph"/>
+        <w:numPr>
+          <w:ilvl w:val="0"/>
+          <w:numId w:val="1"/>
+        </w:numPr>
+        <w:rPr>
+          <w:sz w:val="34"/>
+          <w:szCs w:val="34"/>
+        </w:rPr>
+      </w:pPr>
+      <w:r>
+        <w:rPr>
+          <w:sz w:val="34"/>
+          <w:szCs w:val="34"/>
+        </w:rPr>
+        <w:t xml:space="preserve">A: </w:t>
+      </w:r>
+      <w:r>
+        <w:rPr>
+          <w:sz w:val="34"/>
+          <w:szCs w:val="34"/>
+        </w:rPr>
+        <w:t>It's very simple and easy to understand for the most part. I did almost start the game without realizing there was a second page, but that may be a me problem.</w:t>
+      </w:r>
+    </w:p>
+    <w:p>
+      <w:pPr>
+        <w:rPr>
+          <w:b/>
+          <w:bCs/>
+          <w:sz w:val="38"/>
+          <w:szCs w:val="38"/>
+          <w:u w:val="single"/>
+        </w:rPr>
+      </w:pPr>
+      <w:r>
+        <w:rPr>
+          <w:b/>
+          <w:bCs/>
+          <w:sz w:val="38"/>
+          <w:szCs w:val="38"/>
+          <w:u w:val="single"/>
+        </w:rPr>
+        <w:lastRenderedPageBreak/>
+        <w:t xml:space="preserve">USER </w:t>
+      </w:r>
+      <w:r>
+        <w:rPr>
+          <w:b/>
+          <w:bCs/>
+          <w:sz w:val="38"/>
+          <w:szCs w:val="38"/>
+          <w:u w:val="single"/>
+        </w:rPr>
+        <w:t>4</w:t>
+      </w:r>
+    </w:p>
+    <w:p>
+      <w:pPr>
+        <w:rPr>
+          <w:sz w:val="34"/>
+          <w:szCs w:val="34"/>
+        </w:rPr>
+      </w:pPr>
+      <w:r>
+        <w:rPr>
+          <w:sz w:val="34"/>
+          <w:szCs w:val="34"/>
+        </w:rPr>
+        <w:t>How would you rate your skill level in video games?</w:t>
+      </w:r>
+    </w:p>
+    <w:p>
+      <w:pPr>
+        <w:pStyle w:val="ListParagraph"/>
+        <w:numPr>
+          <w:ilvl w:val="0"/>
+          <w:numId w:val="1"/>
+        </w:numPr>
+        <w:rPr>
+          <w:sz w:val="34"/>
+          <w:szCs w:val="34"/>
+        </w:rPr>
+      </w:pPr>
+      <w:r>
+        <w:rPr>
+          <w:sz w:val="34"/>
+          <w:szCs w:val="34"/>
+        </w:rPr>
+        <w:t>Good</w:t>
+      </w:r>
+    </w:p>
+    <w:p>
+      <w:pPr>
+        <w:rPr>
+          <w:sz w:val="34"/>
+          <w:szCs w:val="34"/>
+        </w:rPr>
+      </w:pPr>
+      <w:r>
+        <w:rPr>
+          <w:sz w:val="34"/>
+          <w:szCs w:val="34"/>
+        </w:rPr>
+        <w:t>How often do you play games?</w:t>
+      </w:r>
+    </w:p>
+    <w:p>
+      <w:pPr>
+        <w:pStyle w:val="ListParagraph"/>
+        <w:numPr>
+          <w:ilvl w:val="0"/>
+          <w:numId w:val="1"/>
+        </w:numPr>
+        <w:rPr>
+          <w:sz w:val="34"/>
+          <w:szCs w:val="34"/>
+        </w:rPr>
+      </w:pPr>
+      <w:r>
+        <w:rPr>
+          <w:sz w:val="34"/>
+          <w:szCs w:val="34"/>
+        </w:rPr>
+        <w:t>Few times a week</w:t>
+      </w:r>
+    </w:p>
+    <w:p>
+      <w:pPr>
+        <w:rPr>
+          <w:sz w:val="34"/>
+          <w:szCs w:val="34"/>
+        </w:rPr>
+      </w:pPr>
+    </w:p>
+    <w:p>
+      <w:pPr>
+        <w:rPr>
+          <w:sz w:val="34"/>
+          <w:szCs w:val="34"/>
+        </w:rPr>
+      </w:pPr>
+      <w:r>
+        <w:rPr>
+          <w:sz w:val="34"/>
+          <w:szCs w:val="34"/>
+        </w:rPr>
+        <w:drawing>
+          <wp:inline distT="0" distB="0" distL="0" distR="0" wp14:anchorId="1A1DC27B" wp14:editId="02BA975E">
+            <wp:extent cx="4229690" cy="3086531"/>
+            <wp:effectExtent l="0" t="0" r="0" b="0"/>
+            <wp:docPr id="1620385162" name="Picture 1"/>
+            <wp:cNvGraphicFramePr>
+              <a:graphicFrameLocks xmlns:a="http://schemas.openxmlformats.org/drawingml/2006/main" noChangeAspect="1"/>
+            </wp:cNvGraphicFramePr>
+            <a:graphic xmlns:a="http://schemas.openxmlformats.org/drawingml/2006/main">
+              <a:graphicData uri="http://schemas.openxmlformats.org/drawingml/2006/picture">
+                <pic:pic xmlns:pic="http://schemas.openxmlformats.org/drawingml/2006/picture">
+                  <pic:nvPicPr>
+                    <pic:cNvPr id="1620385162" name=""/>
+                    <pic:cNvPicPr/>
+                  </pic:nvPicPr>
+                  <pic:blipFill>
+                    <a:blip r:embed="rId8"/>
+                    <a:stretch>
+                      <a:fillRect/>
+                    </a:stretch>
+                  </pic:blipFill>
+                  <pic:spPr>
+                    <a:xfrm>
+                      <a:off x="0" y="0"/>
+                      <a:ext cx="4229690" cy="3086531"/>
+                    </a:xfrm>
+                    <a:prstGeom prst="rect">
+                      <a:avLst/>
+                    </a:prstGeom>
+                  </pic:spPr>
+                </pic:pic>
+              </a:graphicData>
+            </a:graphic>
+          </wp:inline>
+        </w:drawing>
+      </w:r>
+    </w:p>
+    <w:p>
+      <w:pPr>
+        <w:rPr>
+          <w:sz w:val="34"/>
+          <w:szCs w:val="34"/>
+        </w:rPr>
+      </w:pPr>
+      <w:r>
+        <w:rPr>
+          <w:sz w:val="34"/>
+          <w:szCs w:val="34"/>
+        </w:rPr>
+        <w:t>How familiar are you with the 3D Platformer Genre (Scale of 1 to 10)?</w:t>
+      </w:r>
+    </w:p>
+    <w:p>
+      <w:pPr>
+        <w:pStyle w:val="ListParagraph"/>
+        <w:numPr>
+          <w:ilvl w:val="0"/>
+          <w:numId w:val="1"/>
+        </w:numPr>
+        <w:rPr>
+          <w:sz w:val="34"/>
+          <w:szCs w:val="34"/>
+        </w:rPr>
+      </w:pPr>
+      <w:r>
+        <w:rPr>
+          <w:sz w:val="34"/>
+          <w:szCs w:val="34"/>
+        </w:rPr>
+        <w:t>7/10</w:t>
+      </w:r>
+    </w:p>
+    <w:p>
+      <w:pPr>
+        <w:rPr>
+          <w:sz w:val="34"/>
+          <w:szCs w:val="34"/>
+        </w:rPr>
+      </w:pPr>
+    </w:p>
+    <w:p>
+      <w:pPr>
+        <w:rPr>
+          <w:sz w:val="34"/>
+          <w:szCs w:val="34"/>
+        </w:rPr>
+      </w:pPr>
+      <w:r>
+        <w:rPr>
+          <w:sz w:val="34"/>
+          <w:szCs w:val="34"/>
+        </w:rPr>
+        <w:t>Were you aware about the concept of Procedural Generation before this game?</w:t>
+      </w:r>
+    </w:p>
+    <w:p>
+      <w:pPr>
+        <w:pStyle w:val="ListParagraph"/>
+        <w:numPr>
+          <w:ilvl w:val="0"/>
+          <w:numId w:val="1"/>
+        </w:numPr>
+        <w:rPr>
+          <w:sz w:val="34"/>
+          <w:szCs w:val="34"/>
+        </w:rPr>
+      </w:pPr>
+      <w:r>
+        <w:rPr>
+          <w:sz w:val="34"/>
+          <w:szCs w:val="34"/>
+        </w:rPr>
+        <w:t>No</w:t>
+      </w:r>
+    </w:p>
+    <w:p>
+      <w:pPr>
+        <w:rPr>
+          <w:sz w:val="34"/>
+          <w:szCs w:val="34"/>
+        </w:rPr>
+      </w:pPr>
+    </w:p>
+    <w:p>
+      <w:pPr>
+        <w:rPr>
+          <w:sz w:val="34"/>
+          <w:szCs w:val="34"/>
+        </w:rPr>
+      </w:pPr>
+      <w:r>
+        <w:rPr>
+          <w:sz w:val="34"/>
+          <w:szCs w:val="34"/>
+        </w:rPr>
+        <w:lastRenderedPageBreak/>
+        <w:t>How much did you enjoy the level (scale of 1 to 10)</w:t>
+      </w:r>
+    </w:p>
+    <w:p>
+      <w:pPr>
+        <w:pStyle w:val="ListParagraph"/>
+        <w:numPr>
+          <w:ilvl w:val="0"/>
+          <w:numId w:val="1"/>
+        </w:numPr>
+        <w:rPr>
+          <w:sz w:val="34"/>
+          <w:szCs w:val="34"/>
+        </w:rPr>
+      </w:pPr>
+      <w:r>
+        <w:rPr>
+          <w:sz w:val="34"/>
+          <w:szCs w:val="34"/>
+        </w:rPr>
+        <w:t>7/10</w:t>
+      </w:r>
+    </w:p>
+    <w:p>
+      <w:pPr>
+        <w:rPr>
+          <w:sz w:val="34"/>
+          <w:szCs w:val="34"/>
+        </w:rPr>
+      </w:pPr>
+    </w:p>
+    <w:p>
+      <w:pPr>
+        <w:rPr>
+          <w:sz w:val="34"/>
+          <w:szCs w:val="34"/>
+        </w:rPr>
+      </w:pPr>
+      <w:r>
+        <w:rPr>
+          <w:sz w:val="34"/>
+          <w:szCs w:val="34"/>
+        </w:rPr>
+        <w:t>What did you appreciate and/or detest about the level and/or want to see improved about the level?</w:t>
+      </w:r>
+    </w:p>
+    <w:p>
+      <w:pPr>
+        <w:pStyle w:val="ListParagraph"/>
+        <w:ind w:left="1080"/>
+        <w:rPr>
+          <w:sz w:val="34"/>
+          <w:szCs w:val="34"/>
+        </w:rPr>
+      </w:pPr>
+      <w:r>
+        <w:rPr>
+          <w:sz w:val="34"/>
+          <w:szCs w:val="34"/>
+        </w:rPr>
+        <w:t xml:space="preserve">A: </w:t>
+      </w:r>
+      <w:r>
+        <w:rPr>
+          <w:sz w:val="34"/>
+          <w:szCs w:val="34"/>
+        </w:rPr>
+        <w:t>Some retro-</w:t>
+      </w:r>
+      <w:proofErr w:type="spellStart"/>
+      <w:r>
+        <w:rPr>
+          <w:sz w:val="34"/>
+          <w:szCs w:val="34"/>
+        </w:rPr>
+        <w:t>esque</w:t>
+      </w:r>
+      <w:proofErr w:type="spellEnd"/>
+      <w:r>
+        <w:rPr>
+          <w:sz w:val="34"/>
+          <w:szCs w:val="34"/>
+        </w:rPr>
+        <w:t xml:space="preserve"> music would be nice for levels next time. Feels kind of empty without it to be fair. Aside from that, game play was </w:t>
+      </w:r>
+      <w:proofErr w:type="gramStart"/>
+      <w:r>
+        <w:rPr>
+          <w:sz w:val="34"/>
+          <w:szCs w:val="34"/>
+        </w:rPr>
+        <w:t>pretty nice</w:t>
+      </w:r>
+      <w:proofErr w:type="gramEnd"/>
+      <w:r>
+        <w:rPr>
+          <w:sz w:val="34"/>
+          <w:szCs w:val="34"/>
+        </w:rPr>
+        <w:t>. I've had some fun with it.</w:t>
+      </w:r>
+    </w:p>
+    <w:p>
+      <w:pPr>
+        <w:rPr>
+          <w:sz w:val="34"/>
+          <w:szCs w:val="34"/>
+        </w:rPr>
+      </w:pPr>
+    </w:p>
+    <w:p>
+      <w:pPr>
+        <w:rPr>
+          <w:sz w:val="34"/>
+          <w:szCs w:val="34"/>
+        </w:rPr>
+      </w:pPr>
+      <w:r>
+        <w:rPr>
+          <w:sz w:val="34"/>
+          <w:szCs w:val="34"/>
+        </w:rPr>
+        <w:t>On a scale of 1 to 10, how manageable did you find the ability to change the level's rules?</w:t>
+      </w:r>
+    </w:p>
+    <w:p>
+      <w:pPr>
+        <w:pStyle w:val="ListParagraph"/>
+        <w:numPr>
+          <w:ilvl w:val="0"/>
+          <w:numId w:val="1"/>
+        </w:numPr>
+        <w:rPr>
+          <w:sz w:val="34"/>
+          <w:szCs w:val="34"/>
+        </w:rPr>
+      </w:pPr>
+      <w:r>
+        <w:rPr>
+          <w:sz w:val="34"/>
+          <w:szCs w:val="34"/>
+        </w:rPr>
+        <w:t>9</w:t>
+      </w:r>
+      <w:r>
+        <w:rPr>
+          <w:sz w:val="34"/>
+          <w:szCs w:val="34"/>
+        </w:rPr>
+        <w:t>/10</w:t>
+      </w:r>
+    </w:p>
+    <w:p>
+      <w:pPr>
+        <w:rPr>
+          <w:sz w:val="34"/>
+          <w:szCs w:val="34"/>
+        </w:rPr>
+      </w:pPr>
+    </w:p>
+    <w:p>
+      <w:pPr>
+        <w:rPr>
+          <w:sz w:val="34"/>
+          <w:szCs w:val="34"/>
+        </w:rPr>
+      </w:pPr>
+      <w:r>
+        <w:rPr>
+          <w:sz w:val="34"/>
+          <w:szCs w:val="34"/>
+        </w:rPr>
+        <w:t>On a scale of 1 to 10, how accurate was the difficulty based on the rules you selected?</w:t>
+      </w:r>
+    </w:p>
+    <w:p>
+      <w:pPr>
+        <w:pStyle w:val="ListParagraph"/>
+        <w:numPr>
+          <w:ilvl w:val="0"/>
+          <w:numId w:val="1"/>
+        </w:numPr>
+        <w:rPr>
+          <w:sz w:val="34"/>
+          <w:szCs w:val="34"/>
+        </w:rPr>
+      </w:pPr>
+      <w:r>
+        <w:rPr>
+          <w:sz w:val="34"/>
+          <w:szCs w:val="34"/>
+        </w:rPr>
+        <w:t>7</w:t>
+      </w:r>
+      <w:r>
+        <w:rPr>
+          <w:sz w:val="34"/>
+          <w:szCs w:val="34"/>
+        </w:rPr>
+        <w:t>/10</w:t>
+      </w:r>
+    </w:p>
+    <w:p>
+      <w:pPr>
+        <w:rPr>
+          <w:sz w:val="34"/>
+          <w:szCs w:val="34"/>
+        </w:rPr>
+      </w:pPr>
+    </w:p>
+    <w:p>
+      <w:pPr>
+        <w:rPr>
+          <w:sz w:val="34"/>
+          <w:szCs w:val="34"/>
+        </w:rPr>
+      </w:pPr>
+      <w:r>
+        <w:rPr>
+          <w:sz w:val="34"/>
+          <w:szCs w:val="34"/>
+        </w:rPr>
+        <w:t>What did you appreciate about the UI to modify the level's parameters and/or want to see improved? (OPTIONAL)</w:t>
+      </w:r>
+    </w:p>
+    <w:p>
+      <w:pPr>
+        <w:pStyle w:val="ListParagraph"/>
+        <w:numPr>
+          <w:ilvl w:val="0"/>
+          <w:numId w:val="1"/>
+        </w:numPr>
+        <w:rPr>
+          <w:sz w:val="34"/>
+          <w:szCs w:val="34"/>
+        </w:rPr>
+      </w:pPr>
+      <w:r>
+        <w:rPr>
+          <w:sz w:val="34"/>
+          <w:szCs w:val="34"/>
+        </w:rPr>
+        <w:t xml:space="preserve">A: </w:t>
+      </w:r>
+      <w:r>
+        <w:rPr>
+          <w:sz w:val="34"/>
+          <w:szCs w:val="34"/>
+        </w:rPr>
+        <w:t>I like that you can customize the level however you'd prefer. It kind of reminds me of the game Super Mario Maker on the Nintendo Wii U and Switch.</w:t>
+      </w:r>
+    </w:p>
+    <w:p>
+      <w:pPr>
+        <w:rPr>
+          <w:sz w:val="34"/>
+          <w:szCs w:val="34"/>
+        </w:rPr>
+      </w:pPr>
+    </w:p>
+    <w:p>
+      <w:pPr>
+        <w:rPr>
+          <w:b/>
+          <w:bCs/>
+          <w:sz w:val="38"/>
+          <w:szCs w:val="38"/>
+          <w:u w:val="single"/>
+        </w:rPr>
+      </w:pPr>
+      <w:r>
+        <w:rPr>
+          <w:b/>
+          <w:bCs/>
+          <w:sz w:val="38"/>
+          <w:szCs w:val="38"/>
+          <w:u w:val="single"/>
+        </w:rPr>
+        <w:lastRenderedPageBreak/>
+        <w:t xml:space="preserve">USER </w:t>
+      </w:r>
+      <w:r>
+        <w:rPr>
+          <w:b/>
+          <w:bCs/>
+          <w:sz w:val="38"/>
+          <w:szCs w:val="38"/>
+          <w:u w:val="single"/>
+        </w:rPr>
+        <w:t>5</w:t>
+      </w:r>
+    </w:p>
+    <w:p>
+      <w:pPr>
+        <w:rPr>
+          <w:sz w:val="34"/>
+          <w:szCs w:val="34"/>
+        </w:rPr>
+      </w:pPr>
+      <w:r>
+        <w:rPr>
+          <w:sz w:val="34"/>
+          <w:szCs w:val="34"/>
+        </w:rPr>
+        <w:t>How would you rate your skill level in video games?</w:t>
+      </w:r>
+    </w:p>
+    <w:p>
+      <w:pPr>
+        <w:pStyle w:val="ListParagraph"/>
+        <w:numPr>
+          <w:ilvl w:val="0"/>
+          <w:numId w:val="1"/>
+        </w:numPr>
+        <w:rPr>
+          <w:sz w:val="34"/>
+          <w:szCs w:val="34"/>
+        </w:rPr>
+      </w:pPr>
+      <w:r>
+        <w:rPr>
+          <w:sz w:val="34"/>
+          <w:szCs w:val="34"/>
+        </w:rPr>
+        <w:t>Good</w:t>
+      </w:r>
+    </w:p>
+    <w:p>
+      <w:pPr>
+        <w:rPr>
+          <w:sz w:val="34"/>
+          <w:szCs w:val="34"/>
+        </w:rPr>
+      </w:pPr>
+      <w:r>
+        <w:rPr>
+          <w:sz w:val="34"/>
+          <w:szCs w:val="34"/>
+        </w:rPr>
+        <w:t>How often do you play games?</w:t>
+      </w:r>
+    </w:p>
+    <w:p>
+      <w:pPr>
+        <w:pStyle w:val="ListParagraph"/>
+        <w:numPr>
+          <w:ilvl w:val="0"/>
+          <w:numId w:val="1"/>
+        </w:numPr>
+        <w:rPr>
+          <w:sz w:val="34"/>
+          <w:szCs w:val="34"/>
+        </w:rPr>
+      </w:pPr>
+      <w:r>
+        <w:rPr>
+          <w:sz w:val="34"/>
+          <w:szCs w:val="34"/>
+        </w:rPr>
+        <w:t xml:space="preserve">Few </w:t>
+      </w:r>
+      <w:r>
+        <w:rPr>
+          <w:sz w:val="34"/>
+          <w:szCs w:val="34"/>
+        </w:rPr>
+        <w:t>hours a day</w:t>
+      </w:r>
+    </w:p>
+    <w:p>
+      <w:pPr>
+        <w:rPr>
+          <w:sz w:val="34"/>
+          <w:szCs w:val="34"/>
+        </w:rPr>
+      </w:pPr>
+    </w:p>
+    <w:p>
+      <w:pPr>
+        <w:rPr>
+          <w:sz w:val="34"/>
+          <w:szCs w:val="34"/>
+        </w:rPr>
+      </w:pPr>
+      <w:r>
+        <w:rPr>
+          <w:sz w:val="34"/>
+          <w:szCs w:val="34"/>
+        </w:rPr>
+        <w:drawing>
+          <wp:inline distT="0" distB="0" distL="0" distR="0" wp14:anchorId="4537819B" wp14:editId="7D73EFF2">
+            <wp:extent cx="4629796" cy="3191320"/>
+            <wp:effectExtent l="0" t="0" r="0" b="9525"/>
+            <wp:docPr id="134431709" name="Picture 1"/>
+            <wp:cNvGraphicFramePr>
+              <a:graphicFrameLocks xmlns:a="http://schemas.openxmlformats.org/drawingml/2006/main" noChangeAspect="1"/>
+            </wp:cNvGraphicFramePr>
+            <a:graphic xmlns:a="http://schemas.openxmlformats.org/drawingml/2006/main">
+              <a:graphicData uri="http://schemas.openxmlformats.org/drawingml/2006/picture">
+                <pic:pic xmlns:pic="http://schemas.openxmlformats.org/drawingml/2006/picture">
+                  <pic:nvPicPr>
+                    <pic:cNvPr id="134431709" name=""/>
+                    <pic:cNvPicPr/>
+                  </pic:nvPicPr>
+                  <pic:blipFill>
+                    <a:blip r:embed="rId9"/>
+                    <a:stretch>
+                      <a:fillRect/>
+                    </a:stretch>
+                  </pic:blipFill>
+                  <pic:spPr>
+                    <a:xfrm>
+                      <a:off x="0" y="0"/>
+                      <a:ext cx="4629796" cy="3191320"/>
+                    </a:xfrm>
+                    <a:prstGeom prst="rect">
+                      <a:avLst/>
+                    </a:prstGeom>
+                  </pic:spPr>
+                </pic:pic>
+              </a:graphicData>
+            </a:graphic>
+          </wp:inline>
+        </w:drawing>
+      </w:r>
+    </w:p>
+    <w:p>
+      <w:pPr>
+        <w:rPr>
+          <w:sz w:val="34"/>
+          <w:szCs w:val="34"/>
+        </w:rPr>
+      </w:pPr>
+      <w:r>
+        <w:rPr>
+          <w:sz w:val="34"/>
+          <w:szCs w:val="34"/>
+        </w:rPr>
+        <w:t>How familiar are you with the 3D Platformer Genre (Scale of 1 to 10)?</w:t>
+      </w:r>
+    </w:p>
+    <w:p>
+      <w:pPr>
+        <w:pStyle w:val="ListParagraph"/>
+        <w:numPr>
+          <w:ilvl w:val="0"/>
+          <w:numId w:val="1"/>
+        </w:numPr>
+        <w:rPr>
+          <w:sz w:val="34"/>
+          <w:szCs w:val="34"/>
+        </w:rPr>
+      </w:pPr>
+      <w:r>
+        <w:rPr>
+          <w:sz w:val="34"/>
+          <w:szCs w:val="34"/>
+        </w:rPr>
+        <w:t>10</w:t>
+      </w:r>
+      <w:r>
+        <w:rPr>
+          <w:sz w:val="34"/>
+          <w:szCs w:val="34"/>
+        </w:rPr>
+        <w:t>/10</w:t>
+      </w:r>
+    </w:p>
+    <w:p>
+      <w:pPr>
+        <w:rPr>
+          <w:sz w:val="34"/>
+          <w:szCs w:val="34"/>
+        </w:rPr>
+      </w:pPr>
+    </w:p>
+    <w:p>
+      <w:pPr>
+        <w:rPr>
+          <w:sz w:val="34"/>
+          <w:szCs w:val="34"/>
+        </w:rPr>
+      </w:pPr>
+      <w:r>
+        <w:rPr>
+          <w:sz w:val="34"/>
+          <w:szCs w:val="34"/>
+        </w:rPr>
+        <w:t>Were you aware about the concept of Procedural Generation before this game?</w:t>
+      </w:r>
+    </w:p>
+    <w:p>
+      <w:pPr>
+        <w:pStyle w:val="ListParagraph"/>
+        <w:numPr>
+          <w:ilvl w:val="0"/>
+          <w:numId w:val="1"/>
+        </w:numPr>
+        <w:rPr>
+          <w:sz w:val="34"/>
+          <w:szCs w:val="34"/>
+        </w:rPr>
+      </w:pPr>
+      <w:r>
+        <w:rPr>
+          <w:sz w:val="34"/>
+          <w:szCs w:val="34"/>
+        </w:rPr>
+        <w:t>Yes</w:t>
+      </w:r>
+    </w:p>
+    <w:p>
+      <w:pPr>
+        <w:rPr>
+          <w:sz w:val="34"/>
+          <w:szCs w:val="34"/>
+        </w:rPr>
+      </w:pPr>
+    </w:p>
+    <w:p>
+      <w:pPr>
+        <w:rPr>
+          <w:sz w:val="34"/>
+          <w:szCs w:val="34"/>
+        </w:rPr>
+      </w:pPr>
+      <w:r>
+        <w:rPr>
+          <w:sz w:val="34"/>
+          <w:szCs w:val="34"/>
+        </w:rPr>
+        <w:lastRenderedPageBreak/>
+        <w:t>How much did you enjoy the level (scale of 1 to 10)</w:t>
+      </w:r>
+    </w:p>
+    <w:p>
+      <w:pPr>
+        <w:pStyle w:val="ListParagraph"/>
+        <w:numPr>
+          <w:ilvl w:val="0"/>
+          <w:numId w:val="1"/>
+        </w:numPr>
+        <w:rPr>
+          <w:sz w:val="34"/>
+          <w:szCs w:val="34"/>
+        </w:rPr>
+      </w:pPr>
+      <w:r>
+        <w:rPr>
+          <w:sz w:val="34"/>
+          <w:szCs w:val="34"/>
+        </w:rPr>
+        <w:t>6</w:t>
+      </w:r>
+      <w:r>
+        <w:rPr>
+          <w:sz w:val="34"/>
+          <w:szCs w:val="34"/>
+        </w:rPr>
+        <w:t>/10</w:t>
+      </w:r>
+    </w:p>
+    <w:p>
+      <w:pPr>
+        <w:rPr>
+          <w:sz w:val="34"/>
+          <w:szCs w:val="34"/>
+        </w:rPr>
+      </w:pPr>
+    </w:p>
+    <w:p>
+      <w:pPr>
+        <w:rPr>
+          <w:sz w:val="34"/>
+          <w:szCs w:val="34"/>
+        </w:rPr>
+      </w:pPr>
+      <w:r>
+        <w:rPr>
+          <w:sz w:val="34"/>
+          <w:szCs w:val="34"/>
+        </w:rPr>
+        <w:t>What did you appreciate and/or detest about the level and/or want to see improved about the level?</w:t>
+      </w:r>
+    </w:p>
+    <w:p>
+      <w:pPr>
+        <w:pStyle w:val="ListParagraph"/>
+        <w:ind w:left="1080"/>
+        <w:rPr>
+          <w:sz w:val="34"/>
+          <w:szCs w:val="34"/>
+        </w:rPr>
+      </w:pPr>
+      <w:r>
+        <w:rPr>
+          <w:sz w:val="34"/>
+          <w:szCs w:val="34"/>
+        </w:rPr>
+        <w:t xml:space="preserve">A: </w:t>
+      </w:r>
+      <w:r>
+        <w:rPr>
+          <w:sz w:val="34"/>
+          <w:szCs w:val="34"/>
+        </w:rPr>
+        <w:t xml:space="preserve">Sometimes the platforms that spawn above bounce pads hang too close to the trajectory of the player's jump, making it hard to </w:t>
+      </w:r>
+      <w:proofErr w:type="spellStart"/>
+      <w:r>
+        <w:rPr>
+          <w:sz w:val="34"/>
+          <w:szCs w:val="34"/>
+        </w:rPr>
+        <w:t>maneuver</w:t>
+      </w:r>
+      <w:proofErr w:type="spellEnd"/>
+      <w:r>
+        <w:rPr>
+          <w:sz w:val="34"/>
+          <w:szCs w:val="34"/>
+        </w:rPr>
+        <w:t xml:space="preserve"> around.</w:t>
+      </w:r>
+    </w:p>
+    <w:p>
+      <w:pPr>
+        <w:rPr>
+          <w:sz w:val="34"/>
+          <w:szCs w:val="34"/>
+        </w:rPr>
+      </w:pPr>
+    </w:p>
+    <w:p>
+      <w:pPr>
+        <w:rPr>
+          <w:sz w:val="34"/>
+          <w:szCs w:val="34"/>
+        </w:rPr>
+      </w:pPr>
+      <w:r>
+        <w:rPr>
+          <w:sz w:val="34"/>
+          <w:szCs w:val="34"/>
+        </w:rPr>
+        <w:t>On a scale of 1 to 10, how manageable did you find the ability to change the level's rules?</w:t>
+      </w:r>
+    </w:p>
+    <w:p>
+      <w:pPr>
+        <w:pStyle w:val="ListParagraph"/>
+        <w:numPr>
+          <w:ilvl w:val="0"/>
+          <w:numId w:val="1"/>
+        </w:numPr>
+        <w:rPr>
+          <w:sz w:val="34"/>
+          <w:szCs w:val="34"/>
+        </w:rPr>
+      </w:pPr>
+      <w:r>
+        <w:rPr>
+          <w:sz w:val="34"/>
+          <w:szCs w:val="34"/>
+        </w:rPr>
+        <w:t>10</w:t>
+      </w:r>
+      <w:r>
+        <w:rPr>
+          <w:sz w:val="34"/>
+          <w:szCs w:val="34"/>
+        </w:rPr>
+        <w:t>/10</w:t>
+      </w:r>
+    </w:p>
+    <w:p>
+      <w:pPr>
+        <w:rPr>
+          <w:sz w:val="34"/>
+          <w:szCs w:val="34"/>
+        </w:rPr>
+      </w:pPr>
+    </w:p>
+    <w:p>
+      <w:pPr>
+        <w:rPr>
+          <w:sz w:val="34"/>
+          <w:szCs w:val="34"/>
+        </w:rPr>
+      </w:pPr>
+      <w:r>
+        <w:rPr>
+          <w:sz w:val="34"/>
+          <w:szCs w:val="34"/>
+        </w:rPr>
+        <w:t>On a scale of 1 to 10, how accurate was the difficulty based on the rules you selected?</w:t>
+      </w:r>
+    </w:p>
+    <w:p>
+      <w:pPr>
+        <w:pStyle w:val="ListParagraph"/>
+        <w:numPr>
+          <w:ilvl w:val="0"/>
+          <w:numId w:val="1"/>
+        </w:numPr>
+        <w:rPr>
+          <w:sz w:val="34"/>
+          <w:szCs w:val="34"/>
+        </w:rPr>
+      </w:pPr>
+      <w:r>
+        <w:rPr>
+          <w:sz w:val="34"/>
+          <w:szCs w:val="34"/>
+        </w:rPr>
+        <w:t>7/10</w:t>
+      </w:r>
+    </w:p>
+    <w:p>
+      <w:pPr>
+        <w:rPr>
+          <w:sz w:val="34"/>
+          <w:szCs w:val="34"/>
+        </w:rPr>
+      </w:pPr>
+    </w:p>
+    <w:p>
+      <w:pPr>
+        <w:rPr>
+          <w:sz w:val="34"/>
+          <w:szCs w:val="34"/>
+        </w:rPr>
+      </w:pPr>
+      <w:r>
+        <w:rPr>
+          <w:sz w:val="34"/>
+          <w:szCs w:val="34"/>
+        </w:rPr>
+        <w:t>What did you appreciate about the UI to modify the level's parameters and/or want to see improved? (OPTIONAL)</w:t>
+      </w:r>
+    </w:p>
+    <w:p>
+      <w:pPr>
+        <w:pStyle w:val="ListParagraph"/>
+        <w:numPr>
+          <w:ilvl w:val="0"/>
+          <w:numId w:val="1"/>
+        </w:numPr>
+        <w:rPr>
+          <w:sz w:val="34"/>
+          <w:szCs w:val="34"/>
+        </w:rPr>
+      </w:pPr>
+      <w:r>
+        <w:rPr>
+          <w:sz w:val="34"/>
+          <w:szCs w:val="34"/>
+        </w:rPr>
+        <w:t xml:space="preserve">A: </w:t>
+      </w:r>
+      <w:r>
+        <w:rPr>
+          <w:sz w:val="34"/>
+          <w:szCs w:val="34"/>
+        </w:rPr>
+        <w:t>N/A</w:t>
+      </w:r>
+    </w:p>
+    <w:p>
+      <w:pPr>
+        <w:rPr>
+          <w:sz w:val="34"/>
+          <w:szCs w:val="34"/>
+        </w:rPr>
+      </w:pPr>
+    </w:p>
+    <w:p>
+      <w:pPr>
+        <w:rPr>
+          <w:b/>
+          <w:bCs/>
+          <w:sz w:val="38"/>
+          <w:szCs w:val="38"/>
+          <w:u w:val="single"/>
+        </w:rPr>
+      </w:pPr>
+      <w:r>
+        <w:rPr>
+          <w:b/>
+          <w:bCs/>
+          <w:sz w:val="38"/>
+          <w:szCs w:val="38"/>
+          <w:u w:val="single"/>
+        </w:rPr>
+        <w:t xml:space="preserve">USER </w:t>
+      </w:r>
+      <w:r>
+        <w:rPr>
+          <w:b/>
+          <w:bCs/>
+          <w:sz w:val="38"/>
+          <w:szCs w:val="38"/>
+          <w:u w:val="single"/>
+        </w:rPr>
+        <w:t>6</w:t>
+      </w:r>
+    </w:p>
+    <w:p>
+      <w:pPr>
+        <w:rPr>
+          <w:sz w:val="34"/>
+          <w:szCs w:val="34"/>
+        </w:rPr>
+      </w:pPr>
+      <w:r>
+        <w:rPr>
+          <w:sz w:val="34"/>
+          <w:szCs w:val="34"/>
+        </w:rPr>
+        <w:t>How would you rate your skill level in video games?</w:t>
+      </w:r>
+    </w:p>
+    <w:p>
+      <w:pPr>
+        <w:pStyle w:val="ListParagraph"/>
+        <w:numPr>
+          <w:ilvl w:val="0"/>
+          <w:numId w:val="1"/>
+        </w:numPr>
+        <w:rPr>
+          <w:sz w:val="34"/>
+          <w:szCs w:val="34"/>
+        </w:rPr>
+      </w:pPr>
+      <w:r>
+        <w:rPr>
+          <w:sz w:val="34"/>
+          <w:szCs w:val="34"/>
+        </w:rPr>
+        <w:lastRenderedPageBreak/>
+        <w:t>Good</w:t>
+      </w:r>
+    </w:p>
+    <w:p>
+      <w:pPr>
+        <w:rPr>
+          <w:sz w:val="34"/>
+          <w:szCs w:val="34"/>
+        </w:rPr>
+      </w:pPr>
+      <w:r>
+        <w:rPr>
+          <w:sz w:val="34"/>
+          <w:szCs w:val="34"/>
+        </w:rPr>
+        <w:t>How often do you play games?</w:t>
+      </w:r>
+    </w:p>
+    <w:p>
+      <w:pPr>
+        <w:pStyle w:val="ListParagraph"/>
+        <w:numPr>
+          <w:ilvl w:val="0"/>
+          <w:numId w:val="1"/>
+        </w:numPr>
+        <w:rPr>
+          <w:sz w:val="34"/>
+          <w:szCs w:val="34"/>
+        </w:rPr>
+      </w:pPr>
+      <w:r>
+        <w:rPr>
+          <w:sz w:val="34"/>
+          <w:szCs w:val="34"/>
+        </w:rPr>
+        <w:t xml:space="preserve">Few </w:t>
+      </w:r>
+      <w:r>
+        <w:rPr>
+          <w:sz w:val="34"/>
+          <w:szCs w:val="34"/>
+        </w:rPr>
+        <w:t>times a week</w:t>
+      </w:r>
+    </w:p>
+    <w:p>
+      <w:pPr>
+        <w:rPr>
+          <w:sz w:val="34"/>
+          <w:szCs w:val="34"/>
+        </w:rPr>
+      </w:pPr>
+    </w:p>
+    <w:p>
+      <w:pPr>
+        <w:rPr>
+          <w:sz w:val="34"/>
+          <w:szCs w:val="34"/>
+        </w:rPr>
+      </w:pPr>
+      <w:r>
+        <w:rPr>
+          <w:sz w:val="34"/>
+          <w:szCs w:val="34"/>
+        </w:rPr>
+        <w:drawing>
+          <wp:inline distT="0" distB="0" distL="0" distR="0" wp14:anchorId="0B688ECA" wp14:editId="453A827F">
+            <wp:extent cx="4629796" cy="3191320"/>
+            <wp:effectExtent l="0" t="0" r="0" b="9525"/>
+            <wp:docPr id="1722273909" name="Picture 1"/>
+            <wp:cNvGraphicFramePr>
+              <a:graphicFrameLocks xmlns:a="http://schemas.openxmlformats.org/drawingml/2006/main" noChangeAspect="1"/>
+            </wp:cNvGraphicFramePr>
+            <a:graphic xmlns:a="http://schemas.openxmlformats.org/drawingml/2006/main">
+              <a:graphicData uri="http://schemas.openxmlformats.org/drawingml/2006/picture">
+                <pic:pic xmlns:pic="http://schemas.openxmlformats.org/drawingml/2006/picture">
+                  <pic:nvPicPr>
+                    <pic:cNvPr id="134431709" name=""/>
+                    <pic:cNvPicPr/>
+                  </pic:nvPicPr>
+                  <pic:blipFill>
+                    <a:blip r:embed="rId9"/>
+                    <a:stretch>
+                      <a:fillRect/>
+                    </a:stretch>
+                  </pic:blipFill>
+                  <pic:spPr>
+                    <a:xfrm>
+                      <a:off x="0" y="0"/>
+                      <a:ext cx="4629796" cy="3191320"/>
+                    </a:xfrm>
+                    <a:prstGeom prst="rect">
+                      <a:avLst/>
+                    </a:prstGeom>
+                  </pic:spPr>
+                </pic:pic>
+              </a:graphicData>
+            </a:graphic>
+          </wp:inline>
+        </w:drawing>
+      </w:r>
+    </w:p>
+    <w:p>
+      <w:pPr>
+        <w:rPr>
+          <w:sz w:val="34"/>
+          <w:szCs w:val="34"/>
+        </w:rPr>
+      </w:pPr>
+      <w:r>
+        <w:rPr>
+          <w:sz w:val="34"/>
+          <w:szCs w:val="34"/>
+        </w:rPr>
+        <w:t>How familiar are you with the 3D Platformer Genre (Scale of 1 to 10)?</w:t>
+      </w:r>
+    </w:p>
+    <w:p>
+      <w:pPr>
+        <w:pStyle w:val="ListParagraph"/>
+        <w:numPr>
+          <w:ilvl w:val="0"/>
+          <w:numId w:val="1"/>
+        </w:numPr>
+        <w:rPr>
+          <w:sz w:val="34"/>
+          <w:szCs w:val="34"/>
+        </w:rPr>
+      </w:pPr>
+      <w:r>
+        <w:rPr>
+          <w:sz w:val="34"/>
+          <w:szCs w:val="34"/>
+        </w:rPr>
+        <w:t>8</w:t>
+      </w:r>
+      <w:r>
+        <w:rPr>
+          <w:sz w:val="34"/>
+          <w:szCs w:val="34"/>
+        </w:rPr>
+        <w:t>/10</w:t>
+      </w:r>
+    </w:p>
+    <w:p>
+      <w:pPr>
+        <w:rPr>
+          <w:sz w:val="34"/>
+          <w:szCs w:val="34"/>
+        </w:rPr>
+      </w:pPr>
+    </w:p>
+    <w:p>
+      <w:pPr>
+        <w:rPr>
+          <w:sz w:val="34"/>
+          <w:szCs w:val="34"/>
+        </w:rPr>
+      </w:pPr>
+      <w:r>
+        <w:rPr>
+          <w:sz w:val="34"/>
+          <w:szCs w:val="34"/>
+        </w:rPr>
+        <w:t>Were you aware about the concept of Procedural Generation before this game?</w:t>
+      </w:r>
+    </w:p>
+    <w:p>
+      <w:pPr>
+        <w:pStyle w:val="ListParagraph"/>
+        <w:numPr>
+          <w:ilvl w:val="0"/>
+          <w:numId w:val="1"/>
+        </w:numPr>
+        <w:rPr>
+          <w:sz w:val="34"/>
+          <w:szCs w:val="34"/>
+        </w:rPr>
+      </w:pPr>
+      <w:r>
+        <w:rPr>
+          <w:sz w:val="34"/>
+          <w:szCs w:val="34"/>
+        </w:rPr>
+        <w:t>Yes</w:t>
+      </w:r>
+    </w:p>
+    <w:p>
+      <w:pPr>
+        <w:rPr>
+          <w:sz w:val="34"/>
+          <w:szCs w:val="34"/>
+        </w:rPr>
+      </w:pPr>
+    </w:p>
+    <w:p>
+      <w:pPr>
+        <w:rPr>
+          <w:sz w:val="34"/>
+          <w:szCs w:val="34"/>
+        </w:rPr>
+      </w:pPr>
+      <w:r>
+        <w:rPr>
+          <w:sz w:val="34"/>
+          <w:szCs w:val="34"/>
+        </w:rPr>
+        <w:t>How much did you enjoy the level (scale of 1 to 10)</w:t>
+      </w:r>
+    </w:p>
+    <w:p>
+      <w:pPr>
+        <w:pStyle w:val="ListParagraph"/>
+        <w:numPr>
+          <w:ilvl w:val="0"/>
+          <w:numId w:val="1"/>
+        </w:numPr>
+        <w:rPr>
+          <w:sz w:val="34"/>
+          <w:szCs w:val="34"/>
+        </w:rPr>
+      </w:pPr>
+      <w:r>
+        <w:rPr>
+          <w:sz w:val="34"/>
+          <w:szCs w:val="34"/>
+        </w:rPr>
+        <w:t>7</w:t>
+      </w:r>
+      <w:r>
+        <w:rPr>
+          <w:sz w:val="34"/>
+          <w:szCs w:val="34"/>
+        </w:rPr>
+        <w:t>/10</w:t>
+      </w:r>
+    </w:p>
+    <w:p>
+      <w:pPr>
+        <w:rPr>
+          <w:sz w:val="34"/>
+          <w:szCs w:val="34"/>
+        </w:rPr>
+      </w:pPr>
+    </w:p>
+    <w:p>
+      <w:pPr>
+        <w:rPr>
+          <w:sz w:val="34"/>
+          <w:szCs w:val="34"/>
+        </w:rPr>
+      </w:pPr>
+      <w:r>
+        <w:rPr>
+          <w:sz w:val="34"/>
+          <w:szCs w:val="34"/>
+        </w:rPr>
+        <w:t>What did you appreciate and/or detest about the level and/or want to see improved about the level?</w:t>
+      </w:r>
+    </w:p>
+    <w:p>
+      <w:pPr>
+        <w:pStyle w:val="ListParagraph"/>
+        <w:ind w:left="1080"/>
+        <w:rPr>
+          <w:sz w:val="34"/>
+          <w:szCs w:val="34"/>
+        </w:rPr>
+      </w:pPr>
+      <w:r>
+        <w:rPr>
+          <w:sz w:val="34"/>
+          <w:szCs w:val="34"/>
+        </w:rPr>
+        <w:t xml:space="preserve">A: </w:t>
+      </w:r>
+      <w:r>
+        <w:rPr>
+          <w:sz w:val="34"/>
+          <w:szCs w:val="34"/>
+        </w:rPr>
+        <w:t>N/A</w:t>
+      </w:r>
+    </w:p>
+    <w:p>
+      <w:pPr>
+        <w:rPr>
+          <w:sz w:val="34"/>
+          <w:szCs w:val="34"/>
+        </w:rPr>
+      </w:pPr>
+    </w:p>
+    <w:p>
+      <w:pPr>
+        <w:rPr>
+          <w:sz w:val="34"/>
+          <w:szCs w:val="34"/>
+        </w:rPr>
+      </w:pPr>
+      <w:r>
+        <w:rPr>
+          <w:sz w:val="34"/>
+          <w:szCs w:val="34"/>
+        </w:rPr>
+        <w:t>On a scale of 1 to 10, how manageable did you find the ability to change the level's rules?</w:t>
+      </w:r>
+    </w:p>
+    <w:p>
+      <w:pPr>
+        <w:pStyle w:val="ListParagraph"/>
+        <w:numPr>
+          <w:ilvl w:val="0"/>
+          <w:numId w:val="1"/>
+        </w:numPr>
+        <w:rPr>
+          <w:sz w:val="34"/>
+          <w:szCs w:val="34"/>
+        </w:rPr>
+      </w:pPr>
+      <w:r>
+        <w:rPr>
+          <w:sz w:val="34"/>
+          <w:szCs w:val="34"/>
+        </w:rPr>
+        <w:t>8</w:t>
+      </w:r>
+      <w:r>
+        <w:rPr>
+          <w:sz w:val="34"/>
+          <w:szCs w:val="34"/>
+        </w:rPr>
+        <w:t>/10</w:t>
+      </w:r>
+    </w:p>
+    <w:p>
+      <w:pPr>
+        <w:rPr>
+          <w:sz w:val="34"/>
+          <w:szCs w:val="34"/>
+        </w:rPr>
+      </w:pPr>
+    </w:p>
+    <w:p>
+      <w:pPr>
+        <w:rPr>
+          <w:sz w:val="34"/>
+          <w:szCs w:val="34"/>
+        </w:rPr>
+      </w:pPr>
+      <w:r>
+        <w:rPr>
+          <w:sz w:val="34"/>
+          <w:szCs w:val="34"/>
+        </w:rPr>
+        <w:t>On a scale of 1 to 10, how accurate was the difficulty based on the rules you selected?</w:t>
+      </w:r>
+    </w:p>
+    <w:p>
+      <w:pPr>
+        <w:pStyle w:val="ListParagraph"/>
+        <w:numPr>
+          <w:ilvl w:val="0"/>
+          <w:numId w:val="1"/>
+        </w:numPr>
+        <w:rPr>
+          <w:sz w:val="34"/>
+          <w:szCs w:val="34"/>
+        </w:rPr>
+      </w:pPr>
+      <w:r>
+        <w:rPr>
+          <w:sz w:val="34"/>
+          <w:szCs w:val="34"/>
+        </w:rPr>
+        <w:t>9</w:t>
+      </w:r>
+      <w:r>
+        <w:rPr>
+          <w:sz w:val="34"/>
+          <w:szCs w:val="34"/>
+        </w:rPr>
+        <w:t>/10</w:t>
+      </w:r>
+    </w:p>
+    <w:p>
+      <w:pPr>
+        <w:rPr>
+          <w:sz w:val="34"/>
+          <w:szCs w:val="34"/>
+        </w:rPr>
+      </w:pPr>
+    </w:p>
+    <w:p>
+      <w:pPr>
+        <w:rPr>
+          <w:sz w:val="34"/>
+          <w:szCs w:val="34"/>
+        </w:rPr>
+      </w:pPr>
+      <w:r>
+        <w:rPr>
+          <w:sz w:val="34"/>
+          <w:szCs w:val="34"/>
+        </w:rPr>
+        <w:t>What did you appreciate about the UI to modify the level's parameters and/or want to see improved? (OPTIONAL)</w:t>
+      </w:r>
+    </w:p>
+    <w:p>
+      <w:pPr>
+        <w:pStyle w:val="ListParagraph"/>
+        <w:numPr>
+          <w:ilvl w:val="0"/>
+          <w:numId w:val="1"/>
+        </w:numPr>
+        <w:rPr>
+          <w:sz w:val="34"/>
+          <w:szCs w:val="34"/>
+        </w:rPr>
+      </w:pPr>
+      <w:r>
+        <w:rPr>
+          <w:sz w:val="34"/>
+          <w:szCs w:val="34"/>
+        </w:rPr>
+        <w:t xml:space="preserve">A: </w:t>
+      </w:r>
+      <w:r>
+        <w:rPr>
+          <w:sz w:val="34"/>
+          <w:szCs w:val="34"/>
+        </w:rPr>
+        <w:t xml:space="preserve">The level of modification available is </w:t>
+      </w:r>
+      <w:proofErr w:type="gramStart"/>
+      <w:r>
+        <w:rPr>
+          <w:sz w:val="34"/>
+          <w:szCs w:val="34"/>
+        </w:rPr>
+        <w:t>good, but</w:t>
+      </w:r>
+      <w:proofErr w:type="gramEnd"/>
+      <w:r>
+        <w:rPr>
+          <w:sz w:val="34"/>
+          <w:szCs w:val="34"/>
+        </w:rPr>
+        <w:t xml:space="preserve"> giving a tangible scale to how much the level is being modified with the sliders would be my only input.</w:t>
+      </w:r>
+    </w:p>
+    <w:p>
+      <w:pPr>
+        <w:rPr>
+          <w:sz w:val="34"/>
+          <w:szCs w:val="34"/>
+        </w:rPr>
+      </w:pPr>
+    </w:p>
+    <w:p>
+      <w:pPr>
+        <w:rPr>
+          <w:b/>
+          <w:bCs/>
+          <w:sz w:val="38"/>
+          <w:szCs w:val="38"/>
+          <w:u w:val="single"/>
+        </w:rPr>
+      </w:pPr>
+      <w:r>
+        <w:rPr>
+          <w:b/>
+          <w:bCs/>
+          <w:sz w:val="38"/>
+          <w:szCs w:val="38"/>
+          <w:u w:val="single"/>
+        </w:rPr>
+        <w:t xml:space="preserve">USER </w:t>
+      </w:r>
+      <w:r>
+        <w:rPr>
+          <w:b/>
+          <w:bCs/>
+          <w:sz w:val="38"/>
+          <w:szCs w:val="38"/>
+          <w:u w:val="single"/>
+        </w:rPr>
+        <w:t>7</w:t>
+      </w:r>
+    </w:p>
+    <w:p>
+      <w:pPr>
+        <w:rPr>
+          <w:sz w:val="34"/>
+          <w:szCs w:val="34"/>
+        </w:rPr>
+      </w:pPr>
+      <w:r>
+        <w:rPr>
+          <w:sz w:val="34"/>
+          <w:szCs w:val="34"/>
+        </w:rPr>
+        <w:t>How would you rate your skill level in video games?</w:t>
+      </w:r>
+    </w:p>
+    <w:p>
+      <w:pPr>
+        <w:pStyle w:val="ListParagraph"/>
+        <w:numPr>
+          <w:ilvl w:val="0"/>
+          <w:numId w:val="1"/>
+        </w:numPr>
+        <w:rPr>
+          <w:sz w:val="34"/>
+          <w:szCs w:val="34"/>
+        </w:rPr>
+      </w:pPr>
+      <w:r>
+        <w:rPr>
+          <w:sz w:val="34"/>
+          <w:szCs w:val="34"/>
+        </w:rPr>
+        <w:t>Excellent</w:t>
+      </w:r>
+    </w:p>
+    <w:p>
+      <w:pPr>
+        <w:rPr>
+          <w:sz w:val="34"/>
+          <w:szCs w:val="34"/>
+        </w:rPr>
+      </w:pPr>
+      <w:r>
+        <w:rPr>
+          <w:sz w:val="34"/>
+          <w:szCs w:val="34"/>
+        </w:rPr>
+        <w:t>How often do you play games?</w:t>
+      </w:r>
+    </w:p>
+    <w:p>
+      <w:pPr>
+        <w:rPr>
+          <w:sz w:val="34"/>
+          <w:szCs w:val="34"/>
+        </w:rPr>
+      </w:pPr>
+      <w:r>
+        <w:rPr>
+          <w:sz w:val="34"/>
+          <w:szCs w:val="34"/>
+        </w:rPr>
+        <w:lastRenderedPageBreak/>
+        <w:t>Many hours a day</w:t>
+      </w:r>
+    </w:p>
+    <w:p>
+      <w:pPr>
+        <w:rPr>
+          <w:sz w:val="34"/>
+          <w:szCs w:val="34"/>
+        </w:rPr>
+      </w:pPr>
+      <w:r>
+        <w:rPr>
+          <w:sz w:val="34"/>
+          <w:szCs w:val="34"/>
+        </w:rPr>
+        <w:drawing>
+          <wp:inline distT="0" distB="0" distL="0" distR="0" wp14:anchorId="7FDA4560" wp14:editId="73A46816">
+            <wp:extent cx="4096322" cy="3019846"/>
+            <wp:effectExtent l="0" t="0" r="0" b="0"/>
+            <wp:docPr id="1488714184" name="Picture 1"/>
+            <wp:cNvGraphicFramePr>
+              <a:graphicFrameLocks xmlns:a="http://schemas.openxmlformats.org/drawingml/2006/main" noChangeAspect="1"/>
+            </wp:cNvGraphicFramePr>
+            <a:graphic xmlns:a="http://schemas.openxmlformats.org/drawingml/2006/main">
+              <a:graphicData uri="http://schemas.openxmlformats.org/drawingml/2006/picture">
+                <pic:pic xmlns:pic="http://schemas.openxmlformats.org/drawingml/2006/picture">
+                  <pic:nvPicPr>
+                    <pic:cNvPr id="1488714184" name=""/>
+                    <pic:cNvPicPr/>
+                  </pic:nvPicPr>
+                  <pic:blipFill>
+                    <a:blip r:embed="rId10"/>
+                    <a:stretch>
+                      <a:fillRect/>
+                    </a:stretch>
+                  </pic:blipFill>
+                  <pic:spPr>
+                    <a:xfrm>
+                      <a:off x="0" y="0"/>
+                      <a:ext cx="4096322" cy="3019846"/>
+                    </a:xfrm>
+                    <a:prstGeom prst="rect">
+                      <a:avLst/>
+                    </a:prstGeom>
+                  </pic:spPr>
+                </pic:pic>
+              </a:graphicData>
+            </a:graphic>
+          </wp:inline>
+        </w:drawing>
+      </w:r>
+    </w:p>
+    <w:p>
+      <w:pPr>
+        <w:rPr>
+          <w:sz w:val="34"/>
+          <w:szCs w:val="34"/>
+        </w:rPr>
+      </w:pPr>
+      <w:r>
+        <w:rPr>
+          <w:sz w:val="34"/>
+          <w:szCs w:val="34"/>
+        </w:rPr>
+        <w:t>How familiar are you with the 3D Platformer Genre (Scale of 1 to 10)?</w:t>
+      </w:r>
+    </w:p>
+    <w:p>
+      <w:pPr>
+        <w:pStyle w:val="ListParagraph"/>
+        <w:numPr>
+          <w:ilvl w:val="0"/>
+          <w:numId w:val="1"/>
+        </w:numPr>
+        <w:rPr>
+          <w:sz w:val="34"/>
+          <w:szCs w:val="34"/>
+        </w:rPr>
+      </w:pPr>
+      <w:r>
+        <w:rPr>
+          <w:sz w:val="34"/>
+          <w:szCs w:val="34"/>
+        </w:rPr>
+        <w:t>10</w:t>
+      </w:r>
+      <w:r>
+        <w:rPr>
+          <w:sz w:val="34"/>
+          <w:szCs w:val="34"/>
+        </w:rPr>
+        <w:t>/10</w:t>
+      </w:r>
+    </w:p>
+    <w:p>
+      <w:pPr>
+        <w:rPr>
+          <w:sz w:val="34"/>
+          <w:szCs w:val="34"/>
+        </w:rPr>
+      </w:pPr>
+    </w:p>
+    <w:p>
+      <w:pPr>
+        <w:rPr>
+          <w:sz w:val="34"/>
+          <w:szCs w:val="34"/>
+        </w:rPr>
+      </w:pPr>
+      <w:r>
+        <w:rPr>
+          <w:sz w:val="34"/>
+          <w:szCs w:val="34"/>
+        </w:rPr>
+        <w:t>Were you aware about the concept of Procedural Generation before this game?</w:t>
+      </w:r>
+    </w:p>
+    <w:p>
+      <w:pPr>
+        <w:pStyle w:val="ListParagraph"/>
+        <w:numPr>
+          <w:ilvl w:val="0"/>
+          <w:numId w:val="1"/>
+        </w:numPr>
+        <w:rPr>
+          <w:sz w:val="34"/>
+          <w:szCs w:val="34"/>
+        </w:rPr>
+      </w:pPr>
+      <w:r>
+        <w:rPr>
+          <w:sz w:val="34"/>
+          <w:szCs w:val="34"/>
+        </w:rPr>
+        <w:t>No</w:t>
+      </w:r>
+    </w:p>
+    <w:p>
+      <w:pPr>
+        <w:rPr>
+          <w:sz w:val="34"/>
+          <w:szCs w:val="34"/>
+        </w:rPr>
+      </w:pPr>
+    </w:p>
+    <w:p>
+      <w:pPr>
+        <w:rPr>
+          <w:sz w:val="34"/>
+          <w:szCs w:val="34"/>
+        </w:rPr>
+      </w:pPr>
+      <w:r>
+        <w:rPr>
+          <w:sz w:val="34"/>
+          <w:szCs w:val="34"/>
+        </w:rPr>
+        <w:t>How much did you enjoy the level (scale of 1 to 10)</w:t>
+      </w:r>
+    </w:p>
+    <w:p>
+      <w:pPr>
+        <w:pStyle w:val="ListParagraph"/>
+        <w:numPr>
+          <w:ilvl w:val="0"/>
+          <w:numId w:val="1"/>
+        </w:numPr>
+        <w:rPr>
+          <w:sz w:val="34"/>
+          <w:szCs w:val="34"/>
+        </w:rPr>
+      </w:pPr>
+      <w:r>
+        <w:rPr>
+          <w:sz w:val="34"/>
+          <w:szCs w:val="34"/>
+        </w:rPr>
+        <w:t>8</w:t>
+      </w:r>
+      <w:r>
+        <w:rPr>
+          <w:sz w:val="34"/>
+          <w:szCs w:val="34"/>
+        </w:rPr>
+        <w:t>/10</w:t>
+      </w:r>
+    </w:p>
+    <w:p>
+      <w:pPr>
+        <w:rPr>
+          <w:sz w:val="34"/>
+          <w:szCs w:val="34"/>
+        </w:rPr>
+      </w:pPr>
+    </w:p>
+    <w:p>
+      <w:pPr>
+        <w:rPr>
+          <w:sz w:val="34"/>
+          <w:szCs w:val="34"/>
+        </w:rPr>
+      </w:pPr>
+      <w:r>
+        <w:rPr>
+          <w:sz w:val="34"/>
+          <w:szCs w:val="34"/>
+        </w:rPr>
+        <w:t>What did you appreciate and/or detest about the level and/or want to see improved about the level?</w:t>
+      </w:r>
+    </w:p>
+    <w:p>
+      <w:pPr>
+        <w:pStyle w:val="ListParagraph"/>
+        <w:ind w:left="1080"/>
+        <w:rPr>
+          <w:sz w:val="34"/>
+          <w:szCs w:val="34"/>
+        </w:rPr>
+      </w:pPr>
+      <w:r>
+        <w:rPr>
+          <w:sz w:val="34"/>
+          <w:szCs w:val="34"/>
+        </w:rPr>
+        <w:t>A: N/A</w:t>
+      </w:r>
+    </w:p>
+    <w:p>
+      <w:pPr>
+        <w:rPr>
+          <w:sz w:val="34"/>
+          <w:szCs w:val="34"/>
+        </w:rPr>
+      </w:pPr>
+    </w:p>
+    <w:p>
+      <w:pPr>
+        <w:rPr>
+          <w:sz w:val="34"/>
+          <w:szCs w:val="34"/>
+        </w:rPr>
+      </w:pPr>
+      <w:r>
+        <w:rPr>
+          <w:sz w:val="34"/>
+          <w:szCs w:val="34"/>
+        </w:rPr>
+        <w:t>On a scale of 1 to 10, how manageable did you find the ability to change the level's rules?</w:t>
+      </w:r>
+    </w:p>
+    <w:p>
+      <w:pPr>
+        <w:pStyle w:val="ListParagraph"/>
+        <w:numPr>
+          <w:ilvl w:val="0"/>
+          <w:numId w:val="1"/>
+        </w:numPr>
+        <w:rPr>
+          <w:sz w:val="34"/>
+          <w:szCs w:val="34"/>
+        </w:rPr>
+      </w:pPr>
+      <w:r>
+        <w:rPr>
+          <w:sz w:val="34"/>
+          <w:szCs w:val="34"/>
+        </w:rPr>
+        <w:t>8/10</w:t>
+      </w:r>
+    </w:p>
+    <w:p>
+      <w:pPr>
+        <w:rPr>
+          <w:sz w:val="34"/>
+          <w:szCs w:val="34"/>
+        </w:rPr>
+      </w:pPr>
+    </w:p>
+    <w:p>
+      <w:pPr>
+        <w:rPr>
+          <w:sz w:val="34"/>
+          <w:szCs w:val="34"/>
+        </w:rPr>
+      </w:pPr>
+      <w:r>
+        <w:rPr>
+          <w:sz w:val="34"/>
+          <w:szCs w:val="34"/>
+        </w:rPr>
+        <w:t>On a scale of 1 to 10, how accurate was the difficulty based on the rules you selected?</w:t>
+      </w:r>
+    </w:p>
+    <w:p>
+      <w:pPr>
+        <w:pStyle w:val="ListParagraph"/>
+        <w:numPr>
+          <w:ilvl w:val="0"/>
+          <w:numId w:val="1"/>
+        </w:numPr>
+        <w:rPr>
+          <w:sz w:val="34"/>
+          <w:szCs w:val="34"/>
+        </w:rPr>
+      </w:pPr>
+      <w:r>
+        <w:rPr>
+          <w:sz w:val="34"/>
+          <w:szCs w:val="34"/>
+        </w:rPr>
+        <w:t>10</w:t>
+      </w:r>
+      <w:r>
+        <w:rPr>
+          <w:sz w:val="34"/>
+          <w:szCs w:val="34"/>
+        </w:rPr>
+        <w:t>/10</w:t>
+      </w:r>
+    </w:p>
+    <w:p>
+      <w:pPr>
+        <w:rPr>
+          <w:sz w:val="34"/>
+          <w:szCs w:val="34"/>
+        </w:rPr>
+      </w:pPr>
+    </w:p>
+    <w:p>
+      <w:pPr>
+        <w:rPr>
+          <w:sz w:val="34"/>
+          <w:szCs w:val="34"/>
+        </w:rPr>
+      </w:pPr>
+      <w:r>
+        <w:rPr>
+          <w:sz w:val="34"/>
+          <w:szCs w:val="34"/>
+        </w:rPr>
+        <w:t>What did you appreciate about the UI to modify the level's parameters and/or want to see improved? (OPTIONAL)</w:t>
+      </w:r>
+    </w:p>
+    <w:p>
+      <w:pPr>
+        <w:pStyle w:val="ListParagraph"/>
+        <w:numPr>
+          <w:ilvl w:val="0"/>
+          <w:numId w:val="1"/>
+        </w:numPr>
+        <w:rPr>
+          <w:sz w:val="34"/>
+          <w:szCs w:val="34"/>
+        </w:rPr>
+      </w:pPr>
+      <w:r>
+        <w:rPr>
+          <w:sz w:val="34"/>
+          <w:szCs w:val="34"/>
+        </w:rPr>
+        <w:t xml:space="preserve">A: </w:t>
+      </w:r>
+      <w:r>
+        <w:rPr>
+          <w:sz w:val="34"/>
+          <w:szCs w:val="34"/>
+        </w:rPr>
+        <w:t>N/A</w:t>
+      </w:r>
+    </w:p>
+    <w:p>
+      <w:pPr>
+        <w:rPr>
+          <w:sz w:val="34"/>
+          <w:szCs w:val="34"/>
+        </w:rPr>
+      </w:pPr>
+    </w:p>
+    <w:p>
+      <w:pPr>
+        <w:rPr>
+          <w:sz w:val="34"/>
+          <w:szCs w:val="34"/>
+        </w:rPr>
+      </w:pPr>
+    </w:p>
+    <w:p>
+      <w:pPr>
+        <w:rPr>
+          <w:b/>
+          <w:bCs/>
+          <w:sz w:val="38"/>
+          <w:szCs w:val="38"/>
+          <w:u w:val="single"/>
+        </w:rPr>
+      </w:pPr>
+      <w:r>
+        <w:rPr>
+          <w:b/>
+          <w:bCs/>
+          <w:sz w:val="38"/>
+          <w:szCs w:val="38"/>
+          <w:u w:val="single"/>
+        </w:rPr>
+        <w:t xml:space="preserve">USER </w:t>
+      </w:r>
+      <w:r>
+        <w:rPr>
+          <w:b/>
+          <w:bCs/>
+          <w:sz w:val="38"/>
+          <w:szCs w:val="38"/>
+          <w:u w:val="single"/>
+        </w:rPr>
+        <w:t>8</w:t>
+      </w:r>
+    </w:p>
+    <w:p>
+      <w:pPr>
+        <w:rPr>
+          <w:sz w:val="34"/>
+          <w:szCs w:val="34"/>
+        </w:rPr>
+      </w:pPr>
+      <w:r>
+        <w:rPr>
+          <w:sz w:val="34"/>
+          <w:szCs w:val="34"/>
+        </w:rPr>
+        <w:t>How would you rate your skill level in video games?</w:t>
+      </w:r>
+    </w:p>
+    <w:p>
+      <w:pPr>
+        <w:pStyle w:val="ListParagraph"/>
+        <w:numPr>
+          <w:ilvl w:val="0"/>
+          <w:numId w:val="1"/>
+        </w:numPr>
+        <w:rPr>
+          <w:sz w:val="34"/>
+          <w:szCs w:val="34"/>
+        </w:rPr>
+      </w:pPr>
+      <w:r>
+        <w:rPr>
+          <w:sz w:val="34"/>
+          <w:szCs w:val="34"/>
+        </w:rPr>
+        <w:t>Good</w:t>
+      </w:r>
+    </w:p>
+    <w:p>
+      <w:pPr>
+        <w:rPr>
+          <w:sz w:val="34"/>
+          <w:szCs w:val="34"/>
+        </w:rPr>
+      </w:pPr>
+      <w:r>
+        <w:rPr>
+          <w:sz w:val="34"/>
+          <w:szCs w:val="34"/>
+        </w:rPr>
+        <w:t>How often do you play games?</w:t>
+      </w:r>
+    </w:p>
+    <w:p>
+      <w:pPr>
+        <w:pStyle w:val="ListParagraph"/>
+        <w:numPr>
+          <w:ilvl w:val="0"/>
+          <w:numId w:val="1"/>
+        </w:numPr>
+        <w:rPr>
+          <w:sz w:val="34"/>
+          <w:szCs w:val="34"/>
+        </w:rPr>
+      </w:pPr>
+      <w:r>
+        <w:rPr>
+          <w:sz w:val="34"/>
+          <w:szCs w:val="34"/>
+        </w:rPr>
+        <w:t>Few</w:t>
+      </w:r>
+      <w:r>
+        <w:rPr>
+          <w:sz w:val="34"/>
+          <w:szCs w:val="34"/>
+        </w:rPr>
+        <w:t xml:space="preserve"> hours a day</w:t>
+      </w:r>
+    </w:p>
+    <w:p>
+      <w:pPr>
+        <w:rPr>
+          <w:sz w:val="34"/>
+          <w:szCs w:val="34"/>
+        </w:rPr>
+      </w:pPr>
+      <w:r>
+        <w:rPr>
+          <w:sz w:val="34"/>
+          <w:szCs w:val="34"/>
+        </w:rPr>
+        <w:lastRenderedPageBreak/>
+        <w:drawing>
+          <wp:inline distT="0" distB="0" distL="0" distR="0" wp14:anchorId="559D5C2D" wp14:editId="10E5FE92">
+            <wp:extent cx="4382112" cy="2972215"/>
+            <wp:effectExtent l="0" t="0" r="0" b="0"/>
+            <wp:docPr id="658252664" name="Picture 1"/>
+            <wp:cNvGraphicFramePr>
+              <a:graphicFrameLocks xmlns:a="http://schemas.openxmlformats.org/drawingml/2006/main" noChangeAspect="1"/>
+            </wp:cNvGraphicFramePr>
+            <a:graphic xmlns:a="http://schemas.openxmlformats.org/drawingml/2006/main">
+              <a:graphicData uri="http://schemas.openxmlformats.org/drawingml/2006/picture">
+                <pic:pic xmlns:pic="http://schemas.openxmlformats.org/drawingml/2006/picture">
+                  <pic:nvPicPr>
+                    <pic:cNvPr id="658252664" name=""/>
+                    <pic:cNvPicPr/>
+                  </pic:nvPicPr>
+                  <pic:blipFill>
+                    <a:blip r:embed="rId11"/>
+                    <a:stretch>
+                      <a:fillRect/>
+                    </a:stretch>
+                  </pic:blipFill>
+                  <pic:spPr>
+                    <a:xfrm>
+                      <a:off x="0" y="0"/>
+                      <a:ext cx="4382112" cy="2972215"/>
+                    </a:xfrm>
+                    <a:prstGeom prst="rect">
+                      <a:avLst/>
+                    </a:prstGeom>
+                  </pic:spPr>
+                </pic:pic>
+              </a:graphicData>
+            </a:graphic>
+          </wp:inline>
+        </w:drawing>
+      </w:r>
+    </w:p>
+    <w:p>
+      <w:pPr>
+        <w:rPr>
+          <w:sz w:val="34"/>
+          <w:szCs w:val="34"/>
+        </w:rPr>
+      </w:pPr>
+      <w:r>
+        <w:rPr>
+          <w:sz w:val="34"/>
+          <w:szCs w:val="34"/>
+        </w:rPr>
+        <w:t>How familiar are you with the 3D Platformer Genre (Scale of 1 to 10)?</w:t>
+      </w:r>
+    </w:p>
+    <w:p>
+      <w:pPr>
+        <w:pStyle w:val="ListParagraph"/>
+        <w:numPr>
+          <w:ilvl w:val="0"/>
+          <w:numId w:val="1"/>
+        </w:numPr>
+        <w:rPr>
+          <w:sz w:val="34"/>
+          <w:szCs w:val="34"/>
+        </w:rPr>
+      </w:pPr>
+      <w:r>
+        <w:rPr>
+          <w:sz w:val="34"/>
+          <w:szCs w:val="34"/>
+        </w:rPr>
+        <w:t>7</w:t>
+      </w:r>
+      <w:r>
+        <w:rPr>
+          <w:sz w:val="34"/>
+          <w:szCs w:val="34"/>
+        </w:rPr>
+        <w:t>/10</w:t>
+      </w:r>
+    </w:p>
+    <w:p>
+      <w:pPr>
+        <w:rPr>
+          <w:sz w:val="34"/>
+          <w:szCs w:val="34"/>
+        </w:rPr>
+      </w:pPr>
+    </w:p>
+    <w:p>
+      <w:pPr>
+        <w:rPr>
+          <w:sz w:val="34"/>
+          <w:szCs w:val="34"/>
+        </w:rPr>
+      </w:pPr>
+      <w:r>
+        <w:rPr>
+          <w:sz w:val="34"/>
+          <w:szCs w:val="34"/>
+        </w:rPr>
+        <w:t>Were you aware about the concept of Procedural Generation before this game?</w:t>
+      </w:r>
+    </w:p>
+    <w:p>
+      <w:pPr>
+        <w:pStyle w:val="ListParagraph"/>
+        <w:numPr>
+          <w:ilvl w:val="0"/>
+          <w:numId w:val="1"/>
+        </w:numPr>
+        <w:rPr>
+          <w:sz w:val="34"/>
+          <w:szCs w:val="34"/>
+        </w:rPr>
+      </w:pPr>
+      <w:r>
+        <w:rPr>
+          <w:sz w:val="34"/>
+          <w:szCs w:val="34"/>
+        </w:rPr>
+        <w:t>Yes</w:t>
+      </w:r>
+    </w:p>
+    <w:p>
+      <w:pPr>
+        <w:rPr>
+          <w:sz w:val="34"/>
+          <w:szCs w:val="34"/>
+        </w:rPr>
+      </w:pPr>
+    </w:p>
+    <w:p>
+      <w:pPr>
+        <w:rPr>
+          <w:sz w:val="34"/>
+          <w:szCs w:val="34"/>
+        </w:rPr>
+      </w:pPr>
+      <w:r>
+        <w:rPr>
+          <w:sz w:val="34"/>
+          <w:szCs w:val="34"/>
+        </w:rPr>
+        <w:t>How much did you enjoy the level (scale of 1 to 10)</w:t>
+      </w:r>
+    </w:p>
+    <w:p>
+      <w:pPr>
+        <w:pStyle w:val="ListParagraph"/>
+        <w:numPr>
+          <w:ilvl w:val="0"/>
+          <w:numId w:val="1"/>
+        </w:numPr>
+        <w:rPr>
+          <w:sz w:val="34"/>
+          <w:szCs w:val="34"/>
+        </w:rPr>
+      </w:pPr>
+      <w:r>
+        <w:rPr>
+          <w:sz w:val="34"/>
+          <w:szCs w:val="34"/>
+        </w:rPr>
+        <w:t>8/10</w:t>
+      </w:r>
+    </w:p>
+    <w:p>
+      <w:pPr>
+        <w:rPr>
+          <w:sz w:val="34"/>
+          <w:szCs w:val="34"/>
+        </w:rPr>
+      </w:pPr>
+    </w:p>
+    <w:p>
+      <w:pPr>
+        <w:rPr>
+          <w:sz w:val="34"/>
+          <w:szCs w:val="34"/>
+        </w:rPr>
+      </w:pPr>
+      <w:r>
+        <w:rPr>
+          <w:sz w:val="34"/>
+          <w:szCs w:val="34"/>
+        </w:rPr>
+        <w:t>What did you appreciate and/or detest about the level and/or want to see improved about the level?</w:t>
+      </w:r>
+    </w:p>
+    <w:p>
+      <w:pPr>
+        <w:pStyle w:val="ListParagraph"/>
+        <w:tabs>
+          <w:tab w:val="left" w:pos="2655"/>
+        </w:tabs>
+        <w:ind w:left="1080"/>
+        <w:rPr>
+          <w:sz w:val="34"/>
+          <w:szCs w:val="34"/>
+        </w:rPr>
+      </w:pPr>
+      <w:r>
+        <w:rPr>
+          <w:sz w:val="34"/>
+          <w:szCs w:val="34"/>
+        </w:rPr>
+        <w:t xml:space="preserve">A: </w:t>
+      </w:r>
+      <w:r>
+        <w:rPr>
+          <w:sz w:val="34"/>
+          <w:szCs w:val="34"/>
+        </w:rPr>
+        <w:t xml:space="preserve">While the levels are fun to navigate, there are quite a few instances of the same parts repeating multiple </w:t>
+      </w:r>
+      <w:r>
+        <w:rPr>
+          <w:sz w:val="34"/>
+          <w:szCs w:val="34"/>
+        </w:rPr>
+        <w:lastRenderedPageBreak/>
+        <w:t>times, although this may be due to the parameters I chose to generate the level with.</w:t>
+      </w:r>
+    </w:p>
+    <w:p>
+      <w:pPr>
+        <w:rPr>
+          <w:sz w:val="34"/>
+          <w:szCs w:val="34"/>
+        </w:rPr>
+      </w:pPr>
+    </w:p>
+    <w:p>
+      <w:pPr>
+        <w:rPr>
+          <w:sz w:val="34"/>
+          <w:szCs w:val="34"/>
+        </w:rPr>
+      </w:pPr>
+      <w:r>
+        <w:rPr>
+          <w:sz w:val="34"/>
+          <w:szCs w:val="34"/>
+        </w:rPr>
+        <w:t>On a scale of 1 to 10, how manageable did you find the ability to change the level's rules?</w:t>
+      </w:r>
+    </w:p>
+    <w:p>
+      <w:pPr>
+        <w:pStyle w:val="ListParagraph"/>
+        <w:numPr>
+          <w:ilvl w:val="0"/>
+          <w:numId w:val="1"/>
+        </w:numPr>
+        <w:rPr>
+          <w:sz w:val="34"/>
+          <w:szCs w:val="34"/>
+        </w:rPr>
+      </w:pPr>
+      <w:r>
+        <w:rPr>
+          <w:sz w:val="34"/>
+          <w:szCs w:val="34"/>
+        </w:rPr>
+        <w:t>7</w:t>
+      </w:r>
+      <w:r>
+        <w:rPr>
+          <w:sz w:val="34"/>
+          <w:szCs w:val="34"/>
+        </w:rPr>
+        <w:t>/10</w:t>
+      </w:r>
+    </w:p>
+    <w:p>
+      <w:pPr>
+        <w:rPr>
+          <w:sz w:val="34"/>
+          <w:szCs w:val="34"/>
+        </w:rPr>
+      </w:pPr>
+    </w:p>
+    <w:p>
+      <w:pPr>
+        <w:rPr>
+          <w:sz w:val="34"/>
+          <w:szCs w:val="34"/>
+        </w:rPr>
+      </w:pPr>
+      <w:r>
+        <w:rPr>
+          <w:sz w:val="34"/>
+          <w:szCs w:val="34"/>
+        </w:rPr>
+        <w:t>On a scale of 1 to 10, how accurate was the difficulty based on the rules you selected?</w:t>
+      </w:r>
+    </w:p>
+    <w:p>
+      <w:pPr>
+        <w:pStyle w:val="ListParagraph"/>
+        <w:numPr>
+          <w:ilvl w:val="0"/>
+          <w:numId w:val="1"/>
+        </w:numPr>
+        <w:rPr>
+          <w:sz w:val="34"/>
+          <w:szCs w:val="34"/>
+        </w:rPr>
+      </w:pPr>
+      <w:r>
+        <w:rPr>
+          <w:sz w:val="34"/>
+          <w:szCs w:val="34"/>
+        </w:rPr>
+        <w:t>8</w:t>
+      </w:r>
+      <w:r>
+        <w:rPr>
+          <w:sz w:val="34"/>
+          <w:szCs w:val="34"/>
+        </w:rPr>
+        <w:t>/10</w:t>
+      </w:r>
+    </w:p>
+    <w:p>
+      <w:pPr>
+        <w:rPr>
+          <w:sz w:val="34"/>
+          <w:szCs w:val="34"/>
+        </w:rPr>
+      </w:pPr>
+    </w:p>
+    <w:p>
+      <w:pPr>
+        <w:rPr>
+          <w:sz w:val="34"/>
+          <w:szCs w:val="34"/>
+        </w:rPr>
+      </w:pPr>
+      <w:r>
+        <w:rPr>
+          <w:sz w:val="34"/>
+          <w:szCs w:val="34"/>
+        </w:rPr>
+        <w:t>What did you appreciate about the UI to modify the level's parameters and/or want to see improved? (OPTIONAL)</w:t>
+      </w:r>
+    </w:p>
+    <w:p>
+      <w:pPr>
+        <w:pStyle w:val="ListParagraph"/>
+        <w:numPr>
+          <w:ilvl w:val="0"/>
+          <w:numId w:val="1"/>
+        </w:numPr>
+        <w:rPr>
+          <w:sz w:val="34"/>
+          <w:szCs w:val="34"/>
+        </w:rPr>
+      </w:pPr>
+      <w:r>
+        <w:rPr>
+          <w:sz w:val="34"/>
+          <w:szCs w:val="34"/>
+        </w:rPr>
+        <w:t xml:space="preserve">A: </w:t>
+      </w:r>
+      <w:r>
+        <w:rPr>
+          <w:sz w:val="34"/>
+          <w:szCs w:val="34"/>
+        </w:rPr>
+        <w:t xml:space="preserve">I like that there is quite a lot of freedom with the high </w:t>
+      </w:r>
+      <w:proofErr w:type="gramStart"/>
+      <w:r>
+        <w:rPr>
+          <w:sz w:val="34"/>
+          <w:szCs w:val="34"/>
+        </w:rPr>
+        <w:t>amount</w:t>
+      </w:r>
+      <w:proofErr w:type="gramEnd"/>
+      <w:r>
+        <w:rPr>
+          <w:sz w:val="34"/>
+          <w:szCs w:val="34"/>
+        </w:rPr>
+        <w:t xml:space="preserve"> of parameters. One thing I would like to see is how much moving the sliders affects the chance blocks are spawned. For example, I didn't know how much moving the slider all the way to the left affects the tile spawn chance.</w:t>
+      </w:r>
+    </w:p>
+    <w:p>
+      <w:pPr>
+        <w:rPr>
+          <w:sz w:val="34"/>
+          <w:szCs w:val="34"/>
+        </w:rPr>
+      </w:pPr>
+    </w:p>
+    <w:p>
+      <w:pPr>
+        <w:rPr>
+          <w:b/>
+          <w:bCs/>
+          <w:sz w:val="38"/>
+          <w:szCs w:val="38"/>
+          <w:u w:val="single"/>
+        </w:rPr>
+      </w:pPr>
+      <w:r>
+        <w:rPr>
+          <w:b/>
+          <w:bCs/>
+          <w:sz w:val="38"/>
+          <w:szCs w:val="38"/>
+          <w:u w:val="single"/>
+        </w:rPr>
+        <w:t xml:space="preserve">USER </w:t>
+      </w:r>
+      <w:r>
+        <w:rPr>
+          <w:b/>
+          <w:bCs/>
+          <w:sz w:val="38"/>
+          <w:szCs w:val="38"/>
+          <w:u w:val="single"/>
+        </w:rPr>
+        <w:t>9</w:t>
+      </w:r>
+    </w:p>
+    <w:p>
+      <w:pPr>
+        <w:rPr>
+          <w:sz w:val="34"/>
+          <w:szCs w:val="34"/>
+        </w:rPr>
+      </w:pPr>
+      <w:r>
+        <w:rPr>
+          <w:sz w:val="34"/>
+          <w:szCs w:val="34"/>
+        </w:rPr>
+        <w:t>How would you rate your skill level in video games?</w:t>
+      </w:r>
+    </w:p>
+    <w:p>
+      <w:pPr>
+        <w:pStyle w:val="ListParagraph"/>
+        <w:numPr>
+          <w:ilvl w:val="0"/>
+          <w:numId w:val="1"/>
+        </w:numPr>
+        <w:rPr>
+          <w:sz w:val="34"/>
+          <w:szCs w:val="34"/>
+        </w:rPr>
+      </w:pPr>
+      <w:r>
+        <w:rPr>
+          <w:sz w:val="34"/>
+          <w:szCs w:val="34"/>
+        </w:rPr>
+        <w:t>Good</w:t>
+      </w:r>
+    </w:p>
+    <w:p>
+      <w:pPr>
+        <w:rPr>
+          <w:sz w:val="34"/>
+          <w:szCs w:val="34"/>
+        </w:rPr>
+      </w:pPr>
+      <w:r>
+        <w:rPr>
+          <w:sz w:val="34"/>
+          <w:szCs w:val="34"/>
+        </w:rPr>
+        <w:t>How often do you play games?</w:t>
+      </w:r>
+    </w:p>
+    <w:p>
+      <w:pPr>
+        <w:pStyle w:val="ListParagraph"/>
+        <w:numPr>
+          <w:ilvl w:val="0"/>
+          <w:numId w:val="1"/>
+        </w:numPr>
+        <w:rPr>
+          <w:sz w:val="34"/>
+          <w:szCs w:val="34"/>
+        </w:rPr>
+      </w:pPr>
+      <w:r>
+        <w:rPr>
+          <w:sz w:val="34"/>
+          <w:szCs w:val="34"/>
+        </w:rPr>
+        <w:lastRenderedPageBreak/>
+        <w:t>Many</w:t>
+      </w:r>
+      <w:r>
+        <w:rPr>
+          <w:sz w:val="34"/>
+          <w:szCs w:val="34"/>
+        </w:rPr>
+        <w:t xml:space="preserve"> hours a day</w:t>
+      </w:r>
+    </w:p>
+    <w:p>
+      <w:pPr>
+        <w:rPr>
+          <w:sz w:val="34"/>
+          <w:szCs w:val="34"/>
+        </w:rPr>
+      </w:pPr>
+      <w:r>
+        <w:rPr>
+          <w:sz w:val="34"/>
+          <w:szCs w:val="34"/>
+        </w:rPr>
+        <w:drawing>
+          <wp:inline distT="0" distB="0" distL="0" distR="0" wp14:anchorId="1E22D312" wp14:editId="39081376">
+            <wp:extent cx="4134427" cy="3124636"/>
+            <wp:effectExtent l="0" t="0" r="0" b="0"/>
+            <wp:docPr id="1098611094" name="Picture 1"/>
+            <wp:cNvGraphicFramePr>
+              <a:graphicFrameLocks xmlns:a="http://schemas.openxmlformats.org/drawingml/2006/main" noChangeAspect="1"/>
+            </wp:cNvGraphicFramePr>
+            <a:graphic xmlns:a="http://schemas.openxmlformats.org/drawingml/2006/main">
+              <a:graphicData uri="http://schemas.openxmlformats.org/drawingml/2006/picture">
+                <pic:pic xmlns:pic="http://schemas.openxmlformats.org/drawingml/2006/picture">
+                  <pic:nvPicPr>
+                    <pic:cNvPr id="1098611094" name=""/>
+                    <pic:cNvPicPr/>
+                  </pic:nvPicPr>
+                  <pic:blipFill>
+                    <a:blip r:embed="rId12"/>
+                    <a:stretch>
+                      <a:fillRect/>
+                    </a:stretch>
+                  </pic:blipFill>
+                  <pic:spPr>
+                    <a:xfrm>
+                      <a:off x="0" y="0"/>
+                      <a:ext cx="4134427" cy="3124636"/>
+                    </a:xfrm>
+                    <a:prstGeom prst="rect">
+                      <a:avLst/>
+                    </a:prstGeom>
+                  </pic:spPr>
+                </pic:pic>
+              </a:graphicData>
+            </a:graphic>
+          </wp:inline>
+        </w:drawing>
+      </w:r>
+    </w:p>
+    <w:p>
+      <w:pPr>
+        <w:rPr>
+          <w:sz w:val="34"/>
+          <w:szCs w:val="34"/>
+        </w:rPr>
+      </w:pPr>
+      <w:r>
+        <w:rPr>
+          <w:sz w:val="34"/>
+          <w:szCs w:val="34"/>
+        </w:rPr>
+        <w:t>How familiar are you with the 3D Platformer Genre (Scale of 1 to 10)?</w:t>
+      </w:r>
+    </w:p>
+    <w:p>
+      <w:pPr>
+        <w:pStyle w:val="ListParagraph"/>
+        <w:numPr>
+          <w:ilvl w:val="0"/>
+          <w:numId w:val="1"/>
+        </w:numPr>
+        <w:rPr>
+          <w:sz w:val="34"/>
+          <w:szCs w:val="34"/>
+        </w:rPr>
+      </w:pPr>
+      <w:r>
+        <w:rPr>
+          <w:sz w:val="34"/>
+          <w:szCs w:val="34"/>
+        </w:rPr>
+        <w:t>8</w:t>
+      </w:r>
+      <w:r>
+        <w:rPr>
+          <w:sz w:val="34"/>
+          <w:szCs w:val="34"/>
+        </w:rPr>
+        <w:t>/10</w:t>
+      </w:r>
+    </w:p>
+    <w:p>
+      <w:pPr>
+        <w:rPr>
+          <w:sz w:val="34"/>
+          <w:szCs w:val="34"/>
+        </w:rPr>
+      </w:pPr>
+    </w:p>
+    <w:p>
+      <w:pPr>
+        <w:rPr>
+          <w:sz w:val="34"/>
+          <w:szCs w:val="34"/>
+        </w:rPr>
+      </w:pPr>
+      <w:r>
+        <w:rPr>
+          <w:sz w:val="34"/>
+          <w:szCs w:val="34"/>
+        </w:rPr>
+        <w:t>Were you aware about the concept of Procedural Generation before this game?</w:t>
+      </w:r>
+    </w:p>
+    <w:p>
+      <w:pPr>
+        <w:pStyle w:val="ListParagraph"/>
+        <w:numPr>
+          <w:ilvl w:val="0"/>
+          <w:numId w:val="1"/>
+        </w:numPr>
+        <w:rPr>
+          <w:sz w:val="34"/>
+          <w:szCs w:val="34"/>
+        </w:rPr>
+      </w:pPr>
+      <w:r>
+        <w:rPr>
+          <w:sz w:val="34"/>
+          <w:szCs w:val="34"/>
+        </w:rPr>
+        <w:t>Yes</w:t>
+      </w:r>
+    </w:p>
+    <w:p>
+      <w:pPr>
+        <w:rPr>
+          <w:sz w:val="34"/>
+          <w:szCs w:val="34"/>
+        </w:rPr>
+      </w:pPr>
+    </w:p>
+    <w:p>
+      <w:pPr>
+        <w:rPr>
+          <w:sz w:val="34"/>
+          <w:szCs w:val="34"/>
+        </w:rPr>
+      </w:pPr>
+      <w:r>
+        <w:rPr>
+          <w:sz w:val="34"/>
+          <w:szCs w:val="34"/>
+        </w:rPr>
+        <w:t>How much did you enjoy the level (scale of 1 to 10)</w:t>
+      </w:r>
+    </w:p>
+    <w:p>
+      <w:pPr>
+        <w:pStyle w:val="ListParagraph"/>
+        <w:numPr>
+          <w:ilvl w:val="0"/>
+          <w:numId w:val="1"/>
+        </w:numPr>
+        <w:rPr>
+          <w:sz w:val="34"/>
+          <w:szCs w:val="34"/>
+        </w:rPr>
+      </w:pPr>
+      <w:r>
+        <w:rPr>
+          <w:sz w:val="34"/>
+          <w:szCs w:val="34"/>
+        </w:rPr>
+        <w:t>6</w:t>
+      </w:r>
+      <w:r>
+        <w:rPr>
+          <w:sz w:val="34"/>
+          <w:szCs w:val="34"/>
+        </w:rPr>
+        <w:t>/10</w:t>
+      </w:r>
+    </w:p>
+    <w:p>
+      <w:pPr>
+        <w:rPr>
+          <w:sz w:val="34"/>
+          <w:szCs w:val="34"/>
+        </w:rPr>
+      </w:pPr>
+    </w:p>
+    <w:p>
+      <w:pPr>
+        <w:rPr>
+          <w:sz w:val="34"/>
+          <w:szCs w:val="34"/>
+        </w:rPr>
+      </w:pPr>
+      <w:r>
+        <w:rPr>
+          <w:sz w:val="34"/>
+          <w:szCs w:val="34"/>
+        </w:rPr>
+        <w:t>What did you appreciate and/or detest about the level and/or want to see improved about the level?</w:t>
+      </w:r>
+    </w:p>
+    <w:p>
+      <w:pPr>
+        <w:pStyle w:val="ListParagraph"/>
+        <w:tabs>
+          <w:tab w:val="left" w:pos="2655"/>
+        </w:tabs>
+        <w:ind w:left="1080"/>
+        <w:rPr>
+          <w:sz w:val="34"/>
+          <w:szCs w:val="34"/>
+        </w:rPr>
+      </w:pPr>
+      <w:r>
+        <w:rPr>
+          <w:sz w:val="34"/>
+          <w:szCs w:val="34"/>
+        </w:rPr>
+        <w:lastRenderedPageBreak/>
+        <w:t xml:space="preserve">A: </w:t>
+      </w:r>
+      <w:r>
+        <w:rPr>
+          <w:sz w:val="34"/>
+          <w:szCs w:val="34"/>
+        </w:rPr>
+        <w:t xml:space="preserve">Levels were generally </w:t>
+      </w:r>
+      <w:proofErr w:type="gramStart"/>
+      <w:r>
+        <w:rPr>
+          <w:sz w:val="34"/>
+          <w:szCs w:val="34"/>
+        </w:rPr>
+        <w:t>good</w:t>
+      </w:r>
+      <w:proofErr w:type="gramEnd"/>
+      <w:r>
+        <w:rPr>
+          <w:sz w:val="34"/>
+          <w:szCs w:val="34"/>
+        </w:rPr>
+        <w:t xml:space="preserve"> but I had one where the spike trap was between two hard jumps which made it so that I had to hit the spike to get ground, but the momentum from hitting the spike wasn't enough so it was an impassable part of the level</w:t>
+      </w:r>
+    </w:p>
+    <w:p>
+      <w:pPr>
+        <w:rPr>
+          <w:sz w:val="34"/>
+          <w:szCs w:val="34"/>
+        </w:rPr>
+      </w:pPr>
+    </w:p>
+    <w:p>
+      <w:pPr>
+        <w:rPr>
+          <w:sz w:val="34"/>
+          <w:szCs w:val="34"/>
+        </w:rPr>
+      </w:pPr>
+      <w:r>
+        <w:rPr>
+          <w:sz w:val="34"/>
+          <w:szCs w:val="34"/>
+        </w:rPr>
+        <w:t>On a scale of 1 to 10, how manageable did you find the ability to change the level's rules?</w:t>
+      </w:r>
+    </w:p>
+    <w:p>
+      <w:pPr>
+        <w:pStyle w:val="ListParagraph"/>
+        <w:numPr>
+          <w:ilvl w:val="0"/>
+          <w:numId w:val="1"/>
+        </w:numPr>
+        <w:rPr>
+          <w:sz w:val="34"/>
+          <w:szCs w:val="34"/>
+        </w:rPr>
+      </w:pPr>
+      <w:r>
+        <w:rPr>
+          <w:sz w:val="34"/>
+          <w:szCs w:val="34"/>
+        </w:rPr>
+        <w:t>10</w:t>
+      </w:r>
+      <w:r>
+        <w:rPr>
+          <w:sz w:val="34"/>
+          <w:szCs w:val="34"/>
+        </w:rPr>
+        <w:t>/10</w:t>
+      </w:r>
+    </w:p>
+    <w:p>
+      <w:pPr>
+        <w:rPr>
+          <w:sz w:val="34"/>
+          <w:szCs w:val="34"/>
+        </w:rPr>
+      </w:pPr>
+    </w:p>
+    <w:p>
+      <w:pPr>
+        <w:rPr>
+          <w:sz w:val="34"/>
+          <w:szCs w:val="34"/>
+        </w:rPr>
+      </w:pPr>
+      <w:r>
+        <w:rPr>
+          <w:sz w:val="34"/>
+          <w:szCs w:val="34"/>
+        </w:rPr>
+        <w:t>On a scale of 1 to 10, how accurate was the difficulty based on the rules you selected?</w:t>
+      </w:r>
+    </w:p>
+    <w:p>
+      <w:pPr>
+        <w:pStyle w:val="ListParagraph"/>
+        <w:numPr>
+          <w:ilvl w:val="0"/>
+          <w:numId w:val="1"/>
+        </w:numPr>
+        <w:rPr>
+          <w:sz w:val="34"/>
+          <w:szCs w:val="34"/>
+        </w:rPr>
+      </w:pPr>
+      <w:r>
+        <w:rPr>
+          <w:sz w:val="34"/>
+          <w:szCs w:val="34"/>
+        </w:rPr>
+        <w:t>9</w:t>
+      </w:r>
+      <w:r>
+        <w:rPr>
+          <w:sz w:val="34"/>
+          <w:szCs w:val="34"/>
+        </w:rPr>
+        <w:t>/10</w:t>
+      </w:r>
+    </w:p>
+    <w:p>
+      <w:pPr>
+        <w:rPr>
+          <w:sz w:val="34"/>
+          <w:szCs w:val="34"/>
+        </w:rPr>
+      </w:pPr>
+    </w:p>
+    <w:p>
+      <w:pPr>
+        <w:rPr>
+          <w:sz w:val="34"/>
+          <w:szCs w:val="34"/>
+        </w:rPr>
+      </w:pPr>
+      <w:r>
+        <w:rPr>
+          <w:sz w:val="34"/>
+          <w:szCs w:val="34"/>
+        </w:rPr>
+        <w:t>What did you appreciate about the UI to modify the level's parameters and/or want to see improved? (OPTIONAL)</w:t>
+      </w:r>
+    </w:p>
+    <w:p>
+      <w:pPr>
+        <w:pStyle w:val="ListParagraph"/>
+        <w:numPr>
+          <w:ilvl w:val="0"/>
+          <w:numId w:val="1"/>
+        </w:numPr>
+        <w:rPr>
+          <w:sz w:val="34"/>
+          <w:szCs w:val="34"/>
+        </w:rPr>
+      </w:pPr>
+      <w:r>
+        <w:rPr>
+          <w:sz w:val="34"/>
+          <w:szCs w:val="34"/>
+        </w:rPr>
+        <w:t xml:space="preserve">A: </w:t>
+      </w:r>
+      <w:r>
+        <w:rPr>
+          <w:sz w:val="34"/>
+          <w:szCs w:val="34"/>
+        </w:rPr>
+        <w:t>While the arrows can show that there are more options, having a "page count" can help a lot with understanding</w:t>
+      </w:r>
+    </w:p>
+    <w:p>
+      <w:pPr>
+        <w:rPr>
+          <w:sz w:val="34"/>
+          <w:szCs w:val="34"/>
+        </w:rPr>
+      </w:pPr>
+    </w:p>
+    <w:p>
+      <w:pPr>
+        <w:rPr>
+          <w:b/>
+          <w:bCs/>
+          <w:sz w:val="38"/>
+          <w:szCs w:val="38"/>
+          <w:u w:val="single"/>
+        </w:rPr>
+      </w:pPr>
+      <w:r>
+        <w:rPr>
+          <w:b/>
+          <w:bCs/>
+          <w:sz w:val="38"/>
+          <w:szCs w:val="38"/>
+          <w:u w:val="single"/>
+        </w:rPr>
+        <w:t xml:space="preserve">USER </w:t>
+      </w:r>
+      <w:r>
+        <w:rPr>
+          <w:b/>
+          <w:bCs/>
+          <w:sz w:val="38"/>
+          <w:szCs w:val="38"/>
+          <w:u w:val="single"/>
+        </w:rPr>
+        <w:t>10</w:t>
+      </w:r>
+    </w:p>
+    <w:p>
+      <w:pPr>
+        <w:rPr>
+          <w:sz w:val="34"/>
+          <w:szCs w:val="34"/>
+        </w:rPr>
+      </w:pPr>
+      <w:r>
+        <w:rPr>
+          <w:sz w:val="34"/>
+          <w:szCs w:val="34"/>
+        </w:rPr>
+        <w:t>How would you rate your skill level in video games?</w:t>
+      </w:r>
+    </w:p>
+    <w:p>
+      <w:pPr>
+        <w:pStyle w:val="ListParagraph"/>
+        <w:numPr>
+          <w:ilvl w:val="0"/>
+          <w:numId w:val="1"/>
+        </w:numPr>
+        <w:rPr>
+          <w:sz w:val="34"/>
+          <w:szCs w:val="34"/>
+        </w:rPr>
+      </w:pPr>
+      <w:r>
+        <w:rPr>
+          <w:sz w:val="34"/>
+          <w:szCs w:val="34"/>
+        </w:rPr>
+        <w:t>Good</w:t>
+      </w:r>
+    </w:p>
+    <w:p>
+      <w:pPr>
+        <w:rPr>
+          <w:sz w:val="34"/>
+          <w:szCs w:val="34"/>
+        </w:rPr>
+      </w:pPr>
+      <w:r>
+        <w:rPr>
+          <w:sz w:val="34"/>
+          <w:szCs w:val="34"/>
+        </w:rPr>
+        <w:t>How often do you play games?</w:t>
+      </w:r>
+    </w:p>
+    <w:p>
+      <w:pPr>
+        <w:pStyle w:val="ListParagraph"/>
+        <w:numPr>
+          <w:ilvl w:val="0"/>
+          <w:numId w:val="1"/>
+        </w:numPr>
+        <w:rPr>
+          <w:sz w:val="34"/>
+          <w:szCs w:val="34"/>
+        </w:rPr>
+      </w:pPr>
+      <w:r>
+        <w:rPr>
+          <w:sz w:val="34"/>
+          <w:szCs w:val="34"/>
+        </w:rPr>
+        <w:lastRenderedPageBreak/>
+        <w:t>Few</w:t>
+      </w:r>
+      <w:r>
+        <w:rPr>
+          <w:sz w:val="34"/>
+          <w:szCs w:val="34"/>
+        </w:rPr>
+        <w:t xml:space="preserve"> hours a day</w:t>
+      </w:r>
+    </w:p>
+    <w:p>
+      <w:pPr>
+        <w:rPr>
+          <w:sz w:val="34"/>
+          <w:szCs w:val="34"/>
+        </w:rPr>
+      </w:pPr>
+      <w:r>
+        <w:rPr>
+          <w:sz w:val="34"/>
+          <w:szCs w:val="34"/>
+        </w:rPr>
+        <w:drawing>
+          <wp:inline distT="0" distB="0" distL="0" distR="0" wp14:anchorId="740052FD" wp14:editId="4B7CA919">
+            <wp:extent cx="4067743" cy="3115110"/>
+            <wp:effectExtent l="0" t="0" r="9525" b="9525"/>
+            <wp:docPr id="1747822994" name="Picture 1"/>
+            <wp:cNvGraphicFramePr>
+              <a:graphicFrameLocks xmlns:a="http://schemas.openxmlformats.org/drawingml/2006/main" noChangeAspect="1"/>
+            </wp:cNvGraphicFramePr>
+            <a:graphic xmlns:a="http://schemas.openxmlformats.org/drawingml/2006/main">
+              <a:graphicData uri="http://schemas.openxmlformats.org/drawingml/2006/picture">
+                <pic:pic xmlns:pic="http://schemas.openxmlformats.org/drawingml/2006/picture">
+                  <pic:nvPicPr>
+                    <pic:cNvPr id="1747822994" name=""/>
+                    <pic:cNvPicPr/>
+                  </pic:nvPicPr>
+                  <pic:blipFill>
+                    <a:blip r:embed="rId13"/>
+                    <a:stretch>
+                      <a:fillRect/>
+                    </a:stretch>
+                  </pic:blipFill>
+                  <pic:spPr>
+                    <a:xfrm>
+                      <a:off x="0" y="0"/>
+                      <a:ext cx="4067743" cy="3115110"/>
+                    </a:xfrm>
+                    <a:prstGeom prst="rect">
+                      <a:avLst/>
+                    </a:prstGeom>
+                  </pic:spPr>
+                </pic:pic>
+              </a:graphicData>
+            </a:graphic>
+          </wp:inline>
+        </w:drawing>
+      </w:r>
+    </w:p>
+    <w:p>
+      <w:pPr>
+        <w:rPr>
+          <w:sz w:val="34"/>
+          <w:szCs w:val="34"/>
+        </w:rPr>
+      </w:pPr>
+      <w:r>
+        <w:rPr>
+          <w:sz w:val="34"/>
+          <w:szCs w:val="34"/>
+        </w:rPr>
+        <w:t>How familiar are you with the 3D Platformer Genre (Scale of 1 to 10)?</w:t>
+      </w:r>
+    </w:p>
+    <w:p>
+      <w:pPr>
+        <w:pStyle w:val="ListParagraph"/>
+        <w:numPr>
+          <w:ilvl w:val="0"/>
+          <w:numId w:val="1"/>
+        </w:numPr>
+        <w:rPr>
+          <w:sz w:val="34"/>
+          <w:szCs w:val="34"/>
+        </w:rPr>
+      </w:pPr>
+      <w:r>
+        <w:rPr>
+          <w:sz w:val="34"/>
+          <w:szCs w:val="34"/>
+        </w:rPr>
+        <w:t>8/10</w:t>
+      </w:r>
+    </w:p>
+    <w:p>
+      <w:pPr>
+        <w:rPr>
+          <w:sz w:val="34"/>
+          <w:szCs w:val="34"/>
+        </w:rPr>
+      </w:pPr>
+    </w:p>
+    <w:p>
+      <w:pPr>
+        <w:rPr>
+          <w:sz w:val="34"/>
+          <w:szCs w:val="34"/>
+        </w:rPr>
+      </w:pPr>
+      <w:r>
+        <w:rPr>
+          <w:sz w:val="34"/>
+          <w:szCs w:val="34"/>
+        </w:rPr>
+        <w:t>Were you aware about the concept of Procedural Generation before this game?</w:t>
+      </w:r>
+    </w:p>
+    <w:p>
+      <w:pPr>
+        <w:pStyle w:val="ListParagraph"/>
+        <w:numPr>
+          <w:ilvl w:val="0"/>
+          <w:numId w:val="1"/>
+        </w:numPr>
+        <w:rPr>
+          <w:sz w:val="34"/>
+          <w:szCs w:val="34"/>
+        </w:rPr>
+      </w:pPr>
+      <w:r>
+        <w:rPr>
+          <w:sz w:val="34"/>
+          <w:szCs w:val="34"/>
+        </w:rPr>
+        <w:t>No</w:t>
+      </w:r>
+    </w:p>
+    <w:p>
+      <w:pPr>
+        <w:rPr>
+          <w:sz w:val="34"/>
+          <w:szCs w:val="34"/>
+        </w:rPr>
+      </w:pPr>
+    </w:p>
+    <w:p>
+      <w:pPr>
+        <w:rPr>
+          <w:sz w:val="34"/>
+          <w:szCs w:val="34"/>
+        </w:rPr>
+      </w:pPr>
+      <w:r>
+        <w:rPr>
+          <w:sz w:val="34"/>
+          <w:szCs w:val="34"/>
+        </w:rPr>
+        <w:t>How much did you enjoy the level (scale of 1 to 10)</w:t>
+      </w:r>
+    </w:p>
+    <w:p>
+      <w:pPr>
+        <w:pStyle w:val="ListParagraph"/>
+        <w:numPr>
+          <w:ilvl w:val="0"/>
+          <w:numId w:val="1"/>
+        </w:numPr>
+        <w:rPr>
+          <w:sz w:val="34"/>
+          <w:szCs w:val="34"/>
+        </w:rPr>
+      </w:pPr>
+      <w:r>
+        <w:rPr>
+          <w:sz w:val="34"/>
+          <w:szCs w:val="34"/>
+        </w:rPr>
+        <w:t>9</w:t>
+      </w:r>
+      <w:r>
+        <w:rPr>
+          <w:sz w:val="34"/>
+          <w:szCs w:val="34"/>
+        </w:rPr>
+        <w:t>/10</w:t>
+      </w:r>
+    </w:p>
+    <w:p>
+      <w:pPr>
+        <w:rPr>
+          <w:sz w:val="34"/>
+          <w:szCs w:val="34"/>
+        </w:rPr>
+      </w:pPr>
+    </w:p>
+    <w:p>
+      <w:pPr>
+        <w:rPr>
+          <w:sz w:val="34"/>
+          <w:szCs w:val="34"/>
+        </w:rPr>
+      </w:pPr>
+      <w:r>
+        <w:rPr>
+          <w:sz w:val="34"/>
+          <w:szCs w:val="34"/>
+        </w:rPr>
+        <w:t>What did you appreciate and/or detest about the level and/or want to see improved about the level?</w:t>
+      </w:r>
+    </w:p>
+    <w:p>
+      <w:pPr>
+        <w:pStyle w:val="ListParagraph"/>
+        <w:tabs>
+          <w:tab w:val="left" w:pos="2655"/>
+        </w:tabs>
+        <w:ind w:left="1080"/>
+        <w:rPr>
+          <w:sz w:val="34"/>
+          <w:szCs w:val="34"/>
+        </w:rPr>
+      </w:pPr>
+      <w:r>
+        <w:rPr>
+          <w:sz w:val="34"/>
+          <w:szCs w:val="34"/>
+        </w:rPr>
+        <w:lastRenderedPageBreak/>
+        <w:t xml:space="preserve">A: </w:t>
+      </w:r>
+      <w:r>
+        <w:rPr>
+          <w:sz w:val="34"/>
+          <w:szCs w:val="34"/>
+        </w:rPr>
+        <w:t xml:space="preserve">I really liked the jumping and the player </w:t>
+      </w:r>
+      <w:proofErr w:type="gramStart"/>
+      <w:r>
+        <w:rPr>
+          <w:sz w:val="34"/>
+          <w:szCs w:val="34"/>
+        </w:rPr>
+        <w:t>movement,</w:t>
+      </w:r>
+      <w:proofErr w:type="gramEnd"/>
+      <w:r>
+        <w:rPr>
+          <w:sz w:val="34"/>
+          <w:szCs w:val="34"/>
+        </w:rPr>
+        <w:t xml:space="preserve"> it was very smooth and detailed with how the character moved their arms while jumping. The environment was colourful and pleasing to the eye. One thing I struggled with was the controls, due to having no computer game experience. This could be improved with the option of using a controller. I had no experience with the spikes option as I had easiest difficulty on, therefore I cannot comment on this attribute.</w:t>
+      </w:r>
+    </w:p>
+    <w:p>
+      <w:pPr>
+        <w:rPr>
+          <w:sz w:val="34"/>
+          <w:szCs w:val="34"/>
+        </w:rPr>
+      </w:pPr>
+    </w:p>
+    <w:p>
+      <w:pPr>
+        <w:rPr>
+          <w:sz w:val="34"/>
+          <w:szCs w:val="34"/>
+        </w:rPr>
+      </w:pPr>
+      <w:r>
+        <w:rPr>
+          <w:sz w:val="34"/>
+          <w:szCs w:val="34"/>
+        </w:rPr>
+        <w:t>On a scale of 1 to 10, how manageable did you find the ability to change the level's rules?</w:t>
+      </w:r>
+    </w:p>
+    <w:p>
+      <w:pPr>
+        <w:pStyle w:val="ListParagraph"/>
+        <w:numPr>
+          <w:ilvl w:val="0"/>
+          <w:numId w:val="1"/>
+        </w:numPr>
+        <w:rPr>
+          <w:sz w:val="34"/>
+          <w:szCs w:val="34"/>
+        </w:rPr>
+      </w:pPr>
+      <w:r>
+        <w:rPr>
+          <w:sz w:val="34"/>
+          <w:szCs w:val="34"/>
+        </w:rPr>
+        <w:t>10/10</w:t>
+      </w:r>
+    </w:p>
+    <w:p>
+      <w:pPr>
+        <w:rPr>
+          <w:sz w:val="34"/>
+          <w:szCs w:val="34"/>
+        </w:rPr>
+      </w:pPr>
+    </w:p>
+    <w:p>
+      <w:pPr>
+        <w:rPr>
+          <w:sz w:val="34"/>
+          <w:szCs w:val="34"/>
+        </w:rPr>
+      </w:pPr>
+      <w:r>
+        <w:rPr>
+          <w:sz w:val="34"/>
+          <w:szCs w:val="34"/>
+        </w:rPr>
+        <w:t>On a scale of 1 to 10, how accurate was the difficulty based on the rules you selected?</w:t>
+      </w:r>
+    </w:p>
+    <w:p>
+      <w:pPr>
+        <w:pStyle w:val="ListParagraph"/>
+        <w:numPr>
+          <w:ilvl w:val="0"/>
+          <w:numId w:val="1"/>
+        </w:numPr>
+        <w:rPr>
+          <w:sz w:val="34"/>
+          <w:szCs w:val="34"/>
+        </w:rPr>
+      </w:pPr>
+      <w:r>
+        <w:rPr>
+          <w:sz w:val="34"/>
+          <w:szCs w:val="34"/>
+        </w:rPr>
+        <w:t>10</w:t>
+      </w:r>
+      <w:r>
+        <w:rPr>
+          <w:sz w:val="34"/>
+          <w:szCs w:val="34"/>
+        </w:rPr>
+        <w:t>/10</w:t>
+      </w:r>
+    </w:p>
+    <w:p>
+      <w:pPr>
+        <w:rPr>
+          <w:sz w:val="34"/>
+          <w:szCs w:val="34"/>
+        </w:rPr>
+      </w:pPr>
+    </w:p>
+    <w:p>
+      <w:pPr>
+        <w:rPr>
+          <w:sz w:val="34"/>
+          <w:szCs w:val="34"/>
+        </w:rPr>
+      </w:pPr>
+      <w:r>
+        <w:rPr>
+          <w:sz w:val="34"/>
+          <w:szCs w:val="34"/>
+        </w:rPr>
+        <w:t>What did you appreciate about the UI to modify the level's parameters and/or want to see improved? (OPTIONAL)</w:t>
+      </w:r>
+    </w:p>
+    <w:p>
+      <w:pPr>
+        <w:pStyle w:val="ListParagraph"/>
+        <w:numPr>
+          <w:ilvl w:val="0"/>
+          <w:numId w:val="1"/>
+        </w:numPr>
+        <w:rPr>
+          <w:sz w:val="34"/>
+          <w:szCs w:val="34"/>
+        </w:rPr>
+      </w:pPr>
+      <w:r>
+        <w:rPr>
+          <w:sz w:val="34"/>
+          <w:szCs w:val="34"/>
+        </w:rPr>
+        <w:t>A: Adding difficulty presets (easy, medium, hard), this could save time for the player and for inexperienced players that may not know what constitutes as 'easy' in this game.</w:t>
+      </w:r>
+    </w:p>
+    <w:p>
+      <w:pPr>
+        <w:rPr>
+          <w:b/>
+          <w:bCs/>
+          <w:sz w:val="38"/>
+          <w:szCs w:val="38"/>
+          <w:u w:val="single"/>
+        </w:rPr>
+      </w:pPr>
+      <w:r>
+        <w:rPr>
+          <w:b/>
+          <w:bCs/>
+          <w:sz w:val="38"/>
+          <w:szCs w:val="38"/>
+          <w:u w:val="single"/>
+        </w:rPr>
+        <w:lastRenderedPageBreak/>
+        <w:t xml:space="preserve">USER </w:t>
+      </w:r>
+      <w:r>
+        <w:rPr>
+          <w:b/>
+          <w:bCs/>
+          <w:sz w:val="38"/>
+          <w:szCs w:val="38"/>
+          <w:u w:val="single"/>
+        </w:rPr>
+        <w:t>1</w:t>
+      </w:r>
+      <w:r>
+        <w:rPr>
+          <w:b/>
+          <w:bCs/>
+          <w:sz w:val="38"/>
+          <w:szCs w:val="38"/>
+          <w:u w:val="single"/>
+        </w:rPr>
+        <w:t>1</w:t>
+      </w:r>
+    </w:p>
+    <w:p>
+      <w:pPr>
+        <w:rPr>
+          <w:sz w:val="34"/>
+          <w:szCs w:val="34"/>
+        </w:rPr>
+      </w:pPr>
+      <w:r>
+        <w:rPr>
+          <w:sz w:val="34"/>
+          <w:szCs w:val="34"/>
+        </w:rPr>
+        <w:t>How would you rate your skill level in video games?</w:t>
+      </w:r>
+    </w:p>
+    <w:p>
+      <w:pPr>
+        <w:pStyle w:val="ListParagraph"/>
+        <w:numPr>
+          <w:ilvl w:val="0"/>
+          <w:numId w:val="1"/>
+        </w:numPr>
+        <w:rPr>
+          <w:sz w:val="34"/>
+          <w:szCs w:val="34"/>
+        </w:rPr>
+      </w:pPr>
+      <w:r>
+        <w:rPr>
+          <w:sz w:val="34"/>
+          <w:szCs w:val="34"/>
+        </w:rPr>
+        <w:t>Good</w:t>
+      </w:r>
+    </w:p>
+    <w:p>
+      <w:pPr>
+        <w:rPr>
+          <w:sz w:val="34"/>
+          <w:szCs w:val="34"/>
+        </w:rPr>
+      </w:pPr>
+      <w:r>
+        <w:rPr>
+          <w:sz w:val="34"/>
+          <w:szCs w:val="34"/>
+        </w:rPr>
+        <w:t>How often do you play games?</w:t>
+      </w:r>
+    </w:p>
+    <w:p>
+      <w:pPr>
+        <w:pStyle w:val="ListParagraph"/>
+        <w:numPr>
+          <w:ilvl w:val="0"/>
+          <w:numId w:val="1"/>
+        </w:numPr>
+        <w:rPr>
+          <w:sz w:val="34"/>
+          <w:szCs w:val="34"/>
+        </w:rPr>
+      </w:pPr>
+      <w:r>
+        <w:rPr>
+          <w:sz w:val="34"/>
+          <w:szCs w:val="34"/>
+        </w:rPr>
+        <w:t>Many</w:t>
+      </w:r>
+      <w:r>
+        <w:rPr>
+          <w:sz w:val="34"/>
+          <w:szCs w:val="34"/>
+        </w:rPr>
+        <w:t xml:space="preserve"> hours a day</w:t>
+      </w:r>
+    </w:p>
+    <w:p>
+      <w:pPr>
+        <w:rPr>
+          <w:sz w:val="34"/>
+          <w:szCs w:val="34"/>
+        </w:rPr>
+      </w:pPr>
+      <w:r>
+        <w:rPr>
+          <w:sz w:val="34"/>
+          <w:szCs w:val="34"/>
+        </w:rPr>
+        <w:drawing>
+          <wp:inline distT="0" distB="0" distL="0" distR="0" wp14:anchorId="3291F9AA" wp14:editId="2523B68B">
+            <wp:extent cx="4220164" cy="3219899"/>
+            <wp:effectExtent l="0" t="0" r="9525" b="0"/>
+            <wp:docPr id="2059544407" name="Picture 1"/>
+            <wp:cNvGraphicFramePr>
+              <a:graphicFrameLocks xmlns:a="http://schemas.openxmlformats.org/drawingml/2006/main" noChangeAspect="1"/>
+            </wp:cNvGraphicFramePr>
+            <a:graphic xmlns:a="http://schemas.openxmlformats.org/drawingml/2006/main">
+              <a:graphicData uri="http://schemas.openxmlformats.org/drawingml/2006/picture">
+                <pic:pic xmlns:pic="http://schemas.openxmlformats.org/drawingml/2006/picture">
+                  <pic:nvPicPr>
+                    <pic:cNvPr id="2059544407" name=""/>
+                    <pic:cNvPicPr/>
+                  </pic:nvPicPr>
+                  <pic:blipFill>
+                    <a:blip r:embed="rId14"/>
+                    <a:stretch>
+                      <a:fillRect/>
+                    </a:stretch>
+                  </pic:blipFill>
+                  <pic:spPr>
+                    <a:xfrm>
+                      <a:off x="0" y="0"/>
+                      <a:ext cx="4220164" cy="3219899"/>
+                    </a:xfrm>
+                    <a:prstGeom prst="rect">
+                      <a:avLst/>
+                    </a:prstGeom>
+                  </pic:spPr>
+                </pic:pic>
+              </a:graphicData>
+            </a:graphic>
+          </wp:inline>
+        </w:drawing>
+      </w:r>
+    </w:p>
+    <w:p>
+      <w:pPr>
+        <w:rPr>
+          <w:sz w:val="34"/>
+          <w:szCs w:val="34"/>
+        </w:rPr>
+      </w:pPr>
+      <w:r>
+        <w:rPr>
+          <w:sz w:val="34"/>
+          <w:szCs w:val="34"/>
+        </w:rPr>
+        <w:t>How familiar are you with the 3D Platformer Genre (Scale of 1 to 10)?</w:t>
+      </w:r>
+    </w:p>
+    <w:p>
+      <w:pPr>
+        <w:pStyle w:val="ListParagraph"/>
+        <w:numPr>
+          <w:ilvl w:val="0"/>
+          <w:numId w:val="1"/>
+        </w:numPr>
+        <w:rPr>
+          <w:sz w:val="34"/>
+          <w:szCs w:val="34"/>
+        </w:rPr>
+      </w:pPr>
+      <w:r>
+        <w:rPr>
+          <w:sz w:val="34"/>
+          <w:szCs w:val="34"/>
+        </w:rPr>
+        <w:t>7</w:t>
+      </w:r>
+      <w:r>
+        <w:rPr>
+          <w:sz w:val="34"/>
+          <w:szCs w:val="34"/>
+        </w:rPr>
+        <w:t>/10</w:t>
+      </w:r>
+    </w:p>
+    <w:p>
+      <w:pPr>
+        <w:rPr>
+          <w:sz w:val="34"/>
+          <w:szCs w:val="34"/>
+        </w:rPr>
+      </w:pPr>
+    </w:p>
+    <w:p>
+      <w:pPr>
+        <w:rPr>
+          <w:sz w:val="34"/>
+          <w:szCs w:val="34"/>
+        </w:rPr>
+      </w:pPr>
+      <w:r>
+        <w:rPr>
+          <w:sz w:val="34"/>
+          <w:szCs w:val="34"/>
+        </w:rPr>
+        <w:t>Were you aware about the concept of Procedural Generation before this game?</w:t>
+      </w:r>
+    </w:p>
+    <w:p>
+      <w:pPr>
+        <w:pStyle w:val="ListParagraph"/>
+        <w:numPr>
+          <w:ilvl w:val="0"/>
+          <w:numId w:val="1"/>
+        </w:numPr>
+        <w:rPr>
+          <w:sz w:val="34"/>
+          <w:szCs w:val="34"/>
+        </w:rPr>
+      </w:pPr>
+      <w:r>
+        <w:rPr>
+          <w:sz w:val="34"/>
+          <w:szCs w:val="34"/>
+        </w:rPr>
+        <w:t>Yes</w:t>
+      </w:r>
+    </w:p>
+    <w:p>
+      <w:pPr>
+        <w:rPr>
+          <w:sz w:val="34"/>
+          <w:szCs w:val="34"/>
+        </w:rPr>
+      </w:pPr>
+    </w:p>
+    <w:p>
+      <w:pPr>
+        <w:rPr>
+          <w:sz w:val="34"/>
+          <w:szCs w:val="34"/>
+        </w:rPr>
+      </w:pPr>
+      <w:r>
+        <w:rPr>
+          <w:sz w:val="34"/>
+          <w:szCs w:val="34"/>
+        </w:rPr>
+        <w:t>How much did you enjoy the level (scale of 1 to 10)</w:t>
+      </w:r>
+    </w:p>
+    <w:p>
+      <w:pPr>
+        <w:pStyle w:val="ListParagraph"/>
+        <w:numPr>
+          <w:ilvl w:val="0"/>
+          <w:numId w:val="1"/>
+        </w:numPr>
+        <w:rPr>
+          <w:sz w:val="34"/>
+          <w:szCs w:val="34"/>
+        </w:rPr>
+      </w:pPr>
+      <w:r>
+        <w:rPr>
+          <w:sz w:val="34"/>
+          <w:szCs w:val="34"/>
+        </w:rPr>
+        <w:lastRenderedPageBreak/>
+        <w:t>8</w:t>
+      </w:r>
+      <w:r>
+        <w:rPr>
+          <w:sz w:val="34"/>
+          <w:szCs w:val="34"/>
+        </w:rPr>
+        <w:t>/10</w:t>
+      </w:r>
+    </w:p>
+    <w:p>
+      <w:pPr>
+        <w:rPr>
+          <w:sz w:val="34"/>
+          <w:szCs w:val="34"/>
+        </w:rPr>
+      </w:pPr>
+    </w:p>
+    <w:p>
+      <w:pPr>
+        <w:rPr>
+          <w:sz w:val="34"/>
+          <w:szCs w:val="34"/>
+        </w:rPr>
+      </w:pPr>
+      <w:r>
+        <w:rPr>
+          <w:sz w:val="34"/>
+          <w:szCs w:val="34"/>
+        </w:rPr>
+        <w:t>What did you appreciate and/or detest about the level and/or want to see improved about the level?</w:t>
+      </w:r>
+    </w:p>
+    <w:p>
+      <w:pPr>
+        <w:pStyle w:val="ListParagraph"/>
+        <w:tabs>
+          <w:tab w:val="left" w:pos="2655"/>
+        </w:tabs>
+        <w:ind w:left="1080"/>
+        <w:rPr>
+          <w:sz w:val="34"/>
+          <w:szCs w:val="34"/>
+        </w:rPr>
+      </w:pPr>
+      <w:r>
+        <w:rPr>
+          <w:sz w:val="34"/>
+          <w:szCs w:val="34"/>
+        </w:rPr>
+        <w:t xml:space="preserve">A: </w:t>
+      </w:r>
+      <w:r>
+        <w:rPr>
+          <w:sz w:val="34"/>
+          <w:szCs w:val="34"/>
+        </w:rPr>
+        <w:t xml:space="preserve">After generating a few </w:t>
+      </w:r>
+      <w:proofErr w:type="gramStart"/>
+      <w:r>
+        <w:rPr>
+          <w:sz w:val="34"/>
+          <w:szCs w:val="34"/>
+        </w:rPr>
+        <w:t>levels</w:t>
+      </w:r>
+      <w:proofErr w:type="gramEnd"/>
+      <w:r>
+        <w:rPr>
+          <w:sz w:val="34"/>
+          <w:szCs w:val="34"/>
+        </w:rPr>
+        <w:t xml:space="preserve"> I've realised that the more you mess with the parameters, the more interesting the level becomes, but perhaps the results of the generation could be more randomised when you max out the parameters in either direction</w:t>
+      </w:r>
+    </w:p>
+    <w:p>
+      <w:pPr>
+        <w:rPr>
+          <w:sz w:val="34"/>
+          <w:szCs w:val="34"/>
+        </w:rPr>
+      </w:pPr>
+    </w:p>
+    <w:p>
+      <w:pPr>
+        <w:rPr>
+          <w:sz w:val="34"/>
+          <w:szCs w:val="34"/>
+        </w:rPr>
+      </w:pPr>
+      <w:r>
+        <w:rPr>
+          <w:sz w:val="34"/>
+          <w:szCs w:val="34"/>
+        </w:rPr>
+        <w:t>On a scale of 1 to 10, how manageable did you find the ability to change the level's rules?</w:t>
+      </w:r>
+    </w:p>
+    <w:p>
+      <w:pPr>
+        <w:pStyle w:val="ListParagraph"/>
+        <w:numPr>
+          <w:ilvl w:val="0"/>
+          <w:numId w:val="1"/>
+        </w:numPr>
+        <w:rPr>
+          <w:sz w:val="34"/>
+          <w:szCs w:val="34"/>
+        </w:rPr>
+      </w:pPr>
+      <w:r>
+        <w:rPr>
+          <w:sz w:val="34"/>
+          <w:szCs w:val="34"/>
+        </w:rPr>
+        <w:t>6</w:t>
+      </w:r>
+      <w:r>
+        <w:rPr>
+          <w:sz w:val="34"/>
+          <w:szCs w:val="34"/>
+        </w:rPr>
+        <w:t>/10</w:t>
+      </w:r>
+    </w:p>
+    <w:p>
+      <w:pPr>
+        <w:rPr>
+          <w:sz w:val="34"/>
+          <w:szCs w:val="34"/>
+        </w:rPr>
+      </w:pPr>
+    </w:p>
+    <w:p>
+      <w:pPr>
+        <w:rPr>
+          <w:sz w:val="34"/>
+          <w:szCs w:val="34"/>
+        </w:rPr>
+      </w:pPr>
+      <w:r>
+        <w:rPr>
+          <w:sz w:val="34"/>
+          <w:szCs w:val="34"/>
+        </w:rPr>
+        <w:t>On a scale of 1 to 10, how accurate was the difficulty based on the rules you selected?</w:t>
+      </w:r>
+    </w:p>
+    <w:p>
+      <w:pPr>
+        <w:pStyle w:val="ListParagraph"/>
+        <w:numPr>
+          <w:ilvl w:val="0"/>
+          <w:numId w:val="1"/>
+        </w:numPr>
+        <w:rPr>
+          <w:sz w:val="34"/>
+          <w:szCs w:val="34"/>
+        </w:rPr>
+      </w:pPr>
+      <w:r>
+        <w:rPr>
+          <w:sz w:val="34"/>
+          <w:szCs w:val="34"/>
+        </w:rPr>
+        <w:t>9</w:t>
+      </w:r>
+      <w:r>
+        <w:rPr>
+          <w:sz w:val="34"/>
+          <w:szCs w:val="34"/>
+        </w:rPr>
+        <w:t>/10</w:t>
+      </w:r>
+    </w:p>
+    <w:p>
+      <w:pPr>
+        <w:rPr>
+          <w:sz w:val="34"/>
+          <w:szCs w:val="34"/>
+        </w:rPr>
+      </w:pPr>
+    </w:p>
+    <w:p>
+      <w:pPr>
+        <w:rPr>
+          <w:sz w:val="34"/>
+          <w:szCs w:val="34"/>
+        </w:rPr>
+      </w:pPr>
+      <w:r>
+        <w:rPr>
+          <w:sz w:val="34"/>
+          <w:szCs w:val="34"/>
+        </w:rPr>
+        <w:t>What did you appreciate about the UI to modify the level's parameters and/or want to see improved? (OPTIONAL)</w:t>
+      </w:r>
+    </w:p>
+    <w:p>
+      <w:pPr>
+        <w:pStyle w:val="ListParagraph"/>
+        <w:numPr>
+          <w:ilvl w:val="0"/>
+          <w:numId w:val="1"/>
+        </w:numPr>
+        <w:rPr>
+          <w:sz w:val="34"/>
+          <w:szCs w:val="34"/>
+        </w:rPr>
+      </w:pPr>
+      <w:r>
+        <w:rPr>
+          <w:sz w:val="34"/>
+          <w:szCs w:val="34"/>
+        </w:rPr>
+        <w:t xml:space="preserve">A: </w:t>
+      </w:r>
+      <w:r>
+        <w:rPr>
+          <w:sz w:val="34"/>
+          <w:szCs w:val="34"/>
+        </w:rPr>
+        <w:t xml:space="preserve">Just as a concept/idea, but the ability to load </w:t>
+      </w:r>
+      <w:proofErr w:type="gramStart"/>
+      <w:r>
+        <w:rPr>
+          <w:sz w:val="34"/>
+          <w:szCs w:val="34"/>
+        </w:rPr>
+        <w:t>previously-set</w:t>
+      </w:r>
+      <w:proofErr w:type="gramEnd"/>
+      <w:r>
+        <w:rPr>
+          <w:sz w:val="34"/>
+          <w:szCs w:val="34"/>
+        </w:rPr>
+        <w:t xml:space="preserve"> parameters or play </w:t>
+      </w:r>
+      <w:proofErr w:type="gramStart"/>
+      <w:r>
+        <w:rPr>
+          <w:sz w:val="34"/>
+          <w:szCs w:val="34"/>
+        </w:rPr>
+        <w:t>previously-generated</w:t>
+      </w:r>
+      <w:proofErr w:type="gramEnd"/>
+      <w:r>
+        <w:rPr>
+          <w:sz w:val="34"/>
+          <w:szCs w:val="34"/>
+        </w:rPr>
+        <w:t xml:space="preserve"> levels from a menu</w:t>
+      </w:r>
+    </w:p>
+    <w:p>
+      <w:pPr>
+        <w:rPr>
+          <w:sz w:val="34"/>
+          <w:szCs w:val="34"/>
+        </w:rPr>
+      </w:pPr>
+    </w:p>
+    <w:p>
+      <w:pPr>
+        <w:rPr>
+          <w:b/>
+          <w:bCs/>
+          <w:sz w:val="38"/>
+          <w:szCs w:val="38"/>
+          <w:u w:val="single"/>
+        </w:rPr>
+      </w:pPr>
+      <w:r>
+        <w:rPr>
+          <w:b/>
+          <w:bCs/>
+          <w:sz w:val="38"/>
+          <w:szCs w:val="38"/>
+          <w:u w:val="single"/>
+        </w:rPr>
+        <w:lastRenderedPageBreak/>
+        <w:t xml:space="preserve">USER </w:t>
+      </w:r>
+      <w:r>
+        <w:rPr>
+          <w:b/>
+          <w:bCs/>
+          <w:sz w:val="38"/>
+          <w:szCs w:val="38"/>
+          <w:u w:val="single"/>
+        </w:rPr>
+        <w:t>1</w:t>
+      </w:r>
+      <w:r>
+        <w:rPr>
+          <w:b/>
+          <w:bCs/>
+          <w:sz w:val="38"/>
+          <w:szCs w:val="38"/>
+          <w:u w:val="single"/>
+        </w:rPr>
+        <w:t>2</w:t>
+      </w:r>
+    </w:p>
+    <w:p>
+      <w:pPr>
+        <w:rPr>
+          <w:sz w:val="34"/>
+          <w:szCs w:val="34"/>
+        </w:rPr>
+      </w:pPr>
+      <w:r>
+        <w:rPr>
+          <w:sz w:val="34"/>
+          <w:szCs w:val="34"/>
+        </w:rPr>
+        <w:t>How would you rate your skill level in video games?</w:t>
+      </w:r>
+    </w:p>
+    <w:p>
+      <w:pPr>
+        <w:pStyle w:val="ListParagraph"/>
+        <w:numPr>
+          <w:ilvl w:val="0"/>
+          <w:numId w:val="1"/>
+        </w:numPr>
+        <w:rPr>
+          <w:sz w:val="34"/>
+          <w:szCs w:val="34"/>
+        </w:rPr>
+      </w:pPr>
+      <w:r>
+        <w:rPr>
+          <w:sz w:val="34"/>
+          <w:szCs w:val="34"/>
+        </w:rPr>
+        <w:t>Good</w:t>
+      </w:r>
+    </w:p>
+    <w:p>
+      <w:pPr>
+        <w:rPr>
+          <w:sz w:val="34"/>
+          <w:szCs w:val="34"/>
+        </w:rPr>
+      </w:pPr>
+      <w:r>
+        <w:rPr>
+          <w:sz w:val="34"/>
+          <w:szCs w:val="34"/>
+        </w:rPr>
+        <w:t>How often do you play games?</w:t>
+      </w:r>
+    </w:p>
+    <w:p>
+      <w:pPr>
+        <w:pStyle w:val="ListParagraph"/>
+        <w:numPr>
+          <w:ilvl w:val="0"/>
+          <w:numId w:val="1"/>
+        </w:numPr>
+        <w:rPr>
+          <w:sz w:val="34"/>
+          <w:szCs w:val="34"/>
+        </w:rPr>
+      </w:pPr>
+      <w:r>
+        <w:rPr>
+          <w:sz w:val="34"/>
+          <w:szCs w:val="34"/>
+        </w:rPr>
+        <w:t>Few times a week</w:t>
+      </w:r>
+    </w:p>
+    <w:p>
+      <w:pPr>
+        <w:rPr>
+          <w:sz w:val="34"/>
+          <w:szCs w:val="34"/>
+        </w:rPr>
+      </w:pPr>
+      <w:r>
+        <w:rPr>
+          <w:sz w:val="34"/>
+          <w:szCs w:val="34"/>
+        </w:rPr>
+        <w:drawing>
+          <wp:inline distT="0" distB="0" distL="0" distR="0" wp14:anchorId="4305C233" wp14:editId="4EF7FA04">
+            <wp:extent cx="4286848" cy="3172268"/>
+            <wp:effectExtent l="0" t="0" r="0" b="9525"/>
+            <wp:docPr id="1211432322" name="Picture 1"/>
+            <wp:cNvGraphicFramePr>
+              <a:graphicFrameLocks xmlns:a="http://schemas.openxmlformats.org/drawingml/2006/main" noChangeAspect="1"/>
+            </wp:cNvGraphicFramePr>
+            <a:graphic xmlns:a="http://schemas.openxmlformats.org/drawingml/2006/main">
+              <a:graphicData uri="http://schemas.openxmlformats.org/drawingml/2006/picture">
+                <pic:pic xmlns:pic="http://schemas.openxmlformats.org/drawingml/2006/picture">
+                  <pic:nvPicPr>
+                    <pic:cNvPr id="1211432322" name=""/>
+                    <pic:cNvPicPr/>
+                  </pic:nvPicPr>
+                  <pic:blipFill>
+                    <a:blip r:embed="rId15"/>
+                    <a:stretch>
+                      <a:fillRect/>
+                    </a:stretch>
+                  </pic:blipFill>
+                  <pic:spPr>
+                    <a:xfrm>
+                      <a:off x="0" y="0"/>
+                      <a:ext cx="4286848" cy="3172268"/>
+                    </a:xfrm>
+                    <a:prstGeom prst="rect">
+                      <a:avLst/>
+                    </a:prstGeom>
+                  </pic:spPr>
+                </pic:pic>
+              </a:graphicData>
+            </a:graphic>
+          </wp:inline>
+        </w:drawing>
+      </w:r>
+    </w:p>
+    <w:p>
+      <w:pPr>
+        <w:rPr>
+          <w:sz w:val="34"/>
+          <w:szCs w:val="34"/>
+        </w:rPr>
+      </w:pPr>
+      <w:r>
+        <w:rPr>
+          <w:sz w:val="34"/>
+          <w:szCs w:val="34"/>
+        </w:rPr>
+        <w:t>How familiar are you with the 3D Platformer Genre (Scale of 1 to 10)?</w:t>
+      </w:r>
+    </w:p>
+    <w:p>
+      <w:pPr>
+        <w:pStyle w:val="ListParagraph"/>
+        <w:numPr>
+          <w:ilvl w:val="0"/>
+          <w:numId w:val="1"/>
+        </w:numPr>
+        <w:rPr>
+          <w:sz w:val="34"/>
+          <w:szCs w:val="34"/>
+        </w:rPr>
+      </w:pPr>
+      <w:r>
+        <w:rPr>
+          <w:sz w:val="34"/>
+          <w:szCs w:val="34"/>
+        </w:rPr>
+        <w:t>3</w:t>
+      </w:r>
+      <w:r>
+        <w:rPr>
+          <w:sz w:val="34"/>
+          <w:szCs w:val="34"/>
+        </w:rPr>
+        <w:t>/10</w:t>
+      </w:r>
+    </w:p>
+    <w:p>
+      <w:pPr>
+        <w:rPr>
+          <w:sz w:val="34"/>
+          <w:szCs w:val="34"/>
+        </w:rPr>
+      </w:pPr>
+    </w:p>
+    <w:p>
+      <w:pPr>
+        <w:rPr>
+          <w:sz w:val="34"/>
+          <w:szCs w:val="34"/>
+        </w:rPr>
+      </w:pPr>
+      <w:r>
+        <w:rPr>
+          <w:sz w:val="34"/>
+          <w:szCs w:val="34"/>
+        </w:rPr>
+        <w:t>Were you aware about the concept of Procedural Generation before this game?</w:t>
+      </w:r>
+    </w:p>
+    <w:p>
+      <w:pPr>
+        <w:pStyle w:val="ListParagraph"/>
+        <w:numPr>
+          <w:ilvl w:val="0"/>
+          <w:numId w:val="1"/>
+        </w:numPr>
+        <w:rPr>
+          <w:sz w:val="34"/>
+          <w:szCs w:val="34"/>
+        </w:rPr>
+      </w:pPr>
+      <w:r>
+        <w:rPr>
+          <w:sz w:val="34"/>
+          <w:szCs w:val="34"/>
+        </w:rPr>
+        <w:t>Yes</w:t>
+      </w:r>
+    </w:p>
+    <w:p>
+      <w:pPr>
+        <w:rPr>
+          <w:sz w:val="34"/>
+          <w:szCs w:val="34"/>
+        </w:rPr>
+      </w:pPr>
+    </w:p>
+    <w:p>
+      <w:pPr>
+        <w:rPr>
+          <w:sz w:val="34"/>
+          <w:szCs w:val="34"/>
+        </w:rPr>
+      </w:pPr>
+      <w:r>
+        <w:rPr>
+          <w:sz w:val="34"/>
+          <w:szCs w:val="34"/>
+        </w:rPr>
+        <w:t>How much did you enjoy the level (scale of 1 to 10)</w:t>
+      </w:r>
+    </w:p>
+    <w:p>
+      <w:pPr>
+        <w:pStyle w:val="ListParagraph"/>
+        <w:numPr>
+          <w:ilvl w:val="0"/>
+          <w:numId w:val="1"/>
+        </w:numPr>
+        <w:rPr>
+          <w:sz w:val="34"/>
+          <w:szCs w:val="34"/>
+        </w:rPr>
+      </w:pPr>
+      <w:r>
+        <w:rPr>
+          <w:sz w:val="34"/>
+          <w:szCs w:val="34"/>
+        </w:rPr>
+        <w:lastRenderedPageBreak/>
+        <w:t>4</w:t>
+      </w:r>
+      <w:r>
+        <w:rPr>
+          <w:sz w:val="34"/>
+          <w:szCs w:val="34"/>
+        </w:rPr>
+        <w:t>/10</w:t>
+      </w:r>
+    </w:p>
+    <w:p>
+      <w:pPr>
+        <w:rPr>
+          <w:sz w:val="34"/>
+          <w:szCs w:val="34"/>
+        </w:rPr>
+      </w:pPr>
+    </w:p>
+    <w:p>
+      <w:pPr>
+        <w:rPr>
+          <w:sz w:val="34"/>
+          <w:szCs w:val="34"/>
+        </w:rPr>
+      </w:pPr>
+      <w:r>
+        <w:rPr>
+          <w:sz w:val="34"/>
+          <w:szCs w:val="34"/>
+        </w:rPr>
+        <w:t>What did you appreciate and/or detest about the level and/or want to see improved about the level?</w:t>
+      </w:r>
+    </w:p>
+    <w:p>
+      <w:pPr>
+        <w:pStyle w:val="ListParagraph"/>
+        <w:tabs>
+          <w:tab w:val="left" w:pos="2655"/>
+        </w:tabs>
+        <w:ind w:left="1080"/>
+        <w:rPr>
+          <w:sz w:val="34"/>
+          <w:szCs w:val="34"/>
+        </w:rPr>
+      </w:pPr>
+      <w:r>
+        <w:rPr>
+          <w:sz w:val="34"/>
+          <w:szCs w:val="34"/>
+        </w:rPr>
+        <w:t xml:space="preserve">A: </w:t>
+      </w:r>
+      <w:r>
+        <w:rPr>
+          <w:sz w:val="34"/>
+          <w:szCs w:val="34"/>
+        </w:rPr>
+        <w:t>It felt a bit linear, like there was always only 1 path I could take. I enjoyed using the double jump to chain platforms together, they were placed in the right areas, but some differently so I couldn't abuse it and get bored. Unrelated about generation, the coins were difficult to collect.</w:t>
+      </w:r>
+    </w:p>
+    <w:p>
+      <w:pPr>
+        <w:rPr>
+          <w:sz w:val="34"/>
+          <w:szCs w:val="34"/>
+        </w:rPr>
+      </w:pPr>
+    </w:p>
+    <w:p>
+      <w:pPr>
+        <w:rPr>
+          <w:sz w:val="34"/>
+          <w:szCs w:val="34"/>
+        </w:rPr>
+      </w:pPr>
+      <w:r>
+        <w:rPr>
+          <w:sz w:val="34"/>
+          <w:szCs w:val="34"/>
+        </w:rPr>
+        <w:t>On a scale of 1 to 10, how manageable did you find the ability to change the level's rules?</w:t>
+      </w:r>
+    </w:p>
+    <w:p>
+      <w:pPr>
+        <w:pStyle w:val="ListParagraph"/>
+        <w:numPr>
+          <w:ilvl w:val="0"/>
+          <w:numId w:val="1"/>
+        </w:numPr>
+        <w:rPr>
+          <w:sz w:val="34"/>
+          <w:szCs w:val="34"/>
+        </w:rPr>
+      </w:pPr>
+      <w:r>
+        <w:rPr>
+          <w:sz w:val="34"/>
+          <w:szCs w:val="34"/>
+        </w:rPr>
+        <w:t>9</w:t>
+      </w:r>
+      <w:r>
+        <w:rPr>
+          <w:sz w:val="34"/>
+          <w:szCs w:val="34"/>
+        </w:rPr>
+        <w:t>/10</w:t>
+      </w:r>
+    </w:p>
+    <w:p>
+      <w:pPr>
+        <w:rPr>
+          <w:sz w:val="34"/>
+          <w:szCs w:val="34"/>
+        </w:rPr>
+      </w:pPr>
+    </w:p>
+    <w:p>
+      <w:pPr>
+        <w:rPr>
+          <w:sz w:val="34"/>
+          <w:szCs w:val="34"/>
+        </w:rPr>
+      </w:pPr>
+      <w:r>
+        <w:rPr>
+          <w:sz w:val="34"/>
+          <w:szCs w:val="34"/>
+        </w:rPr>
+        <w:t>On a scale of 1 to 10, how accurate was the difficulty based on the rules you selected?</w:t>
+      </w:r>
+    </w:p>
+    <w:p>
+      <w:pPr>
+        <w:pStyle w:val="ListParagraph"/>
+        <w:numPr>
+          <w:ilvl w:val="0"/>
+          <w:numId w:val="1"/>
+        </w:numPr>
+        <w:rPr>
+          <w:sz w:val="34"/>
+          <w:szCs w:val="34"/>
+        </w:rPr>
+      </w:pPr>
+      <w:r>
+        <w:rPr>
+          <w:sz w:val="34"/>
+          <w:szCs w:val="34"/>
+        </w:rPr>
+        <w:t>6</w:t>
+      </w:r>
+      <w:r>
+        <w:rPr>
+          <w:sz w:val="34"/>
+          <w:szCs w:val="34"/>
+        </w:rPr>
+        <w:t>/10</w:t>
+      </w:r>
+    </w:p>
+    <w:p>
+      <w:pPr>
+        <w:rPr>
+          <w:sz w:val="34"/>
+          <w:szCs w:val="34"/>
+        </w:rPr>
+      </w:pPr>
+    </w:p>
+    <w:p>
+      <w:pPr>
+        <w:rPr>
+          <w:sz w:val="34"/>
+          <w:szCs w:val="34"/>
+        </w:rPr>
+      </w:pPr>
+      <w:r>
+        <w:rPr>
+          <w:sz w:val="34"/>
+          <w:szCs w:val="34"/>
+        </w:rPr>
+        <w:t>What did you appreciate about the UI to modify the level's parameters and/or want to see improved? (OPTIONAL)</w:t>
+      </w:r>
+    </w:p>
+    <w:p>
+      <w:pPr>
+        <w:pStyle w:val="ListParagraph"/>
+        <w:numPr>
+          <w:ilvl w:val="0"/>
+          <w:numId w:val="1"/>
+        </w:numPr>
+        <w:rPr>
+          <w:sz w:val="34"/>
+          <w:szCs w:val="34"/>
+        </w:rPr>
+      </w:pPr>
+      <w:r>
+        <w:rPr>
+          <w:sz w:val="34"/>
+          <w:szCs w:val="34"/>
+        </w:rPr>
+        <w:t>A</w:t>
+      </w:r>
+      <w:r>
+        <w:rPr>
+          <w:sz w:val="34"/>
+          <w:szCs w:val="34"/>
+        </w:rPr>
+        <w:t xml:space="preserve">: </w:t>
+      </w:r>
+      <w:r>
+        <w:rPr>
+          <w:sz w:val="34"/>
+          <w:szCs w:val="34"/>
+        </w:rPr>
+        <w:t>Liked the large range of options, though for some, an explainer would have been nice. Like what is the difference between a hard and easy spike.</w:t>
+      </w:r>
+    </w:p>
+    <w:p>
+      <w:pPr>
+        <w:rPr>
+          <w:b/>
+          <w:bCs/>
+          <w:sz w:val="38"/>
+          <w:szCs w:val="38"/>
+          <w:u w:val="single"/>
+        </w:rPr>
+      </w:pPr>
+      <w:r>
+        <w:rPr>
+          <w:b/>
+          <w:bCs/>
+          <w:sz w:val="38"/>
+          <w:szCs w:val="38"/>
+          <w:u w:val="single"/>
+        </w:rPr>
+        <w:lastRenderedPageBreak/>
+        <w:t xml:space="preserve">USER </w:t>
+      </w:r>
+      <w:r>
+        <w:rPr>
+          <w:b/>
+          <w:bCs/>
+          <w:sz w:val="38"/>
+          <w:szCs w:val="38"/>
+          <w:u w:val="single"/>
+        </w:rPr>
+        <w:t>1</w:t>
+      </w:r>
+      <w:r>
+        <w:rPr>
+          <w:b/>
+          <w:bCs/>
+          <w:sz w:val="38"/>
+          <w:szCs w:val="38"/>
+          <w:u w:val="single"/>
+        </w:rPr>
+        <w:t>3</w:t>
+      </w:r>
+    </w:p>
+    <w:p>
+      <w:pPr>
+        <w:rPr>
+          <w:sz w:val="34"/>
+          <w:szCs w:val="34"/>
+        </w:rPr>
+      </w:pPr>
+      <w:r>
+        <w:rPr>
+          <w:sz w:val="34"/>
+          <w:szCs w:val="34"/>
+        </w:rPr>
+        <w:t>How would you rate your skill level in video games?</w:t>
+      </w:r>
+    </w:p>
+    <w:p>
+      <w:pPr>
+        <w:pStyle w:val="ListParagraph"/>
+        <w:numPr>
+          <w:ilvl w:val="0"/>
+          <w:numId w:val="1"/>
+        </w:numPr>
+        <w:rPr>
+          <w:sz w:val="34"/>
+          <w:szCs w:val="34"/>
+        </w:rPr>
+      </w:pPr>
+      <w:r>
+        <w:rPr>
+          <w:sz w:val="34"/>
+          <w:szCs w:val="34"/>
+        </w:rPr>
+        <w:t>Excellent</w:t>
+      </w:r>
+    </w:p>
+    <w:p>
+      <w:pPr>
+        <w:rPr>
+          <w:sz w:val="34"/>
+          <w:szCs w:val="34"/>
+        </w:rPr>
+      </w:pPr>
+      <w:r>
+        <w:rPr>
+          <w:sz w:val="34"/>
+          <w:szCs w:val="34"/>
+        </w:rPr>
+        <w:t>How often do you play games?</w:t>
+      </w:r>
+    </w:p>
+    <w:p>
+      <w:pPr>
+        <w:pStyle w:val="ListParagraph"/>
+        <w:numPr>
+          <w:ilvl w:val="0"/>
+          <w:numId w:val="1"/>
+        </w:numPr>
+        <w:rPr>
+          <w:sz w:val="34"/>
+          <w:szCs w:val="34"/>
+        </w:rPr>
+      </w:pPr>
+      <w:r>
+        <w:rPr>
+          <w:sz w:val="34"/>
+          <w:szCs w:val="34"/>
+        </w:rPr>
+        <w:t xml:space="preserve">Few times a </w:t>
+      </w:r>
+      <w:r>
+        <w:rPr>
+          <w:sz w:val="34"/>
+          <w:szCs w:val="34"/>
+        </w:rPr>
+        <w:t>month</w:t>
+      </w:r>
+    </w:p>
+    <w:p>
+      <w:pPr>
+        <w:rPr>
+          <w:sz w:val="34"/>
+          <w:szCs w:val="34"/>
+        </w:rPr>
+      </w:pPr>
+      <w:r>
+        <w:rPr>
+          <w:sz w:val="34"/>
+          <w:szCs w:val="34"/>
+        </w:rPr>
+        <w:drawing>
+          <wp:inline distT="0" distB="0" distL="0" distR="0" wp14:anchorId="5335DC6D" wp14:editId="54561BBC">
+            <wp:extent cx="4315427" cy="3143689"/>
+            <wp:effectExtent l="0" t="0" r="0" b="0"/>
+            <wp:docPr id="362459053" name="Picture 1"/>
+            <wp:cNvGraphicFramePr>
+              <a:graphicFrameLocks xmlns:a="http://schemas.openxmlformats.org/drawingml/2006/main" noChangeAspect="1"/>
+            </wp:cNvGraphicFramePr>
+            <a:graphic xmlns:a="http://schemas.openxmlformats.org/drawingml/2006/main">
+              <a:graphicData uri="http://schemas.openxmlformats.org/drawingml/2006/picture">
+                <pic:pic xmlns:pic="http://schemas.openxmlformats.org/drawingml/2006/picture">
+                  <pic:nvPicPr>
+                    <pic:cNvPr id="362459053" name=""/>
+                    <pic:cNvPicPr/>
+                  </pic:nvPicPr>
+                  <pic:blipFill>
+                    <a:blip r:embed="rId16"/>
+                    <a:stretch>
+                      <a:fillRect/>
+                    </a:stretch>
+                  </pic:blipFill>
+                  <pic:spPr>
+                    <a:xfrm>
+                      <a:off x="0" y="0"/>
+                      <a:ext cx="4315427" cy="3143689"/>
+                    </a:xfrm>
+                    <a:prstGeom prst="rect">
+                      <a:avLst/>
+                    </a:prstGeom>
+                  </pic:spPr>
+                </pic:pic>
+              </a:graphicData>
+            </a:graphic>
+          </wp:inline>
+        </w:drawing>
+      </w:r>
+    </w:p>
+    <w:p>
+      <w:pPr>
+        <w:rPr>
+          <w:sz w:val="34"/>
+          <w:szCs w:val="34"/>
+        </w:rPr>
+      </w:pPr>
+      <w:r>
+        <w:rPr>
+          <w:sz w:val="34"/>
+          <w:szCs w:val="34"/>
+        </w:rPr>
+        <w:t>How familiar are you with the 3D Platformer Genre (Scale of 1 to 10)?</w:t>
+      </w:r>
+    </w:p>
+    <w:p>
+      <w:pPr>
+        <w:pStyle w:val="ListParagraph"/>
+        <w:numPr>
+          <w:ilvl w:val="0"/>
+          <w:numId w:val="1"/>
+        </w:numPr>
+        <w:rPr>
+          <w:sz w:val="34"/>
+          <w:szCs w:val="34"/>
+        </w:rPr>
+      </w:pPr>
+      <w:r>
+        <w:rPr>
+          <w:sz w:val="34"/>
+          <w:szCs w:val="34"/>
+        </w:rPr>
+        <w:t>10</w:t>
+      </w:r>
+      <w:r>
+        <w:rPr>
+          <w:sz w:val="34"/>
+          <w:szCs w:val="34"/>
+        </w:rPr>
+        <w:t>/10</w:t>
+      </w:r>
+    </w:p>
+    <w:p>
+      <w:pPr>
+        <w:rPr>
+          <w:sz w:val="34"/>
+          <w:szCs w:val="34"/>
+        </w:rPr>
+      </w:pPr>
+    </w:p>
+    <w:p>
+      <w:pPr>
+        <w:rPr>
+          <w:sz w:val="34"/>
+          <w:szCs w:val="34"/>
+        </w:rPr>
+      </w:pPr>
+      <w:r>
+        <w:rPr>
+          <w:sz w:val="34"/>
+          <w:szCs w:val="34"/>
+        </w:rPr>
+        <w:t>Were you aware about the concept of Procedural Generation before this game?</w:t>
+      </w:r>
+    </w:p>
+    <w:p>
+      <w:pPr>
+        <w:pStyle w:val="ListParagraph"/>
+        <w:numPr>
+          <w:ilvl w:val="0"/>
+          <w:numId w:val="1"/>
+        </w:numPr>
+        <w:rPr>
+          <w:sz w:val="34"/>
+          <w:szCs w:val="34"/>
+        </w:rPr>
+      </w:pPr>
+      <w:r>
+        <w:rPr>
+          <w:sz w:val="34"/>
+          <w:szCs w:val="34"/>
+        </w:rPr>
+        <w:t>Yes</w:t>
+      </w:r>
+    </w:p>
+    <w:p>
+      <w:pPr>
+        <w:rPr>
+          <w:sz w:val="34"/>
+          <w:szCs w:val="34"/>
+        </w:rPr>
+      </w:pPr>
+    </w:p>
+    <w:p>
+      <w:pPr>
+        <w:rPr>
+          <w:sz w:val="34"/>
+          <w:szCs w:val="34"/>
+        </w:rPr>
+      </w:pPr>
+      <w:r>
+        <w:rPr>
+          <w:sz w:val="34"/>
+          <w:szCs w:val="34"/>
+        </w:rPr>
+        <w:t>How much did you enjoy the level (scale of 1 to 10)</w:t>
+      </w:r>
+    </w:p>
+    <w:p>
+      <w:pPr>
+        <w:pStyle w:val="ListParagraph"/>
+        <w:numPr>
+          <w:ilvl w:val="0"/>
+          <w:numId w:val="1"/>
+        </w:numPr>
+        <w:rPr>
+          <w:sz w:val="34"/>
+          <w:szCs w:val="34"/>
+        </w:rPr>
+      </w:pPr>
+      <w:r>
+        <w:rPr>
+          <w:sz w:val="34"/>
+          <w:szCs w:val="34"/>
+        </w:rPr>
+        <w:lastRenderedPageBreak/>
+        <w:t>8</w:t>
+      </w:r>
+      <w:r>
+        <w:rPr>
+          <w:sz w:val="34"/>
+          <w:szCs w:val="34"/>
+        </w:rPr>
+        <w:t>/10</w:t>
+      </w:r>
+    </w:p>
+    <w:p>
+      <w:pPr>
+        <w:rPr>
+          <w:sz w:val="34"/>
+          <w:szCs w:val="34"/>
+        </w:rPr>
+      </w:pPr>
+    </w:p>
+    <w:p>
+      <w:pPr>
+        <w:rPr>
+          <w:sz w:val="34"/>
+          <w:szCs w:val="34"/>
+        </w:rPr>
+      </w:pPr>
+      <w:r>
+        <w:rPr>
+          <w:sz w:val="34"/>
+          <w:szCs w:val="34"/>
+        </w:rPr>
+        <w:t>What did you appreciate and/or detest about the level and/or want to see improved about the level?</w:t>
+      </w:r>
+    </w:p>
+    <w:p>
+      <w:pPr>
+        <w:pStyle w:val="ListParagraph"/>
+        <w:tabs>
+          <w:tab w:val="left" w:pos="2655"/>
+        </w:tabs>
+        <w:ind w:left="1080"/>
+        <w:rPr>
+          <w:sz w:val="34"/>
+          <w:szCs w:val="34"/>
+        </w:rPr>
+      </w:pPr>
+      <w:r>
+        <w:rPr>
+          <w:sz w:val="34"/>
+          <w:szCs w:val="34"/>
+        </w:rPr>
+        <w:t xml:space="preserve">A: </w:t>
+      </w:r>
+      <w:r>
+        <w:rPr>
+          <w:sz w:val="34"/>
+          <w:szCs w:val="34"/>
+        </w:rPr>
+        <w:t>N/A</w:t>
+      </w:r>
+    </w:p>
+    <w:p>
+      <w:pPr>
+        <w:rPr>
+          <w:sz w:val="34"/>
+          <w:szCs w:val="34"/>
+        </w:rPr>
+      </w:pPr>
+    </w:p>
+    <w:p>
+      <w:pPr>
+        <w:rPr>
+          <w:sz w:val="34"/>
+          <w:szCs w:val="34"/>
+        </w:rPr>
+      </w:pPr>
+      <w:r>
+        <w:rPr>
+          <w:sz w:val="34"/>
+          <w:szCs w:val="34"/>
+        </w:rPr>
+        <w:t>On a scale of 1 to 10, how manageable did you find the ability to change the level's rules?</w:t>
+      </w:r>
+    </w:p>
+    <w:p>
+      <w:pPr>
+        <w:pStyle w:val="ListParagraph"/>
+        <w:numPr>
+          <w:ilvl w:val="0"/>
+          <w:numId w:val="1"/>
+        </w:numPr>
+        <w:rPr>
+          <w:sz w:val="34"/>
+          <w:szCs w:val="34"/>
+        </w:rPr>
+      </w:pPr>
+      <w:r>
+        <w:rPr>
+          <w:sz w:val="34"/>
+          <w:szCs w:val="34"/>
+        </w:rPr>
+        <w:t>9/10</w:t>
+      </w:r>
+    </w:p>
+    <w:p>
+      <w:pPr>
+        <w:rPr>
+          <w:sz w:val="34"/>
+          <w:szCs w:val="34"/>
+        </w:rPr>
+      </w:pPr>
+    </w:p>
+    <w:p>
+      <w:pPr>
+        <w:rPr>
+          <w:sz w:val="34"/>
+          <w:szCs w:val="34"/>
+        </w:rPr>
+      </w:pPr>
+      <w:r>
+        <w:rPr>
+          <w:sz w:val="34"/>
+          <w:szCs w:val="34"/>
+        </w:rPr>
+        <w:t>On a scale of 1 to 10, how accurate was the difficulty based on the rules you selected?</w:t>
+      </w:r>
+    </w:p>
+    <w:p>
+      <w:pPr>
+        <w:pStyle w:val="ListParagraph"/>
+        <w:numPr>
+          <w:ilvl w:val="0"/>
+          <w:numId w:val="1"/>
+        </w:numPr>
+        <w:rPr>
+          <w:sz w:val="34"/>
+          <w:szCs w:val="34"/>
+        </w:rPr>
+      </w:pPr>
+      <w:r>
+        <w:rPr>
+          <w:sz w:val="34"/>
+          <w:szCs w:val="34"/>
+        </w:rPr>
+        <w:t>8</w:t>
+      </w:r>
+      <w:r>
+        <w:rPr>
+          <w:sz w:val="34"/>
+          <w:szCs w:val="34"/>
+        </w:rPr>
+        <w:t>/10</w:t>
+      </w:r>
+    </w:p>
+    <w:p>
+      <w:pPr>
+        <w:rPr>
+          <w:sz w:val="34"/>
+          <w:szCs w:val="34"/>
+        </w:rPr>
+      </w:pPr>
+    </w:p>
+    <w:p>
+      <w:pPr>
+        <w:rPr>
+          <w:sz w:val="34"/>
+          <w:szCs w:val="34"/>
+        </w:rPr>
+      </w:pPr>
+      <w:r>
+        <w:rPr>
+          <w:sz w:val="34"/>
+          <w:szCs w:val="34"/>
+        </w:rPr>
+        <w:t>What did you appreciate about the UI to modify the level's parameters and/or want to see improved? (OPTIONAL)</w:t>
+      </w:r>
+    </w:p>
+    <w:p>
+      <w:pPr>
+        <w:pStyle w:val="ListParagraph"/>
+        <w:numPr>
+          <w:ilvl w:val="0"/>
+          <w:numId w:val="1"/>
+        </w:numPr>
+        <w:rPr>
+          <w:sz w:val="34"/>
+          <w:szCs w:val="34"/>
+        </w:rPr>
+      </w:pPr>
+      <w:r>
+        <w:rPr>
+          <w:sz w:val="34"/>
+          <w:szCs w:val="34"/>
+        </w:rPr>
+        <w:t>A</w:t>
+      </w:r>
+      <w:r>
+        <w:rPr>
+          <w:sz w:val="34"/>
+          <w:szCs w:val="34"/>
+        </w:rPr>
+        <w:t xml:space="preserve">: </w:t>
+      </w:r>
+      <w:r>
+        <w:rPr>
+          <w:sz w:val="34"/>
+          <w:szCs w:val="34"/>
+        </w:rPr>
+        <w:t>The different page buttons were confusing at first because they made it seem as though there were more level parameters to modify.</w:t>
+      </w:r>
+    </w:p>
+    <w:p>
+      <w:pPr>
+        <w:rPr>
+          <w:sz w:val="34"/>
+          <w:szCs w:val="34"/>
+        </w:rPr>
+      </w:pPr>
+    </w:p>
+    <w:p>
+      <w:pPr>
+        <w:rPr>
+          <w:b/>
+          <w:bCs/>
+          <w:sz w:val="38"/>
+          <w:szCs w:val="38"/>
+          <w:u w:val="single"/>
+        </w:rPr>
+      </w:pPr>
+      <w:r>
+        <w:rPr>
+          <w:b/>
+          <w:bCs/>
+          <w:sz w:val="38"/>
+          <w:szCs w:val="38"/>
+          <w:u w:val="single"/>
+        </w:rPr>
+        <w:t xml:space="preserve">USER </w:t>
+      </w:r>
+      <w:r>
+        <w:rPr>
+          <w:b/>
+          <w:bCs/>
+          <w:sz w:val="38"/>
+          <w:szCs w:val="38"/>
+          <w:u w:val="single"/>
+        </w:rPr>
+        <w:t>1</w:t>
+      </w:r>
+      <w:r>
+        <w:rPr>
+          <w:b/>
+          <w:bCs/>
+          <w:sz w:val="38"/>
+          <w:szCs w:val="38"/>
+          <w:u w:val="single"/>
+        </w:rPr>
+        <w:t>4</w:t>
+      </w:r>
+    </w:p>
+    <w:p>
+      <w:pPr>
+        <w:rPr>
+          <w:sz w:val="34"/>
+          <w:szCs w:val="34"/>
+        </w:rPr>
+      </w:pPr>
+      <w:r>
+        <w:rPr>
+          <w:sz w:val="34"/>
+          <w:szCs w:val="34"/>
+        </w:rPr>
+        <w:t>How would you rate your skill level in video games?</w:t>
+      </w:r>
+    </w:p>
+    <w:p>
+      <w:pPr>
+        <w:pStyle w:val="ListParagraph"/>
+        <w:numPr>
+          <w:ilvl w:val="0"/>
+          <w:numId w:val="1"/>
+        </w:numPr>
+        <w:rPr>
+          <w:sz w:val="34"/>
+          <w:szCs w:val="34"/>
+        </w:rPr>
+      </w:pPr>
+      <w:r>
+        <w:rPr>
+          <w:sz w:val="34"/>
+          <w:szCs w:val="34"/>
+        </w:rPr>
+        <w:t>Good</w:t>
+      </w:r>
+    </w:p>
+    <w:p>
+      <w:pPr>
+        <w:rPr>
+          <w:sz w:val="34"/>
+          <w:szCs w:val="34"/>
+        </w:rPr>
+      </w:pPr>
+      <w:r>
+        <w:rPr>
+          <w:sz w:val="34"/>
+          <w:szCs w:val="34"/>
+        </w:rPr>
+        <w:lastRenderedPageBreak/>
+        <w:t>How often do you play games?</w:t>
+      </w:r>
+    </w:p>
+    <w:p>
+      <w:pPr>
+        <w:pStyle w:val="ListParagraph"/>
+        <w:numPr>
+          <w:ilvl w:val="0"/>
+          <w:numId w:val="1"/>
+        </w:numPr>
+        <w:rPr>
+          <w:sz w:val="34"/>
+          <w:szCs w:val="34"/>
+        </w:rPr>
+      </w:pPr>
+      <w:r>
+        <w:rPr>
+          <w:sz w:val="34"/>
+          <w:szCs w:val="34"/>
+        </w:rPr>
+        <w:t>Few</w:t>
+      </w:r>
+      <w:r>
+        <w:rPr>
+          <w:sz w:val="34"/>
+          <w:szCs w:val="34"/>
+        </w:rPr>
+        <w:t xml:space="preserve"> </w:t>
+      </w:r>
+      <w:r>
+        <w:rPr>
+          <w:sz w:val="34"/>
+          <w:szCs w:val="34"/>
+        </w:rPr>
+        <w:t>hours a day</w:t>
+      </w:r>
+    </w:p>
+    <w:p>
+      <w:pPr>
+        <w:rPr>
+          <w:sz w:val="34"/>
+          <w:szCs w:val="34"/>
+        </w:rPr>
+      </w:pPr>
+      <w:r>
+        <w:rPr>
+          <w:sz w:val="34"/>
+          <w:szCs w:val="34"/>
+        </w:rPr>
+        <w:drawing>
+          <wp:inline distT="0" distB="0" distL="0" distR="0" wp14:anchorId="47C2437B" wp14:editId="02A3A931">
+            <wp:extent cx="4191585" cy="3286584"/>
+            <wp:effectExtent l="0" t="0" r="0" b="9525"/>
+            <wp:docPr id="332289986" name="Picture 1"/>
+            <wp:cNvGraphicFramePr>
+              <a:graphicFrameLocks xmlns:a="http://schemas.openxmlformats.org/drawingml/2006/main" noChangeAspect="1"/>
+            </wp:cNvGraphicFramePr>
+            <a:graphic xmlns:a="http://schemas.openxmlformats.org/drawingml/2006/main">
+              <a:graphicData uri="http://schemas.openxmlformats.org/drawingml/2006/picture">
+                <pic:pic xmlns:pic="http://schemas.openxmlformats.org/drawingml/2006/picture">
+                  <pic:nvPicPr>
+                    <pic:cNvPr id="332289986" name=""/>
+                    <pic:cNvPicPr/>
+                  </pic:nvPicPr>
+                  <pic:blipFill>
+                    <a:blip r:embed="rId17"/>
+                    <a:stretch>
+                      <a:fillRect/>
+                    </a:stretch>
+                  </pic:blipFill>
+                  <pic:spPr>
+                    <a:xfrm>
+                      <a:off x="0" y="0"/>
+                      <a:ext cx="4191585" cy="3286584"/>
+                    </a:xfrm>
+                    <a:prstGeom prst="rect">
+                      <a:avLst/>
+                    </a:prstGeom>
+                  </pic:spPr>
+                </pic:pic>
+              </a:graphicData>
+            </a:graphic>
+          </wp:inline>
+        </w:drawing>
+      </w:r>
+    </w:p>
+    <w:p>
+      <w:pPr>
+        <w:rPr>
+          <w:sz w:val="34"/>
+          <w:szCs w:val="34"/>
+        </w:rPr>
+      </w:pPr>
+      <w:r>
+        <w:rPr>
+          <w:sz w:val="34"/>
+          <w:szCs w:val="34"/>
+        </w:rPr>
+        <w:t>How familiar are you with the 3D Platformer Genre (Scale of 1 to 10)?</w:t>
+      </w:r>
+    </w:p>
+    <w:p>
+      <w:pPr>
+        <w:pStyle w:val="ListParagraph"/>
+        <w:numPr>
+          <w:ilvl w:val="0"/>
+          <w:numId w:val="1"/>
+        </w:numPr>
+        <w:rPr>
+          <w:sz w:val="34"/>
+          <w:szCs w:val="34"/>
+        </w:rPr>
+      </w:pPr>
+      <w:r>
+        <w:rPr>
+          <w:sz w:val="34"/>
+          <w:szCs w:val="34"/>
+        </w:rPr>
+        <w:t>9</w:t>
+      </w:r>
+      <w:r>
+        <w:rPr>
+          <w:sz w:val="34"/>
+          <w:szCs w:val="34"/>
+        </w:rPr>
+        <w:t>/10</w:t>
+      </w:r>
+    </w:p>
+    <w:p>
+      <w:pPr>
+        <w:rPr>
+          <w:sz w:val="34"/>
+          <w:szCs w:val="34"/>
+        </w:rPr>
+      </w:pPr>
+    </w:p>
+    <w:p>
+      <w:pPr>
+        <w:rPr>
+          <w:sz w:val="34"/>
+          <w:szCs w:val="34"/>
+        </w:rPr>
+      </w:pPr>
+      <w:r>
+        <w:rPr>
+          <w:sz w:val="34"/>
+          <w:szCs w:val="34"/>
+        </w:rPr>
+        <w:t>Were you aware about the concept of Procedural Generation before this game?</w:t>
+      </w:r>
+    </w:p>
+    <w:p>
+      <w:pPr>
+        <w:pStyle w:val="ListParagraph"/>
+        <w:numPr>
+          <w:ilvl w:val="0"/>
+          <w:numId w:val="1"/>
+        </w:numPr>
+        <w:rPr>
+          <w:sz w:val="34"/>
+          <w:szCs w:val="34"/>
+        </w:rPr>
+      </w:pPr>
+      <w:r>
+        <w:rPr>
+          <w:sz w:val="34"/>
+          <w:szCs w:val="34"/>
+        </w:rPr>
+        <w:t>Yes</w:t>
+      </w:r>
+    </w:p>
+    <w:p>
+      <w:pPr>
+        <w:rPr>
+          <w:sz w:val="34"/>
+          <w:szCs w:val="34"/>
+        </w:rPr>
+      </w:pPr>
+    </w:p>
+    <w:p>
+      <w:pPr>
+        <w:rPr>
+          <w:sz w:val="34"/>
+          <w:szCs w:val="34"/>
+        </w:rPr>
+      </w:pPr>
+      <w:r>
+        <w:rPr>
+          <w:sz w:val="34"/>
+          <w:szCs w:val="34"/>
+        </w:rPr>
+        <w:t>How much did you enjoy the level (scale of 1 to 10)</w:t>
+      </w:r>
+    </w:p>
+    <w:p>
+      <w:pPr>
+        <w:pStyle w:val="ListParagraph"/>
+        <w:numPr>
+          <w:ilvl w:val="0"/>
+          <w:numId w:val="1"/>
+        </w:numPr>
+        <w:rPr>
+          <w:sz w:val="34"/>
+          <w:szCs w:val="34"/>
+        </w:rPr>
+      </w:pPr>
+      <w:r>
+        <w:rPr>
+          <w:sz w:val="34"/>
+          <w:szCs w:val="34"/>
+        </w:rPr>
+        <w:t>10</w:t>
+      </w:r>
+      <w:r>
+        <w:rPr>
+          <w:sz w:val="34"/>
+          <w:szCs w:val="34"/>
+        </w:rPr>
+        <w:t>/10</w:t>
+      </w:r>
+    </w:p>
+    <w:p>
+      <w:pPr>
+        <w:rPr>
+          <w:sz w:val="34"/>
+          <w:szCs w:val="34"/>
+        </w:rPr>
+      </w:pPr>
+    </w:p>
+    <w:p>
+      <w:pPr>
+        <w:rPr>
+          <w:sz w:val="34"/>
+          <w:szCs w:val="34"/>
+        </w:rPr>
+      </w:pPr>
+      <w:r>
+        <w:rPr>
+          <w:sz w:val="34"/>
+          <w:szCs w:val="34"/>
+        </w:rPr>
+        <w:lastRenderedPageBreak/>
+        <w:t>What did you appreciate and/or detest about the level and/or want to see improved about the level?</w:t>
+      </w:r>
+    </w:p>
+    <w:p>
+      <w:pPr>
+        <w:pStyle w:val="ListParagraph"/>
+        <w:tabs>
+          <w:tab w:val="left" w:pos="2655"/>
+        </w:tabs>
+        <w:ind w:left="1080"/>
+        <w:rPr>
+          <w:sz w:val="34"/>
+          <w:szCs w:val="34"/>
+        </w:rPr>
+      </w:pPr>
+      <w:r>
+        <w:rPr>
+          <w:sz w:val="34"/>
+          <w:szCs w:val="34"/>
+        </w:rPr>
+        <w:t>A: N/A</w:t>
+      </w:r>
+    </w:p>
+    <w:p>
+      <w:pPr>
+        <w:rPr>
+          <w:sz w:val="34"/>
+          <w:szCs w:val="34"/>
+        </w:rPr>
+      </w:pPr>
+    </w:p>
+    <w:p>
+      <w:pPr>
+        <w:rPr>
+          <w:sz w:val="34"/>
+          <w:szCs w:val="34"/>
+        </w:rPr>
+      </w:pPr>
+      <w:r>
+        <w:rPr>
+          <w:sz w:val="34"/>
+          <w:szCs w:val="34"/>
+        </w:rPr>
+        <w:t>On a scale of 1 to 10, how manageable did you find the ability to change the level's rules?</w:t>
+      </w:r>
+    </w:p>
+    <w:p>
+      <w:pPr>
+        <w:pStyle w:val="ListParagraph"/>
+        <w:numPr>
+          <w:ilvl w:val="0"/>
+          <w:numId w:val="1"/>
+        </w:numPr>
+        <w:rPr>
+          <w:sz w:val="34"/>
+          <w:szCs w:val="34"/>
+        </w:rPr>
+      </w:pPr>
+      <w:r>
+        <w:rPr>
+          <w:sz w:val="34"/>
+          <w:szCs w:val="34"/>
+        </w:rPr>
+        <w:t>10</w:t>
+      </w:r>
+      <w:r>
+        <w:rPr>
+          <w:sz w:val="34"/>
+          <w:szCs w:val="34"/>
+        </w:rPr>
+        <w:t>/10</w:t>
+      </w:r>
+    </w:p>
+    <w:p>
+      <w:pPr>
+        <w:rPr>
+          <w:sz w:val="34"/>
+          <w:szCs w:val="34"/>
+        </w:rPr>
+      </w:pPr>
+    </w:p>
+    <w:p>
+      <w:pPr>
+        <w:rPr>
+          <w:sz w:val="34"/>
+          <w:szCs w:val="34"/>
+        </w:rPr>
+      </w:pPr>
+      <w:r>
+        <w:rPr>
+          <w:sz w:val="34"/>
+          <w:szCs w:val="34"/>
+        </w:rPr>
+        <w:t>On a scale of 1 to 10, how accurate was the difficulty based on the rules you selected?</w:t>
+      </w:r>
+    </w:p>
+    <w:p>
+      <w:pPr>
+        <w:pStyle w:val="ListParagraph"/>
+        <w:numPr>
+          <w:ilvl w:val="0"/>
+          <w:numId w:val="1"/>
+        </w:numPr>
+        <w:rPr>
+          <w:sz w:val="34"/>
+          <w:szCs w:val="34"/>
+        </w:rPr>
+      </w:pPr>
+      <w:r>
+        <w:rPr>
+          <w:sz w:val="34"/>
+          <w:szCs w:val="34"/>
+        </w:rPr>
+        <w:t>10</w:t>
+      </w:r>
+      <w:r>
+        <w:rPr>
+          <w:sz w:val="34"/>
+          <w:szCs w:val="34"/>
+        </w:rPr>
+        <w:t>/10</w:t>
+      </w:r>
+    </w:p>
+    <w:p>
+      <w:pPr>
+        <w:rPr>
+          <w:sz w:val="34"/>
+          <w:szCs w:val="34"/>
+        </w:rPr>
+      </w:pPr>
+    </w:p>
+    <w:p>
+      <w:pPr>
+        <w:rPr>
+          <w:sz w:val="34"/>
+          <w:szCs w:val="34"/>
+        </w:rPr>
+      </w:pPr>
+      <w:r>
+        <w:rPr>
+          <w:sz w:val="34"/>
+          <w:szCs w:val="34"/>
+        </w:rPr>
+        <w:t>What did you appreciate about the UI to modify the level's parameters and/or want to see improved? (OPTIONAL)</w:t>
+      </w:r>
+    </w:p>
+    <w:p>
+      <w:pPr>
+        <w:pStyle w:val="ListParagraph"/>
+        <w:numPr>
+          <w:ilvl w:val="0"/>
+          <w:numId w:val="1"/>
+        </w:numPr>
+        <w:rPr>
+          <w:sz w:val="34"/>
+          <w:szCs w:val="34"/>
+        </w:rPr>
+      </w:pPr>
+      <w:r>
+        <w:rPr>
+          <w:sz w:val="34"/>
+          <w:szCs w:val="34"/>
+        </w:rPr>
+        <w:t>A</w:t>
+      </w:r>
+      <w:r>
+        <w:rPr>
+          <w:sz w:val="34"/>
+          <w:szCs w:val="34"/>
+        </w:rPr>
+        <w:t xml:space="preserve">: </w:t>
+      </w:r>
+      <w:r>
+        <w:rPr>
+          <w:sz w:val="34"/>
+          <w:szCs w:val="34"/>
+        </w:rPr>
+        <w:t>N/A</w:t>
+      </w:r>
+    </w:p>
+    <w:p>
+      <w:pPr>
+        <w:rPr>
+          <w:sz w:val="34"/>
+          <w:szCs w:val="34"/>
+        </w:rPr>
+      </w:pPr>
+    </w:p>
+    <w:p>
+      <w:pPr>
+        <w:rPr>
+          <w:b/>
+          <w:bCs/>
+          <w:sz w:val="38"/>
+          <w:szCs w:val="38"/>
+          <w:u w:val="single"/>
+        </w:rPr>
+      </w:pPr>
+      <w:r>
+        <w:rPr>
+          <w:b/>
+          <w:bCs/>
+          <w:sz w:val="38"/>
+          <w:szCs w:val="38"/>
+          <w:u w:val="single"/>
+        </w:rPr>
+        <w:t xml:space="preserve">USER </w:t>
+      </w:r>
+      <w:r>
+        <w:rPr>
+          <w:b/>
+          <w:bCs/>
+          <w:sz w:val="38"/>
+          <w:szCs w:val="38"/>
+          <w:u w:val="single"/>
+        </w:rPr>
+        <w:t>1</w:t>
+      </w:r>
+      <w:r>
+        <w:rPr>
+          <w:b/>
+          <w:bCs/>
+          <w:sz w:val="38"/>
+          <w:szCs w:val="38"/>
+          <w:u w:val="single"/>
+        </w:rPr>
+        <w:t>5</w:t>
+      </w:r>
+    </w:p>
+    <w:p>
+      <w:pPr>
+        <w:rPr>
+          <w:sz w:val="34"/>
+          <w:szCs w:val="34"/>
+        </w:rPr>
+      </w:pPr>
+      <w:r>
+        <w:rPr>
+          <w:sz w:val="34"/>
+          <w:szCs w:val="34"/>
+        </w:rPr>
+        <w:t>How would you rate your skill level in video games?</w:t>
+      </w:r>
+    </w:p>
+    <w:p>
+      <w:pPr>
+        <w:pStyle w:val="ListParagraph"/>
+        <w:numPr>
+          <w:ilvl w:val="0"/>
+          <w:numId w:val="1"/>
+        </w:numPr>
+        <w:rPr>
+          <w:sz w:val="34"/>
+          <w:szCs w:val="34"/>
+        </w:rPr>
+      </w:pPr>
+      <w:r>
+        <w:rPr>
+          <w:sz w:val="34"/>
+          <w:szCs w:val="34"/>
+        </w:rPr>
+        <w:t>Good</w:t>
+      </w:r>
+    </w:p>
+    <w:p>
+      <w:pPr>
+        <w:rPr>
+          <w:sz w:val="34"/>
+          <w:szCs w:val="34"/>
+        </w:rPr>
+      </w:pPr>
+      <w:r>
+        <w:rPr>
+          <w:sz w:val="34"/>
+          <w:szCs w:val="34"/>
+        </w:rPr>
+        <w:t>How often do you play games?</w:t>
+      </w:r>
+    </w:p>
+    <w:p>
+      <w:pPr>
+        <w:pStyle w:val="ListParagraph"/>
+        <w:numPr>
+          <w:ilvl w:val="0"/>
+          <w:numId w:val="1"/>
+        </w:numPr>
+        <w:rPr>
+          <w:sz w:val="34"/>
+          <w:szCs w:val="34"/>
+        </w:rPr>
+      </w:pPr>
+      <w:r>
+        <w:rPr>
+          <w:sz w:val="34"/>
+          <w:szCs w:val="34"/>
+        </w:rPr>
+        <w:t>Many</w:t>
+      </w:r>
+      <w:r>
+        <w:rPr>
+          <w:sz w:val="34"/>
+          <w:szCs w:val="34"/>
+        </w:rPr>
+        <w:t xml:space="preserve"> hours a day</w:t>
+      </w:r>
+    </w:p>
+    <w:p>
+      <w:pPr>
+        <w:rPr>
+          <w:sz w:val="34"/>
+          <w:szCs w:val="34"/>
+        </w:rPr>
+      </w:pPr>
+      <w:r>
+        <w:rPr>
+          <w:sz w:val="34"/>
+          <w:szCs w:val="34"/>
+        </w:rPr>
+        <w:lastRenderedPageBreak/>
+        <w:drawing>
+          <wp:inline distT="0" distB="0" distL="0" distR="0" wp14:anchorId="4FDC2278" wp14:editId="4B233068">
+            <wp:extent cx="4344006" cy="3410426"/>
+            <wp:effectExtent l="0" t="0" r="0" b="0"/>
+            <wp:docPr id="244547004" name="Picture 1"/>
+            <wp:cNvGraphicFramePr>
+              <a:graphicFrameLocks xmlns:a="http://schemas.openxmlformats.org/drawingml/2006/main" noChangeAspect="1"/>
+            </wp:cNvGraphicFramePr>
+            <a:graphic xmlns:a="http://schemas.openxmlformats.org/drawingml/2006/main">
+              <a:graphicData uri="http://schemas.openxmlformats.org/drawingml/2006/picture">
+                <pic:pic xmlns:pic="http://schemas.openxmlformats.org/drawingml/2006/picture">
+                  <pic:nvPicPr>
+                    <pic:cNvPr id="244547004" name=""/>
+                    <pic:cNvPicPr/>
+                  </pic:nvPicPr>
+                  <pic:blipFill>
+                    <a:blip r:embed="rId18"/>
+                    <a:stretch>
+                      <a:fillRect/>
+                    </a:stretch>
+                  </pic:blipFill>
+                  <pic:spPr>
+                    <a:xfrm>
+                      <a:off x="0" y="0"/>
+                      <a:ext cx="4344006" cy="3410426"/>
+                    </a:xfrm>
+                    <a:prstGeom prst="rect">
+                      <a:avLst/>
+                    </a:prstGeom>
+                  </pic:spPr>
+                </pic:pic>
+              </a:graphicData>
+            </a:graphic>
+          </wp:inline>
+        </w:drawing>
+      </w:r>
+    </w:p>
+    <w:p>
+      <w:pPr>
+        <w:rPr>
+          <w:sz w:val="34"/>
+          <w:szCs w:val="34"/>
+        </w:rPr>
+      </w:pPr>
+      <w:r>
+        <w:rPr>
+          <w:sz w:val="34"/>
+          <w:szCs w:val="34"/>
+        </w:rPr>
+        <w:t>How familiar are you with the 3D Platformer Genre (Scale of 1 to 10)?</w:t>
+      </w:r>
+    </w:p>
+    <w:p>
+      <w:pPr>
+        <w:pStyle w:val="ListParagraph"/>
+        <w:numPr>
+          <w:ilvl w:val="0"/>
+          <w:numId w:val="1"/>
+        </w:numPr>
+        <w:rPr>
+          <w:sz w:val="34"/>
+          <w:szCs w:val="34"/>
+        </w:rPr>
+      </w:pPr>
+      <w:r>
+        <w:rPr>
+          <w:sz w:val="34"/>
+          <w:szCs w:val="34"/>
+        </w:rPr>
+        <w:t>7</w:t>
+      </w:r>
+      <w:r>
+        <w:rPr>
+          <w:sz w:val="34"/>
+          <w:szCs w:val="34"/>
+        </w:rPr>
+        <w:t>/10</w:t>
+      </w:r>
+    </w:p>
+    <w:p>
+      <w:pPr>
+        <w:rPr>
+          <w:sz w:val="34"/>
+          <w:szCs w:val="34"/>
+        </w:rPr>
+      </w:pPr>
+    </w:p>
+    <w:p>
+      <w:pPr>
+        <w:rPr>
+          <w:sz w:val="34"/>
+          <w:szCs w:val="34"/>
+        </w:rPr>
+      </w:pPr>
+      <w:r>
+        <w:rPr>
+          <w:sz w:val="34"/>
+          <w:szCs w:val="34"/>
+        </w:rPr>
+        <w:t>Were you aware about the concept of Procedural Generation before this game?</w:t>
+      </w:r>
+    </w:p>
+    <w:p>
+      <w:pPr>
+        <w:pStyle w:val="ListParagraph"/>
+        <w:numPr>
+          <w:ilvl w:val="0"/>
+          <w:numId w:val="1"/>
+        </w:numPr>
+        <w:rPr>
+          <w:sz w:val="34"/>
+          <w:szCs w:val="34"/>
+        </w:rPr>
+      </w:pPr>
+      <w:r>
+        <w:rPr>
+          <w:sz w:val="34"/>
+          <w:szCs w:val="34"/>
+        </w:rPr>
+        <w:t>Yes</w:t>
+      </w:r>
+    </w:p>
+    <w:p>
+      <w:pPr>
+        <w:rPr>
+          <w:sz w:val="34"/>
+          <w:szCs w:val="34"/>
+        </w:rPr>
+      </w:pPr>
+    </w:p>
+    <w:p>
+      <w:pPr>
+        <w:rPr>
+          <w:sz w:val="34"/>
+          <w:szCs w:val="34"/>
+        </w:rPr>
+      </w:pPr>
+      <w:r>
+        <w:rPr>
+          <w:sz w:val="34"/>
+          <w:szCs w:val="34"/>
+        </w:rPr>
+        <w:t>How much did you enjoy the level (scale of 1 to 10)</w:t>
+      </w:r>
+    </w:p>
+    <w:p>
+      <w:pPr>
+        <w:pStyle w:val="ListParagraph"/>
+        <w:numPr>
+          <w:ilvl w:val="0"/>
+          <w:numId w:val="1"/>
+        </w:numPr>
+        <w:rPr>
+          <w:sz w:val="34"/>
+          <w:szCs w:val="34"/>
+        </w:rPr>
+      </w:pPr>
+      <w:r>
+        <w:rPr>
+          <w:sz w:val="34"/>
+          <w:szCs w:val="34"/>
+        </w:rPr>
+        <w:t>7</w:t>
+      </w:r>
+      <w:r>
+        <w:rPr>
+          <w:sz w:val="34"/>
+          <w:szCs w:val="34"/>
+        </w:rPr>
+        <w:t>/10</w:t>
+      </w:r>
+    </w:p>
+    <w:p>
+      <w:pPr>
+        <w:rPr>
+          <w:sz w:val="34"/>
+          <w:szCs w:val="34"/>
+        </w:rPr>
+      </w:pPr>
+    </w:p>
+    <w:p>
+      <w:pPr>
+        <w:rPr>
+          <w:sz w:val="34"/>
+          <w:szCs w:val="34"/>
+        </w:rPr>
+      </w:pPr>
+      <w:r>
+        <w:rPr>
+          <w:sz w:val="34"/>
+          <w:szCs w:val="34"/>
+        </w:rPr>
+        <w:t>What did you appreciate and/or detest about the level and/or want to see improved about the level?</w:t>
+      </w:r>
+    </w:p>
+    <w:p>
+      <w:pPr>
+        <w:pStyle w:val="ListParagraph"/>
+        <w:tabs>
+          <w:tab w:val="left" w:pos="2655"/>
+        </w:tabs>
+        <w:ind w:left="1080"/>
+        <w:rPr>
+          <w:sz w:val="34"/>
+          <w:szCs w:val="34"/>
+        </w:rPr>
+      </w:pPr>
+      <w:r>
+        <w:rPr>
+          <w:sz w:val="34"/>
+          <w:szCs w:val="34"/>
+        </w:rPr>
+        <w:lastRenderedPageBreak/>
+        <w:t xml:space="preserve">A: </w:t>
+      </w:r>
+      <w:r>
+        <w:rPr>
+          <w:sz w:val="34"/>
+          <w:szCs w:val="34"/>
+        </w:rPr>
+        <w:t xml:space="preserve">More risk (additional traps or customisable traps) and unloading previous segments so </w:t>
+      </w:r>
+      <w:proofErr w:type="spellStart"/>
+      <w:proofErr w:type="gramStart"/>
+      <w:r>
+        <w:rPr>
+          <w:sz w:val="34"/>
+          <w:szCs w:val="34"/>
+        </w:rPr>
+        <w:t>its</w:t>
+      </w:r>
+      <w:proofErr w:type="spellEnd"/>
+      <w:proofErr w:type="gramEnd"/>
+      <w:r>
+        <w:rPr>
+          <w:sz w:val="34"/>
+          <w:szCs w:val="34"/>
+        </w:rPr>
+        <w:t xml:space="preserve"> clear which way to go next or an arrow. The double jump and spikes were fun as you had to plan jumps before u made them. It was also fun to play around with the level customisation</w:t>
+      </w:r>
+    </w:p>
+    <w:p>
+      <w:pPr>
+        <w:rPr>
+          <w:sz w:val="34"/>
+          <w:szCs w:val="34"/>
+        </w:rPr>
+      </w:pPr>
+    </w:p>
+    <w:p>
+      <w:pPr>
+        <w:rPr>
+          <w:sz w:val="34"/>
+          <w:szCs w:val="34"/>
+        </w:rPr>
+      </w:pPr>
+      <w:r>
+        <w:rPr>
+          <w:sz w:val="34"/>
+          <w:szCs w:val="34"/>
+        </w:rPr>
+        <w:t>On a scale of 1 to 10, how manageable did you find the ability to change the level's rules?</w:t>
+      </w:r>
+    </w:p>
+    <w:p>
+      <w:pPr>
+        <w:pStyle w:val="ListParagraph"/>
+        <w:numPr>
+          <w:ilvl w:val="0"/>
+          <w:numId w:val="1"/>
+        </w:numPr>
+        <w:rPr>
+          <w:sz w:val="34"/>
+          <w:szCs w:val="34"/>
+        </w:rPr>
+      </w:pPr>
+      <w:r>
+        <w:rPr>
+          <w:sz w:val="34"/>
+          <w:szCs w:val="34"/>
+        </w:rPr>
+        <w:t>9</w:t>
+      </w:r>
+      <w:r>
+        <w:rPr>
+          <w:sz w:val="34"/>
+          <w:szCs w:val="34"/>
+        </w:rPr>
+        <w:t>/10</w:t>
+      </w:r>
+    </w:p>
+    <w:p>
+      <w:pPr>
+        <w:rPr>
+          <w:sz w:val="34"/>
+          <w:szCs w:val="34"/>
+        </w:rPr>
+      </w:pPr>
+    </w:p>
+    <w:p>
+      <w:pPr>
+        <w:rPr>
+          <w:sz w:val="34"/>
+          <w:szCs w:val="34"/>
+        </w:rPr>
+      </w:pPr>
+      <w:r>
+        <w:rPr>
+          <w:sz w:val="34"/>
+          <w:szCs w:val="34"/>
+        </w:rPr>
+        <w:t>On a scale of 1 to 10, how accurate was the difficulty based on the rules you selected?</w:t>
+      </w:r>
+    </w:p>
+    <w:p>
+      <w:pPr>
+        <w:pStyle w:val="ListParagraph"/>
+        <w:numPr>
+          <w:ilvl w:val="0"/>
+          <w:numId w:val="1"/>
+        </w:numPr>
+        <w:rPr>
+          <w:sz w:val="34"/>
+          <w:szCs w:val="34"/>
+        </w:rPr>
+      </w:pPr>
+      <w:r>
+        <w:rPr>
+          <w:sz w:val="34"/>
+          <w:szCs w:val="34"/>
+        </w:rPr>
+        <w:t>8</w:t>
+      </w:r>
+      <w:r>
+        <w:rPr>
+          <w:sz w:val="34"/>
+          <w:szCs w:val="34"/>
+        </w:rPr>
+        <w:t>/10</w:t>
+      </w:r>
+    </w:p>
+    <w:p>
+      <w:pPr>
+        <w:rPr>
+          <w:sz w:val="34"/>
+          <w:szCs w:val="34"/>
+        </w:rPr>
+      </w:pPr>
+    </w:p>
+    <w:p>
+      <w:pPr>
+        <w:rPr>
+          <w:sz w:val="34"/>
+          <w:szCs w:val="34"/>
+        </w:rPr>
+      </w:pPr>
+      <w:r>
+        <w:rPr>
+          <w:sz w:val="34"/>
+          <w:szCs w:val="34"/>
+        </w:rPr>
+        <w:t>What did you appreciate about the UI to modify the level's parameters and/or want to see improved? (OPTIONAL)</w:t>
+      </w:r>
+    </w:p>
+    <w:p>
+      <w:pPr>
+        <w:pStyle w:val="ListParagraph"/>
+        <w:numPr>
+          <w:ilvl w:val="0"/>
+          <w:numId w:val="1"/>
+        </w:numPr>
+        <w:rPr>
+          <w:sz w:val="34"/>
+          <w:szCs w:val="34"/>
+        </w:rPr>
+      </w:pPr>
+      <w:r>
+        <w:rPr>
+          <w:sz w:val="34"/>
+          <w:szCs w:val="34"/>
+        </w:rPr>
+        <w:t>A</w:t>
+      </w:r>
+      <w:r>
+        <w:rPr>
+          <w:sz w:val="34"/>
+          <w:szCs w:val="34"/>
+        </w:rPr>
+        <w:t>: N/A</w:t>
+      </w:r>
+    </w:p>
+    <w:p>
+      <w:pPr>
+        <w:rPr>
+          <w:sz w:val="34"/>
+          <w:szCs w:val="34"/>
+        </w:rPr>
+      </w:pPr>
+    </w:p>
+    <w:p>
+      <w:pPr>
+        <w:rPr>
+          <w:b/>
+          <w:bCs/>
+          <w:sz w:val="38"/>
+          <w:szCs w:val="38"/>
+          <w:u w:val="single"/>
+        </w:rPr>
+      </w:pPr>
+      <w:r>
+        <w:rPr>
+          <w:b/>
+          <w:bCs/>
+          <w:sz w:val="38"/>
+          <w:szCs w:val="38"/>
+          <w:u w:val="single"/>
+        </w:rPr>
+        <w:t xml:space="preserve">USER </w:t>
+      </w:r>
+      <w:r>
+        <w:rPr>
+          <w:b/>
+          <w:bCs/>
+          <w:sz w:val="38"/>
+          <w:szCs w:val="38"/>
+          <w:u w:val="single"/>
+        </w:rPr>
+        <w:t>1</w:t>
+      </w:r>
+      <w:r>
+        <w:rPr>
+          <w:b/>
+          <w:bCs/>
+          <w:sz w:val="38"/>
+          <w:szCs w:val="38"/>
+          <w:u w:val="single"/>
+        </w:rPr>
+        <w:t>6</w:t>
+      </w:r>
+    </w:p>
+    <w:p>
+      <w:pPr>
+        <w:rPr>
+          <w:sz w:val="34"/>
+          <w:szCs w:val="34"/>
+        </w:rPr>
+      </w:pPr>
+      <w:r>
+        <w:rPr>
+          <w:sz w:val="34"/>
+          <w:szCs w:val="34"/>
+        </w:rPr>
+        <w:t>How would you rate your skill level in video games?</w:t>
+      </w:r>
+    </w:p>
+    <w:p>
+      <w:pPr>
+        <w:pStyle w:val="ListParagraph"/>
+        <w:numPr>
+          <w:ilvl w:val="0"/>
+          <w:numId w:val="1"/>
+        </w:numPr>
+        <w:rPr>
+          <w:sz w:val="34"/>
+          <w:szCs w:val="34"/>
+        </w:rPr>
+      </w:pPr>
+      <w:r>
+        <w:rPr>
+          <w:sz w:val="34"/>
+          <w:szCs w:val="34"/>
+        </w:rPr>
+        <w:t>Good</w:t>
+      </w:r>
+    </w:p>
+    <w:p>
+      <w:pPr>
+        <w:rPr>
+          <w:sz w:val="34"/>
+          <w:szCs w:val="34"/>
+        </w:rPr>
+      </w:pPr>
+      <w:r>
+        <w:rPr>
+          <w:sz w:val="34"/>
+          <w:szCs w:val="34"/>
+        </w:rPr>
+        <w:t>How often do you play games?</w:t>
+      </w:r>
+    </w:p>
+    <w:p>
+      <w:pPr>
+        <w:pStyle w:val="ListParagraph"/>
+        <w:numPr>
+          <w:ilvl w:val="0"/>
+          <w:numId w:val="1"/>
+        </w:numPr>
+        <w:rPr>
+          <w:sz w:val="34"/>
+          <w:szCs w:val="34"/>
+        </w:rPr>
+      </w:pPr>
+      <w:r>
+        <w:rPr>
+          <w:sz w:val="34"/>
+          <w:szCs w:val="34"/>
+        </w:rPr>
+        <w:t>Few</w:t>
+      </w:r>
+      <w:r>
+        <w:rPr>
+          <w:sz w:val="34"/>
+          <w:szCs w:val="34"/>
+        </w:rPr>
+        <w:t xml:space="preserve"> hours a day</w:t>
+      </w:r>
+    </w:p>
+    <w:p>
+      <w:pPr>
+        <w:rPr>
+          <w:sz w:val="34"/>
+          <w:szCs w:val="34"/>
+        </w:rPr>
+      </w:pPr>
+      <w:r>
+        <w:rPr>
+          <w:sz w:val="34"/>
+          <w:szCs w:val="34"/>
+        </w:rPr>
+        <w:lastRenderedPageBreak/>
+        <w:drawing>
+          <wp:inline distT="0" distB="0" distL="0" distR="0" wp14:anchorId="268EC2CF" wp14:editId="4DD44BA0">
+            <wp:extent cx="4124901" cy="3105583"/>
+            <wp:effectExtent l="0" t="0" r="9525" b="0"/>
+            <wp:docPr id="237882009" name="Picture 1"/>
+            <wp:cNvGraphicFramePr>
+              <a:graphicFrameLocks xmlns:a="http://schemas.openxmlformats.org/drawingml/2006/main" noChangeAspect="1"/>
+            </wp:cNvGraphicFramePr>
+            <a:graphic xmlns:a="http://schemas.openxmlformats.org/drawingml/2006/main">
+              <a:graphicData uri="http://schemas.openxmlformats.org/drawingml/2006/picture">
+                <pic:pic xmlns:pic="http://schemas.openxmlformats.org/drawingml/2006/picture">
+                  <pic:nvPicPr>
+                    <pic:cNvPr id="237882009" name=""/>
+                    <pic:cNvPicPr/>
+                  </pic:nvPicPr>
+                  <pic:blipFill>
+                    <a:blip r:embed="rId19"/>
+                    <a:stretch>
+                      <a:fillRect/>
+                    </a:stretch>
+                  </pic:blipFill>
+                  <pic:spPr>
+                    <a:xfrm>
+                      <a:off x="0" y="0"/>
+                      <a:ext cx="4124901" cy="3105583"/>
+                    </a:xfrm>
+                    <a:prstGeom prst="rect">
+                      <a:avLst/>
+                    </a:prstGeom>
+                  </pic:spPr>
+                </pic:pic>
+              </a:graphicData>
+            </a:graphic>
+          </wp:inline>
+        </w:drawing>
+      </w:r>
+    </w:p>
+    <w:p>
+      <w:pPr>
+        <w:rPr>
+          <w:sz w:val="34"/>
+          <w:szCs w:val="34"/>
+        </w:rPr>
+      </w:pPr>
+      <w:r>
+        <w:rPr>
+          <w:sz w:val="34"/>
+          <w:szCs w:val="34"/>
+        </w:rPr>
+        <w:t>How familiar are you with the 3D Platformer Genre (Scale of 1 to 10)?</w:t>
+      </w:r>
+    </w:p>
+    <w:p>
+      <w:pPr>
+        <w:pStyle w:val="ListParagraph"/>
+        <w:numPr>
+          <w:ilvl w:val="0"/>
+          <w:numId w:val="1"/>
+        </w:numPr>
+        <w:rPr>
+          <w:sz w:val="34"/>
+          <w:szCs w:val="34"/>
+        </w:rPr>
+      </w:pPr>
+      <w:r>
+        <w:rPr>
+          <w:sz w:val="34"/>
+          <w:szCs w:val="34"/>
+        </w:rPr>
+        <w:t>9</w:t>
+      </w:r>
+      <w:r>
+        <w:rPr>
+          <w:sz w:val="34"/>
+          <w:szCs w:val="34"/>
+        </w:rPr>
+        <w:t>/10</w:t>
+      </w:r>
+    </w:p>
+    <w:p>
+      <w:pPr>
+        <w:rPr>
+          <w:sz w:val="34"/>
+          <w:szCs w:val="34"/>
+        </w:rPr>
+      </w:pPr>
+    </w:p>
+    <w:p>
+      <w:pPr>
+        <w:rPr>
+          <w:sz w:val="34"/>
+          <w:szCs w:val="34"/>
+        </w:rPr>
+      </w:pPr>
+      <w:r>
+        <w:rPr>
+          <w:sz w:val="34"/>
+          <w:szCs w:val="34"/>
+        </w:rPr>
+        <w:t>Were you aware about the concept of Procedural Generation before this game?</w:t>
+      </w:r>
+    </w:p>
+    <w:p>
+      <w:pPr>
+        <w:pStyle w:val="ListParagraph"/>
+        <w:numPr>
+          <w:ilvl w:val="0"/>
+          <w:numId w:val="1"/>
+        </w:numPr>
+        <w:rPr>
+          <w:sz w:val="34"/>
+          <w:szCs w:val="34"/>
+        </w:rPr>
+      </w:pPr>
+      <w:r>
+        <w:rPr>
+          <w:sz w:val="34"/>
+          <w:szCs w:val="34"/>
+        </w:rPr>
+        <w:t>Yes</w:t>
+      </w:r>
+    </w:p>
+    <w:p>
+      <w:pPr>
+        <w:rPr>
+          <w:sz w:val="34"/>
+          <w:szCs w:val="34"/>
+        </w:rPr>
+      </w:pPr>
+    </w:p>
+    <w:p>
+      <w:pPr>
+        <w:rPr>
+          <w:sz w:val="34"/>
+          <w:szCs w:val="34"/>
+        </w:rPr>
+      </w:pPr>
+      <w:r>
+        <w:rPr>
+          <w:sz w:val="34"/>
+          <w:szCs w:val="34"/>
+        </w:rPr>
+        <w:t>How much did you enjoy the level (scale of 1 to 10)</w:t>
+      </w:r>
+    </w:p>
+    <w:p>
+      <w:pPr>
+        <w:pStyle w:val="ListParagraph"/>
+        <w:numPr>
+          <w:ilvl w:val="0"/>
+          <w:numId w:val="1"/>
+        </w:numPr>
+        <w:rPr>
+          <w:sz w:val="34"/>
+          <w:szCs w:val="34"/>
+        </w:rPr>
+      </w:pPr>
+      <w:r>
+        <w:rPr>
+          <w:sz w:val="34"/>
+          <w:szCs w:val="34"/>
+        </w:rPr>
+        <w:t>8</w:t>
+      </w:r>
+      <w:r>
+        <w:rPr>
+          <w:sz w:val="34"/>
+          <w:szCs w:val="34"/>
+        </w:rPr>
+        <w:t>/10</w:t>
+      </w:r>
+    </w:p>
+    <w:p>
+      <w:pPr>
+        <w:rPr>
+          <w:sz w:val="34"/>
+          <w:szCs w:val="34"/>
+        </w:rPr>
+      </w:pPr>
+    </w:p>
+    <w:p>
+      <w:pPr>
+        <w:rPr>
+          <w:sz w:val="34"/>
+          <w:szCs w:val="34"/>
+        </w:rPr>
+      </w:pPr>
+      <w:r>
+        <w:rPr>
+          <w:sz w:val="34"/>
+          <w:szCs w:val="34"/>
+        </w:rPr>
+        <w:t>What did you appreciate and/or detest about the level and/or want to see improved about the level?</w:t>
+      </w:r>
+    </w:p>
+    <w:p>
+      <w:pPr>
+        <w:pStyle w:val="ListParagraph"/>
+        <w:tabs>
+          <w:tab w:val="left" w:pos="2655"/>
+        </w:tabs>
+        <w:ind w:left="1080"/>
+        <w:rPr>
+          <w:sz w:val="34"/>
+          <w:szCs w:val="34"/>
+        </w:rPr>
+      </w:pPr>
+      <w:r>
+        <w:rPr>
+          <w:sz w:val="34"/>
+          <w:szCs w:val="34"/>
+        </w:rPr>
+        <w:lastRenderedPageBreak/>
+        <w:t xml:space="preserve">A: </w:t>
+      </w:r>
+      <w:r>
+        <w:rPr>
+          <w:sz w:val="34"/>
+          <w:szCs w:val="34"/>
+        </w:rPr>
+        <w:t xml:space="preserve">It was cool to see the level generate in runtime, but the generation felt </w:t>
+      </w:r>
+      <w:proofErr w:type="gramStart"/>
+      <w:r>
+        <w:rPr>
+          <w:sz w:val="34"/>
+          <w:szCs w:val="34"/>
+        </w:rPr>
+        <w:t>pretty simple</w:t>
+      </w:r>
+      <w:proofErr w:type="gramEnd"/>
+      <w:r>
+        <w:rPr>
+          <w:sz w:val="34"/>
+          <w:szCs w:val="34"/>
+        </w:rPr>
+        <w:t>, more elevation would have been nice</w:t>
+      </w:r>
+    </w:p>
+    <w:p>
+      <w:pPr>
+        <w:rPr>
+          <w:sz w:val="34"/>
+          <w:szCs w:val="34"/>
+        </w:rPr>
+      </w:pPr>
+    </w:p>
+    <w:p>
+      <w:pPr>
+        <w:rPr>
+          <w:sz w:val="34"/>
+          <w:szCs w:val="34"/>
+        </w:rPr>
+      </w:pPr>
+      <w:r>
+        <w:rPr>
+          <w:sz w:val="34"/>
+          <w:szCs w:val="34"/>
+        </w:rPr>
+        <w:t>On a scale of 1 to 10, how manageable did you find the ability to change the level's rules?</w:t>
+      </w:r>
+    </w:p>
+    <w:p>
+      <w:pPr>
+        <w:pStyle w:val="ListParagraph"/>
+        <w:numPr>
+          <w:ilvl w:val="0"/>
+          <w:numId w:val="1"/>
+        </w:numPr>
+        <w:rPr>
+          <w:sz w:val="34"/>
+          <w:szCs w:val="34"/>
+        </w:rPr>
+      </w:pPr>
+      <w:r>
+        <w:rPr>
+          <w:sz w:val="34"/>
+          <w:szCs w:val="34"/>
+        </w:rPr>
+        <w:t>8</w:t>
+      </w:r>
+      <w:r>
+        <w:rPr>
+          <w:sz w:val="34"/>
+          <w:szCs w:val="34"/>
+        </w:rPr>
+        <w:t>/10</w:t>
+      </w:r>
+    </w:p>
+    <w:p>
+      <w:pPr>
+        <w:rPr>
+          <w:sz w:val="34"/>
+          <w:szCs w:val="34"/>
+        </w:rPr>
+      </w:pPr>
+    </w:p>
+    <w:p>
+      <w:pPr>
+        <w:rPr>
+          <w:sz w:val="34"/>
+          <w:szCs w:val="34"/>
+        </w:rPr>
+      </w:pPr>
+      <w:r>
+        <w:rPr>
+          <w:sz w:val="34"/>
+          <w:szCs w:val="34"/>
+        </w:rPr>
+        <w:t>On a scale of 1 to 10, how accurate was the difficulty based on the rules you selected?</w:t>
+      </w:r>
+    </w:p>
+    <w:p>
+      <w:pPr>
+        <w:pStyle w:val="ListParagraph"/>
+        <w:numPr>
+          <w:ilvl w:val="0"/>
+          <w:numId w:val="1"/>
+        </w:numPr>
+        <w:rPr>
+          <w:sz w:val="34"/>
+          <w:szCs w:val="34"/>
+        </w:rPr>
+      </w:pPr>
+      <w:r>
+        <w:rPr>
+          <w:sz w:val="34"/>
+          <w:szCs w:val="34"/>
+        </w:rPr>
+        <w:t>8/10</w:t>
+      </w:r>
+    </w:p>
+    <w:p>
+      <w:pPr>
+        <w:rPr>
+          <w:sz w:val="34"/>
+          <w:szCs w:val="34"/>
+        </w:rPr>
+      </w:pPr>
+    </w:p>
+    <w:p>
+      <w:pPr>
+        <w:rPr>
+          <w:sz w:val="34"/>
+          <w:szCs w:val="34"/>
+        </w:rPr>
+      </w:pPr>
+      <w:r>
+        <w:rPr>
+          <w:sz w:val="34"/>
+          <w:szCs w:val="34"/>
+        </w:rPr>
+        <w:t>What did you appreciate about the UI to modify the level's parameters and/or want to see improved? (OPTIONAL)</w:t>
+      </w:r>
+    </w:p>
+    <w:p>
+      <w:pPr>
+        <w:pStyle w:val="ListParagraph"/>
+        <w:numPr>
+          <w:ilvl w:val="0"/>
+          <w:numId w:val="1"/>
+        </w:numPr>
+        <w:rPr>
+          <w:sz w:val="34"/>
+          <w:szCs w:val="34"/>
+        </w:rPr>
+      </w:pPr>
+      <w:r>
+        <w:rPr>
+          <w:sz w:val="34"/>
+          <w:szCs w:val="34"/>
+        </w:rPr>
+        <w:t>A</w:t>
+      </w:r>
+      <w:r>
+        <w:rPr>
+          <w:sz w:val="34"/>
+          <w:szCs w:val="34"/>
+        </w:rPr>
+        <w:t xml:space="preserve">: </w:t>
+      </w:r>
+      <w:r>
+        <w:rPr>
+          <w:sz w:val="34"/>
+          <w:szCs w:val="34"/>
+        </w:rPr>
+        <w:t>Maybe a preview would have been nice of what a section would look like, it was nice they were in sections of each type (platform/distance etc)</w:t>
+      </w:r>
+    </w:p>
+    <w:p>
+      <w:pPr>
+        <w:rPr>
+          <w:sz w:val="34"/>
+          <w:szCs w:val="34"/>
+        </w:rPr>
+      </w:pPr>
+    </w:p>
+    <w:p>
+      <w:pPr>
+        <w:rPr>
+          <w:b/>
+          <w:bCs/>
+          <w:sz w:val="38"/>
+          <w:szCs w:val="38"/>
+          <w:u w:val="single"/>
+        </w:rPr>
+      </w:pPr>
+      <w:r>
+        <w:rPr>
+          <w:b/>
+          <w:bCs/>
+          <w:sz w:val="38"/>
+          <w:szCs w:val="38"/>
+          <w:u w:val="single"/>
+        </w:rPr>
+        <w:t xml:space="preserve">USER </w:t>
+      </w:r>
+      <w:r>
+        <w:rPr>
+          <w:b/>
+          <w:bCs/>
+          <w:sz w:val="38"/>
+          <w:szCs w:val="38"/>
+          <w:u w:val="single"/>
+        </w:rPr>
+        <w:t>1</w:t>
+      </w:r>
+      <w:r>
+        <w:rPr>
+          <w:b/>
+          <w:bCs/>
+          <w:sz w:val="38"/>
+          <w:szCs w:val="38"/>
+          <w:u w:val="single"/>
+        </w:rPr>
+        <w:t>7</w:t>
+      </w:r>
+    </w:p>
+    <w:p>
+      <w:pPr>
+        <w:rPr>
+          <w:sz w:val="34"/>
+          <w:szCs w:val="34"/>
+        </w:rPr>
+      </w:pPr>
+      <w:r>
+        <w:rPr>
+          <w:sz w:val="34"/>
+          <w:szCs w:val="34"/>
+        </w:rPr>
+        <w:t>How would you rate your skill level in video games?</w:t>
+      </w:r>
+    </w:p>
+    <w:p>
+      <w:pPr>
+        <w:pStyle w:val="ListParagraph"/>
+        <w:numPr>
+          <w:ilvl w:val="0"/>
+          <w:numId w:val="1"/>
+        </w:numPr>
+        <w:rPr>
+          <w:sz w:val="34"/>
+          <w:szCs w:val="34"/>
+        </w:rPr>
+      </w:pPr>
+      <w:r>
+        <w:rPr>
+          <w:sz w:val="34"/>
+          <w:szCs w:val="34"/>
+        </w:rPr>
+        <w:t>Average</w:t>
+      </w:r>
+    </w:p>
+    <w:p>
+      <w:pPr>
+        <w:rPr>
+          <w:sz w:val="34"/>
+          <w:szCs w:val="34"/>
+        </w:rPr>
+      </w:pPr>
+      <w:r>
+        <w:rPr>
+          <w:sz w:val="34"/>
+          <w:szCs w:val="34"/>
+        </w:rPr>
+        <w:t>How often do you play games?</w:t>
+      </w:r>
+    </w:p>
+    <w:p>
+      <w:pPr>
+        <w:pStyle w:val="ListParagraph"/>
+        <w:numPr>
+          <w:ilvl w:val="0"/>
+          <w:numId w:val="1"/>
+        </w:numPr>
+        <w:rPr>
+          <w:sz w:val="34"/>
+          <w:szCs w:val="34"/>
+        </w:rPr>
+      </w:pPr>
+      <w:r>
+        <w:rPr>
+          <w:sz w:val="34"/>
+          <w:szCs w:val="34"/>
+        </w:rPr>
+        <w:t>Few hours a day</w:t>
+      </w:r>
+    </w:p>
+    <w:p>
+      <w:pPr>
+        <w:rPr>
+          <w:sz w:val="34"/>
+          <w:szCs w:val="34"/>
+        </w:rPr>
+      </w:pPr>
+      <w:r>
+        <w:rPr>
+          <w:sz w:val="34"/>
+          <w:szCs w:val="34"/>
+        </w:rPr>
+        <w:lastRenderedPageBreak/>
+        <w:drawing>
+          <wp:inline distT="0" distB="0" distL="0" distR="0" wp14:anchorId="3B577495" wp14:editId="25204A41">
+            <wp:extent cx="4010585" cy="3086531"/>
+            <wp:effectExtent l="0" t="0" r="9525" b="0"/>
+            <wp:docPr id="2065067136" name="Picture 1"/>
+            <wp:cNvGraphicFramePr>
+              <a:graphicFrameLocks xmlns:a="http://schemas.openxmlformats.org/drawingml/2006/main" noChangeAspect="1"/>
+            </wp:cNvGraphicFramePr>
+            <a:graphic xmlns:a="http://schemas.openxmlformats.org/drawingml/2006/main">
+              <a:graphicData uri="http://schemas.openxmlformats.org/drawingml/2006/picture">
+                <pic:pic xmlns:pic="http://schemas.openxmlformats.org/drawingml/2006/picture">
+                  <pic:nvPicPr>
+                    <pic:cNvPr id="2065067136" name=""/>
+                    <pic:cNvPicPr/>
+                  </pic:nvPicPr>
+                  <pic:blipFill>
+                    <a:blip r:embed="rId20"/>
+                    <a:stretch>
+                      <a:fillRect/>
+                    </a:stretch>
+                  </pic:blipFill>
+                  <pic:spPr>
+                    <a:xfrm>
+                      <a:off x="0" y="0"/>
+                      <a:ext cx="4010585" cy="3086531"/>
+                    </a:xfrm>
+                    <a:prstGeom prst="rect">
+                      <a:avLst/>
+                    </a:prstGeom>
+                  </pic:spPr>
+                </pic:pic>
+              </a:graphicData>
+            </a:graphic>
+          </wp:inline>
+        </w:drawing>
+      </w:r>
+    </w:p>
+    <w:p>
+      <w:pPr>
+        <w:rPr>
+          <w:sz w:val="34"/>
+          <w:szCs w:val="34"/>
+        </w:rPr>
+      </w:pPr>
+      <w:r>
+        <w:rPr>
+          <w:sz w:val="34"/>
+          <w:szCs w:val="34"/>
+        </w:rPr>
+        <w:t>How familiar are you with the 3D Platformer Genre (Scale of 1 to 10)?</w:t>
+      </w:r>
+    </w:p>
+    <w:p>
+      <w:pPr>
+        <w:pStyle w:val="ListParagraph"/>
+        <w:numPr>
+          <w:ilvl w:val="0"/>
+          <w:numId w:val="1"/>
+        </w:numPr>
+        <w:rPr>
+          <w:sz w:val="34"/>
+          <w:szCs w:val="34"/>
+        </w:rPr>
+      </w:pPr>
+      <w:r>
+        <w:rPr>
+          <w:sz w:val="34"/>
+          <w:szCs w:val="34"/>
+        </w:rPr>
+        <w:t>5</w:t>
+      </w:r>
+      <w:r>
+        <w:rPr>
+          <w:sz w:val="34"/>
+          <w:szCs w:val="34"/>
+        </w:rPr>
+        <w:t>/10</w:t>
+      </w:r>
+    </w:p>
+    <w:p>
+      <w:pPr>
+        <w:rPr>
+          <w:sz w:val="34"/>
+          <w:szCs w:val="34"/>
+        </w:rPr>
+      </w:pPr>
+    </w:p>
+    <w:p>
+      <w:pPr>
+        <w:rPr>
+          <w:sz w:val="34"/>
+          <w:szCs w:val="34"/>
+        </w:rPr>
+      </w:pPr>
+      <w:r>
+        <w:rPr>
+          <w:sz w:val="34"/>
+          <w:szCs w:val="34"/>
+        </w:rPr>
+        <w:t>Were you aware about the concept of Procedural Generation before this game?</w:t>
+      </w:r>
+    </w:p>
+    <w:p>
+      <w:pPr>
+        <w:pStyle w:val="ListParagraph"/>
+        <w:numPr>
+          <w:ilvl w:val="0"/>
+          <w:numId w:val="1"/>
+        </w:numPr>
+        <w:rPr>
+          <w:sz w:val="34"/>
+          <w:szCs w:val="34"/>
+        </w:rPr>
+      </w:pPr>
+      <w:r>
+        <w:rPr>
+          <w:sz w:val="34"/>
+          <w:szCs w:val="34"/>
+        </w:rPr>
+        <w:t>Yes</w:t>
+      </w:r>
+    </w:p>
+    <w:p>
+      <w:pPr>
+        <w:rPr>
+          <w:sz w:val="34"/>
+          <w:szCs w:val="34"/>
+        </w:rPr>
+      </w:pPr>
+    </w:p>
+    <w:p>
+      <w:pPr>
+        <w:rPr>
+          <w:sz w:val="34"/>
+          <w:szCs w:val="34"/>
+        </w:rPr>
+      </w:pPr>
+      <w:r>
+        <w:rPr>
+          <w:sz w:val="34"/>
+          <w:szCs w:val="34"/>
+        </w:rPr>
+        <w:t>How much did you enjoy the level (scale of 1 to 10)</w:t>
+      </w:r>
+    </w:p>
+    <w:p>
+      <w:pPr>
+        <w:pStyle w:val="ListParagraph"/>
+        <w:numPr>
+          <w:ilvl w:val="0"/>
+          <w:numId w:val="1"/>
+        </w:numPr>
+        <w:rPr>
+          <w:sz w:val="34"/>
+          <w:szCs w:val="34"/>
+        </w:rPr>
+      </w:pPr>
+      <w:r>
+        <w:rPr>
+          <w:sz w:val="34"/>
+          <w:szCs w:val="34"/>
+        </w:rPr>
+        <w:t>7</w:t>
+      </w:r>
+      <w:r>
+        <w:rPr>
+          <w:sz w:val="34"/>
+          <w:szCs w:val="34"/>
+        </w:rPr>
+        <w:t>/10</w:t>
+      </w:r>
+    </w:p>
+    <w:p>
+      <w:pPr>
+        <w:rPr>
+          <w:sz w:val="34"/>
+          <w:szCs w:val="34"/>
+        </w:rPr>
+      </w:pPr>
+    </w:p>
+    <w:p>
+      <w:pPr>
+        <w:rPr>
+          <w:sz w:val="34"/>
+          <w:szCs w:val="34"/>
+        </w:rPr>
+      </w:pPr>
+      <w:r>
+        <w:rPr>
+          <w:sz w:val="34"/>
+          <w:szCs w:val="34"/>
+        </w:rPr>
+        <w:t>What did you appreciate and/or detest about the level and/or want to see improved about the level?</w:t>
+      </w:r>
+    </w:p>
+    <w:p>
+      <w:pPr>
+        <w:pStyle w:val="ListParagraph"/>
+        <w:tabs>
+          <w:tab w:val="left" w:pos="2655"/>
+        </w:tabs>
+        <w:ind w:left="1080"/>
+        <w:rPr>
+          <w:sz w:val="34"/>
+          <w:szCs w:val="34"/>
+        </w:rPr>
+      </w:pPr>
+      <w:r>
+        <w:rPr>
+          <w:sz w:val="34"/>
+          <w:szCs w:val="34"/>
+        </w:rPr>
+        <w:lastRenderedPageBreak/>
+        <w:t xml:space="preserve">A: </w:t>
+      </w:r>
+      <w:r>
+        <w:rPr>
+          <w:sz w:val="34"/>
+          <w:szCs w:val="34"/>
+        </w:rPr>
+        <w:t xml:space="preserve">One problem </w:t>
+      </w:r>
+      <w:proofErr w:type="spellStart"/>
+      <w:r>
+        <w:rPr>
+          <w:sz w:val="34"/>
+          <w:szCs w:val="34"/>
+        </w:rPr>
+        <w:t>i</w:t>
+      </w:r>
+      <w:proofErr w:type="spellEnd"/>
+      <w:r>
+        <w:rPr>
+          <w:sz w:val="34"/>
+          <w:szCs w:val="34"/>
+        </w:rPr>
+        <w:t xml:space="preserve"> had was that the spikes where giant and so it was hard to notice if </w:t>
+      </w:r>
+      <w:proofErr w:type="spellStart"/>
+      <w:r>
+        <w:rPr>
+          <w:sz w:val="34"/>
+          <w:szCs w:val="34"/>
+        </w:rPr>
+        <w:t>i</w:t>
+      </w:r>
+      <w:proofErr w:type="spellEnd"/>
+      <w:r>
+        <w:rPr>
+          <w:sz w:val="34"/>
+          <w:szCs w:val="34"/>
+        </w:rPr>
+        <w:t xml:space="preserve"> had hit them but that might have been a setting that </w:t>
+      </w:r>
+      <w:proofErr w:type="spellStart"/>
+      <w:r>
+        <w:rPr>
+          <w:sz w:val="34"/>
+          <w:szCs w:val="34"/>
+        </w:rPr>
+        <w:t>i</w:t>
+      </w:r>
+      <w:proofErr w:type="spellEnd"/>
+      <w:r>
+        <w:rPr>
+          <w:sz w:val="34"/>
+          <w:szCs w:val="34"/>
+        </w:rPr>
+        <w:t xml:space="preserve"> edited at the start.</w:t>
+      </w:r>
+    </w:p>
+    <w:p>
+      <w:pPr>
+        <w:rPr>
+          <w:sz w:val="34"/>
+          <w:szCs w:val="34"/>
+        </w:rPr>
+      </w:pPr>
+    </w:p>
+    <w:p>
+      <w:pPr>
+        <w:rPr>
+          <w:sz w:val="34"/>
+          <w:szCs w:val="34"/>
+        </w:rPr>
+      </w:pPr>
+      <w:r>
+        <w:rPr>
+          <w:sz w:val="34"/>
+          <w:szCs w:val="34"/>
+        </w:rPr>
+        <w:t>On a scale of 1 to 10, how manageable did you find the ability to change the level's rules?</w:t>
+      </w:r>
+    </w:p>
+    <w:p>
+      <w:pPr>
+        <w:pStyle w:val="ListParagraph"/>
+        <w:numPr>
+          <w:ilvl w:val="0"/>
+          <w:numId w:val="1"/>
+        </w:numPr>
+        <w:rPr>
+          <w:sz w:val="34"/>
+          <w:szCs w:val="34"/>
+        </w:rPr>
+      </w:pPr>
+      <w:r>
+        <w:rPr>
+          <w:sz w:val="34"/>
+          <w:szCs w:val="34"/>
+        </w:rPr>
+        <w:t>9</w:t>
+      </w:r>
+      <w:r>
+        <w:rPr>
+          <w:sz w:val="34"/>
+          <w:szCs w:val="34"/>
+        </w:rPr>
+        <w:t>/10</w:t>
+      </w:r>
+    </w:p>
+    <w:p>
+      <w:pPr>
+        <w:rPr>
+          <w:sz w:val="34"/>
+          <w:szCs w:val="34"/>
+        </w:rPr>
+      </w:pPr>
+    </w:p>
+    <w:p>
+      <w:pPr>
+        <w:rPr>
+          <w:sz w:val="34"/>
+          <w:szCs w:val="34"/>
+        </w:rPr>
+      </w:pPr>
+      <w:r>
+        <w:rPr>
+          <w:sz w:val="34"/>
+          <w:szCs w:val="34"/>
+        </w:rPr>
+        <w:t>On a scale of 1 to 10, how accurate was the difficulty based on the rules you selected?</w:t>
+      </w:r>
+    </w:p>
+    <w:p>
+      <w:pPr>
+        <w:pStyle w:val="ListParagraph"/>
+        <w:numPr>
+          <w:ilvl w:val="0"/>
+          <w:numId w:val="1"/>
+        </w:numPr>
+        <w:rPr>
+          <w:sz w:val="34"/>
+          <w:szCs w:val="34"/>
+        </w:rPr>
+      </w:pPr>
+      <w:r>
+        <w:rPr>
+          <w:sz w:val="34"/>
+          <w:szCs w:val="34"/>
+        </w:rPr>
+        <w:t>6</w:t>
+      </w:r>
+      <w:r>
+        <w:rPr>
+          <w:sz w:val="34"/>
+          <w:szCs w:val="34"/>
+        </w:rPr>
+        <w:t>/10</w:t>
+      </w:r>
+    </w:p>
+    <w:p>
+      <w:pPr>
+        <w:rPr>
+          <w:sz w:val="34"/>
+          <w:szCs w:val="34"/>
+        </w:rPr>
+      </w:pPr>
+    </w:p>
+    <w:p>
+      <w:pPr>
+        <w:rPr>
+          <w:sz w:val="34"/>
+          <w:szCs w:val="34"/>
+        </w:rPr>
+      </w:pPr>
+      <w:r>
+        <w:rPr>
+          <w:sz w:val="34"/>
+          <w:szCs w:val="34"/>
+        </w:rPr>
+        <w:t>What did you appreciate about the UI to modify the level's parameters and/or want to see improved? (OPTIONAL)</w:t>
+      </w:r>
+    </w:p>
+    <w:p>
+      <w:pPr>
+        <w:pStyle w:val="ListParagraph"/>
+        <w:numPr>
+          <w:ilvl w:val="0"/>
+          <w:numId w:val="1"/>
+        </w:numPr>
+        <w:rPr>
+          <w:sz w:val="34"/>
+          <w:szCs w:val="34"/>
+        </w:rPr>
+      </w:pPr>
+      <w:r>
+        <w:rPr>
+          <w:sz w:val="34"/>
+          <w:szCs w:val="34"/>
+        </w:rPr>
+        <w:t>A</w:t>
+      </w:r>
+      <w:r>
+        <w:rPr>
+          <w:sz w:val="34"/>
+          <w:szCs w:val="34"/>
+        </w:rPr>
+        <w:t xml:space="preserve">: </w:t>
+      </w:r>
+      <w:r>
+        <w:rPr>
+          <w:sz w:val="34"/>
+          <w:szCs w:val="34"/>
+        </w:rPr>
+        <w:t xml:space="preserve">I appreciated that </w:t>
+      </w:r>
+      <w:proofErr w:type="spellStart"/>
+      <w:proofErr w:type="gramStart"/>
+      <w:r>
+        <w:rPr>
+          <w:sz w:val="34"/>
+          <w:szCs w:val="34"/>
+        </w:rPr>
+        <w:t>your</w:t>
+      </w:r>
+      <w:proofErr w:type="spellEnd"/>
+      <w:proofErr w:type="gramEnd"/>
+      <w:r>
+        <w:rPr>
+          <w:sz w:val="34"/>
+          <w:szCs w:val="34"/>
+        </w:rPr>
+        <w:t xml:space="preserve"> were able to modify the level parameters in a way that was quick and easy although personally it wasn't clear to what extent </w:t>
+      </w:r>
+      <w:proofErr w:type="gramStart"/>
+      <w:r>
+        <w:rPr>
+          <w:sz w:val="34"/>
+          <w:szCs w:val="34"/>
+        </w:rPr>
+        <w:t>the some</w:t>
+      </w:r>
+      <w:proofErr w:type="gramEnd"/>
+      <w:r>
+        <w:rPr>
+          <w:sz w:val="34"/>
+          <w:szCs w:val="34"/>
+        </w:rPr>
+        <w:t xml:space="preserve"> sliders were modifying the level compared to other sliders.</w:t>
+      </w:r>
+    </w:p>
+    <w:p>
+      <w:pPr>
+        <w:rPr>
+          <w:sz w:val="34"/>
+          <w:szCs w:val="34"/>
+        </w:rPr>
+      </w:pPr>
+    </w:p>
+    <w:p>
+      <w:pPr>
+        <w:rPr>
+          <w:b/>
+          <w:bCs/>
+          <w:sz w:val="38"/>
+          <w:szCs w:val="38"/>
+          <w:u w:val="single"/>
+        </w:rPr>
+      </w:pPr>
+      <w:r>
+        <w:rPr>
+          <w:b/>
+          <w:bCs/>
+          <w:sz w:val="38"/>
+          <w:szCs w:val="38"/>
+          <w:u w:val="single"/>
+        </w:rPr>
+        <w:t xml:space="preserve">USER </w:t>
+      </w:r>
+      <w:r>
+        <w:rPr>
+          <w:b/>
+          <w:bCs/>
+          <w:sz w:val="38"/>
+          <w:szCs w:val="38"/>
+          <w:u w:val="single"/>
+        </w:rPr>
+        <w:t>1</w:t>
+      </w:r>
+      <w:r>
+        <w:rPr>
+          <w:b/>
+          <w:bCs/>
+          <w:sz w:val="38"/>
+          <w:szCs w:val="38"/>
+          <w:u w:val="single"/>
+        </w:rPr>
+        <w:t>8</w:t>
+      </w:r>
+    </w:p>
+    <w:p>
+      <w:pPr>
+        <w:rPr>
+          <w:sz w:val="34"/>
+          <w:szCs w:val="34"/>
+        </w:rPr>
+      </w:pPr>
+      <w:r>
+        <w:rPr>
+          <w:sz w:val="34"/>
+          <w:szCs w:val="34"/>
+        </w:rPr>
+        <w:t>How would you rate your skill level in video games?</w:t>
+      </w:r>
+    </w:p>
+    <w:p>
+      <w:pPr>
+        <w:pStyle w:val="ListParagraph"/>
+        <w:numPr>
+          <w:ilvl w:val="0"/>
+          <w:numId w:val="1"/>
+        </w:numPr>
+        <w:rPr>
+          <w:sz w:val="34"/>
+          <w:szCs w:val="34"/>
+        </w:rPr>
+      </w:pPr>
+      <w:r>
+        <w:rPr>
+          <w:sz w:val="34"/>
+          <w:szCs w:val="34"/>
+        </w:rPr>
+        <w:t>Excellent</w:t>
+      </w:r>
+    </w:p>
+    <w:p>
+      <w:pPr>
+        <w:rPr>
+          <w:sz w:val="34"/>
+          <w:szCs w:val="34"/>
+        </w:rPr>
+      </w:pPr>
+      <w:r>
+        <w:rPr>
+          <w:sz w:val="34"/>
+          <w:szCs w:val="34"/>
+        </w:rPr>
+        <w:t>How often do you play games?</w:t>
+      </w:r>
+    </w:p>
+    <w:p>
+      <w:pPr>
+        <w:pStyle w:val="ListParagraph"/>
+        <w:numPr>
+          <w:ilvl w:val="0"/>
+          <w:numId w:val="1"/>
+        </w:numPr>
+        <w:rPr>
+          <w:sz w:val="34"/>
+          <w:szCs w:val="34"/>
+        </w:rPr>
+      </w:pPr>
+      <w:r>
+        <w:rPr>
+          <w:sz w:val="34"/>
+          <w:szCs w:val="34"/>
+        </w:rPr>
+        <w:lastRenderedPageBreak/>
+        <w:t>Many</w:t>
+      </w:r>
+      <w:r>
+        <w:rPr>
+          <w:sz w:val="34"/>
+          <w:szCs w:val="34"/>
+        </w:rPr>
+        <w:t xml:space="preserve"> hours a day</w:t>
+      </w:r>
+    </w:p>
+    <w:p>
+      <w:pPr>
+        <w:rPr>
+          <w:sz w:val="34"/>
+          <w:szCs w:val="34"/>
+        </w:rPr>
+      </w:pPr>
+      <w:r>
+        <w:rPr>
+          <w:sz w:val="34"/>
+          <w:szCs w:val="34"/>
+        </w:rPr>
+        <w:drawing>
+          <wp:inline distT="0" distB="0" distL="0" distR="0" wp14:anchorId="31188341" wp14:editId="14701188">
+            <wp:extent cx="4305901" cy="3200847"/>
+            <wp:effectExtent l="0" t="0" r="0" b="0"/>
+            <wp:docPr id="633908973" name="Picture 1"/>
+            <wp:cNvGraphicFramePr>
+              <a:graphicFrameLocks xmlns:a="http://schemas.openxmlformats.org/drawingml/2006/main" noChangeAspect="1"/>
+            </wp:cNvGraphicFramePr>
+            <a:graphic xmlns:a="http://schemas.openxmlformats.org/drawingml/2006/main">
+              <a:graphicData uri="http://schemas.openxmlformats.org/drawingml/2006/picture">
+                <pic:pic xmlns:pic="http://schemas.openxmlformats.org/drawingml/2006/picture">
+                  <pic:nvPicPr>
+                    <pic:cNvPr id="633908973" name=""/>
+                    <pic:cNvPicPr/>
+                  </pic:nvPicPr>
+                  <pic:blipFill>
+                    <a:blip r:embed="rId21"/>
+                    <a:stretch>
+                      <a:fillRect/>
+                    </a:stretch>
+                  </pic:blipFill>
+                  <pic:spPr>
+                    <a:xfrm>
+                      <a:off x="0" y="0"/>
+                      <a:ext cx="4305901" cy="3200847"/>
+                    </a:xfrm>
+                    <a:prstGeom prst="rect">
+                      <a:avLst/>
+                    </a:prstGeom>
+                  </pic:spPr>
+                </pic:pic>
+              </a:graphicData>
+            </a:graphic>
+          </wp:inline>
+        </w:drawing>
+      </w:r>
+    </w:p>
+    <w:p>
+      <w:pPr>
+        <w:rPr>
+          <w:sz w:val="34"/>
+          <w:szCs w:val="34"/>
+        </w:rPr>
+      </w:pPr>
+      <w:r>
+        <w:rPr>
+          <w:sz w:val="34"/>
+          <w:szCs w:val="34"/>
+        </w:rPr>
+        <w:t>How familiar are you with the 3D Platformer Genre (Scale of 1 to 10)?</w:t>
+      </w:r>
+    </w:p>
+    <w:p>
+      <w:pPr>
+        <w:pStyle w:val="ListParagraph"/>
+        <w:numPr>
+          <w:ilvl w:val="0"/>
+          <w:numId w:val="1"/>
+        </w:numPr>
+        <w:rPr>
+          <w:sz w:val="34"/>
+          <w:szCs w:val="34"/>
+        </w:rPr>
+      </w:pPr>
+      <w:r>
+        <w:rPr>
+          <w:sz w:val="34"/>
+          <w:szCs w:val="34"/>
+        </w:rPr>
+        <w:t>9</w:t>
+      </w:r>
+      <w:r>
+        <w:rPr>
+          <w:sz w:val="34"/>
+          <w:szCs w:val="34"/>
+        </w:rPr>
+        <w:t>/10</w:t>
+      </w:r>
+    </w:p>
+    <w:p>
+      <w:pPr>
+        <w:rPr>
+          <w:sz w:val="34"/>
+          <w:szCs w:val="34"/>
+        </w:rPr>
+      </w:pPr>
+    </w:p>
+    <w:p>
+      <w:pPr>
+        <w:rPr>
+          <w:sz w:val="34"/>
+          <w:szCs w:val="34"/>
+        </w:rPr>
+      </w:pPr>
+      <w:r>
+        <w:rPr>
+          <w:sz w:val="34"/>
+          <w:szCs w:val="34"/>
+        </w:rPr>
+        <w:t>Were you aware about the concept of Procedural Generation before this game?</w:t>
+      </w:r>
+    </w:p>
+    <w:p>
+      <w:pPr>
+        <w:pStyle w:val="ListParagraph"/>
+        <w:numPr>
+          <w:ilvl w:val="0"/>
+          <w:numId w:val="1"/>
+        </w:numPr>
+        <w:rPr>
+          <w:sz w:val="34"/>
+          <w:szCs w:val="34"/>
+        </w:rPr>
+      </w:pPr>
+      <w:r>
+        <w:rPr>
+          <w:sz w:val="34"/>
+          <w:szCs w:val="34"/>
+        </w:rPr>
+        <w:t>Yes</w:t>
+      </w:r>
+    </w:p>
+    <w:p>
+      <w:pPr>
+        <w:rPr>
+          <w:sz w:val="34"/>
+          <w:szCs w:val="34"/>
+        </w:rPr>
+      </w:pPr>
+    </w:p>
+    <w:p>
+      <w:pPr>
+        <w:rPr>
+          <w:sz w:val="34"/>
+          <w:szCs w:val="34"/>
+        </w:rPr>
+      </w:pPr>
+      <w:r>
+        <w:rPr>
+          <w:sz w:val="34"/>
+          <w:szCs w:val="34"/>
+        </w:rPr>
+        <w:t>How much did you enjoy the level (scale of 1 to 10)</w:t>
+      </w:r>
+    </w:p>
+    <w:p>
+      <w:pPr>
+        <w:pStyle w:val="ListParagraph"/>
+        <w:numPr>
+          <w:ilvl w:val="0"/>
+          <w:numId w:val="1"/>
+        </w:numPr>
+        <w:rPr>
+          <w:sz w:val="34"/>
+          <w:szCs w:val="34"/>
+        </w:rPr>
+      </w:pPr>
+      <w:r>
+        <w:rPr>
+          <w:sz w:val="34"/>
+          <w:szCs w:val="34"/>
+        </w:rPr>
+        <w:t>8</w:t>
+      </w:r>
+      <w:r>
+        <w:rPr>
+          <w:sz w:val="34"/>
+          <w:szCs w:val="34"/>
+        </w:rPr>
+        <w:t>/10</w:t>
+      </w:r>
+    </w:p>
+    <w:p>
+      <w:pPr>
+        <w:rPr>
+          <w:sz w:val="34"/>
+          <w:szCs w:val="34"/>
+        </w:rPr>
+      </w:pPr>
+    </w:p>
+    <w:p>
+      <w:pPr>
+        <w:rPr>
+          <w:sz w:val="34"/>
+          <w:szCs w:val="34"/>
+        </w:rPr>
+      </w:pPr>
+      <w:r>
+        <w:rPr>
+          <w:sz w:val="34"/>
+          <w:szCs w:val="34"/>
+        </w:rPr>
+        <w:t>What did you appreciate and/or detest about the level and/or want to see improved about the level?</w:t>
+      </w:r>
+    </w:p>
+    <w:p>
+      <w:pPr>
+        <w:pStyle w:val="ListParagraph"/>
+        <w:tabs>
+          <w:tab w:val="left" w:pos="2655"/>
+        </w:tabs>
+        <w:ind w:left="1080"/>
+        <w:rPr>
+          <w:sz w:val="34"/>
+          <w:szCs w:val="34"/>
+        </w:rPr>
+      </w:pPr>
+      <w:r>
+        <w:rPr>
+          <w:sz w:val="34"/>
+          <w:szCs w:val="34"/>
+        </w:rPr>
+        <w:lastRenderedPageBreak/>
+        <w:t xml:space="preserve">A: </w:t>
+      </w:r>
+      <w:r>
+        <w:rPr>
+          <w:sz w:val="34"/>
+          <w:szCs w:val="34"/>
+        </w:rPr>
+        <w:t>Even with small platforms, large gaps and many spikes, it was not particularly challenging to bypass many of the obstacles with the run and double jump</w:t>
+      </w:r>
+    </w:p>
+    <w:p>
+      <w:pPr>
+        <w:rPr>
+          <w:sz w:val="34"/>
+          <w:szCs w:val="34"/>
+        </w:rPr>
+      </w:pPr>
+    </w:p>
+    <w:p>
+      <w:pPr>
+        <w:rPr>
+          <w:sz w:val="34"/>
+          <w:szCs w:val="34"/>
+        </w:rPr>
+      </w:pPr>
+      <w:r>
+        <w:rPr>
+          <w:sz w:val="34"/>
+          <w:szCs w:val="34"/>
+        </w:rPr>
+        <w:t>On a scale of 1 to 10, how manageable did you find the ability to change the level's rules?</w:t>
+      </w:r>
+    </w:p>
+    <w:p>
+      <w:pPr>
+        <w:pStyle w:val="ListParagraph"/>
+        <w:numPr>
+          <w:ilvl w:val="0"/>
+          <w:numId w:val="1"/>
+        </w:numPr>
+        <w:rPr>
+          <w:sz w:val="34"/>
+          <w:szCs w:val="34"/>
+        </w:rPr>
+      </w:pPr>
+      <w:r>
+        <w:rPr>
+          <w:sz w:val="34"/>
+          <w:szCs w:val="34"/>
+        </w:rPr>
+        <w:t>8</w:t>
+      </w:r>
+      <w:r>
+        <w:rPr>
+          <w:sz w:val="34"/>
+          <w:szCs w:val="34"/>
+        </w:rPr>
+        <w:t>/10</w:t>
+      </w:r>
+    </w:p>
+    <w:p>
+      <w:pPr>
+        <w:rPr>
+          <w:sz w:val="34"/>
+          <w:szCs w:val="34"/>
+        </w:rPr>
+      </w:pPr>
+    </w:p>
+    <w:p>
+      <w:pPr>
+        <w:rPr>
+          <w:sz w:val="34"/>
+          <w:szCs w:val="34"/>
+        </w:rPr>
+      </w:pPr>
+      <w:r>
+        <w:rPr>
+          <w:sz w:val="34"/>
+          <w:szCs w:val="34"/>
+        </w:rPr>
+        <w:t>On a scale of 1 to 10, how accurate was the difficulty based on the rules you selected?</w:t>
+      </w:r>
+    </w:p>
+    <w:p>
+      <w:pPr>
+        <w:pStyle w:val="ListParagraph"/>
+        <w:numPr>
+          <w:ilvl w:val="0"/>
+          <w:numId w:val="1"/>
+        </w:numPr>
+        <w:rPr>
+          <w:sz w:val="34"/>
+          <w:szCs w:val="34"/>
+        </w:rPr>
+      </w:pPr>
+      <w:r>
+        <w:rPr>
+          <w:sz w:val="34"/>
+          <w:szCs w:val="34"/>
+        </w:rPr>
+        <w:t>6/10</w:t>
+      </w:r>
+    </w:p>
+    <w:p>
+      <w:pPr>
+        <w:rPr>
+          <w:sz w:val="34"/>
+          <w:szCs w:val="34"/>
+        </w:rPr>
+      </w:pPr>
+    </w:p>
+    <w:p>
+      <w:pPr>
+        <w:rPr>
+          <w:sz w:val="34"/>
+          <w:szCs w:val="34"/>
+        </w:rPr>
+      </w:pPr>
+      <w:r>
+        <w:rPr>
+          <w:sz w:val="34"/>
+          <w:szCs w:val="34"/>
+        </w:rPr>
+        <w:t>What did you appreciate about the UI to modify the level's parameters and/or want to see improved? (OPTIONAL)</w:t>
+      </w:r>
+    </w:p>
+    <w:p>
+      <w:pPr>
+        <w:pStyle w:val="ListParagraph"/>
+        <w:numPr>
+          <w:ilvl w:val="0"/>
+          <w:numId w:val="1"/>
+        </w:numPr>
+        <w:rPr>
+          <w:sz w:val="34"/>
+          <w:szCs w:val="34"/>
+        </w:rPr>
+      </w:pPr>
+      <w:r>
+        <w:rPr>
+          <w:sz w:val="34"/>
+          <w:szCs w:val="34"/>
+        </w:rPr>
+        <w:t>A</w:t>
+      </w:r>
+      <w:r>
+        <w:rPr>
+          <w:sz w:val="34"/>
+          <w:szCs w:val="34"/>
+        </w:rPr>
+        <w:t xml:space="preserve">: </w:t>
+      </w:r>
+      <w:r>
+        <w:rPr>
+          <w:sz w:val="34"/>
+          <w:szCs w:val="34"/>
+        </w:rPr>
+        <w:t>It would be nice to see the values of the sliders, whether they be real values or percentages, and to give some indication on how each thing may affect difficulty level</w:t>
+      </w:r>
+    </w:p>
+    <w:p>
+      <w:pPr>
+        <w:rPr>
+          <w:sz w:val="34"/>
+          <w:szCs w:val="34"/>
+        </w:rPr>
+      </w:pPr>
+    </w:p>
+    <w:p>
+      <w:pPr>
+        <w:rPr>
+          <w:sz w:val="34"/>
+          <w:szCs w:val="34"/>
+        </w:rPr>
+      </w:pPr>
+    </w:p>
+    <w:p>
+      <w:pPr>
+        <w:rPr>
+          <w:sz w:val="34"/>
+          <w:szCs w:val="34"/>
+        </w:rPr>
+      </w:pPr>
+    </w:p>
+    <w:p>
+      <w:pPr>
+        <w:rPr>
+          <w:sz w:val="34"/>
+          <w:szCs w:val="34"/>
+        </w:rPr>
+      </w:pPr>
     </w:p>
     <w:p>
       <w:pPr>
@@ -201,6 +9997,126 @@
     </w:sectPr>
   </w:body>
 </w:document>
+</file>
+
+<file path=word/numbering.xml><?xml version="1.0" encoding="utf-8"?>
+<w:numbering xmlns:wpc="http://schemas.microsoft.com/office/word/2010/wordprocessingCanvas" xmlns:cx="http://schemas.microsoft.com/office/drawing/2014/chartex" xmlns:cx1="http://schemas.microsoft.com/office/drawing/2015/9/8/chartex" xmlns:cx2="http://schemas.microsoft.com/office/drawing/2015/10/21/chartex" xmlns:cx3="http://schemas.microsoft.com/office/drawing/2016/5/9/chartex" xmlns:cx4="http://schemas.microsoft.com/office/drawing/2016/5/10/chartex" xmlns:cx5="http://schemas.microsoft.com/office/drawing/2016/5/11/chartex" xmlns:cx6="http://schemas.microsoft.com/office/drawing/2016/5/12/chartex" xmlns:cx7="http://schemas.microsoft.com/office/drawing/2016/5/13/chartex" xmlns:cx8="http://schemas.microsoft.com/office/drawing/2016/5/14/chartex" xmlns:mc="http://schemas.openxmlformats.org/markup-compatibility/2006" xmlns:aink="http://schemas.microsoft.com/office/drawing/2016/ink" xmlns:am3d="http://schemas.microsoft.com/office/drawing/2017/model3d" xmlns:o="urn:schemas-microsoft-com:office:office" xmlns:oel="http://schemas.microsoft.com/office/2019/extlst" xmlns:r="http://schemas.openxmlformats.org/officeDocument/2006/relationships" xmlns:m="http://schemas.openxmlformats.org/officeDocument/2006/math" xmlns:v="urn:schemas-microsoft-com:vml" xmlns:wp14="http://schemas.microsoft.com/office/word/2010/wordprocessingDrawing" xmlns:wp="http://schemas.openxmlformats.org/drawingml/2006/wordprocessingDrawing" xmlns:w10="urn:schemas-microsoft-com:office:word" xmlns:w="http://schemas.openxmlformats.org/wordprocessingml/2006/main" xmlns:w14="http://schemas.microsoft.com/office/word/2010/wordml" xmlns:w15="http://schemas.microsoft.com/office/word/2012/wordml" xmlns:w16cex="http://schemas.microsoft.com/office/word/2018/wordml/cex" xmlns:w16cid="http://schemas.microsoft.com/office/word/2016/wordml/cid" xmlns:w16="http://schemas.microsoft.com/office/word/2018/wordml" xmlns:w16du="http://schemas.microsoft.com/office/word/2023/wordml/word16du" xmlns:w16sdtdh="http://schemas.microsoft.com/office/word/2020/wordml/sdtdatahash" xmlns:w16sdtfl="http://schemas.microsoft.com/office/word/2024/wordml/sdtformatlock" xmlns:w16se="http://schemas.microsoft.com/office/word/2015/wordml/symex" xmlns:wpg="http://schemas.microsoft.com/office/word/2010/wordprocessingGroup" xmlns:wpi="http://schemas.microsoft.com/office/word/2010/wordprocessingInk" xmlns:wne="http://schemas.microsoft.com/office/word/2006/wordml" xmlns:wps="http://schemas.microsoft.com/office/word/2010/wordprocessingShape" mc:Ignorable="w14 w15 w16se w16cid w16 w16cex w16sdtdh w16sdtfl w16du wp14">
+  <w:abstractNum w:abstractNumId="0" w15:restartNumberingAfterBreak="0">
+    <w:nsid w:val="42114D0E"/>
+    <w:multiLevelType w:val="hybridMultilevel"/>
+    <w:tmpl w:val="F68E5614"/>
+    <w:lvl w:ilvl="0" w:tplc="F2F072DC">
+      <w:numFmt w:val="bullet"/>
+      <w:lvlText w:val="-"/>
+      <w:lvlJc w:val="left"/>
+      <w:pPr>
+        <w:ind w:left="1080" w:hanging="360"/>
+      </w:pPr>
+      <w:rPr>
+        <w:rFonts w:ascii="Aptos" w:eastAsiaTheme="minorHAnsi" w:hAnsi="Aptos" w:cstheme="minorBidi" w:hint="default"/>
+      </w:rPr>
+    </w:lvl>
+    <w:lvl w:ilvl="1" w:tplc="08090003" w:tentative="1">
+      <w:start w:val="1"/>
+      <w:numFmt w:val="bullet"/>
+      <w:lvlText w:val="o"/>
+      <w:lvlJc w:val="left"/>
+      <w:pPr>
+        <w:ind w:left="1800" w:hanging="360"/>
+      </w:pPr>
+      <w:rPr>
+        <w:rFonts w:ascii="Courier New" w:hAnsi="Courier New" w:cs="Courier New" w:hint="default"/>
+      </w:rPr>
+    </w:lvl>
+    <w:lvl w:ilvl="2" w:tplc="08090005" w:tentative="1">
+      <w:start w:val="1"/>
+      <w:numFmt w:val="bullet"/>
+      <w:lvlText w:val=""/>
+      <w:lvlJc w:val="left"/>
+      <w:pPr>
+        <w:ind w:left="2520" w:hanging="360"/>
+      </w:pPr>
+      <w:rPr>
+        <w:rFonts w:ascii="Wingdings" w:hAnsi="Wingdings" w:hint="default"/>
+      </w:rPr>
+    </w:lvl>
+    <w:lvl w:ilvl="3" w:tplc="08090001" w:tentative="1">
+      <w:start w:val="1"/>
+      <w:numFmt w:val="bullet"/>
+      <w:lvlText w:val=""/>
+      <w:lvlJc w:val="left"/>
+      <w:pPr>
+        <w:ind w:left="3240" w:hanging="360"/>
+      </w:pPr>
+      <w:rPr>
+        <w:rFonts w:ascii="Symbol" w:hAnsi="Symbol" w:hint="default"/>
+      </w:rPr>
+    </w:lvl>
+    <w:lvl w:ilvl="4" w:tplc="08090003" w:tentative="1">
+      <w:start w:val="1"/>
+      <w:numFmt w:val="bullet"/>
+      <w:lvlText w:val="o"/>
+      <w:lvlJc w:val="left"/>
+      <w:pPr>
+        <w:ind w:left="3960" w:hanging="360"/>
+      </w:pPr>
+      <w:rPr>
+        <w:rFonts w:ascii="Courier New" w:hAnsi="Courier New" w:cs="Courier New" w:hint="default"/>
+      </w:rPr>
+    </w:lvl>
+    <w:lvl w:ilvl="5" w:tplc="08090005" w:tentative="1">
+      <w:start w:val="1"/>
+      <w:numFmt w:val="bullet"/>
+      <w:lvlText w:val=""/>
+      <w:lvlJc w:val="left"/>
+      <w:pPr>
+        <w:ind w:left="4680" w:hanging="360"/>
+      </w:pPr>
+      <w:rPr>
+        <w:rFonts w:ascii="Wingdings" w:hAnsi="Wingdings" w:hint="default"/>
+      </w:rPr>
+    </w:lvl>
+    <w:lvl w:ilvl="6" w:tplc="08090001" w:tentative="1">
+      <w:start w:val="1"/>
+      <w:numFmt w:val="bullet"/>
+      <w:lvlText w:val=""/>
+      <w:lvlJc w:val="left"/>
+      <w:pPr>
+        <w:ind w:left="5400" w:hanging="360"/>
+      </w:pPr>
+      <w:rPr>
+        <w:rFonts w:ascii="Symbol" w:hAnsi="Symbol" w:hint="default"/>
+      </w:rPr>
+    </w:lvl>
+    <w:lvl w:ilvl="7" w:tplc="08090003" w:tentative="1">
+      <w:start w:val="1"/>
+      <w:numFmt w:val="bullet"/>
+      <w:lvlText w:val="o"/>
+      <w:lvlJc w:val="left"/>
+      <w:pPr>
+        <w:ind w:left="6120" w:hanging="360"/>
+      </w:pPr>
+      <w:rPr>
+        <w:rFonts w:ascii="Courier New" w:hAnsi="Courier New" w:cs="Courier New" w:hint="default"/>
+      </w:rPr>
+    </w:lvl>
+    <w:lvl w:ilvl="8" w:tplc="08090005" w:tentative="1">
+      <w:start w:val="1"/>
+      <w:numFmt w:val="bullet"/>
+      <w:lvlText w:val=""/>
+      <w:lvlJc w:val="left"/>
+      <w:pPr>
+        <w:ind w:left="6840" w:hanging="360"/>
+      </w:pPr>
+      <w:rPr>
+        <w:rFonts w:ascii="Wingdings" w:hAnsi="Wingdings" w:hint="default"/>
+      </w:rPr>
+    </w:lvl>
+  </w:abstractNum>
+  <w:num w:numId="1" w16cid:durableId="1347977094">
+    <w:abstractNumId w:val="0"/>
+  </w:num>
+</w:numbering>
 </file>
 
 <file path=word/styles.xml><?xml version="1.0" encoding="utf-8"?>
@@ -806,7 +10722,6 @@
   <w:style w:type="character" w:default="1" w:styleId="DefaultParagraphFont">
     <w:name w:val="Default Paragraph Font"/>
     <w:uiPriority w:val="1"/>
-    <w:semiHidden/>
     <w:unhideWhenUsed/>
   </w:style>
   <w:style w:type="table" w:default="1" w:styleId="TableNormal">

--- a/Documents/Testing Results.docx
+++ b/Documents/Testing Results.docx
@@ -129,54 +129,22 @@
           <w:sz w:val="34"/>
           <w:szCs w:val="34"/>
         </w:rPr>
-        <w:t xml:space="preserve">Average score of: how manageable did you find the ability to change the level’s </w:t>
-      </w:r>
-      <w:proofErr w:type="gramStart"/>
-      <w:r>
-        <w:rPr>
-          <w:sz w:val="34"/>
-          <w:szCs w:val="34"/>
-        </w:rPr>
-        <w:t>rules?:</w:t>
-      </w:r>
-      <w:proofErr w:type="gramEnd"/>
-      <w:r>
-        <w:rPr>
-          <w:sz w:val="34"/>
-          <w:szCs w:val="34"/>
-        </w:rPr>
-        <w:t xml:space="preserve"> 8.6/10 (8.611111/10)</w:t>
-      </w:r>
-    </w:p>
-    <w:p>
-      <w:pPr>
-        <w:rPr>
-          <w:sz w:val="34"/>
-          <w:szCs w:val="34"/>
-        </w:rPr>
-      </w:pPr>
-      <w:r>
-        <w:rPr>
-          <w:sz w:val="34"/>
-          <w:szCs w:val="34"/>
-        </w:rPr>
-        <w:t xml:space="preserve">Average score of: how accurate was the difficulty based on the rules you </w:t>
-      </w:r>
-      <w:proofErr w:type="gramStart"/>
-      <w:r>
-        <w:rPr>
-          <w:sz w:val="34"/>
-          <w:szCs w:val="34"/>
-        </w:rPr>
-        <w:t>selected?:</w:t>
-      </w:r>
-      <w:proofErr w:type="gramEnd"/>
-      <w:r>
-        <w:rPr>
-          <w:sz w:val="34"/>
-          <w:szCs w:val="34"/>
-        </w:rPr>
-        <w:t xml:space="preserve"> 7.9/10 (7.9444444/10)</w:t>
+        <w:t>Average score of: how manageable did you find the ability to change the level’s rules?: 8.6/10 (8.611111/10)</w:t>
+      </w:r>
+    </w:p>
+    <w:p>
+      <w:pPr>
+        <w:rPr>
+          <w:sz w:val="34"/>
+          <w:szCs w:val="34"/>
+        </w:rPr>
+      </w:pPr>
+      <w:r>
+        <w:rPr>
+          <w:sz w:val="34"/>
+          <w:szCs w:val="34"/>
+        </w:rPr>
+        <w:t>Average score of: how accurate was the difficulty based on the rules you selected?: 7.9/10 (7.9444444/10)</w:t>
       </w:r>
     </w:p>
     <w:p>
@@ -531,23 +499,7 @@
           <w:sz w:val="34"/>
           <w:szCs w:val="34"/>
         </w:rPr>
-        <w:t xml:space="preserve">Banjo Kazooie/Banjo </w:t>
-      </w:r>
-      <w:proofErr w:type="spellStart"/>
-      <w:r>
-        <w:rPr>
-          <w:sz w:val="34"/>
-          <w:szCs w:val="34"/>
-        </w:rPr>
-        <w:t>Tooie</w:t>
-      </w:r>
-      <w:proofErr w:type="spellEnd"/>
-      <w:r>
-        <w:rPr>
-          <w:sz w:val="34"/>
-          <w:szCs w:val="34"/>
-        </w:rPr>
-        <w:t xml:space="preserve"> (61.1%, 11 responses)</w:t>
+        <w:t>Banjo Kazooie/Banjo Tooie (61.1%, 11 responses)</w:t>
       </w:r>
     </w:p>
     <w:p>
@@ -709,6 +661,1371 @@
         </w:rPr>
         <w:t>10/10 (22.2%, 4 responses)</w:t>
       </w:r>
+    </w:p>
+    <w:p>
+      <w:pPr>
+        <w:rPr>
+          <w:sz w:val="34"/>
+          <w:szCs w:val="34"/>
+        </w:rPr>
+      </w:pPr>
+      <w:r>
+        <w:rPr>
+          <w:sz w:val="34"/>
+          <w:szCs w:val="34"/>
+        </w:rPr>
+        <w:lastRenderedPageBreak/>
+        <w:t>Summary Diagrams:</w:t>
+      </w:r>
+    </w:p>
+    <w:p>
+      <w:pPr>
+        <w:rPr>
+          <w:sz w:val="34"/>
+          <w:szCs w:val="34"/>
+        </w:rPr>
+      </w:pPr>
+      <w:r>
+        <w:rPr>
+          <w:sz w:val="34"/>
+          <w:szCs w:val="34"/>
+        </w:rPr>
+        <w:drawing>
+          <wp:inline distT="0" distB="0" distL="0" distR="0" wp14:anchorId="6A81C025" wp14:editId="6BA6A346">
+            <wp:extent cx="5731510" cy="2286000"/>
+            <wp:effectExtent l="0" t="0" r="2540" b="0"/>
+            <wp:docPr id="1549291448" name="Picture 1"/>
+            <wp:cNvGraphicFramePr>
+              <a:graphicFrameLocks xmlns:a="http://schemas.openxmlformats.org/drawingml/2006/main" noChangeAspect="1"/>
+            </wp:cNvGraphicFramePr>
+            <a:graphic xmlns:a="http://schemas.openxmlformats.org/drawingml/2006/main">
+              <a:graphicData uri="http://schemas.openxmlformats.org/drawingml/2006/picture">
+                <pic:pic xmlns:pic="http://schemas.openxmlformats.org/drawingml/2006/picture">
+                  <pic:nvPicPr>
+                    <pic:cNvPr id="1549291448" name=""/>
+                    <pic:cNvPicPr/>
+                  </pic:nvPicPr>
+                  <pic:blipFill>
+                    <a:blip r:embed="rId5"/>
+                    <a:stretch>
+                      <a:fillRect/>
+                    </a:stretch>
+                  </pic:blipFill>
+                  <pic:spPr>
+                    <a:xfrm>
+                      <a:off x="0" y="0"/>
+                      <a:ext cx="5731510" cy="2286000"/>
+                    </a:xfrm>
+                    <a:prstGeom prst="rect">
+                      <a:avLst/>
+                    </a:prstGeom>
+                  </pic:spPr>
+                </pic:pic>
+              </a:graphicData>
+            </a:graphic>
+          </wp:inline>
+        </w:drawing>
+      </w:r>
+    </w:p>
+    <w:p>
+      <w:pPr>
+        <w:rPr>
+          <w:sz w:val="34"/>
+          <w:szCs w:val="34"/>
+        </w:rPr>
+      </w:pPr>
+      <w:r>
+        <w:rPr>
+          <w:sz w:val="34"/>
+          <w:szCs w:val="34"/>
+        </w:rPr>
+        <w:drawing>
+          <wp:inline distT="0" distB="0" distL="0" distR="0" wp14:anchorId="75E1CBA3" wp14:editId="16573892">
+            <wp:extent cx="5731510" cy="2400935"/>
+            <wp:effectExtent l="0" t="0" r="2540" b="0"/>
+            <wp:docPr id="78549856" name="Picture 1"/>
+            <wp:cNvGraphicFramePr>
+              <a:graphicFrameLocks xmlns:a="http://schemas.openxmlformats.org/drawingml/2006/main" noChangeAspect="1"/>
+            </wp:cNvGraphicFramePr>
+            <a:graphic xmlns:a="http://schemas.openxmlformats.org/drawingml/2006/main">
+              <a:graphicData uri="http://schemas.openxmlformats.org/drawingml/2006/picture">
+                <pic:pic xmlns:pic="http://schemas.openxmlformats.org/drawingml/2006/picture">
+                  <pic:nvPicPr>
+                    <pic:cNvPr id="78549856" name=""/>
+                    <pic:cNvPicPr/>
+                  </pic:nvPicPr>
+                  <pic:blipFill>
+                    <a:blip r:embed="rId6"/>
+                    <a:stretch>
+                      <a:fillRect/>
+                    </a:stretch>
+                  </pic:blipFill>
+                  <pic:spPr>
+                    <a:xfrm>
+                      <a:off x="0" y="0"/>
+                      <a:ext cx="5731510" cy="2400935"/>
+                    </a:xfrm>
+                    <a:prstGeom prst="rect">
+                      <a:avLst/>
+                    </a:prstGeom>
+                  </pic:spPr>
+                </pic:pic>
+              </a:graphicData>
+            </a:graphic>
+          </wp:inline>
+        </w:drawing>
+      </w:r>
+    </w:p>
+    <w:p>
+      <w:pPr>
+        <w:rPr>
+          <w:sz w:val="34"/>
+          <w:szCs w:val="34"/>
+        </w:rPr>
+      </w:pPr>
+      <w:r>
+        <w:rPr>
+          <w:sz w:val="34"/>
+          <w:szCs w:val="34"/>
+        </w:rPr>
+        <w:drawing>
+          <wp:inline distT="0" distB="0" distL="0" distR="0" wp14:anchorId="29F77DC5" wp14:editId="08808E84">
+            <wp:extent cx="5731510" cy="2599690"/>
+            <wp:effectExtent l="0" t="0" r="2540" b="0"/>
+            <wp:docPr id="711901273" name="Picture 1"/>
+            <wp:cNvGraphicFramePr>
+              <a:graphicFrameLocks xmlns:a="http://schemas.openxmlformats.org/drawingml/2006/main" noChangeAspect="1"/>
+            </wp:cNvGraphicFramePr>
+            <a:graphic xmlns:a="http://schemas.openxmlformats.org/drawingml/2006/main">
+              <a:graphicData uri="http://schemas.openxmlformats.org/drawingml/2006/picture">
+                <pic:pic xmlns:pic="http://schemas.openxmlformats.org/drawingml/2006/picture">
+                  <pic:nvPicPr>
+                    <pic:cNvPr id="711901273" name=""/>
+                    <pic:cNvPicPr/>
+                  </pic:nvPicPr>
+                  <pic:blipFill>
+                    <a:blip r:embed="rId7"/>
+                    <a:stretch>
+                      <a:fillRect/>
+                    </a:stretch>
+                  </pic:blipFill>
+                  <pic:spPr>
+                    <a:xfrm>
+                      <a:off x="0" y="0"/>
+                      <a:ext cx="5731510" cy="2599690"/>
+                    </a:xfrm>
+                    <a:prstGeom prst="rect">
+                      <a:avLst/>
+                    </a:prstGeom>
+                  </pic:spPr>
+                </pic:pic>
+              </a:graphicData>
+            </a:graphic>
+          </wp:inline>
+        </w:drawing>
+      </w:r>
+    </w:p>
+    <w:p>
+      <w:pPr>
+        <w:rPr>
+          <w:sz w:val="34"/>
+          <w:szCs w:val="34"/>
+        </w:rPr>
+      </w:pPr>
+      <w:r>
+        <w:rPr>
+          <w:sz w:val="34"/>
+          <w:szCs w:val="34"/>
+        </w:rPr>
+        <w:lastRenderedPageBreak/>
+        <w:drawing>
+          <wp:inline distT="0" distB="0" distL="0" distR="0" wp14:anchorId="5960DBF4" wp14:editId="3FAE0075">
+            <wp:extent cx="5731510" cy="2665730"/>
+            <wp:effectExtent l="0" t="0" r="2540" b="1270"/>
+            <wp:docPr id="515009984" name="Picture 1"/>
+            <wp:cNvGraphicFramePr>
+              <a:graphicFrameLocks xmlns:a="http://schemas.openxmlformats.org/drawingml/2006/main" noChangeAspect="1"/>
+            </wp:cNvGraphicFramePr>
+            <a:graphic xmlns:a="http://schemas.openxmlformats.org/drawingml/2006/main">
+              <a:graphicData uri="http://schemas.openxmlformats.org/drawingml/2006/picture">
+                <pic:pic xmlns:pic="http://schemas.openxmlformats.org/drawingml/2006/picture">
+                  <pic:nvPicPr>
+                    <pic:cNvPr id="515009984" name=""/>
+                    <pic:cNvPicPr/>
+                  </pic:nvPicPr>
+                  <pic:blipFill>
+                    <a:blip r:embed="rId8"/>
+                    <a:stretch>
+                      <a:fillRect/>
+                    </a:stretch>
+                  </pic:blipFill>
+                  <pic:spPr>
+                    <a:xfrm>
+                      <a:off x="0" y="0"/>
+                      <a:ext cx="5731510" cy="2665730"/>
+                    </a:xfrm>
+                    <a:prstGeom prst="rect">
+                      <a:avLst/>
+                    </a:prstGeom>
+                  </pic:spPr>
+                </pic:pic>
+              </a:graphicData>
+            </a:graphic>
+          </wp:inline>
+        </w:drawing>
+      </w:r>
+    </w:p>
+    <w:p>
+      <w:pPr>
+        <w:rPr>
+          <w:sz w:val="34"/>
+          <w:szCs w:val="34"/>
+        </w:rPr>
+      </w:pPr>
+      <w:r>
+        <w:rPr>
+          <w:sz w:val="34"/>
+          <w:szCs w:val="34"/>
+        </w:rPr>
+        <w:drawing>
+          <wp:inline distT="0" distB="0" distL="0" distR="0" wp14:anchorId="6218935D" wp14:editId="53772CB9">
+            <wp:extent cx="5731510" cy="2408555"/>
+            <wp:effectExtent l="0" t="0" r="2540" b="0"/>
+            <wp:docPr id="178423895" name="Picture 1"/>
+            <wp:cNvGraphicFramePr>
+              <a:graphicFrameLocks xmlns:a="http://schemas.openxmlformats.org/drawingml/2006/main" noChangeAspect="1"/>
+            </wp:cNvGraphicFramePr>
+            <a:graphic xmlns:a="http://schemas.openxmlformats.org/drawingml/2006/main">
+              <a:graphicData uri="http://schemas.openxmlformats.org/drawingml/2006/picture">
+                <pic:pic xmlns:pic="http://schemas.openxmlformats.org/drawingml/2006/picture">
+                  <pic:nvPicPr>
+                    <pic:cNvPr id="178423895" name=""/>
+                    <pic:cNvPicPr/>
+                  </pic:nvPicPr>
+                  <pic:blipFill>
+                    <a:blip r:embed="rId9"/>
+                    <a:stretch>
+                      <a:fillRect/>
+                    </a:stretch>
+                  </pic:blipFill>
+                  <pic:spPr>
+                    <a:xfrm>
+                      <a:off x="0" y="0"/>
+                      <a:ext cx="5731510" cy="2408555"/>
+                    </a:xfrm>
+                    <a:prstGeom prst="rect">
+                      <a:avLst/>
+                    </a:prstGeom>
+                  </pic:spPr>
+                </pic:pic>
+              </a:graphicData>
+            </a:graphic>
+          </wp:inline>
+        </w:drawing>
+      </w:r>
+    </w:p>
+    <w:p>
+      <w:pPr>
+        <w:rPr>
+          <w:sz w:val="34"/>
+          <w:szCs w:val="34"/>
+        </w:rPr>
+      </w:pPr>
+      <w:r>
+        <w:rPr>
+          <w:sz w:val="34"/>
+          <w:szCs w:val="34"/>
+        </w:rPr>
+        <w:drawing>
+          <wp:inline distT="0" distB="0" distL="0" distR="0" wp14:anchorId="03E7C056" wp14:editId="7B77271A">
+            <wp:extent cx="5731510" cy="2872740"/>
+            <wp:effectExtent l="0" t="0" r="2540" b="3810"/>
+            <wp:docPr id="1960303036" name="Picture 1"/>
+            <wp:cNvGraphicFramePr>
+              <a:graphicFrameLocks xmlns:a="http://schemas.openxmlformats.org/drawingml/2006/main" noChangeAspect="1"/>
+            </wp:cNvGraphicFramePr>
+            <a:graphic xmlns:a="http://schemas.openxmlformats.org/drawingml/2006/main">
+              <a:graphicData uri="http://schemas.openxmlformats.org/drawingml/2006/picture">
+                <pic:pic xmlns:pic="http://schemas.openxmlformats.org/drawingml/2006/picture">
+                  <pic:nvPicPr>
+                    <pic:cNvPr id="1960303036" name=""/>
+                    <pic:cNvPicPr/>
+                  </pic:nvPicPr>
+                  <pic:blipFill>
+                    <a:blip r:embed="rId10"/>
+                    <a:stretch>
+                      <a:fillRect/>
+                    </a:stretch>
+                  </pic:blipFill>
+                  <pic:spPr>
+                    <a:xfrm>
+                      <a:off x="0" y="0"/>
+                      <a:ext cx="5731510" cy="2872740"/>
+                    </a:xfrm>
+                    <a:prstGeom prst="rect">
+                      <a:avLst/>
+                    </a:prstGeom>
+                  </pic:spPr>
+                </pic:pic>
+              </a:graphicData>
+            </a:graphic>
+          </wp:inline>
+        </w:drawing>
+      </w:r>
+    </w:p>
+    <w:p>
+      <w:pPr>
+        <w:rPr>
+          <w:sz w:val="34"/>
+          <w:szCs w:val="34"/>
+        </w:rPr>
+      </w:pPr>
+      <w:r>
+        <w:rPr>
+          <w:sz w:val="34"/>
+          <w:szCs w:val="34"/>
+        </w:rPr>
+        <w:lastRenderedPageBreak/>
+        <w:drawing>
+          <wp:inline distT="0" distB="0" distL="0" distR="0" wp14:anchorId="50625D20" wp14:editId="307B3AF3">
+            <wp:extent cx="5731510" cy="2886710"/>
+            <wp:effectExtent l="0" t="0" r="2540" b="8890"/>
+            <wp:docPr id="2057382212" name="Picture 1"/>
+            <wp:cNvGraphicFramePr>
+              <a:graphicFrameLocks xmlns:a="http://schemas.openxmlformats.org/drawingml/2006/main" noChangeAspect="1"/>
+            </wp:cNvGraphicFramePr>
+            <a:graphic xmlns:a="http://schemas.openxmlformats.org/drawingml/2006/main">
+              <a:graphicData uri="http://schemas.openxmlformats.org/drawingml/2006/picture">
+                <pic:pic xmlns:pic="http://schemas.openxmlformats.org/drawingml/2006/picture">
+                  <pic:nvPicPr>
+                    <pic:cNvPr id="2057382212" name=""/>
+                    <pic:cNvPicPr/>
+                  </pic:nvPicPr>
+                  <pic:blipFill>
+                    <a:blip r:embed="rId11"/>
+                    <a:stretch>
+                      <a:fillRect/>
+                    </a:stretch>
+                  </pic:blipFill>
+                  <pic:spPr>
+                    <a:xfrm>
+                      <a:off x="0" y="0"/>
+                      <a:ext cx="5731510" cy="2886710"/>
+                    </a:xfrm>
+                    <a:prstGeom prst="rect">
+                      <a:avLst/>
+                    </a:prstGeom>
+                  </pic:spPr>
+                </pic:pic>
+              </a:graphicData>
+            </a:graphic>
+          </wp:inline>
+        </w:drawing>
+      </w:r>
+    </w:p>
+    <w:p>
+      <w:pPr>
+        <w:rPr>
+          <w:sz w:val="34"/>
+          <w:szCs w:val="34"/>
+        </w:rPr>
+      </w:pPr>
+      <w:r>
+        <w:rPr>
+          <w:sz w:val="34"/>
+          <w:szCs w:val="34"/>
+        </w:rPr>
+        <w:drawing>
+          <wp:inline distT="0" distB="0" distL="0" distR="0" wp14:anchorId="2B06E7F0" wp14:editId="471009DE">
+            <wp:extent cx="5731510" cy="2832735"/>
+            <wp:effectExtent l="0" t="0" r="2540" b="5715"/>
+            <wp:docPr id="7467864" name="Picture 1"/>
+            <wp:cNvGraphicFramePr>
+              <a:graphicFrameLocks xmlns:a="http://schemas.openxmlformats.org/drawingml/2006/main" noChangeAspect="1"/>
+            </wp:cNvGraphicFramePr>
+            <a:graphic xmlns:a="http://schemas.openxmlformats.org/drawingml/2006/main">
+              <a:graphicData uri="http://schemas.openxmlformats.org/drawingml/2006/picture">
+                <pic:pic xmlns:pic="http://schemas.openxmlformats.org/drawingml/2006/picture">
+                  <pic:nvPicPr>
+                    <pic:cNvPr id="7467864" name=""/>
+                    <pic:cNvPicPr/>
+                  </pic:nvPicPr>
+                  <pic:blipFill>
+                    <a:blip r:embed="rId12"/>
+                    <a:stretch>
+                      <a:fillRect/>
+                    </a:stretch>
+                  </pic:blipFill>
+                  <pic:spPr>
+                    <a:xfrm>
+                      <a:off x="0" y="0"/>
+                      <a:ext cx="5731510" cy="2832735"/>
+                    </a:xfrm>
+                    <a:prstGeom prst="rect">
+                      <a:avLst/>
+                    </a:prstGeom>
+                  </pic:spPr>
+                </pic:pic>
+              </a:graphicData>
+            </a:graphic>
+          </wp:inline>
+        </w:drawing>
+      </w:r>
+    </w:p>
+    <w:tbl>
+      <w:tblPr>
+        <w:tblStyle w:val="TableGrid"/>
+        <w:tblW w:w="9918" w:type="dxa"/>
+        <w:tblLook w:val="04A0" w:firstRow="1" w:lastRow="0" w:firstColumn="1" w:lastColumn="0" w:noHBand="0" w:noVBand="1"/>
+      </w:tblPr>
+      <w:tblGrid>
+        <w:gridCol w:w="1129"/>
+        <w:gridCol w:w="8789"/>
+      </w:tblGrid>
+      <w:tr>
+        <w:tc>
+          <w:tcPr>
+            <w:tcW w:w="1129" w:type="dxa"/>
+          </w:tcPr>
+          <w:p>
+            <w:pPr>
+              <w:rPr>
+                <w:rFonts w:ascii="Calibri" w:hAnsi="Calibri" w:cs="Calibri"/>
+                <w:sz w:val="24"/>
+                <w:szCs w:val="24"/>
+              </w:rPr>
+            </w:pPr>
+            <w:r>
+              <w:rPr>
+                <w:rFonts w:ascii="Calibri" w:hAnsi="Calibri" w:cs="Calibri"/>
+                <w:sz w:val="24"/>
+                <w:szCs w:val="24"/>
+              </w:rPr>
+              <w:t>User 1</w:t>
+            </w:r>
+          </w:p>
+        </w:tc>
+        <w:tc>
+          <w:tcPr>
+            <w:tcW w:w="8789" w:type="dxa"/>
+          </w:tcPr>
+          <w:p>
+            <w:pPr>
+              <w:rPr>
+                <w:rFonts w:ascii="Calibri" w:hAnsi="Calibri" w:cs="Calibri"/>
+              </w:rPr>
+            </w:pPr>
+            <w:r>
+              <w:rPr>
+                <w:rFonts w:ascii="Calibri" w:hAnsi="Calibri" w:cs="Calibri"/>
+                <w:sz w:val="24"/>
+                <w:szCs w:val="24"/>
+              </w:rPr>
+              <w:t>“</w:t>
+            </w:r>
+            <w:r>
+              <w:rPr>
+                <w:rFonts w:ascii="Calibri" w:hAnsi="Calibri" w:cs="Calibri"/>
+                <w:sz w:val="24"/>
+                <w:szCs w:val="24"/>
+              </w:rPr>
+              <w:t>The level worked for the most part, but had a couple points where landing on spikes was almost unavoidable</w:t>
+            </w:r>
+            <w:r>
+              <w:rPr>
+                <w:rFonts w:ascii="Calibri" w:hAnsi="Calibri" w:cs="Calibri"/>
+                <w:sz w:val="24"/>
+                <w:szCs w:val="24"/>
+              </w:rPr>
+              <w:t>”</w:t>
+            </w:r>
+          </w:p>
+        </w:tc>
+      </w:tr>
+      <w:tr>
+        <w:tc>
+          <w:tcPr>
+            <w:tcW w:w="1129" w:type="dxa"/>
+          </w:tcPr>
+          <w:p>
+            <w:pPr>
+              <w:rPr>
+                <w:rFonts w:ascii="Calibri" w:hAnsi="Calibri" w:cs="Calibri"/>
+                <w:sz w:val="24"/>
+                <w:szCs w:val="24"/>
+              </w:rPr>
+            </w:pPr>
+            <w:r>
+              <w:rPr>
+                <w:rFonts w:ascii="Calibri" w:hAnsi="Calibri" w:cs="Calibri"/>
+                <w:sz w:val="24"/>
+                <w:szCs w:val="24"/>
+              </w:rPr>
+              <w:t>User 2</w:t>
+            </w:r>
+          </w:p>
+        </w:tc>
+        <w:tc>
+          <w:tcPr>
+            <w:tcW w:w="8789" w:type="dxa"/>
+          </w:tcPr>
+          <w:p>
+            <w:pPr>
+              <w:rPr>
+                <w:rFonts w:ascii="Calibri" w:hAnsi="Calibri" w:cs="Calibri"/>
+                <w:sz w:val="24"/>
+                <w:szCs w:val="24"/>
+              </w:rPr>
+            </w:pPr>
+            <w:r>
+              <w:rPr>
+                <w:rFonts w:ascii="Calibri" w:hAnsi="Calibri" w:cs="Calibri"/>
+                <w:sz w:val="24"/>
+                <w:szCs w:val="24"/>
+              </w:rPr>
+              <w:t>“</w:t>
+            </w:r>
+            <w:r>
+              <w:rPr>
+                <w:rFonts w:ascii="Calibri" w:hAnsi="Calibri" w:cs="Calibri"/>
+                <w:sz w:val="24"/>
+                <w:szCs w:val="24"/>
+              </w:rPr>
+              <w:t>I liked it. I don't see many 3D platformers that are procedurally generated, so this is a bit more unique. I think the generation could be improved to be a little bit more open, as right now it feels a bit too like a road of some sort with turns, obstacles and such. But overall, good. I could see this becoming an addictive game.</w:t>
+            </w:r>
+            <w:r>
+              <w:rPr>
+                <w:rFonts w:ascii="Calibri" w:hAnsi="Calibri" w:cs="Calibri"/>
+                <w:sz w:val="24"/>
+                <w:szCs w:val="24"/>
+              </w:rPr>
+              <w:t>”</w:t>
+            </w:r>
+          </w:p>
+        </w:tc>
+      </w:tr>
+      <w:tr>
+        <w:tc>
+          <w:tcPr>
+            <w:tcW w:w="1129" w:type="dxa"/>
+          </w:tcPr>
+          <w:p>
+            <w:pPr>
+              <w:rPr>
+                <w:rFonts w:ascii="Calibri" w:hAnsi="Calibri" w:cs="Calibri"/>
+                <w:sz w:val="24"/>
+                <w:szCs w:val="24"/>
+              </w:rPr>
+            </w:pPr>
+            <w:r>
+              <w:rPr>
+                <w:rFonts w:ascii="Calibri" w:hAnsi="Calibri" w:cs="Calibri"/>
+                <w:sz w:val="24"/>
+                <w:szCs w:val="24"/>
+              </w:rPr>
+              <w:t>User 3</w:t>
+            </w:r>
+          </w:p>
+        </w:tc>
+        <w:tc>
+          <w:tcPr>
+            <w:tcW w:w="8789" w:type="dxa"/>
+          </w:tcPr>
+          <w:p>
+            <w:pPr>
+              <w:rPr>
+                <w:rFonts w:ascii="Calibri" w:hAnsi="Calibri" w:cs="Calibri"/>
+                <w:sz w:val="24"/>
+                <w:szCs w:val="24"/>
+              </w:rPr>
+            </w:pPr>
+            <w:r>
+              <w:rPr>
+                <w:rFonts w:ascii="Calibri" w:hAnsi="Calibri" w:cs="Calibri"/>
+                <w:sz w:val="24"/>
+                <w:szCs w:val="24"/>
+              </w:rPr>
+              <w:t>“</w:t>
+            </w:r>
+            <w:r>
+              <w:rPr>
+                <w:rFonts w:ascii="Calibri" w:hAnsi="Calibri" w:cs="Calibri"/>
+                <w:sz w:val="24"/>
+                <w:szCs w:val="24"/>
+              </w:rPr>
+              <w:t>The level was fine. It wasn't difficult for me, but I could see it being a bit challenging to people with less experience with games. Of course, I could have upped the difficulty in the settings, but I for the most part used the default settings with slight tweaks, so that's not the games fault. There was a point in the game where I had spikes to the side of me and behind me, and it zoomed in the view of my character and blocked my vision.</w:t>
+            </w:r>
+            <w:r>
+              <w:rPr>
+                <w:rFonts w:ascii="Calibri" w:hAnsi="Calibri" w:cs="Calibri"/>
+                <w:sz w:val="24"/>
+                <w:szCs w:val="24"/>
+              </w:rPr>
+              <w:t>”</w:t>
+            </w:r>
+          </w:p>
+        </w:tc>
+      </w:tr>
+      <w:tr>
+        <w:tc>
+          <w:tcPr>
+            <w:tcW w:w="1129" w:type="dxa"/>
+          </w:tcPr>
+          <w:p>
+            <w:pPr>
+              <w:rPr>
+                <w:rFonts w:ascii="Calibri" w:hAnsi="Calibri" w:cs="Calibri"/>
+                <w:sz w:val="24"/>
+                <w:szCs w:val="24"/>
+              </w:rPr>
+            </w:pPr>
+            <w:r>
+              <w:rPr>
+                <w:rFonts w:ascii="Calibri" w:hAnsi="Calibri" w:cs="Calibri"/>
+                <w:sz w:val="24"/>
+                <w:szCs w:val="24"/>
+              </w:rPr>
+              <w:t>User 4</w:t>
+            </w:r>
+          </w:p>
+        </w:tc>
+        <w:tc>
+          <w:tcPr>
+            <w:tcW w:w="8789" w:type="dxa"/>
+          </w:tcPr>
+          <w:p>
+            <w:pPr>
+              <w:rPr>
+                <w:rFonts w:ascii="Calibri" w:hAnsi="Calibri" w:cs="Calibri"/>
+                <w:sz w:val="24"/>
+                <w:szCs w:val="24"/>
+              </w:rPr>
+            </w:pPr>
+            <w:r>
+              <w:rPr>
+                <w:rFonts w:ascii="Calibri" w:hAnsi="Calibri" w:cs="Calibri"/>
+                <w:sz w:val="24"/>
+                <w:szCs w:val="24"/>
+              </w:rPr>
+              <w:t>“</w:t>
+            </w:r>
+            <w:r>
+              <w:rPr>
+                <w:rFonts w:ascii="Calibri" w:hAnsi="Calibri" w:cs="Calibri"/>
+                <w:sz w:val="24"/>
+                <w:szCs w:val="24"/>
+              </w:rPr>
+              <w:t>Some retro-esque music would be nice for levels next time. Feels kind of empty without it to be fair. Aside from that, game play was pretty nice. I've had some fun with it.</w:t>
+            </w:r>
+            <w:r>
+              <w:rPr>
+                <w:rFonts w:ascii="Calibri" w:hAnsi="Calibri" w:cs="Calibri"/>
+                <w:sz w:val="24"/>
+                <w:szCs w:val="24"/>
+              </w:rPr>
+              <w:t>”</w:t>
+            </w:r>
+          </w:p>
+        </w:tc>
+      </w:tr>
+      <w:tr>
+        <w:tc>
+          <w:tcPr>
+            <w:tcW w:w="1129" w:type="dxa"/>
+          </w:tcPr>
+          <w:p>
+            <w:pPr>
+              <w:rPr>
+                <w:rFonts w:ascii="Calibri" w:hAnsi="Calibri" w:cs="Calibri"/>
+                <w:sz w:val="24"/>
+                <w:szCs w:val="24"/>
+              </w:rPr>
+            </w:pPr>
+            <w:r>
+              <w:rPr>
+                <w:rFonts w:ascii="Calibri" w:hAnsi="Calibri" w:cs="Calibri"/>
+                <w:sz w:val="24"/>
+                <w:szCs w:val="24"/>
+              </w:rPr>
+              <w:lastRenderedPageBreak/>
+              <w:t>User 5</w:t>
+            </w:r>
+          </w:p>
+        </w:tc>
+        <w:tc>
+          <w:tcPr>
+            <w:tcW w:w="8789" w:type="dxa"/>
+          </w:tcPr>
+          <w:p>
+            <w:pPr>
+              <w:rPr>
+                <w:rFonts w:ascii="Calibri" w:hAnsi="Calibri" w:cs="Calibri"/>
+                <w:sz w:val="24"/>
+                <w:szCs w:val="24"/>
+              </w:rPr>
+            </w:pPr>
+            <w:r>
+              <w:rPr>
+                <w:rFonts w:ascii="Calibri" w:hAnsi="Calibri" w:cs="Calibri"/>
+                <w:sz w:val="24"/>
+                <w:szCs w:val="24"/>
+              </w:rPr>
+              <w:t>“</w:t>
+            </w:r>
+            <w:r>
+              <w:rPr>
+                <w:rFonts w:ascii="Calibri" w:hAnsi="Calibri" w:cs="Calibri"/>
+                <w:sz w:val="24"/>
+                <w:szCs w:val="24"/>
+              </w:rPr>
+              <w:t>Sometimes the platforms that spawn above bounce pads hang too close to the trajectory of the player's jump, making it hard to maneuver around.</w:t>
+            </w:r>
+            <w:r>
+              <w:rPr>
+                <w:rFonts w:ascii="Calibri" w:hAnsi="Calibri" w:cs="Calibri"/>
+                <w:sz w:val="24"/>
+                <w:szCs w:val="24"/>
+              </w:rPr>
+              <w:t>”</w:t>
+            </w:r>
+          </w:p>
+        </w:tc>
+      </w:tr>
+      <w:tr>
+        <w:tc>
+          <w:tcPr>
+            <w:tcW w:w="1129" w:type="dxa"/>
+          </w:tcPr>
+          <w:p>
+            <w:pPr>
+              <w:rPr>
+                <w:rFonts w:ascii="Calibri" w:hAnsi="Calibri" w:cs="Calibri"/>
+                <w:sz w:val="24"/>
+                <w:szCs w:val="24"/>
+              </w:rPr>
+            </w:pPr>
+            <w:r>
+              <w:rPr>
+                <w:rFonts w:ascii="Calibri" w:hAnsi="Calibri" w:cs="Calibri"/>
+                <w:sz w:val="24"/>
+                <w:szCs w:val="24"/>
+              </w:rPr>
+              <w:t>User 8</w:t>
+            </w:r>
+          </w:p>
+        </w:tc>
+        <w:tc>
+          <w:tcPr>
+            <w:tcW w:w="8789" w:type="dxa"/>
+          </w:tcPr>
+          <w:p>
+            <w:pPr>
+              <w:rPr>
+                <w:rFonts w:ascii="Calibri" w:hAnsi="Calibri" w:cs="Calibri"/>
+                <w:sz w:val="24"/>
+                <w:szCs w:val="24"/>
+              </w:rPr>
+            </w:pPr>
+            <w:r>
+              <w:rPr>
+                <w:rFonts w:ascii="Calibri" w:hAnsi="Calibri" w:cs="Calibri"/>
+                <w:sz w:val="24"/>
+                <w:szCs w:val="24"/>
+              </w:rPr>
+              <w:t>“</w:t>
+            </w:r>
+            <w:r>
+              <w:rPr>
+                <w:rFonts w:ascii="Calibri" w:hAnsi="Calibri" w:cs="Calibri"/>
+                <w:sz w:val="24"/>
+                <w:szCs w:val="24"/>
+              </w:rPr>
+              <w:t>While the levels are fun to navigate, there are quite a few instances of the same parts repeating multiple times, although this may be due to the parameters I chose to generate the level with.</w:t>
+            </w:r>
+            <w:r>
+              <w:rPr>
+                <w:rFonts w:ascii="Calibri" w:hAnsi="Calibri" w:cs="Calibri"/>
+                <w:sz w:val="24"/>
+                <w:szCs w:val="24"/>
+              </w:rPr>
+              <w:t>”</w:t>
+            </w:r>
+          </w:p>
+        </w:tc>
+      </w:tr>
+      <w:tr>
+        <w:tc>
+          <w:tcPr>
+            <w:tcW w:w="1129" w:type="dxa"/>
+          </w:tcPr>
+          <w:p>
+            <w:pPr>
+              <w:rPr>
+                <w:rFonts w:ascii="Calibri" w:hAnsi="Calibri" w:cs="Calibri"/>
+                <w:sz w:val="24"/>
+                <w:szCs w:val="24"/>
+              </w:rPr>
+            </w:pPr>
+            <w:r>
+              <w:rPr>
+                <w:rFonts w:ascii="Calibri" w:hAnsi="Calibri" w:cs="Calibri"/>
+                <w:sz w:val="24"/>
+                <w:szCs w:val="24"/>
+              </w:rPr>
+              <w:t>User 9</w:t>
+            </w:r>
+          </w:p>
+        </w:tc>
+        <w:tc>
+          <w:tcPr>
+            <w:tcW w:w="8789" w:type="dxa"/>
+          </w:tcPr>
+          <w:p>
+            <w:pPr>
+              <w:rPr>
+                <w:rFonts w:ascii="Calibri" w:hAnsi="Calibri" w:cs="Calibri"/>
+                <w:sz w:val="24"/>
+                <w:szCs w:val="24"/>
+              </w:rPr>
+            </w:pPr>
+            <w:r>
+              <w:rPr>
+                <w:rFonts w:ascii="Calibri" w:hAnsi="Calibri" w:cs="Calibri"/>
+                <w:sz w:val="24"/>
+                <w:szCs w:val="24"/>
+              </w:rPr>
+              <w:t>“</w:t>
+            </w:r>
+            <w:r>
+              <w:rPr>
+                <w:rFonts w:ascii="Calibri" w:hAnsi="Calibri" w:cs="Calibri"/>
+                <w:sz w:val="24"/>
+                <w:szCs w:val="24"/>
+              </w:rPr>
+              <w:t>Levels were generally good but I had one where the spike trap was between two hard jumps which made it so that I had to hit the spike to get ground, but the momentum from hitting the spike wasn't enough so it was an impassable part of the level</w:t>
+            </w:r>
+            <w:r>
+              <w:rPr>
+                <w:rFonts w:ascii="Calibri" w:hAnsi="Calibri" w:cs="Calibri"/>
+                <w:sz w:val="24"/>
+                <w:szCs w:val="24"/>
+              </w:rPr>
+              <w:t>”</w:t>
+            </w:r>
+          </w:p>
+        </w:tc>
+      </w:tr>
+      <w:tr>
+        <w:tc>
+          <w:tcPr>
+            <w:tcW w:w="1129" w:type="dxa"/>
+          </w:tcPr>
+          <w:p>
+            <w:pPr>
+              <w:rPr>
+                <w:rFonts w:ascii="Calibri" w:hAnsi="Calibri" w:cs="Calibri"/>
+              </w:rPr>
+            </w:pPr>
+          </w:p>
+        </w:tc>
+        <w:tc>
+          <w:tcPr>
+            <w:tcW w:w="8789" w:type="dxa"/>
+          </w:tcPr>
+          <w:p>
+            <w:pPr>
+              <w:rPr>
+                <w:rFonts w:ascii="Calibri" w:hAnsi="Calibri" w:cs="Calibri"/>
+              </w:rPr>
+            </w:pPr>
+          </w:p>
+        </w:tc>
+      </w:tr>
+      <w:tr>
+        <w:tc>
+          <w:tcPr>
+            <w:tcW w:w="1129" w:type="dxa"/>
+          </w:tcPr>
+          <w:p>
+            <w:pPr>
+              <w:rPr>
+                <w:rFonts w:ascii="Calibri" w:hAnsi="Calibri" w:cs="Calibri"/>
+              </w:rPr>
+            </w:pPr>
+          </w:p>
+        </w:tc>
+        <w:tc>
+          <w:tcPr>
+            <w:tcW w:w="8789" w:type="dxa"/>
+          </w:tcPr>
+          <w:p>
+            <w:pPr>
+              <w:rPr>
+                <w:rFonts w:ascii="Calibri" w:hAnsi="Calibri" w:cs="Calibri"/>
+              </w:rPr>
+            </w:pPr>
+          </w:p>
+        </w:tc>
+      </w:tr>
+      <w:tr>
+        <w:tc>
+          <w:tcPr>
+            <w:tcW w:w="1129" w:type="dxa"/>
+          </w:tcPr>
+          <w:p>
+            <w:pPr>
+              <w:rPr>
+                <w:rFonts w:ascii="Calibri" w:hAnsi="Calibri" w:cs="Calibri"/>
+              </w:rPr>
+            </w:pPr>
+          </w:p>
+        </w:tc>
+        <w:tc>
+          <w:tcPr>
+            <w:tcW w:w="8789" w:type="dxa"/>
+          </w:tcPr>
+          <w:p>
+            <w:pPr>
+              <w:rPr>
+                <w:rFonts w:ascii="Calibri" w:hAnsi="Calibri" w:cs="Calibri"/>
+              </w:rPr>
+            </w:pPr>
+          </w:p>
+        </w:tc>
+      </w:tr>
+      <w:tr>
+        <w:tc>
+          <w:tcPr>
+            <w:tcW w:w="1129" w:type="dxa"/>
+          </w:tcPr>
+          <w:p>
+            <w:pPr>
+              <w:rPr>
+                <w:rFonts w:ascii="Calibri" w:hAnsi="Calibri" w:cs="Calibri"/>
+              </w:rPr>
+            </w:pPr>
+          </w:p>
+        </w:tc>
+        <w:tc>
+          <w:tcPr>
+            <w:tcW w:w="8789" w:type="dxa"/>
+          </w:tcPr>
+          <w:p>
+            <w:pPr>
+              <w:rPr>
+                <w:rFonts w:ascii="Calibri" w:hAnsi="Calibri" w:cs="Calibri"/>
+              </w:rPr>
+            </w:pPr>
+          </w:p>
+        </w:tc>
+      </w:tr>
+    </w:tbl>
+    <w:p>
+      <w:pPr>
+        <w:rPr>
+          <w:sz w:val="34"/>
+          <w:szCs w:val="34"/>
+        </w:rPr>
+      </w:pPr>
+    </w:p>
+    <w:p>
+      <w:pPr>
+        <w:rPr>
+          <w:sz w:val="34"/>
+          <w:szCs w:val="34"/>
+        </w:rPr>
+      </w:pPr>
+    </w:p>
+    <w:tbl>
+      <w:tblPr>
+        <w:tblStyle w:val="TableGrid"/>
+        <w:tblW w:w="9918" w:type="dxa"/>
+        <w:tblLook w:val="04A0" w:firstRow="1" w:lastRow="0" w:firstColumn="1" w:lastColumn="0" w:noHBand="0" w:noVBand="1"/>
+      </w:tblPr>
+      <w:tblGrid>
+        <w:gridCol w:w="988"/>
+        <w:gridCol w:w="8930"/>
+      </w:tblGrid>
+      <w:tr>
+        <w:tc>
+          <w:tcPr>
+            <w:tcW w:w="988" w:type="dxa"/>
+          </w:tcPr>
+          <w:p>
+            <w:pPr>
+              <w:rPr>
+                <w:rFonts w:ascii="Calibri" w:hAnsi="Calibri" w:cs="Calibri"/>
+                <w:sz w:val="24"/>
+                <w:szCs w:val="24"/>
+              </w:rPr>
+            </w:pPr>
+            <w:r>
+              <w:rPr>
+                <w:rFonts w:ascii="Calibri" w:hAnsi="Calibri" w:cs="Calibri"/>
+                <w:sz w:val="24"/>
+                <w:szCs w:val="24"/>
+              </w:rPr>
+              <w:t>User 2</w:t>
+            </w:r>
+          </w:p>
+        </w:tc>
+        <w:tc>
+          <w:tcPr>
+            <w:tcW w:w="8930" w:type="dxa"/>
+          </w:tcPr>
+          <w:p>
+            <w:pPr>
+              <w:rPr>
+                <w:rFonts w:ascii="Calibri" w:hAnsi="Calibri" w:cs="Calibri"/>
+                <w:sz w:val="24"/>
+                <w:szCs w:val="24"/>
+              </w:rPr>
+            </w:pPr>
+            <w:r>
+              <w:rPr>
+                <w:rFonts w:ascii="Calibri" w:hAnsi="Calibri" w:cs="Calibri"/>
+                <w:sz w:val="24"/>
+                <w:szCs w:val="24"/>
+              </w:rPr>
+              <w:t>“</w:t>
+            </w:r>
+            <w:r>
+              <w:rPr>
+                <w:rFonts w:ascii="Calibri" w:hAnsi="Calibri" w:cs="Calibri"/>
+                <w:sz w:val="24"/>
+                <w:szCs w:val="24"/>
+              </w:rPr>
+              <w:t>I like the level of precision it allows. Though, I think there should be presets of some sort, for varying levels of difficulty. Then, maybe you could make your own presets based off those.</w:t>
+            </w:r>
+            <w:r>
+              <w:rPr>
+                <w:rFonts w:ascii="Calibri" w:hAnsi="Calibri" w:cs="Calibri"/>
+                <w:sz w:val="24"/>
+                <w:szCs w:val="24"/>
+              </w:rPr>
+              <w:t>”</w:t>
+            </w:r>
+          </w:p>
+        </w:tc>
+      </w:tr>
+      <w:tr>
+        <w:tc>
+          <w:tcPr>
+            <w:tcW w:w="988" w:type="dxa"/>
+          </w:tcPr>
+          <w:p>
+            <w:pPr>
+              <w:rPr>
+                <w:rFonts w:ascii="Calibri" w:hAnsi="Calibri" w:cs="Calibri"/>
+                <w:sz w:val="24"/>
+                <w:szCs w:val="24"/>
+              </w:rPr>
+            </w:pPr>
+            <w:r>
+              <w:rPr>
+                <w:rFonts w:ascii="Calibri" w:hAnsi="Calibri" w:cs="Calibri"/>
+                <w:sz w:val="24"/>
+                <w:szCs w:val="24"/>
+              </w:rPr>
+              <w:t>User 3</w:t>
+            </w:r>
+          </w:p>
+        </w:tc>
+        <w:tc>
+          <w:tcPr>
+            <w:tcW w:w="8930" w:type="dxa"/>
+          </w:tcPr>
+          <w:p>
+            <w:pPr>
+              <w:rPr>
+                <w:rFonts w:ascii="Calibri" w:hAnsi="Calibri" w:cs="Calibri"/>
+                <w:sz w:val="24"/>
+                <w:szCs w:val="24"/>
+              </w:rPr>
+            </w:pPr>
+            <w:r>
+              <w:rPr>
+                <w:rFonts w:ascii="Calibri" w:hAnsi="Calibri" w:cs="Calibri"/>
+                <w:sz w:val="24"/>
+                <w:szCs w:val="24"/>
+              </w:rPr>
+              <w:t>“</w:t>
+            </w:r>
+            <w:r>
+              <w:rPr>
+                <w:rFonts w:ascii="Calibri" w:hAnsi="Calibri" w:cs="Calibri"/>
+                <w:sz w:val="24"/>
+                <w:szCs w:val="24"/>
+              </w:rPr>
+              <w:t>It's very simple and easy to understand for the most part. I did almost start the game without realizing there was a second page, but that may be a me problem.</w:t>
+            </w:r>
+            <w:r>
+              <w:rPr>
+                <w:rFonts w:ascii="Calibri" w:hAnsi="Calibri" w:cs="Calibri"/>
+                <w:sz w:val="24"/>
+                <w:szCs w:val="24"/>
+              </w:rPr>
+              <w:t>”</w:t>
+            </w:r>
+          </w:p>
+        </w:tc>
+      </w:tr>
+      <w:tr>
+        <w:tc>
+          <w:tcPr>
+            <w:tcW w:w="988" w:type="dxa"/>
+          </w:tcPr>
+          <w:p>
+            <w:pPr>
+              <w:rPr>
+                <w:rFonts w:ascii="Calibri" w:hAnsi="Calibri" w:cs="Calibri"/>
+                <w:sz w:val="24"/>
+                <w:szCs w:val="24"/>
+              </w:rPr>
+            </w:pPr>
+            <w:r>
+              <w:rPr>
+                <w:rFonts w:ascii="Calibri" w:hAnsi="Calibri" w:cs="Calibri"/>
+                <w:sz w:val="24"/>
+                <w:szCs w:val="24"/>
+              </w:rPr>
+              <w:t>User 4</w:t>
+            </w:r>
+          </w:p>
+        </w:tc>
+        <w:tc>
+          <w:tcPr>
+            <w:tcW w:w="8930" w:type="dxa"/>
+          </w:tcPr>
+          <w:p>
+            <w:pPr>
+              <w:rPr>
+                <w:rFonts w:ascii="Calibri" w:hAnsi="Calibri" w:cs="Calibri"/>
+                <w:sz w:val="24"/>
+                <w:szCs w:val="24"/>
+              </w:rPr>
+            </w:pPr>
+            <w:r>
+              <w:rPr>
+                <w:rFonts w:ascii="Calibri" w:hAnsi="Calibri" w:cs="Calibri"/>
+                <w:sz w:val="24"/>
+                <w:szCs w:val="24"/>
+              </w:rPr>
+              <w:t>“</w:t>
+            </w:r>
+            <w:r>
+              <w:rPr>
+                <w:rFonts w:ascii="Calibri" w:hAnsi="Calibri" w:cs="Calibri"/>
+                <w:sz w:val="24"/>
+                <w:szCs w:val="24"/>
+              </w:rPr>
+              <w:t>I like that you can customize the level however you'd prefer. It kind of reminds me of the game Super Mario Maker on the Nintendo Wii U and Switch.</w:t>
+            </w:r>
+            <w:r>
+              <w:rPr>
+                <w:rFonts w:ascii="Calibri" w:hAnsi="Calibri" w:cs="Calibri"/>
+                <w:sz w:val="24"/>
+                <w:szCs w:val="24"/>
+              </w:rPr>
+              <w:t>”</w:t>
+            </w:r>
+          </w:p>
+        </w:tc>
+      </w:tr>
+      <w:tr>
+        <w:tc>
+          <w:tcPr>
+            <w:tcW w:w="988" w:type="dxa"/>
+          </w:tcPr>
+          <w:p>
+            <w:pPr>
+              <w:rPr>
+                <w:rFonts w:ascii="Calibri" w:hAnsi="Calibri" w:cs="Calibri"/>
+                <w:sz w:val="24"/>
+                <w:szCs w:val="24"/>
+              </w:rPr>
+            </w:pPr>
+            <w:r>
+              <w:rPr>
+                <w:rFonts w:ascii="Calibri" w:hAnsi="Calibri" w:cs="Calibri"/>
+                <w:sz w:val="24"/>
+                <w:szCs w:val="24"/>
+              </w:rPr>
+              <w:t>User 6</w:t>
+            </w:r>
+          </w:p>
+        </w:tc>
+        <w:tc>
+          <w:tcPr>
+            <w:tcW w:w="8930" w:type="dxa"/>
+          </w:tcPr>
+          <w:p>
+            <w:pPr>
+              <w:rPr>
+                <w:rFonts w:ascii="Calibri" w:hAnsi="Calibri" w:cs="Calibri"/>
+                <w:sz w:val="24"/>
+                <w:szCs w:val="24"/>
+              </w:rPr>
+            </w:pPr>
+            <w:r>
+              <w:rPr>
+                <w:rFonts w:ascii="Calibri" w:hAnsi="Calibri" w:cs="Calibri"/>
+                <w:sz w:val="24"/>
+                <w:szCs w:val="24"/>
+              </w:rPr>
+              <w:t>“</w:t>
+            </w:r>
+            <w:r>
+              <w:rPr>
+                <w:rFonts w:ascii="Calibri" w:hAnsi="Calibri" w:cs="Calibri"/>
+                <w:sz w:val="24"/>
+                <w:szCs w:val="24"/>
+              </w:rPr>
+              <w:t>The level of modification available is good, but giving a tangible scale to how much the level is being modified with the sliders would be my only input.</w:t>
+            </w:r>
+            <w:r>
+              <w:rPr>
+                <w:rFonts w:ascii="Calibri" w:hAnsi="Calibri" w:cs="Calibri"/>
+                <w:sz w:val="24"/>
+                <w:szCs w:val="24"/>
+              </w:rPr>
+              <w:t>”</w:t>
+            </w:r>
+          </w:p>
+        </w:tc>
+      </w:tr>
+      <w:tr>
+        <w:tc>
+          <w:tcPr>
+            <w:tcW w:w="988" w:type="dxa"/>
+          </w:tcPr>
+          <w:p>
+            <w:pPr>
+              <w:rPr>
+                <w:rFonts w:ascii="Calibri" w:hAnsi="Calibri" w:cs="Calibri"/>
+                <w:sz w:val="24"/>
+                <w:szCs w:val="24"/>
+              </w:rPr>
+            </w:pPr>
+            <w:r>
+              <w:rPr>
+                <w:rFonts w:ascii="Calibri" w:hAnsi="Calibri" w:cs="Calibri"/>
+                <w:sz w:val="24"/>
+                <w:szCs w:val="24"/>
+              </w:rPr>
+              <w:t>User 8</w:t>
+            </w:r>
+          </w:p>
+        </w:tc>
+        <w:tc>
+          <w:tcPr>
+            <w:tcW w:w="8930" w:type="dxa"/>
+          </w:tcPr>
+          <w:p>
+            <w:pPr>
+              <w:rPr>
+                <w:rFonts w:ascii="Calibri" w:hAnsi="Calibri" w:cs="Calibri"/>
+                <w:sz w:val="24"/>
+                <w:szCs w:val="24"/>
+              </w:rPr>
+            </w:pPr>
+            <w:r>
+              <w:rPr>
+                <w:rFonts w:ascii="Calibri" w:hAnsi="Calibri" w:cs="Calibri"/>
+                <w:sz w:val="24"/>
+                <w:szCs w:val="24"/>
+              </w:rPr>
+              <w:t>“</w:t>
+            </w:r>
+            <w:r>
+              <w:rPr>
+                <w:rFonts w:ascii="Calibri" w:hAnsi="Calibri" w:cs="Calibri"/>
+                <w:sz w:val="24"/>
+                <w:szCs w:val="24"/>
+              </w:rPr>
+              <w:t>I like that there is quite a lot of freedom with the high amount of parameters. One thing I would like to see is how much moving the sliders affects the chance blocks are spawned. For example, I didn't know how much moving the slider all the way to the left affects the tile spawn chance.</w:t>
+            </w:r>
+            <w:r>
+              <w:rPr>
+                <w:rFonts w:ascii="Calibri" w:hAnsi="Calibri" w:cs="Calibri"/>
+                <w:sz w:val="24"/>
+                <w:szCs w:val="24"/>
+              </w:rPr>
+              <w:t>”</w:t>
+            </w:r>
+          </w:p>
+        </w:tc>
+      </w:tr>
+      <w:tr>
+        <w:tc>
+          <w:tcPr>
+            <w:tcW w:w="988" w:type="dxa"/>
+          </w:tcPr>
+          <w:p>
+            <w:pPr>
+              <w:rPr>
+                <w:rFonts w:ascii="Calibri" w:hAnsi="Calibri" w:cs="Calibri"/>
+                <w:sz w:val="24"/>
+                <w:szCs w:val="24"/>
+              </w:rPr>
+            </w:pPr>
+            <w:r>
+              <w:rPr>
+                <w:rFonts w:ascii="Calibri" w:hAnsi="Calibri" w:cs="Calibri"/>
+                <w:sz w:val="24"/>
+                <w:szCs w:val="24"/>
+              </w:rPr>
+              <w:t>User 9</w:t>
+            </w:r>
+          </w:p>
+        </w:tc>
+        <w:tc>
+          <w:tcPr>
+            <w:tcW w:w="8930" w:type="dxa"/>
+          </w:tcPr>
+          <w:p>
+            <w:pPr>
+              <w:rPr>
+                <w:rFonts w:ascii="Calibri" w:hAnsi="Calibri" w:cs="Calibri"/>
+                <w:sz w:val="24"/>
+                <w:szCs w:val="24"/>
+              </w:rPr>
+            </w:pPr>
+            <w:r>
+              <w:rPr>
+                <w:rFonts w:ascii="Calibri" w:hAnsi="Calibri" w:cs="Calibri"/>
+                <w:sz w:val="24"/>
+                <w:szCs w:val="24"/>
+              </w:rPr>
+              <w:t>“</w:t>
+            </w:r>
+            <w:r>
+              <w:rPr>
+                <w:rFonts w:ascii="Calibri" w:hAnsi="Calibri" w:cs="Calibri"/>
+                <w:sz w:val="24"/>
+                <w:szCs w:val="24"/>
+              </w:rPr>
+              <w:t>While the arrows can show that there are more options, having a "page count" can help a lot with understanding</w:t>
+            </w:r>
+            <w:r>
+              <w:rPr>
+                <w:rFonts w:ascii="Calibri" w:hAnsi="Calibri" w:cs="Calibri"/>
+                <w:sz w:val="24"/>
+                <w:szCs w:val="24"/>
+              </w:rPr>
+              <w:t>”</w:t>
+            </w:r>
+          </w:p>
+        </w:tc>
+      </w:tr>
+    </w:tbl>
+    <w:p>
+      <w:pPr>
+        <w:rPr>
+          <w:sz w:val="34"/>
+          <w:szCs w:val="34"/>
+        </w:rPr>
+      </w:pPr>
     </w:p>
     <w:p>
       <w:pPr>
@@ -728,100 +2045,101 @@
           <w:szCs w:val="38"/>
           <w:u w:val="single"/>
         </w:rPr>
+        <w:t>USER 1</w:t>
+      </w:r>
+    </w:p>
+    <w:p>
+      <w:pPr>
+        <w:rPr>
+          <w:sz w:val="34"/>
+          <w:szCs w:val="34"/>
+        </w:rPr>
+      </w:pPr>
+      <w:r>
+        <w:rPr>
+          <w:sz w:val="34"/>
+          <w:szCs w:val="34"/>
+        </w:rPr>
+        <w:t>How would you rate your skill level in video games?</w:t>
+      </w:r>
+    </w:p>
+    <w:p>
+      <w:pPr>
+        <w:pStyle w:val="ListParagraph"/>
+        <w:numPr>
+          <w:ilvl w:val="0"/>
+          <w:numId w:val="1"/>
+        </w:numPr>
+        <w:rPr>
+          <w:sz w:val="34"/>
+          <w:szCs w:val="34"/>
+        </w:rPr>
+      </w:pPr>
+      <w:r>
+        <w:rPr>
+          <w:sz w:val="34"/>
+          <w:szCs w:val="34"/>
+        </w:rPr>
+        <w:t>Excellent</w:t>
+      </w:r>
+    </w:p>
+    <w:p>
+      <w:pPr>
+        <w:rPr>
+          <w:sz w:val="34"/>
+          <w:szCs w:val="34"/>
+        </w:rPr>
+      </w:pPr>
+      <w:r>
+        <w:rPr>
+          <w:sz w:val="34"/>
+          <w:szCs w:val="34"/>
+        </w:rPr>
+        <w:t>How often do you play games?</w:t>
+      </w:r>
+    </w:p>
+    <w:p>
+      <w:pPr>
+        <w:pStyle w:val="ListParagraph"/>
+        <w:numPr>
+          <w:ilvl w:val="0"/>
+          <w:numId w:val="1"/>
+        </w:numPr>
+        <w:rPr>
+          <w:sz w:val="34"/>
+          <w:szCs w:val="34"/>
+        </w:rPr>
+      </w:pPr>
+      <w:r>
+        <w:rPr>
+          <w:sz w:val="34"/>
+          <w:szCs w:val="34"/>
+        </w:rPr>
+        <w:t>Few hours a day</w:t>
+      </w:r>
+    </w:p>
+    <w:p>
+      <w:pPr>
+        <w:rPr>
+          <w:sz w:val="34"/>
+          <w:szCs w:val="34"/>
+        </w:rPr>
+      </w:pPr>
+    </w:p>
+    <w:p>
+      <w:pPr>
+        <w:rPr>
+          <w:sz w:val="34"/>
+          <w:szCs w:val="34"/>
+        </w:rPr>
+      </w:pPr>
+      <w:r>
+        <w:rPr>
+          <w:noProof/>
+          <w:sz w:val="34"/>
+          <w:szCs w:val="34"/>
+        </w:rPr>
         <w:lastRenderedPageBreak/>
-        <w:t>USER 1</w:t>
-      </w:r>
-    </w:p>
-    <w:p>
-      <w:pPr>
-        <w:rPr>
-          <w:sz w:val="34"/>
-          <w:szCs w:val="34"/>
-        </w:rPr>
-      </w:pPr>
-      <w:r>
-        <w:rPr>
-          <w:sz w:val="34"/>
-          <w:szCs w:val="34"/>
-        </w:rPr>
-        <w:t>How would you rate your skill level in video games?</w:t>
-      </w:r>
-    </w:p>
-    <w:p>
-      <w:pPr>
-        <w:pStyle w:val="ListParagraph"/>
-        <w:numPr>
-          <w:ilvl w:val="0"/>
-          <w:numId w:val="1"/>
-        </w:numPr>
-        <w:rPr>
-          <w:sz w:val="34"/>
-          <w:szCs w:val="34"/>
-        </w:rPr>
-      </w:pPr>
-      <w:r>
-        <w:rPr>
-          <w:sz w:val="34"/>
-          <w:szCs w:val="34"/>
-        </w:rPr>
-        <w:t>Excellent</w:t>
-      </w:r>
-    </w:p>
-    <w:p>
-      <w:pPr>
-        <w:rPr>
-          <w:sz w:val="34"/>
-          <w:szCs w:val="34"/>
-        </w:rPr>
-      </w:pPr>
-      <w:r>
-        <w:rPr>
-          <w:sz w:val="34"/>
-          <w:szCs w:val="34"/>
-        </w:rPr>
-        <w:t>How often do you play games?</w:t>
-      </w:r>
-    </w:p>
-    <w:p>
-      <w:pPr>
-        <w:pStyle w:val="ListParagraph"/>
-        <w:numPr>
-          <w:ilvl w:val="0"/>
-          <w:numId w:val="1"/>
-        </w:numPr>
-        <w:rPr>
-          <w:sz w:val="34"/>
-          <w:szCs w:val="34"/>
-        </w:rPr>
-      </w:pPr>
-      <w:r>
-        <w:rPr>
-          <w:sz w:val="34"/>
-          <w:szCs w:val="34"/>
-        </w:rPr>
-        <w:t>Few hours a day</w:t>
-      </w:r>
-    </w:p>
-    <w:p>
-      <w:pPr>
-        <w:rPr>
-          <w:sz w:val="34"/>
-          <w:szCs w:val="34"/>
-        </w:rPr>
-      </w:pPr>
-    </w:p>
-    <w:p>
-      <w:pPr>
-        <w:rPr>
-          <w:sz w:val="34"/>
-          <w:szCs w:val="34"/>
-        </w:rPr>
-      </w:pPr>
-      <w:r>
-        <w:rPr>
-          <w:sz w:val="34"/>
-          <w:szCs w:val="34"/>
-        </w:rPr>
         <w:drawing>
           <wp:inline distT="0" distB="0" distL="0" distR="0" wp14:anchorId="17A4BDFE" wp14:editId="26197C90">
             <wp:extent cx="3915321" cy="3267531"/>
@@ -838,7 +2156,7 @@
                     <pic:cNvPicPr/>
                   </pic:nvPicPr>
                   <pic:blipFill>
-                    <a:blip r:embed="rId5"/>
+                    <a:blip r:embed="rId13"/>
                     <a:stretch>
                       <a:fillRect/>
                     </a:stretch>
@@ -957,67 +2275,67 @@
           <w:sz w:val="34"/>
           <w:szCs w:val="34"/>
         </w:rPr>
+        <w:t>How much did you enjoy the level (scale of 1 to 10)</w:t>
+      </w:r>
+    </w:p>
+    <w:p>
+      <w:pPr>
+        <w:pStyle w:val="ListParagraph"/>
+        <w:numPr>
+          <w:ilvl w:val="0"/>
+          <w:numId w:val="1"/>
+        </w:numPr>
+        <w:rPr>
+          <w:sz w:val="34"/>
+          <w:szCs w:val="34"/>
+        </w:rPr>
+      </w:pPr>
+      <w:r>
+        <w:rPr>
+          <w:sz w:val="34"/>
+          <w:szCs w:val="34"/>
+        </w:rPr>
+        <w:t>7/10</w:t>
+      </w:r>
+    </w:p>
+    <w:p>
+      <w:pPr>
+        <w:rPr>
+          <w:sz w:val="34"/>
+          <w:szCs w:val="34"/>
+        </w:rPr>
+      </w:pPr>
+    </w:p>
+    <w:p>
+      <w:pPr>
+        <w:rPr>
+          <w:sz w:val="34"/>
+          <w:szCs w:val="34"/>
+        </w:rPr>
+      </w:pPr>
+      <w:r>
+        <w:rPr>
+          <w:sz w:val="34"/>
+          <w:szCs w:val="34"/>
+        </w:rPr>
+        <w:t>What did you appreciate and/or detest about the level and/or want to see improved about the level?</w:t>
+      </w:r>
+    </w:p>
+    <w:p>
+      <w:pPr>
+        <w:pStyle w:val="ListParagraph"/>
+        <w:ind w:left="1080"/>
+        <w:rPr>
+          <w:sz w:val="34"/>
+          <w:szCs w:val="34"/>
+        </w:rPr>
+      </w:pPr>
+      <w:r>
+        <w:rPr>
+          <w:sz w:val="34"/>
+          <w:szCs w:val="34"/>
+        </w:rPr>
         <w:lastRenderedPageBreak/>
-        <w:t>How much did you enjoy the level (scale of 1 to 10)</w:t>
-      </w:r>
-    </w:p>
-    <w:p>
-      <w:pPr>
-        <w:pStyle w:val="ListParagraph"/>
-        <w:numPr>
-          <w:ilvl w:val="0"/>
-          <w:numId w:val="1"/>
-        </w:numPr>
-        <w:rPr>
-          <w:sz w:val="34"/>
-          <w:szCs w:val="34"/>
-        </w:rPr>
-      </w:pPr>
-      <w:r>
-        <w:rPr>
-          <w:sz w:val="34"/>
-          <w:szCs w:val="34"/>
-        </w:rPr>
-        <w:t>7/10</w:t>
-      </w:r>
-    </w:p>
-    <w:p>
-      <w:pPr>
-        <w:rPr>
-          <w:sz w:val="34"/>
-          <w:szCs w:val="34"/>
-        </w:rPr>
-      </w:pPr>
-    </w:p>
-    <w:p>
-      <w:pPr>
-        <w:rPr>
-          <w:sz w:val="34"/>
-          <w:szCs w:val="34"/>
-        </w:rPr>
-      </w:pPr>
-      <w:r>
-        <w:rPr>
-          <w:sz w:val="34"/>
-          <w:szCs w:val="34"/>
-        </w:rPr>
-        <w:t>What did you appreciate and/or detest about the level and/or want to see improved about the level?</w:t>
-      </w:r>
-    </w:p>
-    <w:p>
-      <w:pPr>
-        <w:pStyle w:val="ListParagraph"/>
-        <w:ind w:left="1080"/>
-        <w:rPr>
-          <w:sz w:val="34"/>
-          <w:szCs w:val="34"/>
-        </w:rPr>
-      </w:pPr>
-      <w:r>
-        <w:rPr>
-          <w:sz w:val="34"/>
-          <w:szCs w:val="34"/>
-        </w:rPr>
         <w:t xml:space="preserve">A: </w:t>
       </w:r>
       <w:r>
@@ -1240,6 +2558,7 @@
       </w:pPr>
       <w:r>
         <w:rPr>
+          <w:noProof/>
           <w:sz w:val="34"/>
           <w:szCs w:val="34"/>
         </w:rPr>
@@ -1260,7 +2579,7 @@
                     <pic:cNvPicPr/>
                   </pic:nvPicPr>
                   <pic:blipFill>
-                    <a:blip r:embed="rId6"/>
+                    <a:blip r:embed="rId14"/>
                     <a:stretch>
                       <a:fillRect/>
                     </a:stretch>
@@ -1728,33 +3047,27 @@
           <w:szCs w:val="34"/>
         </w:rPr>
         <w:lastRenderedPageBreak/>
-        <w:t xml:space="preserve">Few </w:t>
-      </w:r>
-      <w:r>
-        <w:rPr>
-          <w:sz w:val="34"/>
-          <w:szCs w:val="34"/>
-        </w:rPr>
-        <w:t>times a week</w:t>
-      </w:r>
-    </w:p>
-    <w:p>
-      <w:pPr>
-        <w:rPr>
-          <w:sz w:val="34"/>
-          <w:szCs w:val="34"/>
-        </w:rPr>
-      </w:pPr>
-    </w:p>
-    <w:p>
-      <w:pPr>
-        <w:rPr>
-          <w:sz w:val="34"/>
-          <w:szCs w:val="34"/>
-        </w:rPr>
-      </w:pPr>
-      <w:r>
-        <w:rPr>
+        <w:t>Few times a week</w:t>
+      </w:r>
+    </w:p>
+    <w:p>
+      <w:pPr>
+        <w:rPr>
+          <w:sz w:val="34"/>
+          <w:szCs w:val="34"/>
+        </w:rPr>
+      </w:pPr>
+    </w:p>
+    <w:p>
+      <w:pPr>
+        <w:rPr>
+          <w:sz w:val="34"/>
+          <w:szCs w:val="34"/>
+        </w:rPr>
+      </w:pPr>
+      <w:r>
+        <w:rPr>
+          <w:noProof/>
           <w:sz w:val="34"/>
           <w:szCs w:val="34"/>
         </w:rPr>
@@ -1774,7 +3087,7 @@
                     <pic:cNvPicPr/>
                   </pic:nvPicPr>
                   <pic:blipFill>
-                    <a:blip r:embed="rId7"/>
+                    <a:blip r:embed="rId15"/>
                     <a:stretch>
                       <a:fillRect/>
                     </a:stretch>
@@ -1827,14 +3140,7 @@
           <w:sz w:val="34"/>
           <w:szCs w:val="34"/>
         </w:rPr>
-        <w:t>7</w:t>
-      </w:r>
-      <w:r>
-        <w:rPr>
-          <w:sz w:val="34"/>
-          <w:szCs w:val="34"/>
-        </w:rPr>
-        <w:t>/10</w:t>
+        <w:t>7/10</w:t>
       </w:r>
     </w:p>
     <w:p>
@@ -1920,14 +3226,7 @@
           <w:sz w:val="34"/>
           <w:szCs w:val="34"/>
         </w:rPr>
-        <w:t>7</w:t>
-      </w:r>
-      <w:r>
-        <w:rPr>
-          <w:sz w:val="34"/>
-          <w:szCs w:val="34"/>
-        </w:rPr>
-        <w:t>/10</w:t>
+        <w:t>7/10</w:t>
       </w:r>
     </w:p>
     <w:p>
@@ -1975,23 +3274,7 @@
           <w:sz w:val="34"/>
           <w:szCs w:val="34"/>
         </w:rPr>
-        <w:t xml:space="preserve">The level was fine. It wasn't difficult for me, but I could see it being a bit challenging to people with less experience with games. Of course, I could have upped the difficulty in the settings, but I for the most part used the default settings with slight tweaks, so that's not the </w:t>
-      </w:r>
-      <w:proofErr w:type="gramStart"/>
-      <w:r>
-        <w:rPr>
-          <w:sz w:val="34"/>
-          <w:szCs w:val="34"/>
-        </w:rPr>
-        <w:t>games</w:t>
-      </w:r>
-      <w:proofErr w:type="gramEnd"/>
-      <w:r>
-        <w:rPr>
-          <w:sz w:val="34"/>
-          <w:szCs w:val="34"/>
-        </w:rPr>
-        <w:t xml:space="preserve"> fault. There was a point in the game where I had spikes to the side of me and behind me, and it zoomed in the view of my character and blocked my vision.</w:t>
+        <w:t>The level was fine. It wasn't difficult for me, but I could see it being a bit challenging to people with less experience with games. Of course, I could have upped the difficulty in the settings, but I for the most part used the default settings with slight tweaks, so that's not the games fault. There was a point in the game where I had spikes to the side of me and behind me, and it zoomed in the view of my character and blocked my vision.</w:t>
       </w:r>
     </w:p>
     <w:p>
@@ -2034,14 +3317,7 @@
           <w:sz w:val="34"/>
           <w:szCs w:val="34"/>
         </w:rPr>
-        <w:t>10</w:t>
-      </w:r>
-      <w:r>
-        <w:rPr>
-          <w:sz w:val="34"/>
-          <w:szCs w:val="34"/>
-        </w:rPr>
-        <w:t>/10</w:t>
+        <w:t>10/10</w:t>
       </w:r>
     </w:p>
     <w:p>
@@ -2256,6 +3532,7 @@
       </w:pPr>
       <w:r>
         <w:rPr>
+          <w:noProof/>
           <w:sz w:val="34"/>
           <w:szCs w:val="34"/>
         </w:rPr>
@@ -2275,7 +3552,7 @@
                     <pic:cNvPicPr/>
                   </pic:nvPicPr>
                   <pic:blipFill>
-                    <a:blip r:embed="rId8"/>
+                    <a:blip r:embed="rId16"/>
                     <a:stretch>
                       <a:fillRect/>
                     </a:stretch>
@@ -2462,39 +3739,7 @@
           <w:sz w:val="34"/>
           <w:szCs w:val="34"/>
         </w:rPr>
-        <w:t>Some retro-</w:t>
-      </w:r>
-      <w:proofErr w:type="spellStart"/>
-      <w:r>
-        <w:rPr>
-          <w:sz w:val="34"/>
-          <w:szCs w:val="34"/>
-        </w:rPr>
-        <w:t>esque</w:t>
-      </w:r>
-      <w:proofErr w:type="spellEnd"/>
-      <w:r>
-        <w:rPr>
-          <w:sz w:val="34"/>
-          <w:szCs w:val="34"/>
-        </w:rPr>
-        <w:t xml:space="preserve"> music would be nice for levels next time. Feels kind of empty without it to be fair. Aside from that, game play was </w:t>
-      </w:r>
-      <w:proofErr w:type="gramStart"/>
-      <w:r>
-        <w:rPr>
-          <w:sz w:val="34"/>
-          <w:szCs w:val="34"/>
-        </w:rPr>
-        <w:t>pretty nice</w:t>
-      </w:r>
-      <w:proofErr w:type="gramEnd"/>
-      <w:r>
-        <w:rPr>
-          <w:sz w:val="34"/>
-          <w:szCs w:val="34"/>
-        </w:rPr>
-        <w:t>. I've had some fun with it.</w:t>
+        <w:t>Some retro-esque music would be nice for levels next time. Feels kind of empty without it to be fair. Aside from that, game play was pretty nice. I've had some fun with it.</w:t>
       </w:r>
     </w:p>
     <w:p>
@@ -2754,33 +3999,27 @@
           <w:sz w:val="34"/>
           <w:szCs w:val="34"/>
         </w:rPr>
-        <w:t xml:space="preserve">Few </w:t>
-      </w:r>
-      <w:r>
-        <w:rPr>
-          <w:sz w:val="34"/>
-          <w:szCs w:val="34"/>
-        </w:rPr>
-        <w:t>hours a day</w:t>
-      </w:r>
-    </w:p>
-    <w:p>
-      <w:pPr>
-        <w:rPr>
-          <w:sz w:val="34"/>
-          <w:szCs w:val="34"/>
-        </w:rPr>
-      </w:pPr>
-    </w:p>
-    <w:p>
-      <w:pPr>
-        <w:rPr>
-          <w:sz w:val="34"/>
-          <w:szCs w:val="34"/>
-        </w:rPr>
-      </w:pPr>
-      <w:r>
-        <w:rPr>
+        <w:t>Few hours a day</w:t>
+      </w:r>
+    </w:p>
+    <w:p>
+      <w:pPr>
+        <w:rPr>
+          <w:sz w:val="34"/>
+          <w:szCs w:val="34"/>
+        </w:rPr>
+      </w:pPr>
+    </w:p>
+    <w:p>
+      <w:pPr>
+        <w:rPr>
+          <w:sz w:val="34"/>
+          <w:szCs w:val="34"/>
+        </w:rPr>
+      </w:pPr>
+      <w:r>
+        <w:rPr>
+          <w:noProof/>
           <w:sz w:val="34"/>
           <w:szCs w:val="34"/>
         </w:rPr>
@@ -2800,7 +4039,7 @@
                     <pic:cNvPicPr/>
                   </pic:nvPicPr>
                   <pic:blipFill>
-                    <a:blip r:embed="rId9"/>
+                    <a:blip r:embed="rId17"/>
                     <a:stretch>
                       <a:fillRect/>
                     </a:stretch>
@@ -2853,14 +4092,7 @@
           <w:sz w:val="34"/>
           <w:szCs w:val="34"/>
         </w:rPr>
-        <w:t>10</w:t>
-      </w:r>
-      <w:r>
-        <w:rPr>
-          <w:sz w:val="34"/>
-          <w:szCs w:val="34"/>
-        </w:rPr>
-        <w:t>/10</w:t>
+        <w:t>10/10</w:t>
       </w:r>
     </w:p>
     <w:p>
@@ -2947,14 +4179,7 @@
           <w:sz w:val="34"/>
           <w:szCs w:val="34"/>
         </w:rPr>
-        <w:t>6</w:t>
-      </w:r>
-      <w:r>
-        <w:rPr>
-          <w:sz w:val="34"/>
-          <w:szCs w:val="34"/>
-        </w:rPr>
-        <w:t>/10</w:t>
+        <w:t>6/10</w:t>
       </w:r>
     </w:p>
     <w:p>
@@ -3001,23 +4226,7 @@
           <w:sz w:val="34"/>
           <w:szCs w:val="34"/>
         </w:rPr>
-        <w:t xml:space="preserve">Sometimes the platforms that spawn above bounce pads hang too close to the trajectory of the player's jump, making it hard to </w:t>
-      </w:r>
-      <w:proofErr w:type="spellStart"/>
-      <w:r>
-        <w:rPr>
-          <w:sz w:val="34"/>
-          <w:szCs w:val="34"/>
-        </w:rPr>
-        <w:t>maneuver</w:t>
-      </w:r>
-      <w:proofErr w:type="spellEnd"/>
-      <w:r>
-        <w:rPr>
-          <w:sz w:val="34"/>
-          <w:szCs w:val="34"/>
-        </w:rPr>
-        <w:t xml:space="preserve"> around.</w:t>
+        <w:t>Sometimes the platforms that spawn above bounce pads hang too close to the trajectory of the player's jump, making it hard to maneuver around.</w:t>
       </w:r>
     </w:p>
     <w:p>
@@ -3270,33 +4479,27 @@
           <w:sz w:val="34"/>
           <w:szCs w:val="34"/>
         </w:rPr>
-        <w:t xml:space="preserve">Few </w:t>
-      </w:r>
-      <w:r>
-        <w:rPr>
-          <w:sz w:val="34"/>
-          <w:szCs w:val="34"/>
-        </w:rPr>
-        <w:t>times a week</w:t>
-      </w:r>
-    </w:p>
-    <w:p>
-      <w:pPr>
-        <w:rPr>
-          <w:sz w:val="34"/>
-          <w:szCs w:val="34"/>
-        </w:rPr>
-      </w:pPr>
-    </w:p>
-    <w:p>
-      <w:pPr>
-        <w:rPr>
-          <w:sz w:val="34"/>
-          <w:szCs w:val="34"/>
-        </w:rPr>
-      </w:pPr>
-      <w:r>
-        <w:rPr>
+        <w:t>Few times a week</w:t>
+      </w:r>
+    </w:p>
+    <w:p>
+      <w:pPr>
+        <w:rPr>
+          <w:sz w:val="34"/>
+          <w:szCs w:val="34"/>
+        </w:rPr>
+      </w:pPr>
+    </w:p>
+    <w:p>
+      <w:pPr>
+        <w:rPr>
+          <w:sz w:val="34"/>
+          <w:szCs w:val="34"/>
+        </w:rPr>
+      </w:pPr>
+      <w:r>
+        <w:rPr>
+          <w:noProof/>
           <w:sz w:val="34"/>
           <w:szCs w:val="34"/>
         </w:rPr>
@@ -3316,7 +4519,7 @@
                     <pic:cNvPicPr/>
                   </pic:nvPicPr>
                   <pic:blipFill>
-                    <a:blip r:embed="rId9"/>
+                    <a:blip r:embed="rId17"/>
                     <a:stretch>
                       <a:fillRect/>
                     </a:stretch>
@@ -3369,14 +4572,7 @@
           <w:sz w:val="34"/>
           <w:szCs w:val="34"/>
         </w:rPr>
-        <w:t>8</w:t>
-      </w:r>
-      <w:r>
-        <w:rPr>
-          <w:sz w:val="34"/>
-          <w:szCs w:val="34"/>
-        </w:rPr>
-        <w:t>/10</w:t>
+        <w:t>8/10</w:t>
       </w:r>
     </w:p>
     <w:p>
@@ -3462,14 +4658,7 @@
           <w:sz w:val="34"/>
           <w:szCs w:val="34"/>
         </w:rPr>
-        <w:t>7</w:t>
-      </w:r>
-      <w:r>
-        <w:rPr>
-          <w:sz w:val="34"/>
-          <w:szCs w:val="34"/>
-        </w:rPr>
-        <w:t>/10</w:t>
+        <w:t>7/10</w:t>
       </w:r>
     </w:p>
     <w:p>
@@ -3509,6 +4698,135 @@
           <w:sz w:val="34"/>
           <w:szCs w:val="34"/>
         </w:rPr>
+        <w:t>A: N/A</w:t>
+      </w:r>
+    </w:p>
+    <w:p>
+      <w:pPr>
+        <w:rPr>
+          <w:sz w:val="34"/>
+          <w:szCs w:val="34"/>
+        </w:rPr>
+      </w:pPr>
+    </w:p>
+    <w:p>
+      <w:pPr>
+        <w:rPr>
+          <w:sz w:val="34"/>
+          <w:szCs w:val="34"/>
+        </w:rPr>
+      </w:pPr>
+      <w:r>
+        <w:rPr>
+          <w:sz w:val="34"/>
+          <w:szCs w:val="34"/>
+        </w:rPr>
+        <w:t>On a scale of 1 to 10, how manageable did you find the ability to change the level's rules?</w:t>
+      </w:r>
+    </w:p>
+    <w:p>
+      <w:pPr>
+        <w:pStyle w:val="ListParagraph"/>
+        <w:numPr>
+          <w:ilvl w:val="0"/>
+          <w:numId w:val="1"/>
+        </w:numPr>
+        <w:rPr>
+          <w:sz w:val="34"/>
+          <w:szCs w:val="34"/>
+        </w:rPr>
+      </w:pPr>
+      <w:r>
+        <w:rPr>
+          <w:sz w:val="34"/>
+          <w:szCs w:val="34"/>
+        </w:rPr>
+        <w:t>8/10</w:t>
+      </w:r>
+    </w:p>
+    <w:p>
+      <w:pPr>
+        <w:rPr>
+          <w:sz w:val="34"/>
+          <w:szCs w:val="34"/>
+        </w:rPr>
+      </w:pPr>
+    </w:p>
+    <w:p>
+      <w:pPr>
+        <w:rPr>
+          <w:sz w:val="34"/>
+          <w:szCs w:val="34"/>
+        </w:rPr>
+      </w:pPr>
+      <w:r>
+        <w:rPr>
+          <w:sz w:val="34"/>
+          <w:szCs w:val="34"/>
+        </w:rPr>
+        <w:t>On a scale of 1 to 10, how accurate was the difficulty based on the rules you selected?</w:t>
+      </w:r>
+    </w:p>
+    <w:p>
+      <w:pPr>
+        <w:pStyle w:val="ListParagraph"/>
+        <w:numPr>
+          <w:ilvl w:val="0"/>
+          <w:numId w:val="1"/>
+        </w:numPr>
+        <w:rPr>
+          <w:sz w:val="34"/>
+          <w:szCs w:val="34"/>
+        </w:rPr>
+      </w:pPr>
+      <w:r>
+        <w:rPr>
+          <w:sz w:val="34"/>
+          <w:szCs w:val="34"/>
+        </w:rPr>
+        <w:t>9/10</w:t>
+      </w:r>
+    </w:p>
+    <w:p>
+      <w:pPr>
+        <w:rPr>
+          <w:sz w:val="34"/>
+          <w:szCs w:val="34"/>
+        </w:rPr>
+      </w:pPr>
+    </w:p>
+    <w:p>
+      <w:pPr>
+        <w:rPr>
+          <w:sz w:val="34"/>
+          <w:szCs w:val="34"/>
+        </w:rPr>
+      </w:pPr>
+      <w:r>
+        <w:rPr>
+          <w:sz w:val="34"/>
+          <w:szCs w:val="34"/>
+        </w:rPr>
+        <w:t>What did you appreciate about the UI to modify the level's parameters and/or want to see improved? (OPTIONAL)</w:t>
+      </w:r>
+    </w:p>
+    <w:p>
+      <w:pPr>
+        <w:pStyle w:val="ListParagraph"/>
+        <w:numPr>
+          <w:ilvl w:val="0"/>
+          <w:numId w:val="1"/>
+        </w:numPr>
+        <w:rPr>
+          <w:sz w:val="34"/>
+          <w:szCs w:val="34"/>
+        </w:rPr>
+      </w:pPr>
+      <w:r>
+        <w:rPr>
+          <w:sz w:val="34"/>
+          <w:szCs w:val="34"/>
+        </w:rPr>
         <w:t xml:space="preserve">A: </w:t>
       </w:r>
       <w:r>
@@ -3516,173 +4834,7 @@
           <w:sz w:val="34"/>
           <w:szCs w:val="34"/>
         </w:rPr>
-        <w:t>N/A</w:t>
-      </w:r>
-    </w:p>
-    <w:p>
-      <w:pPr>
-        <w:rPr>
-          <w:sz w:val="34"/>
-          <w:szCs w:val="34"/>
-        </w:rPr>
-      </w:pPr>
-    </w:p>
-    <w:p>
-      <w:pPr>
-        <w:rPr>
-          <w:sz w:val="34"/>
-          <w:szCs w:val="34"/>
-        </w:rPr>
-      </w:pPr>
-      <w:r>
-        <w:rPr>
-          <w:sz w:val="34"/>
-          <w:szCs w:val="34"/>
-        </w:rPr>
-        <w:t>On a scale of 1 to 10, how manageable did you find the ability to change the level's rules?</w:t>
-      </w:r>
-    </w:p>
-    <w:p>
-      <w:pPr>
-        <w:pStyle w:val="ListParagraph"/>
-        <w:numPr>
-          <w:ilvl w:val="0"/>
-          <w:numId w:val="1"/>
-        </w:numPr>
-        <w:rPr>
-          <w:sz w:val="34"/>
-          <w:szCs w:val="34"/>
-        </w:rPr>
-      </w:pPr>
-      <w:r>
-        <w:rPr>
-          <w:sz w:val="34"/>
-          <w:szCs w:val="34"/>
-        </w:rPr>
-        <w:t>8</w:t>
-      </w:r>
-      <w:r>
-        <w:rPr>
-          <w:sz w:val="34"/>
-          <w:szCs w:val="34"/>
-        </w:rPr>
-        <w:t>/10</w:t>
-      </w:r>
-    </w:p>
-    <w:p>
-      <w:pPr>
-        <w:rPr>
-          <w:sz w:val="34"/>
-          <w:szCs w:val="34"/>
-        </w:rPr>
-      </w:pPr>
-    </w:p>
-    <w:p>
-      <w:pPr>
-        <w:rPr>
-          <w:sz w:val="34"/>
-          <w:szCs w:val="34"/>
-        </w:rPr>
-      </w:pPr>
-      <w:r>
-        <w:rPr>
-          <w:sz w:val="34"/>
-          <w:szCs w:val="34"/>
-        </w:rPr>
-        <w:t>On a scale of 1 to 10, how accurate was the difficulty based on the rules you selected?</w:t>
-      </w:r>
-    </w:p>
-    <w:p>
-      <w:pPr>
-        <w:pStyle w:val="ListParagraph"/>
-        <w:numPr>
-          <w:ilvl w:val="0"/>
-          <w:numId w:val="1"/>
-        </w:numPr>
-        <w:rPr>
-          <w:sz w:val="34"/>
-          <w:szCs w:val="34"/>
-        </w:rPr>
-      </w:pPr>
-      <w:r>
-        <w:rPr>
-          <w:sz w:val="34"/>
-          <w:szCs w:val="34"/>
-        </w:rPr>
-        <w:t>9</w:t>
-      </w:r>
-      <w:r>
-        <w:rPr>
-          <w:sz w:val="34"/>
-          <w:szCs w:val="34"/>
-        </w:rPr>
-        <w:t>/10</w:t>
-      </w:r>
-    </w:p>
-    <w:p>
-      <w:pPr>
-        <w:rPr>
-          <w:sz w:val="34"/>
-          <w:szCs w:val="34"/>
-        </w:rPr>
-      </w:pPr>
-    </w:p>
-    <w:p>
-      <w:pPr>
-        <w:rPr>
-          <w:sz w:val="34"/>
-          <w:szCs w:val="34"/>
-        </w:rPr>
-      </w:pPr>
-      <w:r>
-        <w:rPr>
-          <w:sz w:val="34"/>
-          <w:szCs w:val="34"/>
-        </w:rPr>
-        <w:t>What did you appreciate about the UI to modify the level's parameters and/or want to see improved? (OPTIONAL)</w:t>
-      </w:r>
-    </w:p>
-    <w:p>
-      <w:pPr>
-        <w:pStyle w:val="ListParagraph"/>
-        <w:numPr>
-          <w:ilvl w:val="0"/>
-          <w:numId w:val="1"/>
-        </w:numPr>
-        <w:rPr>
-          <w:sz w:val="34"/>
-          <w:szCs w:val="34"/>
-        </w:rPr>
-      </w:pPr>
-      <w:r>
-        <w:rPr>
-          <w:sz w:val="34"/>
-          <w:szCs w:val="34"/>
-        </w:rPr>
-        <w:t xml:space="preserve">A: </w:t>
-      </w:r>
-      <w:r>
-        <w:rPr>
-          <w:sz w:val="34"/>
-          <w:szCs w:val="34"/>
-        </w:rPr>
-        <w:t xml:space="preserve">The level of modification available is </w:t>
-      </w:r>
-      <w:proofErr w:type="gramStart"/>
-      <w:r>
-        <w:rPr>
-          <w:sz w:val="34"/>
-          <w:szCs w:val="34"/>
-        </w:rPr>
-        <w:t>good, but</w:t>
-      </w:r>
-      <w:proofErr w:type="gramEnd"/>
-      <w:r>
-        <w:rPr>
-          <w:sz w:val="34"/>
-          <w:szCs w:val="34"/>
-        </w:rPr>
-        <w:t xml:space="preserve"> giving a tangible scale to how much the level is being modified with the sliders would be my only input.</w:t>
+        <w:t>The level of modification available is good, but giving a tangible scale to how much the level is being modified with the sliders would be my only input.</w:t>
       </w:r>
     </w:p>
     <w:p>
@@ -3799,6 +4951,7 @@
       </w:pPr>
       <w:r>
         <w:rPr>
+          <w:noProof/>
           <w:sz w:val="34"/>
           <w:szCs w:val="34"/>
         </w:rPr>
@@ -3818,7 +4971,7 @@
                     <pic:cNvPicPr/>
                   </pic:nvPicPr>
                   <pic:blipFill>
-                    <a:blip r:embed="rId10"/>
+                    <a:blip r:embed="rId18"/>
                     <a:stretch>
                       <a:fillRect/>
                     </a:stretch>
@@ -4290,6 +5443,7 @@
       </w:pPr>
       <w:r>
         <w:rPr>
+          <w:noProof/>
           <w:sz w:val="34"/>
           <w:szCs w:val="34"/>
         </w:rPr>
@@ -4310,7 +5464,7 @@
                     <pic:cNvPicPr/>
                   </pic:nvPicPr>
                   <pic:blipFill>
-                    <a:blip r:embed="rId11"/>
+                    <a:blip r:embed="rId19"/>
                     <a:stretch>
                       <a:fillRect/>
                     </a:stretch>
@@ -4363,14 +5517,7 @@
           <w:sz w:val="34"/>
           <w:szCs w:val="34"/>
         </w:rPr>
-        <w:t>7</w:t>
-      </w:r>
-      <w:r>
-        <w:rPr>
-          <w:sz w:val="34"/>
-          <w:szCs w:val="34"/>
-        </w:rPr>
-        <w:t>/10</w:t>
+        <w:t>7/10</w:t>
       </w:r>
     </w:p>
     <w:p>
@@ -4557,14 +5704,7 @@
           <w:sz w:val="34"/>
           <w:szCs w:val="34"/>
         </w:rPr>
-        <w:t>7</w:t>
-      </w:r>
-      <w:r>
-        <w:rPr>
-          <w:sz w:val="34"/>
-          <w:szCs w:val="34"/>
-        </w:rPr>
-        <w:t>/10</w:t>
+        <w:t>7/10</w:t>
       </w:r>
     </w:p>
     <w:p>
@@ -4607,14 +5747,7 @@
           <w:sz w:val="34"/>
           <w:szCs w:val="34"/>
         </w:rPr>
-        <w:t>8</w:t>
-      </w:r>
-      <w:r>
-        <w:rPr>
-          <w:sz w:val="34"/>
-          <w:szCs w:val="34"/>
-        </w:rPr>
-        <w:t>/10</w:t>
+        <w:t>8/10</w:t>
       </w:r>
     </w:p>
     <w:p>
@@ -4664,23 +5797,7 @@
           <w:sz w:val="34"/>
           <w:szCs w:val="34"/>
         </w:rPr>
-        <w:t xml:space="preserve">I like that there is quite a lot of freedom with the high </w:t>
-      </w:r>
-      <w:proofErr w:type="gramStart"/>
-      <w:r>
-        <w:rPr>
-          <w:sz w:val="34"/>
-          <w:szCs w:val="34"/>
-        </w:rPr>
-        <w:t>amount</w:t>
-      </w:r>
-      <w:proofErr w:type="gramEnd"/>
-      <w:r>
-        <w:rPr>
-          <w:sz w:val="34"/>
-          <w:szCs w:val="34"/>
-        </w:rPr>
-        <w:t xml:space="preserve"> of parameters. One thing I would like to see is how much moving the sliders affects the chance blocks are spawned. For example, I didn't know how much moving the slider all the way to the left affects the tile spawn chance.</w:t>
+        <w:t>I like that there is quite a lot of freedom with the high amount of parameters. One thing I would like to see is how much moving the sliders affects the chance blocks are spawned. For example, I didn't know how much moving the slider all the way to the left affects the tile spawn chance.</w:t>
       </w:r>
     </w:p>
     <w:p>
@@ -4809,6 +5926,7 @@
       </w:pPr>
       <w:r>
         <w:rPr>
+          <w:noProof/>
           <w:sz w:val="34"/>
           <w:szCs w:val="34"/>
         </w:rPr>
@@ -4828,7 +5946,7 @@
                     <pic:cNvPicPr/>
                   </pic:nvPicPr>
                   <pic:blipFill>
-                    <a:blip r:embed="rId12"/>
+                    <a:blip r:embed="rId20"/>
                     <a:stretch>
                       <a:fillRect/>
                     </a:stretch>
@@ -4881,14 +5999,7 @@
           <w:sz w:val="34"/>
           <w:szCs w:val="34"/>
         </w:rPr>
-        <w:t>8</w:t>
-      </w:r>
-      <w:r>
-        <w:rPr>
-          <w:sz w:val="34"/>
-          <w:szCs w:val="34"/>
-        </w:rPr>
-        <w:t>/10</w:t>
+        <w:t>8/10</w:t>
       </w:r>
     </w:p>
     <w:p>
@@ -4974,14 +6085,7 @@
           <w:sz w:val="34"/>
           <w:szCs w:val="34"/>
         </w:rPr>
-        <w:t>6</w:t>
-      </w:r>
-      <w:r>
-        <w:rPr>
-          <w:sz w:val="34"/>
-          <w:szCs w:val="34"/>
-        </w:rPr>
-        <w:t>/10</w:t>
+        <w:t>6/10</w:t>
       </w:r>
     </w:p>
     <w:p>
@@ -5032,23 +6136,7 @@
           <w:sz w:val="34"/>
           <w:szCs w:val="34"/>
         </w:rPr>
-        <w:t xml:space="preserve">Levels were generally </w:t>
-      </w:r>
-      <w:proofErr w:type="gramStart"/>
-      <w:r>
-        <w:rPr>
-          <w:sz w:val="34"/>
-          <w:szCs w:val="34"/>
-        </w:rPr>
-        <w:t>good</w:t>
-      </w:r>
-      <w:proofErr w:type="gramEnd"/>
-      <w:r>
-        <w:rPr>
-          <w:sz w:val="34"/>
-          <w:szCs w:val="34"/>
-        </w:rPr>
-        <w:t xml:space="preserve"> but I had one where the spike trap was between two hard jumps which made it so that I had to hit the spike to get ground, but the momentum from hitting the spike wasn't enough so it was an impassable part of the level</w:t>
+        <w:t>Levels were generally good but I had one where the spike trap was between two hard jumps which made it so that I had to hit the spike to get ground, but the momentum from hitting the spike wasn't enough so it was an impassable part of the level</w:t>
       </w:r>
     </w:p>
     <w:p>
@@ -5091,14 +6179,7 @@
           <w:sz w:val="34"/>
           <w:szCs w:val="34"/>
         </w:rPr>
-        <w:t>10</w:t>
-      </w:r>
-      <w:r>
-        <w:rPr>
-          <w:sz w:val="34"/>
-          <w:szCs w:val="34"/>
-        </w:rPr>
-        <w:t>/10</w:t>
+        <w:t>10/10</w:t>
       </w:r>
     </w:p>
     <w:p>
@@ -5141,14 +6222,7 @@
           <w:sz w:val="34"/>
           <w:szCs w:val="34"/>
         </w:rPr>
-        <w:t>9</w:t>
-      </w:r>
-      <w:r>
-        <w:rPr>
-          <w:sz w:val="34"/>
-          <w:szCs w:val="34"/>
-        </w:rPr>
-        <w:t>/10</w:t>
+        <w:t>9/10</w:t>
       </w:r>
     </w:p>
     <w:p>
@@ -5327,6 +6401,7 @@
       </w:pPr>
       <w:r>
         <w:rPr>
+          <w:noProof/>
           <w:sz w:val="34"/>
           <w:szCs w:val="34"/>
         </w:rPr>
@@ -5346,7 +6421,7 @@
                     <pic:cNvPicPr/>
                   </pic:nvPicPr>
                   <pic:blipFill>
-                    <a:blip r:embed="rId13"/>
+                    <a:blip r:embed="rId21"/>
                     <a:stretch>
                       <a:fillRect/>
                     </a:stretch>
@@ -5485,14 +6560,7 @@
           <w:sz w:val="34"/>
           <w:szCs w:val="34"/>
         </w:rPr>
-        <w:t>9</w:t>
-      </w:r>
-      <w:r>
-        <w:rPr>
-          <w:sz w:val="34"/>
-          <w:szCs w:val="34"/>
-        </w:rPr>
-        <w:t>/10</w:t>
+        <w:t>9/10</w:t>
       </w:r>
     </w:p>
     <w:p>
@@ -5543,23 +6611,7 @@
           <w:sz w:val="34"/>
           <w:szCs w:val="34"/>
         </w:rPr>
-        <w:t xml:space="preserve">I really liked the jumping and the player </w:t>
-      </w:r>
-      <w:proofErr w:type="gramStart"/>
-      <w:r>
-        <w:rPr>
-          <w:sz w:val="34"/>
-          <w:szCs w:val="34"/>
-        </w:rPr>
-        <w:t>movement,</w:t>
-      </w:r>
-      <w:proofErr w:type="gramEnd"/>
-      <w:r>
-        <w:rPr>
-          <w:sz w:val="34"/>
-          <w:szCs w:val="34"/>
-        </w:rPr>
-        <w:t xml:space="preserve"> it was very smooth and detailed with how the character moved their arms while jumping. The environment was colourful and pleasing to the eye. One thing I struggled with was the controls, due to having no computer game experience. This could be improved with the option of using a controller. I had no experience with the spikes option as I had easiest difficulty on, therefore I cannot comment on this attribute.</w:t>
+        <w:t>I really liked the jumping and the player movement, it was very smooth and detailed with how the character moved their arms while jumping. The environment was colourful and pleasing to the eye. One thing I struggled with was the controls, due to having no computer game experience. This could be improved with the option of using a controller. I had no experience with the spikes option as I had easiest difficulty on, therefore I cannot comment on this attribute.</w:t>
       </w:r>
     </w:p>
     <w:p>
@@ -5645,14 +6697,7 @@
           <w:sz w:val="34"/>
           <w:szCs w:val="34"/>
         </w:rPr>
-        <w:t>10</w:t>
-      </w:r>
-      <w:r>
-        <w:rPr>
-          <w:sz w:val="34"/>
-          <w:szCs w:val="34"/>
-        </w:rPr>
-        <w:t>/10</w:t>
+        <w:t>10/10</w:t>
       </w:r>
     </w:p>
     <w:p>
@@ -5727,17 +6772,7 @@
           <w:szCs w:val="38"/>
           <w:u w:val="single"/>
         </w:rPr>
-        <w:t>1</w:t>
-      </w:r>
-      <w:r>
-        <w:rPr>
-          <w:b/>
-          <w:bCs/>
-          <w:sz w:val="38"/>
-          <w:szCs w:val="38"/>
-          <w:u w:val="single"/>
-        </w:rPr>
-        <w:t>1</w:t>
+        <w:t>11</w:t>
       </w:r>
     </w:p>
     <w:p>
@@ -5826,6 +6861,7 @@
       </w:pPr>
       <w:r>
         <w:rPr>
+          <w:noProof/>
           <w:sz w:val="34"/>
           <w:szCs w:val="34"/>
         </w:rPr>
@@ -5845,7 +6881,7 @@
                     <pic:cNvPicPr/>
                   </pic:nvPicPr>
                   <pic:blipFill>
-                    <a:blip r:embed="rId14"/>
+                    <a:blip r:embed="rId22"/>
                     <a:stretch>
                       <a:fillRect/>
                     </a:stretch>
@@ -6049,23 +7085,7 @@
           <w:sz w:val="34"/>
           <w:szCs w:val="34"/>
         </w:rPr>
-        <w:t xml:space="preserve">After generating a few </w:t>
-      </w:r>
-      <w:proofErr w:type="gramStart"/>
-      <w:r>
-        <w:rPr>
-          <w:sz w:val="34"/>
-          <w:szCs w:val="34"/>
-        </w:rPr>
-        <w:t>levels</w:t>
-      </w:r>
-      <w:proofErr w:type="gramEnd"/>
-      <w:r>
-        <w:rPr>
-          <w:sz w:val="34"/>
-          <w:szCs w:val="34"/>
-        </w:rPr>
-        <w:t xml:space="preserve"> I've realised that the more you mess with the parameters, the more interesting the level becomes, but perhaps the results of the generation could be more randomised when you max out the parameters in either direction</w:t>
+        <w:t>After generating a few levels I've realised that the more you mess with the parameters, the more interesting the level becomes, but perhaps the results of the generation could be more randomised when you max out the parameters in either direction</w:t>
       </w:r>
     </w:p>
     <w:p>
@@ -6215,39 +7235,7 @@
           <w:sz w:val="34"/>
           <w:szCs w:val="34"/>
         </w:rPr>
-        <w:t xml:space="preserve">Just as a concept/idea, but the ability to load </w:t>
-      </w:r>
-      <w:proofErr w:type="gramStart"/>
-      <w:r>
-        <w:rPr>
-          <w:sz w:val="34"/>
-          <w:szCs w:val="34"/>
-        </w:rPr>
-        <w:t>previously-set</w:t>
-      </w:r>
-      <w:proofErr w:type="gramEnd"/>
-      <w:r>
-        <w:rPr>
-          <w:sz w:val="34"/>
-          <w:szCs w:val="34"/>
-        </w:rPr>
-        <w:t xml:space="preserve"> parameters or play </w:t>
-      </w:r>
-      <w:proofErr w:type="gramStart"/>
-      <w:r>
-        <w:rPr>
-          <w:sz w:val="34"/>
-          <w:szCs w:val="34"/>
-        </w:rPr>
-        <w:t>previously-generated</w:t>
-      </w:r>
-      <w:proofErr w:type="gramEnd"/>
-      <w:r>
-        <w:rPr>
-          <w:sz w:val="34"/>
-          <w:szCs w:val="34"/>
-        </w:rPr>
-        <w:t xml:space="preserve"> levels from a menu</w:t>
+        <w:t>Just as a concept/idea, but the ability to load previously-set parameters or play previously-generated levels from a menu</w:t>
       </w:r>
     </w:p>
     <w:p>
@@ -6287,17 +7275,7 @@
           <w:szCs w:val="38"/>
           <w:u w:val="single"/>
         </w:rPr>
-        <w:t>1</w:t>
-      </w:r>
-      <w:r>
-        <w:rPr>
-          <w:b/>
-          <w:bCs/>
-          <w:sz w:val="38"/>
-          <w:szCs w:val="38"/>
-          <w:u w:val="single"/>
-        </w:rPr>
-        <w:t>2</w:t>
+        <w:t>12</w:t>
       </w:r>
     </w:p>
     <w:p>
@@ -6379,6 +7357,7 @@
       </w:pPr>
       <w:r>
         <w:rPr>
+          <w:noProof/>
           <w:sz w:val="34"/>
           <w:szCs w:val="34"/>
         </w:rPr>
@@ -6398,7 +7377,7 @@
                     <pic:cNvPicPr/>
                   </pic:nvPicPr>
                   <pic:blipFill>
-                    <a:blip r:embed="rId15"/>
+                    <a:blip r:embed="rId23"/>
                     <a:stretch>
                       <a:fillRect/>
                     </a:stretch>
@@ -6791,17 +7770,7 @@
           <w:szCs w:val="38"/>
           <w:u w:val="single"/>
         </w:rPr>
-        <w:t>1</w:t>
-      </w:r>
-      <w:r>
-        <w:rPr>
-          <w:b/>
-          <w:bCs/>
-          <w:sz w:val="38"/>
-          <w:szCs w:val="38"/>
-          <w:u w:val="single"/>
-        </w:rPr>
-        <w:t>3</w:t>
+        <w:t>13</w:t>
       </w:r>
     </w:p>
     <w:p>
@@ -6871,25 +7840,19 @@
           <w:sz w:val="34"/>
           <w:szCs w:val="34"/>
         </w:rPr>
-        <w:t xml:space="preserve">Few times a </w:t>
-      </w:r>
-      <w:r>
-        <w:rPr>
-          <w:sz w:val="34"/>
-          <w:szCs w:val="34"/>
-        </w:rPr>
-        <w:t>month</w:t>
-      </w:r>
-    </w:p>
-    <w:p>
-      <w:pPr>
-        <w:rPr>
-          <w:sz w:val="34"/>
-          <w:szCs w:val="34"/>
-        </w:rPr>
-      </w:pPr>
-      <w:r>
-        <w:rPr>
+        <w:t>Few times a month</w:t>
+      </w:r>
+    </w:p>
+    <w:p>
+      <w:pPr>
+        <w:rPr>
+          <w:sz w:val="34"/>
+          <w:szCs w:val="34"/>
+        </w:rPr>
+      </w:pPr>
+      <w:r>
+        <w:rPr>
+          <w:noProof/>
           <w:sz w:val="34"/>
           <w:szCs w:val="34"/>
         </w:rPr>
@@ -6909,7 +7872,7 @@
                     <pic:cNvPicPr/>
                   </pic:nvPicPr>
                   <pic:blipFill>
-                    <a:blip r:embed="rId16"/>
+                    <a:blip r:embed="rId24"/>
                     <a:stretch>
                       <a:fillRect/>
                     </a:stretch>
@@ -6962,14 +7925,7 @@
           <w:sz w:val="34"/>
           <w:szCs w:val="34"/>
         </w:rPr>
-        <w:t>10</w:t>
-      </w:r>
-      <w:r>
-        <w:rPr>
-          <w:sz w:val="34"/>
-          <w:szCs w:val="34"/>
-        </w:rPr>
-        <w:t>/10</w:t>
+        <w:t>10/10</w:t>
       </w:r>
     </w:p>
     <w:p>
@@ -7056,14 +8012,7 @@
           <w:szCs w:val="34"/>
         </w:rPr>
         <w:lastRenderedPageBreak/>
-        <w:t>8</w:t>
-      </w:r>
-      <w:r>
-        <w:rPr>
-          <w:sz w:val="34"/>
-          <w:szCs w:val="34"/>
-        </w:rPr>
-        <w:t>/10</w:t>
+        <w:t>8/10</w:t>
       </w:r>
     </w:p>
     <w:p>
@@ -7106,14 +8055,7 @@
           <w:sz w:val="34"/>
           <w:szCs w:val="34"/>
         </w:rPr>
-        <w:t xml:space="preserve">A: </w:t>
-      </w:r>
-      <w:r>
-        <w:rPr>
-          <w:sz w:val="34"/>
-          <w:szCs w:val="34"/>
-        </w:rPr>
-        <w:t>N/A</w:t>
+        <w:t>A: N/A</w:t>
       </w:r>
     </w:p>
     <w:p>
@@ -7199,14 +8141,7 @@
           <w:sz w:val="34"/>
           <w:szCs w:val="34"/>
         </w:rPr>
-        <w:t>8</w:t>
-      </w:r>
-      <w:r>
-        <w:rPr>
-          <w:sz w:val="34"/>
-          <w:szCs w:val="34"/>
-        </w:rPr>
-        <w:t>/10</w:t>
+        <w:t>8/10</w:t>
       </w:r>
     </w:p>
     <w:p>
@@ -7302,17 +8237,7 @@
           <w:szCs w:val="38"/>
           <w:u w:val="single"/>
         </w:rPr>
-        <w:t>1</w:t>
-      </w:r>
-      <w:r>
-        <w:rPr>
-          <w:b/>
-          <w:bCs/>
-          <w:sz w:val="38"/>
-          <w:szCs w:val="38"/>
-          <w:u w:val="single"/>
-        </w:rPr>
-        <w:t>4</w:t>
+        <w:t>14</w:t>
       </w:r>
     </w:p>
     <w:p>
@@ -7409,6 +8334,7 @@
       </w:pPr>
       <w:r>
         <w:rPr>
+          <w:noProof/>
           <w:sz w:val="34"/>
           <w:szCs w:val="34"/>
         </w:rPr>
@@ -7428,7 +8354,7 @@
                     <pic:cNvPicPr/>
                   </pic:nvPicPr>
                   <pic:blipFill>
-                    <a:blip r:embed="rId17"/>
+                    <a:blip r:embed="rId25"/>
                     <a:stretch>
                       <a:fillRect/>
                     </a:stretch>
@@ -7821,17 +8747,7 @@
           <w:szCs w:val="38"/>
           <w:u w:val="single"/>
         </w:rPr>
-        <w:t>1</w:t>
-      </w:r>
-      <w:r>
-        <w:rPr>
-          <w:b/>
-          <w:bCs/>
-          <w:sz w:val="38"/>
-          <w:szCs w:val="38"/>
-          <w:u w:val="single"/>
-        </w:rPr>
-        <w:t>5</w:t>
+        <w:t>15</w:t>
       </w:r>
     </w:p>
     <w:p>
@@ -7920,6 +8836,7 @@
       </w:pPr>
       <w:r>
         <w:rPr>
+          <w:noProof/>
           <w:sz w:val="34"/>
           <w:szCs w:val="34"/>
         </w:rPr>
@@ -7940,7 +8857,7 @@
                     <pic:cNvPicPr/>
                   </pic:nvPicPr>
                   <pic:blipFill>
-                    <a:blip r:embed="rId18"/>
+                    <a:blip r:embed="rId26"/>
                     <a:stretch>
                       <a:fillRect/>
                     </a:stretch>
@@ -8144,25 +9061,7 @@
           <w:sz w:val="34"/>
           <w:szCs w:val="34"/>
         </w:rPr>
-        <w:t xml:space="preserve">More risk (additional traps or customisable traps) and unloading previous segments so </w:t>
-      </w:r>
-      <w:proofErr w:type="spellStart"/>
-      <w:proofErr w:type="gramStart"/>
-      <w:r>
-        <w:rPr>
-          <w:sz w:val="34"/>
-          <w:szCs w:val="34"/>
-        </w:rPr>
-        <w:t>its</w:t>
-      </w:r>
-      <w:proofErr w:type="spellEnd"/>
-      <w:proofErr w:type="gramEnd"/>
-      <w:r>
-        <w:rPr>
-          <w:sz w:val="34"/>
-          <w:szCs w:val="34"/>
-        </w:rPr>
-        <w:t xml:space="preserve"> clear which way to go next or an arrow. The double jump and spikes were fun as you had to plan jumps before u made them. It was also fun to play around with the level customisation</w:t>
+        <w:t>More risk (additional traps or customisable traps) and unloading previous segments so its clear which way to go next or an arrow. The double jump and spikes were fun as you had to plan jumps before u made them. It was also fun to play around with the level customisation</w:t>
       </w:r>
     </w:p>
     <w:p>
@@ -8351,17 +9250,7 @@
           <w:szCs w:val="38"/>
           <w:u w:val="single"/>
         </w:rPr>
-        <w:t>1</w:t>
-      </w:r>
-      <w:r>
-        <w:rPr>
-          <w:b/>
-          <w:bCs/>
-          <w:sz w:val="38"/>
-          <w:szCs w:val="38"/>
-          <w:u w:val="single"/>
-        </w:rPr>
-        <w:t>6</w:t>
+        <w:t>16</w:t>
       </w:r>
     </w:p>
     <w:p>
@@ -8431,25 +9320,19 @@
           <w:sz w:val="34"/>
           <w:szCs w:val="34"/>
         </w:rPr>
-        <w:t>Few</w:t>
-      </w:r>
-      <w:r>
-        <w:rPr>
-          <w:sz w:val="34"/>
-          <w:szCs w:val="34"/>
-        </w:rPr>
-        <w:t xml:space="preserve"> hours a day</w:t>
-      </w:r>
-    </w:p>
-    <w:p>
-      <w:pPr>
-        <w:rPr>
-          <w:sz w:val="34"/>
-          <w:szCs w:val="34"/>
-        </w:rPr>
-      </w:pPr>
-      <w:r>
-        <w:rPr>
+        <w:t>Few hours a day</w:t>
+      </w:r>
+    </w:p>
+    <w:p>
+      <w:pPr>
+        <w:rPr>
+          <w:sz w:val="34"/>
+          <w:szCs w:val="34"/>
+        </w:rPr>
+      </w:pPr>
+      <w:r>
+        <w:rPr>
+          <w:noProof/>
           <w:sz w:val="34"/>
           <w:szCs w:val="34"/>
         </w:rPr>
@@ -8470,7 +9353,7 @@
                     <pic:cNvPicPr/>
                   </pic:nvPicPr>
                   <pic:blipFill>
-                    <a:blip r:embed="rId19"/>
+                    <a:blip r:embed="rId27"/>
                     <a:stretch>
                       <a:fillRect/>
                     </a:stretch>
@@ -8523,14 +9406,7 @@
           <w:sz w:val="34"/>
           <w:szCs w:val="34"/>
         </w:rPr>
-        <w:t>9</w:t>
-      </w:r>
-      <w:r>
-        <w:rPr>
-          <w:sz w:val="34"/>
-          <w:szCs w:val="34"/>
-        </w:rPr>
-        <w:t>/10</w:t>
+        <w:t>9/10</w:t>
       </w:r>
     </w:p>
     <w:p>
@@ -8616,14 +9492,7 @@
           <w:sz w:val="34"/>
           <w:szCs w:val="34"/>
         </w:rPr>
-        <w:t>8</w:t>
-      </w:r>
-      <w:r>
-        <w:rPr>
-          <w:sz w:val="34"/>
-          <w:szCs w:val="34"/>
-        </w:rPr>
-        <w:t>/10</w:t>
+        <w:t>8/10</w:t>
       </w:r>
     </w:p>
     <w:p>
@@ -8674,23 +9543,7 @@
           <w:sz w:val="34"/>
           <w:szCs w:val="34"/>
         </w:rPr>
-        <w:t xml:space="preserve">It was cool to see the level generate in runtime, but the generation felt </w:t>
-      </w:r>
-      <w:proofErr w:type="gramStart"/>
-      <w:r>
-        <w:rPr>
-          <w:sz w:val="34"/>
-          <w:szCs w:val="34"/>
-        </w:rPr>
-        <w:t>pretty simple</w:t>
-      </w:r>
-      <w:proofErr w:type="gramEnd"/>
-      <w:r>
-        <w:rPr>
-          <w:sz w:val="34"/>
-          <w:szCs w:val="34"/>
-        </w:rPr>
-        <w:t>, more elevation would have been nice</w:t>
+        <w:t>It was cool to see the level generate in runtime, but the generation felt pretty simple, more elevation would have been nice</w:t>
       </w:r>
     </w:p>
     <w:p>
@@ -8733,14 +9586,7 @@
           <w:sz w:val="34"/>
           <w:szCs w:val="34"/>
         </w:rPr>
-        <w:t>8</w:t>
-      </w:r>
-      <w:r>
-        <w:rPr>
-          <w:sz w:val="34"/>
-          <w:szCs w:val="34"/>
-        </w:rPr>
-        <w:t>/10</w:t>
+        <w:t>8/10</w:t>
       </w:r>
     </w:p>
     <w:p>
@@ -8879,17 +9725,7 @@
           <w:szCs w:val="38"/>
           <w:u w:val="single"/>
         </w:rPr>
-        <w:t>1</w:t>
-      </w:r>
-      <w:r>
-        <w:rPr>
-          <w:b/>
-          <w:bCs/>
-          <w:sz w:val="38"/>
-          <w:szCs w:val="38"/>
-          <w:u w:val="single"/>
-        </w:rPr>
-        <w:t>7</w:t>
+        <w:t>17</w:t>
       </w:r>
     </w:p>
     <w:p>
@@ -8971,6 +9807,7 @@
       </w:pPr>
       <w:r>
         <w:rPr>
+          <w:noProof/>
           <w:sz w:val="34"/>
           <w:szCs w:val="34"/>
         </w:rPr>
@@ -8991,7 +9828,7 @@
                     <pic:cNvPicPr/>
                   </pic:nvPicPr>
                   <pic:blipFill>
-                    <a:blip r:embed="rId20"/>
+                    <a:blip r:embed="rId28"/>
                     <a:stretch>
                       <a:fillRect/>
                     </a:stretch>
@@ -9044,14 +9881,7 @@
           <w:sz w:val="34"/>
           <w:szCs w:val="34"/>
         </w:rPr>
-        <w:t>5</w:t>
-      </w:r>
-      <w:r>
-        <w:rPr>
-          <w:sz w:val="34"/>
-          <w:szCs w:val="34"/>
-        </w:rPr>
-        <w:t>/10</w:t>
+        <w:t>5/10</w:t>
       </w:r>
     </w:p>
     <w:p>
@@ -9195,55 +10025,7 @@
           <w:sz w:val="34"/>
           <w:szCs w:val="34"/>
         </w:rPr>
-        <w:t xml:space="preserve">One problem </w:t>
-      </w:r>
-      <w:proofErr w:type="spellStart"/>
-      <w:r>
-        <w:rPr>
-          <w:sz w:val="34"/>
-          <w:szCs w:val="34"/>
-        </w:rPr>
-        <w:t>i</w:t>
-      </w:r>
-      <w:proofErr w:type="spellEnd"/>
-      <w:r>
-        <w:rPr>
-          <w:sz w:val="34"/>
-          <w:szCs w:val="34"/>
-        </w:rPr>
-        <w:t xml:space="preserve"> had was that the spikes where giant and so it was hard to notice if </w:t>
-      </w:r>
-      <w:proofErr w:type="spellStart"/>
-      <w:r>
-        <w:rPr>
-          <w:sz w:val="34"/>
-          <w:szCs w:val="34"/>
-        </w:rPr>
-        <w:t>i</w:t>
-      </w:r>
-      <w:proofErr w:type="spellEnd"/>
-      <w:r>
-        <w:rPr>
-          <w:sz w:val="34"/>
-          <w:szCs w:val="34"/>
-        </w:rPr>
-        <w:t xml:space="preserve"> had hit them but that might have been a setting that </w:t>
-      </w:r>
-      <w:proofErr w:type="spellStart"/>
-      <w:r>
-        <w:rPr>
-          <w:sz w:val="34"/>
-          <w:szCs w:val="34"/>
-        </w:rPr>
-        <w:t>i</w:t>
-      </w:r>
-      <w:proofErr w:type="spellEnd"/>
-      <w:r>
-        <w:rPr>
-          <w:sz w:val="34"/>
-          <w:szCs w:val="34"/>
-        </w:rPr>
-        <w:t xml:space="preserve"> edited at the start.</w:t>
+        <w:t>One problem i had was that the spikes where giant and so it was hard to notice if i had hit them but that might have been a setting that i edited at the start.</w:t>
       </w:r>
     </w:p>
     <w:p>
@@ -9400,41 +10182,7 @@
           <w:sz w:val="34"/>
           <w:szCs w:val="34"/>
         </w:rPr>
-        <w:t xml:space="preserve">I appreciated that </w:t>
-      </w:r>
-      <w:proofErr w:type="spellStart"/>
-      <w:proofErr w:type="gramStart"/>
-      <w:r>
-        <w:rPr>
-          <w:sz w:val="34"/>
-          <w:szCs w:val="34"/>
-        </w:rPr>
-        <w:t>your</w:t>
-      </w:r>
-      <w:proofErr w:type="spellEnd"/>
-      <w:proofErr w:type="gramEnd"/>
-      <w:r>
-        <w:rPr>
-          <w:sz w:val="34"/>
-          <w:szCs w:val="34"/>
-        </w:rPr>
-        <w:t xml:space="preserve"> were able to modify the level parameters in a way that was quick and easy although personally it wasn't clear to what extent </w:t>
-      </w:r>
-      <w:proofErr w:type="gramStart"/>
-      <w:r>
-        <w:rPr>
-          <w:sz w:val="34"/>
-          <w:szCs w:val="34"/>
-        </w:rPr>
-        <w:t>the some</w:t>
-      </w:r>
-      <w:proofErr w:type="gramEnd"/>
-      <w:r>
-        <w:rPr>
-          <w:sz w:val="34"/>
-          <w:szCs w:val="34"/>
-        </w:rPr>
-        <w:t xml:space="preserve"> sliders were modifying the level compared to other sliders.</w:t>
+        <w:t>I appreciated that your were able to modify the level parameters in a way that was quick and easy although personally it wasn't clear to what extent the some sliders were modifying the level compared to other sliders.</w:t>
       </w:r>
     </w:p>
     <w:p>
@@ -9473,17 +10221,7 @@
           <w:szCs w:val="38"/>
           <w:u w:val="single"/>
         </w:rPr>
-        <w:t>1</w:t>
-      </w:r>
-      <w:r>
-        <w:rPr>
-          <w:b/>
-          <w:bCs/>
-          <w:sz w:val="38"/>
-          <w:szCs w:val="38"/>
-          <w:u w:val="single"/>
-        </w:rPr>
-        <w:t>8</w:t>
+        <w:t>18</w:t>
       </w:r>
     </w:p>
     <w:p>
@@ -9554,25 +10292,19 @@
           <w:szCs w:val="34"/>
         </w:rPr>
         <w:lastRenderedPageBreak/>
-        <w:t>Many</w:t>
-      </w:r>
-      <w:r>
-        <w:rPr>
-          <w:sz w:val="34"/>
-          <w:szCs w:val="34"/>
-        </w:rPr>
-        <w:t xml:space="preserve"> hours a day</w:t>
-      </w:r>
-    </w:p>
-    <w:p>
-      <w:pPr>
-        <w:rPr>
-          <w:sz w:val="34"/>
-          <w:szCs w:val="34"/>
-        </w:rPr>
-      </w:pPr>
-      <w:r>
-        <w:rPr>
+        <w:t>Many hours a day</w:t>
+      </w:r>
+    </w:p>
+    <w:p>
+      <w:pPr>
+        <w:rPr>
+          <w:sz w:val="34"/>
+          <w:szCs w:val="34"/>
+        </w:rPr>
+      </w:pPr>
+      <w:r>
+        <w:rPr>
+          <w:noProof/>
           <w:sz w:val="34"/>
           <w:szCs w:val="34"/>
         </w:rPr>
@@ -9592,7 +10324,7 @@
                     <pic:cNvPicPr/>
                   </pic:nvPicPr>
                   <pic:blipFill>
-                    <a:blip r:embed="rId21"/>
+                    <a:blip r:embed="rId29"/>
                     <a:stretch>
                       <a:fillRect/>
                     </a:stretch>
@@ -9645,14 +10377,7 @@
           <w:sz w:val="34"/>
           <w:szCs w:val="34"/>
         </w:rPr>
-        <w:t>9</w:t>
-      </w:r>
-      <w:r>
-        <w:rPr>
-          <w:sz w:val="34"/>
-          <w:szCs w:val="34"/>
-        </w:rPr>
-        <w:t>/10</w:t>
+        <w:t>9/10</w:t>
       </w:r>
     </w:p>
     <w:p>
@@ -9738,14 +10463,7 @@
           <w:sz w:val="34"/>
           <w:szCs w:val="34"/>
         </w:rPr>
-        <w:t>8</w:t>
-      </w:r>
-      <w:r>
-        <w:rPr>
-          <w:sz w:val="34"/>
-          <w:szCs w:val="34"/>
-        </w:rPr>
-        <w:t>/10</w:t>
+        <w:t>8/10</w:t>
       </w:r>
     </w:p>
     <w:p>
@@ -9839,14 +10557,7 @@
           <w:sz w:val="34"/>
           <w:szCs w:val="34"/>
         </w:rPr>
-        <w:t>8</w:t>
-      </w:r>
-      <w:r>
-        <w:rPr>
-          <w:sz w:val="34"/>
-          <w:szCs w:val="34"/>
-        </w:rPr>
-        <w:t>/10</w:t>
+        <w:t>8/10</w:t>
       </w:r>
     </w:p>
     <w:p>
@@ -10293,7 +11004,7 @@
     <w:lsdException w:name="Table Web 2" w:semiHidden="1" w:unhideWhenUsed="1"/>
     <w:lsdException w:name="Table Web 3" w:semiHidden="1" w:unhideWhenUsed="1"/>
     <w:lsdException w:name="Balloon Text" w:semiHidden="1" w:unhideWhenUsed="1"/>
-    <w:lsdException w:name="Table Grid" w:uiPriority="39"/>
+    <w:lsdException w:name="Table Grid" w:uiPriority="0"/>
     <w:lsdException w:name="Table Theme" w:semiHidden="1" w:unhideWhenUsed="1"/>
     <w:lsdException w:name="Placeholder Text" w:semiHidden="1"/>
     <w:lsdException w:name="No Spacing" w:uiPriority="1" w:qFormat="1"/>
@@ -11035,6 +11746,32 @@
       <w:spacing w:val="5"/>
     </w:rPr>
   </w:style>
+  <w:style w:type="table" w:styleId="TableGrid">
+    <w:name w:val="Table Grid"/>
+    <w:basedOn w:val="TableNormal"/>
+    <w:rsid w:val="00837BE8"/>
+    <w:pPr>
+      <w:spacing w:after="0" w:line="240" w:lineRule="auto"/>
+    </w:pPr>
+    <w:rPr>
+      <w:rFonts w:ascii="Times New Roman" w:eastAsia="Times New Roman" w:hAnsi="Times New Roman" w:cs="Times New Roman"/>
+      <w:kern w:val="0"/>
+      <w:sz w:val="20"/>
+      <w:szCs w:val="20"/>
+      <w:lang w:eastAsia="en-GB"/>
+      <w14:ligatures w14:val="none"/>
+    </w:rPr>
+    <w:tblPr>
+      <w:tblBorders>
+        <w:top w:val="single" w:sz="4" w:space="0" w:color="auto"/>
+        <w:left w:val="single" w:sz="4" w:space="0" w:color="auto"/>
+        <w:bottom w:val="single" w:sz="4" w:space="0" w:color="auto"/>
+        <w:right w:val="single" w:sz="4" w:space="0" w:color="auto"/>
+        <w:insideH w:val="single" w:sz="4" w:space="0" w:color="auto"/>
+        <w:insideV w:val="single" w:sz="4" w:space="0" w:color="auto"/>
+      </w:tblBorders>
+    </w:tblPr>
+  </w:style>
 </w:styles>
 </file>
 

--- a/Documents/Testing Results.docx
+++ b/Documents/Testing Results.docx
@@ -129,22 +129,54 @@
           <w:sz w:val="34"/>
           <w:szCs w:val="34"/>
         </w:rPr>
-        <w:t>Average score of: how manageable did you find the ability to change the level’s rules?: 8.6/10 (8.611111/10)</w:t>
-      </w:r>
-    </w:p>
-    <w:p>
-      <w:pPr>
-        <w:rPr>
-          <w:sz w:val="34"/>
-          <w:szCs w:val="34"/>
-        </w:rPr>
-      </w:pPr>
-      <w:r>
-        <w:rPr>
-          <w:sz w:val="34"/>
-          <w:szCs w:val="34"/>
-        </w:rPr>
-        <w:t>Average score of: how accurate was the difficulty based on the rules you selected?: 7.9/10 (7.9444444/10)</w:t>
+        <w:t xml:space="preserve">Average score of: how manageable did you find the ability to change the level’s </w:t>
+      </w:r>
+      <w:proofErr w:type="gramStart"/>
+      <w:r>
+        <w:rPr>
+          <w:sz w:val="34"/>
+          <w:szCs w:val="34"/>
+        </w:rPr>
+        <w:t>rules?:</w:t>
+      </w:r>
+      <w:proofErr w:type="gramEnd"/>
+      <w:r>
+        <w:rPr>
+          <w:sz w:val="34"/>
+          <w:szCs w:val="34"/>
+        </w:rPr>
+        <w:t xml:space="preserve"> 8.6/10 (8.611111/10)</w:t>
+      </w:r>
+    </w:p>
+    <w:p>
+      <w:pPr>
+        <w:rPr>
+          <w:sz w:val="34"/>
+          <w:szCs w:val="34"/>
+        </w:rPr>
+      </w:pPr>
+      <w:r>
+        <w:rPr>
+          <w:sz w:val="34"/>
+          <w:szCs w:val="34"/>
+        </w:rPr>
+        <w:t xml:space="preserve">Average score of: how accurate was the difficulty based on the rules you </w:t>
+      </w:r>
+      <w:proofErr w:type="gramStart"/>
+      <w:r>
+        <w:rPr>
+          <w:sz w:val="34"/>
+          <w:szCs w:val="34"/>
+        </w:rPr>
+        <w:t>selected?:</w:t>
+      </w:r>
+      <w:proofErr w:type="gramEnd"/>
+      <w:r>
+        <w:rPr>
+          <w:sz w:val="34"/>
+          <w:szCs w:val="34"/>
+        </w:rPr>
+        <w:t xml:space="preserve"> 7.9/10 (7.9444444/10)</w:t>
       </w:r>
     </w:p>
     <w:p>
@@ -499,7 +531,23 @@
           <w:sz w:val="34"/>
           <w:szCs w:val="34"/>
         </w:rPr>
-        <w:t>Banjo Kazooie/Banjo Tooie (61.1%, 11 responses)</w:t>
+        <w:t xml:space="preserve">Banjo Kazooie/Banjo </w:t>
+      </w:r>
+      <w:proofErr w:type="spellStart"/>
+      <w:r>
+        <w:rPr>
+          <w:sz w:val="34"/>
+          <w:szCs w:val="34"/>
+        </w:rPr>
+        <w:t>Tooie</w:t>
+      </w:r>
+      <w:proofErr w:type="spellEnd"/>
+      <w:r>
+        <w:rPr>
+          <w:sz w:val="34"/>
+          <w:szCs w:val="34"/>
+        </w:rPr>
+        <w:t xml:space="preserve"> (61.1%, 11 responses)</w:t>
       </w:r>
     </w:p>
     <w:p>
@@ -1090,16 +1138,16 @@
           <w:p>
             <w:pPr>
               <w:rPr>
-                <w:rFonts w:ascii="Calibri" w:hAnsi="Calibri" w:cs="Calibri"/>
-                <w:sz w:val="24"/>
-                <w:szCs w:val="24"/>
+                <w:rFonts w:asciiTheme="minorHAnsi" w:hAnsiTheme="minorHAnsi" w:cs="Calibri"/>
+                <w:sz w:val="36"/>
+                <w:szCs w:val="36"/>
               </w:rPr>
             </w:pPr>
             <w:r>
               <w:rPr>
-                <w:rFonts w:ascii="Calibri" w:hAnsi="Calibri" w:cs="Calibri"/>
-                <w:sz w:val="24"/>
-                <w:szCs w:val="24"/>
+                <w:rFonts w:asciiTheme="minorHAnsi" w:hAnsiTheme="minorHAnsi" w:cs="Calibri"/>
+                <w:sz w:val="36"/>
+                <w:szCs w:val="36"/>
               </w:rPr>
               <w:t>User 1</w:t>
             </w:r>
@@ -1112,30 +1160,584 @@
           <w:p>
             <w:pPr>
               <w:rPr>
-                <w:rFonts w:ascii="Calibri" w:hAnsi="Calibri" w:cs="Calibri"/>
+                <w:rFonts w:asciiTheme="minorHAnsi" w:hAnsiTheme="minorHAnsi" w:cs="Calibri"/>
+                <w:sz w:val="36"/>
+                <w:szCs w:val="36"/>
               </w:rPr>
             </w:pPr>
             <w:r>
               <w:rPr>
-                <w:rFonts w:ascii="Calibri" w:hAnsi="Calibri" w:cs="Calibri"/>
-                <w:sz w:val="24"/>
-                <w:szCs w:val="24"/>
+                <w:rFonts w:asciiTheme="minorHAnsi" w:hAnsiTheme="minorHAnsi" w:cs="Calibri"/>
+                <w:sz w:val="36"/>
+                <w:szCs w:val="36"/>
               </w:rPr>
               <w:t>“</w:t>
             </w:r>
             <w:r>
               <w:rPr>
-                <w:rFonts w:ascii="Calibri" w:hAnsi="Calibri" w:cs="Calibri"/>
-                <w:sz w:val="24"/>
-                <w:szCs w:val="24"/>
+                <w:rFonts w:asciiTheme="minorHAnsi" w:hAnsiTheme="minorHAnsi" w:cs="Calibri"/>
+                <w:sz w:val="36"/>
+                <w:szCs w:val="36"/>
               </w:rPr>
               <w:t>The level worked for the most part, but had a couple points where landing on spikes was almost unavoidable</w:t>
             </w:r>
             <w:r>
               <w:rPr>
-                <w:rFonts w:ascii="Calibri" w:hAnsi="Calibri" w:cs="Calibri"/>
-                <w:sz w:val="24"/>
-                <w:szCs w:val="24"/>
+                <w:rFonts w:asciiTheme="minorHAnsi" w:hAnsiTheme="minorHAnsi" w:cs="Calibri"/>
+                <w:sz w:val="36"/>
+                <w:szCs w:val="36"/>
+              </w:rPr>
+              <w:t>”</w:t>
+            </w:r>
+          </w:p>
+        </w:tc>
+      </w:tr>
+      <w:tr>
+        <w:tc>
+          <w:tcPr>
+            <w:tcW w:w="1129" w:type="dxa"/>
+          </w:tcPr>
+          <w:p>
+            <w:pPr>
+              <w:rPr>
+                <w:rFonts w:asciiTheme="minorHAnsi" w:hAnsiTheme="minorHAnsi" w:cs="Calibri"/>
+                <w:sz w:val="36"/>
+                <w:szCs w:val="36"/>
+              </w:rPr>
+            </w:pPr>
+            <w:r>
+              <w:rPr>
+                <w:rFonts w:asciiTheme="minorHAnsi" w:hAnsiTheme="minorHAnsi" w:cs="Calibri"/>
+                <w:sz w:val="36"/>
+                <w:szCs w:val="36"/>
+              </w:rPr>
+              <w:t>User 2</w:t>
+            </w:r>
+          </w:p>
+        </w:tc>
+        <w:tc>
+          <w:tcPr>
+            <w:tcW w:w="8789" w:type="dxa"/>
+          </w:tcPr>
+          <w:p>
+            <w:pPr>
+              <w:rPr>
+                <w:rFonts w:asciiTheme="minorHAnsi" w:hAnsiTheme="minorHAnsi" w:cs="Calibri"/>
+                <w:sz w:val="36"/>
+                <w:szCs w:val="36"/>
+              </w:rPr>
+            </w:pPr>
+            <w:r>
+              <w:rPr>
+                <w:rFonts w:asciiTheme="minorHAnsi" w:hAnsiTheme="minorHAnsi" w:cs="Calibri"/>
+                <w:sz w:val="36"/>
+                <w:szCs w:val="36"/>
+              </w:rPr>
+              <w:t>“</w:t>
+            </w:r>
+            <w:r>
+              <w:rPr>
+                <w:rFonts w:asciiTheme="minorHAnsi" w:hAnsiTheme="minorHAnsi" w:cs="Calibri"/>
+                <w:sz w:val="36"/>
+                <w:szCs w:val="36"/>
+              </w:rPr>
+              <w:t>I liked it. I don't see many 3D platformers that are procedurally generated, so this is a bit more unique. I think the generation could be improved to be a little bit more open, as right now it feels a bit too like a road of some sort with turns, obstacles and such. But overall, good. I could see this becoming an addictive game.</w:t>
+            </w:r>
+            <w:r>
+              <w:rPr>
+                <w:rFonts w:asciiTheme="minorHAnsi" w:hAnsiTheme="minorHAnsi" w:cs="Calibri"/>
+                <w:sz w:val="36"/>
+                <w:szCs w:val="36"/>
+              </w:rPr>
+              <w:t>”</w:t>
+            </w:r>
+          </w:p>
+        </w:tc>
+      </w:tr>
+      <w:tr>
+        <w:tc>
+          <w:tcPr>
+            <w:tcW w:w="1129" w:type="dxa"/>
+          </w:tcPr>
+          <w:p>
+            <w:pPr>
+              <w:rPr>
+                <w:rFonts w:asciiTheme="minorHAnsi" w:hAnsiTheme="minorHAnsi" w:cs="Calibri"/>
+                <w:sz w:val="36"/>
+                <w:szCs w:val="36"/>
+              </w:rPr>
+            </w:pPr>
+            <w:r>
+              <w:rPr>
+                <w:rFonts w:asciiTheme="minorHAnsi" w:hAnsiTheme="minorHAnsi" w:cs="Calibri"/>
+                <w:sz w:val="36"/>
+                <w:szCs w:val="36"/>
+              </w:rPr>
+              <w:lastRenderedPageBreak/>
+              <w:t>User 3</w:t>
+            </w:r>
+          </w:p>
+        </w:tc>
+        <w:tc>
+          <w:tcPr>
+            <w:tcW w:w="8789" w:type="dxa"/>
+          </w:tcPr>
+          <w:p>
+            <w:pPr>
+              <w:rPr>
+                <w:rFonts w:asciiTheme="minorHAnsi" w:hAnsiTheme="minorHAnsi" w:cs="Calibri"/>
+                <w:sz w:val="36"/>
+                <w:szCs w:val="36"/>
+              </w:rPr>
+            </w:pPr>
+            <w:r>
+              <w:rPr>
+                <w:rFonts w:asciiTheme="minorHAnsi" w:hAnsiTheme="minorHAnsi" w:cs="Calibri"/>
+                <w:sz w:val="36"/>
+                <w:szCs w:val="36"/>
+              </w:rPr>
+              <w:t>“</w:t>
+            </w:r>
+            <w:r>
+              <w:rPr>
+                <w:rFonts w:asciiTheme="minorHAnsi" w:hAnsiTheme="minorHAnsi" w:cs="Calibri"/>
+                <w:sz w:val="36"/>
+                <w:szCs w:val="36"/>
+              </w:rPr>
+              <w:t xml:space="preserve">The level was fine. It wasn't difficult for me, but I could see it being a bit challenging to people with less experience with games. Of course, I could have upped the difficulty in the settings, but I for the most part used the default settings with slight tweaks, so that's not the </w:t>
+            </w:r>
+            <w:proofErr w:type="gramStart"/>
+            <w:r>
+              <w:rPr>
+                <w:rFonts w:asciiTheme="minorHAnsi" w:hAnsiTheme="minorHAnsi" w:cs="Calibri"/>
+                <w:sz w:val="36"/>
+                <w:szCs w:val="36"/>
+              </w:rPr>
+              <w:t>games</w:t>
+            </w:r>
+            <w:proofErr w:type="gramEnd"/>
+            <w:r>
+              <w:rPr>
+                <w:rFonts w:asciiTheme="minorHAnsi" w:hAnsiTheme="minorHAnsi" w:cs="Calibri"/>
+                <w:sz w:val="36"/>
+                <w:szCs w:val="36"/>
+              </w:rPr>
+              <w:t xml:space="preserve"> fault. There was a point in the game where I had spikes to the side of me and behind me, and it zoomed in the view of my character and blocked my vision.</w:t>
+            </w:r>
+            <w:r>
+              <w:rPr>
+                <w:rFonts w:asciiTheme="minorHAnsi" w:hAnsiTheme="minorHAnsi" w:cs="Calibri"/>
+                <w:sz w:val="36"/>
+                <w:szCs w:val="36"/>
+              </w:rPr>
+              <w:t>”</w:t>
+            </w:r>
+          </w:p>
+        </w:tc>
+      </w:tr>
+      <w:tr>
+        <w:tc>
+          <w:tcPr>
+            <w:tcW w:w="1129" w:type="dxa"/>
+          </w:tcPr>
+          <w:p>
+            <w:pPr>
+              <w:rPr>
+                <w:rFonts w:asciiTheme="minorHAnsi" w:hAnsiTheme="minorHAnsi" w:cs="Calibri"/>
+                <w:sz w:val="36"/>
+                <w:szCs w:val="36"/>
+              </w:rPr>
+            </w:pPr>
+            <w:r>
+              <w:rPr>
+                <w:rFonts w:asciiTheme="minorHAnsi" w:hAnsiTheme="minorHAnsi" w:cs="Calibri"/>
+                <w:sz w:val="36"/>
+                <w:szCs w:val="36"/>
+              </w:rPr>
+              <w:t>User 4</w:t>
+            </w:r>
+          </w:p>
+        </w:tc>
+        <w:tc>
+          <w:tcPr>
+            <w:tcW w:w="8789" w:type="dxa"/>
+          </w:tcPr>
+          <w:p>
+            <w:pPr>
+              <w:rPr>
+                <w:rFonts w:asciiTheme="minorHAnsi" w:hAnsiTheme="minorHAnsi" w:cs="Calibri"/>
+                <w:sz w:val="36"/>
+                <w:szCs w:val="36"/>
+              </w:rPr>
+            </w:pPr>
+            <w:r>
+              <w:rPr>
+                <w:rFonts w:asciiTheme="minorHAnsi" w:hAnsiTheme="minorHAnsi" w:cs="Calibri"/>
+                <w:sz w:val="36"/>
+                <w:szCs w:val="36"/>
+              </w:rPr>
+              <w:t>“</w:t>
+            </w:r>
+            <w:r>
+              <w:rPr>
+                <w:rFonts w:asciiTheme="minorHAnsi" w:hAnsiTheme="minorHAnsi" w:cs="Calibri"/>
+                <w:sz w:val="36"/>
+                <w:szCs w:val="36"/>
+              </w:rPr>
+              <w:t>Some retro-</w:t>
+            </w:r>
+            <w:proofErr w:type="spellStart"/>
+            <w:r>
+              <w:rPr>
+                <w:rFonts w:asciiTheme="minorHAnsi" w:hAnsiTheme="minorHAnsi" w:cs="Calibri"/>
+                <w:sz w:val="36"/>
+                <w:szCs w:val="36"/>
+              </w:rPr>
+              <w:t>esque</w:t>
+            </w:r>
+            <w:proofErr w:type="spellEnd"/>
+            <w:r>
+              <w:rPr>
+                <w:rFonts w:asciiTheme="minorHAnsi" w:hAnsiTheme="minorHAnsi" w:cs="Calibri"/>
+                <w:sz w:val="36"/>
+                <w:szCs w:val="36"/>
+              </w:rPr>
+              <w:t xml:space="preserve"> music would be nice for levels next time. Feels kind of empty without it to be fair. Aside from that, game play was </w:t>
+            </w:r>
+            <w:proofErr w:type="gramStart"/>
+            <w:r>
+              <w:rPr>
+                <w:rFonts w:asciiTheme="minorHAnsi" w:hAnsiTheme="minorHAnsi" w:cs="Calibri"/>
+                <w:sz w:val="36"/>
+                <w:szCs w:val="36"/>
+              </w:rPr>
+              <w:t>pretty nice</w:t>
+            </w:r>
+            <w:proofErr w:type="gramEnd"/>
+            <w:r>
+              <w:rPr>
+                <w:rFonts w:asciiTheme="minorHAnsi" w:hAnsiTheme="minorHAnsi" w:cs="Calibri"/>
+                <w:sz w:val="36"/>
+                <w:szCs w:val="36"/>
+              </w:rPr>
+              <w:t>. I've had some fun with it.</w:t>
+            </w:r>
+            <w:r>
+              <w:rPr>
+                <w:rFonts w:asciiTheme="minorHAnsi" w:hAnsiTheme="minorHAnsi" w:cs="Calibri"/>
+                <w:sz w:val="36"/>
+                <w:szCs w:val="36"/>
+              </w:rPr>
+              <w:t>”</w:t>
+            </w:r>
+          </w:p>
+        </w:tc>
+      </w:tr>
+      <w:tr>
+        <w:tc>
+          <w:tcPr>
+            <w:tcW w:w="1129" w:type="dxa"/>
+          </w:tcPr>
+          <w:p>
+            <w:pPr>
+              <w:rPr>
+                <w:rFonts w:asciiTheme="minorHAnsi" w:hAnsiTheme="minorHAnsi" w:cs="Calibri"/>
+                <w:sz w:val="36"/>
+                <w:szCs w:val="36"/>
+              </w:rPr>
+            </w:pPr>
+            <w:r>
+              <w:rPr>
+                <w:rFonts w:asciiTheme="minorHAnsi" w:hAnsiTheme="minorHAnsi" w:cs="Calibri"/>
+                <w:sz w:val="36"/>
+                <w:szCs w:val="36"/>
+              </w:rPr>
+              <w:t>User 5</w:t>
+            </w:r>
+          </w:p>
+        </w:tc>
+        <w:tc>
+          <w:tcPr>
+            <w:tcW w:w="8789" w:type="dxa"/>
+          </w:tcPr>
+          <w:p>
+            <w:pPr>
+              <w:rPr>
+                <w:rFonts w:asciiTheme="minorHAnsi" w:hAnsiTheme="minorHAnsi" w:cs="Calibri"/>
+                <w:sz w:val="36"/>
+                <w:szCs w:val="36"/>
+              </w:rPr>
+            </w:pPr>
+            <w:r>
+              <w:rPr>
+                <w:rFonts w:asciiTheme="minorHAnsi" w:hAnsiTheme="minorHAnsi" w:cs="Calibri"/>
+                <w:sz w:val="36"/>
+                <w:szCs w:val="36"/>
+              </w:rPr>
+              <w:t>“</w:t>
+            </w:r>
+            <w:r>
+              <w:rPr>
+                <w:rFonts w:asciiTheme="minorHAnsi" w:hAnsiTheme="minorHAnsi" w:cs="Calibri"/>
+                <w:sz w:val="36"/>
+                <w:szCs w:val="36"/>
+              </w:rPr>
+              <w:t xml:space="preserve">Sometimes the platforms that spawn above bounce pads hang too close to the trajectory of the player's jump, making it hard to </w:t>
+            </w:r>
+            <w:proofErr w:type="spellStart"/>
+            <w:r>
+              <w:rPr>
+                <w:rFonts w:asciiTheme="minorHAnsi" w:hAnsiTheme="minorHAnsi" w:cs="Calibri"/>
+                <w:sz w:val="36"/>
+                <w:szCs w:val="36"/>
+              </w:rPr>
+              <w:t>maneuver</w:t>
+            </w:r>
+            <w:proofErr w:type="spellEnd"/>
+            <w:r>
+              <w:rPr>
+                <w:rFonts w:asciiTheme="minorHAnsi" w:hAnsiTheme="minorHAnsi" w:cs="Calibri"/>
+                <w:sz w:val="36"/>
+                <w:szCs w:val="36"/>
+              </w:rPr>
+              <w:t xml:space="preserve"> around.</w:t>
+            </w:r>
+            <w:r>
+              <w:rPr>
+                <w:rFonts w:asciiTheme="minorHAnsi" w:hAnsiTheme="minorHAnsi" w:cs="Calibri"/>
+                <w:sz w:val="36"/>
+                <w:szCs w:val="36"/>
+              </w:rPr>
+              <w:t>”</w:t>
+            </w:r>
+          </w:p>
+        </w:tc>
+      </w:tr>
+      <w:tr>
+        <w:tc>
+          <w:tcPr>
+            <w:tcW w:w="1129" w:type="dxa"/>
+          </w:tcPr>
+          <w:p>
+            <w:pPr>
+              <w:rPr>
+                <w:rFonts w:asciiTheme="minorHAnsi" w:hAnsiTheme="minorHAnsi" w:cs="Calibri"/>
+                <w:sz w:val="36"/>
+                <w:szCs w:val="36"/>
+              </w:rPr>
+            </w:pPr>
+            <w:r>
+              <w:rPr>
+                <w:rFonts w:asciiTheme="minorHAnsi" w:hAnsiTheme="minorHAnsi" w:cs="Calibri"/>
+                <w:sz w:val="36"/>
+                <w:szCs w:val="36"/>
+              </w:rPr>
+              <w:t>User 8</w:t>
+            </w:r>
+          </w:p>
+        </w:tc>
+        <w:tc>
+          <w:tcPr>
+            <w:tcW w:w="8789" w:type="dxa"/>
+          </w:tcPr>
+          <w:p>
+            <w:pPr>
+              <w:rPr>
+                <w:rFonts w:asciiTheme="minorHAnsi" w:hAnsiTheme="minorHAnsi" w:cs="Calibri"/>
+                <w:sz w:val="36"/>
+                <w:szCs w:val="36"/>
+              </w:rPr>
+            </w:pPr>
+            <w:r>
+              <w:rPr>
+                <w:rFonts w:asciiTheme="minorHAnsi" w:hAnsiTheme="minorHAnsi" w:cs="Calibri"/>
+                <w:sz w:val="36"/>
+                <w:szCs w:val="36"/>
+              </w:rPr>
+              <w:t>“</w:t>
+            </w:r>
+            <w:r>
+              <w:rPr>
+                <w:rFonts w:asciiTheme="minorHAnsi" w:hAnsiTheme="minorHAnsi" w:cs="Calibri"/>
+                <w:sz w:val="36"/>
+                <w:szCs w:val="36"/>
+              </w:rPr>
+              <w:t>While the levels are fun to navigate, there are quite a few instances of the same parts repeating multiple times, although this may be due to the parameters I chose to generate the level with.</w:t>
+            </w:r>
+            <w:r>
+              <w:rPr>
+                <w:rFonts w:asciiTheme="minorHAnsi" w:hAnsiTheme="minorHAnsi" w:cs="Calibri"/>
+                <w:sz w:val="36"/>
+                <w:szCs w:val="36"/>
+              </w:rPr>
+              <w:t>”</w:t>
+            </w:r>
+          </w:p>
+        </w:tc>
+      </w:tr>
+      <w:tr>
+        <w:tc>
+          <w:tcPr>
+            <w:tcW w:w="1129" w:type="dxa"/>
+          </w:tcPr>
+          <w:p>
+            <w:pPr>
+              <w:rPr>
+                <w:rFonts w:asciiTheme="minorHAnsi" w:hAnsiTheme="minorHAnsi" w:cs="Calibri"/>
+                <w:sz w:val="36"/>
+                <w:szCs w:val="36"/>
+              </w:rPr>
+            </w:pPr>
+            <w:r>
+              <w:rPr>
+                <w:rFonts w:asciiTheme="minorHAnsi" w:hAnsiTheme="minorHAnsi" w:cs="Calibri"/>
+                <w:sz w:val="36"/>
+                <w:szCs w:val="36"/>
+              </w:rPr>
+              <w:t>User 9</w:t>
+            </w:r>
+          </w:p>
+        </w:tc>
+        <w:tc>
+          <w:tcPr>
+            <w:tcW w:w="8789" w:type="dxa"/>
+          </w:tcPr>
+          <w:p>
+            <w:pPr>
+              <w:rPr>
+                <w:rFonts w:asciiTheme="minorHAnsi" w:hAnsiTheme="minorHAnsi" w:cs="Calibri"/>
+                <w:sz w:val="36"/>
+                <w:szCs w:val="36"/>
+              </w:rPr>
+            </w:pPr>
+            <w:r>
+              <w:rPr>
+                <w:rFonts w:asciiTheme="minorHAnsi" w:hAnsiTheme="minorHAnsi" w:cs="Calibri"/>
+                <w:sz w:val="36"/>
+                <w:szCs w:val="36"/>
+              </w:rPr>
+              <w:t>“</w:t>
+            </w:r>
+            <w:r>
+              <w:rPr>
+                <w:rFonts w:asciiTheme="minorHAnsi" w:hAnsiTheme="minorHAnsi" w:cs="Calibri"/>
+                <w:sz w:val="36"/>
+                <w:szCs w:val="36"/>
+              </w:rPr>
+              <w:t xml:space="preserve">Levels were generally </w:t>
+            </w:r>
+            <w:proofErr w:type="gramStart"/>
+            <w:r>
+              <w:rPr>
+                <w:rFonts w:asciiTheme="minorHAnsi" w:hAnsiTheme="minorHAnsi" w:cs="Calibri"/>
+                <w:sz w:val="36"/>
+                <w:szCs w:val="36"/>
+              </w:rPr>
+              <w:t>good</w:t>
+            </w:r>
+            <w:proofErr w:type="gramEnd"/>
+            <w:r>
+              <w:rPr>
+                <w:rFonts w:asciiTheme="minorHAnsi" w:hAnsiTheme="minorHAnsi" w:cs="Calibri"/>
+                <w:sz w:val="36"/>
+                <w:szCs w:val="36"/>
+              </w:rPr>
+              <w:t xml:space="preserve"> but I had one where the spike trap was between two hard jumps which made it so that I had to hit the spike to get ground, but the momentum from hitting the spike wasn't enough so it was an impassable part of the level</w:t>
+            </w:r>
+            <w:r>
+              <w:rPr>
+                <w:rFonts w:asciiTheme="minorHAnsi" w:hAnsiTheme="minorHAnsi" w:cs="Calibri"/>
+                <w:sz w:val="36"/>
+                <w:szCs w:val="36"/>
+              </w:rPr>
+              <w:t>”</w:t>
+            </w:r>
+          </w:p>
+        </w:tc>
+      </w:tr>
+      <w:tr>
+        <w:tc>
+          <w:tcPr>
+            <w:tcW w:w="1129" w:type="dxa"/>
+          </w:tcPr>
+          <w:p>
+            <w:pPr>
+              <w:rPr>
+                <w:rFonts w:asciiTheme="minorHAnsi" w:hAnsiTheme="minorHAnsi" w:cs="Calibri"/>
+                <w:sz w:val="36"/>
+                <w:szCs w:val="36"/>
+              </w:rPr>
+            </w:pPr>
+            <w:r>
+              <w:rPr>
+                <w:rFonts w:asciiTheme="minorHAnsi" w:hAnsiTheme="minorHAnsi" w:cs="Calibri"/>
+                <w:sz w:val="36"/>
+                <w:szCs w:val="36"/>
+              </w:rPr>
+              <w:t>User 10</w:t>
+            </w:r>
+          </w:p>
+        </w:tc>
+        <w:tc>
+          <w:tcPr>
+            <w:tcW w:w="8789" w:type="dxa"/>
+          </w:tcPr>
+          <w:p>
+            <w:pPr>
+              <w:rPr>
+                <w:rFonts w:asciiTheme="minorHAnsi" w:hAnsiTheme="minorHAnsi" w:cs="Calibri"/>
+                <w:sz w:val="36"/>
+                <w:szCs w:val="36"/>
+              </w:rPr>
+            </w:pPr>
+            <w:r>
+              <w:rPr>
+                <w:rFonts w:asciiTheme="minorHAnsi" w:hAnsiTheme="minorHAnsi" w:cs="Calibri"/>
+                <w:sz w:val="36"/>
+                <w:szCs w:val="36"/>
+              </w:rPr>
+              <w:t>“</w:t>
+            </w:r>
+            <w:r>
+              <w:rPr>
+                <w:rFonts w:asciiTheme="minorHAnsi" w:hAnsiTheme="minorHAnsi" w:cs="Calibri"/>
+                <w:sz w:val="36"/>
+                <w:szCs w:val="36"/>
+              </w:rPr>
+              <w:t xml:space="preserve">I really liked the jumping and the player </w:t>
+            </w:r>
+            <w:proofErr w:type="gramStart"/>
+            <w:r>
+              <w:rPr>
+                <w:rFonts w:asciiTheme="minorHAnsi" w:hAnsiTheme="minorHAnsi" w:cs="Calibri"/>
+                <w:sz w:val="36"/>
+                <w:szCs w:val="36"/>
+              </w:rPr>
+              <w:t>movement,</w:t>
+            </w:r>
+            <w:proofErr w:type="gramEnd"/>
+            <w:r>
+              <w:rPr>
+                <w:rFonts w:asciiTheme="minorHAnsi" w:hAnsiTheme="minorHAnsi" w:cs="Calibri"/>
+                <w:sz w:val="36"/>
+                <w:szCs w:val="36"/>
+              </w:rPr>
+              <w:t xml:space="preserve"> it was very smooth and detailed with how the character moved their arms while jumping. The environment was colourful and pleasing to the eye. One thing I struggled with was the controls, due to having no computer game experience. This could be improved with the option of using a controller. I had no experience with the spikes </w:t>
+            </w:r>
+            <w:r>
+              <w:rPr>
+                <w:rFonts w:asciiTheme="minorHAnsi" w:hAnsiTheme="minorHAnsi" w:cs="Calibri"/>
+                <w:sz w:val="36"/>
+                <w:szCs w:val="36"/>
+              </w:rPr>
+              <w:lastRenderedPageBreak/>
+              <w:t>option as I had easiest difficulty on, therefore I cannot comment on this attribute.</w:t>
+            </w:r>
+            <w:r>
+              <w:rPr>
+                <w:rFonts w:asciiTheme="minorHAnsi" w:hAnsiTheme="minorHAnsi" w:cs="Calibri"/>
+                <w:sz w:val="36"/>
+                <w:szCs w:val="36"/>
               </w:rPr>
               <w:t>”</w:t>
             </w:r>
@@ -1155,14 +1757,6 @@
                 <w:szCs w:val="24"/>
               </w:rPr>
             </w:pPr>
-            <w:r>
-              <w:rPr>
-                <w:rFonts w:ascii="Calibri" w:hAnsi="Calibri" w:cs="Calibri"/>
-                <w:sz w:val="24"/>
-                <w:szCs w:val="24"/>
-              </w:rPr>
-              <w:t>User 2</w:t>
-            </w:r>
           </w:p>
         </w:tc>
         <w:tc>
@@ -1177,30 +1771,6 @@
                 <w:szCs w:val="24"/>
               </w:rPr>
             </w:pPr>
-            <w:r>
-              <w:rPr>
-                <w:rFonts w:ascii="Calibri" w:hAnsi="Calibri" w:cs="Calibri"/>
-                <w:sz w:val="24"/>
-                <w:szCs w:val="24"/>
-              </w:rPr>
-              <w:t>“</w:t>
-            </w:r>
-            <w:r>
-              <w:rPr>
-                <w:rFonts w:ascii="Calibri" w:hAnsi="Calibri" w:cs="Calibri"/>
-                <w:sz w:val="24"/>
-                <w:szCs w:val="24"/>
-              </w:rPr>
-              <w:t>I liked it. I don't see many 3D platformers that are procedurally generated, so this is a bit more unique. I think the generation could be improved to be a little bit more open, as right now it feels a bit too like a road of some sort with turns, obstacles and such. But overall, good. I could see this becoming an addictive game.</w:t>
-            </w:r>
-            <w:r>
-              <w:rPr>
-                <w:rFonts w:ascii="Calibri" w:hAnsi="Calibri" w:cs="Calibri"/>
-                <w:sz w:val="24"/>
-                <w:szCs w:val="24"/>
-              </w:rPr>
-              <w:t>”</w:t>
-            </w:r>
           </w:p>
         </w:tc>
       </w:tr>
@@ -1217,14 +1787,6 @@
                 <w:szCs w:val="24"/>
               </w:rPr>
             </w:pPr>
-            <w:r>
-              <w:rPr>
-                <w:rFonts w:ascii="Calibri" w:hAnsi="Calibri" w:cs="Calibri"/>
-                <w:sz w:val="24"/>
-                <w:szCs w:val="24"/>
-              </w:rPr>
-              <w:t>User 3</w:t>
-            </w:r>
           </w:p>
         </w:tc>
         <w:tc>
@@ -1239,30 +1801,6 @@
                 <w:szCs w:val="24"/>
               </w:rPr>
             </w:pPr>
-            <w:r>
-              <w:rPr>
-                <w:rFonts w:ascii="Calibri" w:hAnsi="Calibri" w:cs="Calibri"/>
-                <w:sz w:val="24"/>
-                <w:szCs w:val="24"/>
-              </w:rPr>
-              <w:t>“</w:t>
-            </w:r>
-            <w:r>
-              <w:rPr>
-                <w:rFonts w:ascii="Calibri" w:hAnsi="Calibri" w:cs="Calibri"/>
-                <w:sz w:val="24"/>
-                <w:szCs w:val="24"/>
-              </w:rPr>
-              <w:t>The level was fine. It wasn't difficult for me, but I could see it being a bit challenging to people with less experience with games. Of course, I could have upped the difficulty in the settings, but I for the most part used the default settings with slight tweaks, so that's not the games fault. There was a point in the game where I had spikes to the side of me and behind me, and it zoomed in the view of my character and blocked my vision.</w:t>
-            </w:r>
-            <w:r>
-              <w:rPr>
-                <w:rFonts w:ascii="Calibri" w:hAnsi="Calibri" w:cs="Calibri"/>
-                <w:sz w:val="24"/>
-                <w:szCs w:val="24"/>
-              </w:rPr>
-              <w:t>”</w:t>
-            </w:r>
           </w:p>
         </w:tc>
       </w:tr>
@@ -1279,14 +1817,6 @@
                 <w:szCs w:val="24"/>
               </w:rPr>
             </w:pPr>
-            <w:r>
-              <w:rPr>
-                <w:rFonts w:ascii="Calibri" w:hAnsi="Calibri" w:cs="Calibri"/>
-                <w:sz w:val="24"/>
-                <w:szCs w:val="24"/>
-              </w:rPr>
-              <w:t>User 4</w:t>
-            </w:r>
           </w:p>
         </w:tc>
         <w:tc>
@@ -1299,321 +1829,6 @@
                 <w:rFonts w:ascii="Calibri" w:hAnsi="Calibri" w:cs="Calibri"/>
                 <w:sz w:val="24"/>
                 <w:szCs w:val="24"/>
-              </w:rPr>
-            </w:pPr>
-            <w:r>
-              <w:rPr>
-                <w:rFonts w:ascii="Calibri" w:hAnsi="Calibri" w:cs="Calibri"/>
-                <w:sz w:val="24"/>
-                <w:szCs w:val="24"/>
-              </w:rPr>
-              <w:t>“</w:t>
-            </w:r>
-            <w:r>
-              <w:rPr>
-                <w:rFonts w:ascii="Calibri" w:hAnsi="Calibri" w:cs="Calibri"/>
-                <w:sz w:val="24"/>
-                <w:szCs w:val="24"/>
-              </w:rPr>
-              <w:t>Some retro-esque music would be nice for levels next time. Feels kind of empty without it to be fair. Aside from that, game play was pretty nice. I've had some fun with it.</w:t>
-            </w:r>
-            <w:r>
-              <w:rPr>
-                <w:rFonts w:ascii="Calibri" w:hAnsi="Calibri" w:cs="Calibri"/>
-                <w:sz w:val="24"/>
-                <w:szCs w:val="24"/>
-              </w:rPr>
-              <w:t>”</w:t>
-            </w:r>
-          </w:p>
-        </w:tc>
-      </w:tr>
-      <w:tr>
-        <w:tc>
-          <w:tcPr>
-            <w:tcW w:w="1129" w:type="dxa"/>
-          </w:tcPr>
-          <w:p>
-            <w:pPr>
-              <w:rPr>
-                <w:rFonts w:ascii="Calibri" w:hAnsi="Calibri" w:cs="Calibri"/>
-                <w:sz w:val="24"/>
-                <w:szCs w:val="24"/>
-              </w:rPr>
-            </w:pPr>
-            <w:r>
-              <w:rPr>
-                <w:rFonts w:ascii="Calibri" w:hAnsi="Calibri" w:cs="Calibri"/>
-                <w:sz w:val="24"/>
-                <w:szCs w:val="24"/>
-              </w:rPr>
-              <w:lastRenderedPageBreak/>
-              <w:t>User 5</w:t>
-            </w:r>
-          </w:p>
-        </w:tc>
-        <w:tc>
-          <w:tcPr>
-            <w:tcW w:w="8789" w:type="dxa"/>
-          </w:tcPr>
-          <w:p>
-            <w:pPr>
-              <w:rPr>
-                <w:rFonts w:ascii="Calibri" w:hAnsi="Calibri" w:cs="Calibri"/>
-                <w:sz w:val="24"/>
-                <w:szCs w:val="24"/>
-              </w:rPr>
-            </w:pPr>
-            <w:r>
-              <w:rPr>
-                <w:rFonts w:ascii="Calibri" w:hAnsi="Calibri" w:cs="Calibri"/>
-                <w:sz w:val="24"/>
-                <w:szCs w:val="24"/>
-              </w:rPr>
-              <w:t>“</w:t>
-            </w:r>
-            <w:r>
-              <w:rPr>
-                <w:rFonts w:ascii="Calibri" w:hAnsi="Calibri" w:cs="Calibri"/>
-                <w:sz w:val="24"/>
-                <w:szCs w:val="24"/>
-              </w:rPr>
-              <w:t>Sometimes the platforms that spawn above bounce pads hang too close to the trajectory of the player's jump, making it hard to maneuver around.</w:t>
-            </w:r>
-            <w:r>
-              <w:rPr>
-                <w:rFonts w:ascii="Calibri" w:hAnsi="Calibri" w:cs="Calibri"/>
-                <w:sz w:val="24"/>
-                <w:szCs w:val="24"/>
-              </w:rPr>
-              <w:t>”</w:t>
-            </w:r>
-          </w:p>
-        </w:tc>
-      </w:tr>
-      <w:tr>
-        <w:tc>
-          <w:tcPr>
-            <w:tcW w:w="1129" w:type="dxa"/>
-          </w:tcPr>
-          <w:p>
-            <w:pPr>
-              <w:rPr>
-                <w:rFonts w:ascii="Calibri" w:hAnsi="Calibri" w:cs="Calibri"/>
-                <w:sz w:val="24"/>
-                <w:szCs w:val="24"/>
-              </w:rPr>
-            </w:pPr>
-            <w:r>
-              <w:rPr>
-                <w:rFonts w:ascii="Calibri" w:hAnsi="Calibri" w:cs="Calibri"/>
-                <w:sz w:val="24"/>
-                <w:szCs w:val="24"/>
-              </w:rPr>
-              <w:t>User 8</w:t>
-            </w:r>
-          </w:p>
-        </w:tc>
-        <w:tc>
-          <w:tcPr>
-            <w:tcW w:w="8789" w:type="dxa"/>
-          </w:tcPr>
-          <w:p>
-            <w:pPr>
-              <w:rPr>
-                <w:rFonts w:ascii="Calibri" w:hAnsi="Calibri" w:cs="Calibri"/>
-                <w:sz w:val="24"/>
-                <w:szCs w:val="24"/>
-              </w:rPr>
-            </w:pPr>
-            <w:r>
-              <w:rPr>
-                <w:rFonts w:ascii="Calibri" w:hAnsi="Calibri" w:cs="Calibri"/>
-                <w:sz w:val="24"/>
-                <w:szCs w:val="24"/>
-              </w:rPr>
-              <w:t>“</w:t>
-            </w:r>
-            <w:r>
-              <w:rPr>
-                <w:rFonts w:ascii="Calibri" w:hAnsi="Calibri" w:cs="Calibri"/>
-                <w:sz w:val="24"/>
-                <w:szCs w:val="24"/>
-              </w:rPr>
-              <w:t>While the levels are fun to navigate, there are quite a few instances of the same parts repeating multiple times, although this may be due to the parameters I chose to generate the level with.</w:t>
-            </w:r>
-            <w:r>
-              <w:rPr>
-                <w:rFonts w:ascii="Calibri" w:hAnsi="Calibri" w:cs="Calibri"/>
-                <w:sz w:val="24"/>
-                <w:szCs w:val="24"/>
-              </w:rPr>
-              <w:t>”</w:t>
-            </w:r>
-          </w:p>
-        </w:tc>
-      </w:tr>
-      <w:tr>
-        <w:tc>
-          <w:tcPr>
-            <w:tcW w:w="1129" w:type="dxa"/>
-          </w:tcPr>
-          <w:p>
-            <w:pPr>
-              <w:rPr>
-                <w:rFonts w:ascii="Calibri" w:hAnsi="Calibri" w:cs="Calibri"/>
-                <w:sz w:val="24"/>
-                <w:szCs w:val="24"/>
-              </w:rPr>
-            </w:pPr>
-            <w:r>
-              <w:rPr>
-                <w:rFonts w:ascii="Calibri" w:hAnsi="Calibri" w:cs="Calibri"/>
-                <w:sz w:val="24"/>
-                <w:szCs w:val="24"/>
-              </w:rPr>
-              <w:t>User 9</w:t>
-            </w:r>
-          </w:p>
-        </w:tc>
-        <w:tc>
-          <w:tcPr>
-            <w:tcW w:w="8789" w:type="dxa"/>
-          </w:tcPr>
-          <w:p>
-            <w:pPr>
-              <w:rPr>
-                <w:rFonts w:ascii="Calibri" w:hAnsi="Calibri" w:cs="Calibri"/>
-                <w:sz w:val="24"/>
-                <w:szCs w:val="24"/>
-              </w:rPr>
-            </w:pPr>
-            <w:r>
-              <w:rPr>
-                <w:rFonts w:ascii="Calibri" w:hAnsi="Calibri" w:cs="Calibri"/>
-                <w:sz w:val="24"/>
-                <w:szCs w:val="24"/>
-              </w:rPr>
-              <w:t>“</w:t>
-            </w:r>
-            <w:r>
-              <w:rPr>
-                <w:rFonts w:ascii="Calibri" w:hAnsi="Calibri" w:cs="Calibri"/>
-                <w:sz w:val="24"/>
-                <w:szCs w:val="24"/>
-              </w:rPr>
-              <w:t>Levels were generally good but I had one where the spike trap was between two hard jumps which made it so that I had to hit the spike to get ground, but the momentum from hitting the spike wasn't enough so it was an impassable part of the level</w:t>
-            </w:r>
-            <w:r>
-              <w:rPr>
-                <w:rFonts w:ascii="Calibri" w:hAnsi="Calibri" w:cs="Calibri"/>
-                <w:sz w:val="24"/>
-                <w:szCs w:val="24"/>
-              </w:rPr>
-              <w:t>”</w:t>
-            </w:r>
-          </w:p>
-        </w:tc>
-      </w:tr>
-      <w:tr>
-        <w:tc>
-          <w:tcPr>
-            <w:tcW w:w="1129" w:type="dxa"/>
-          </w:tcPr>
-          <w:p>
-            <w:pPr>
-              <w:rPr>
-                <w:rFonts w:ascii="Calibri" w:hAnsi="Calibri" w:cs="Calibri"/>
-              </w:rPr>
-            </w:pPr>
-          </w:p>
-        </w:tc>
-        <w:tc>
-          <w:tcPr>
-            <w:tcW w:w="8789" w:type="dxa"/>
-          </w:tcPr>
-          <w:p>
-            <w:pPr>
-              <w:rPr>
-                <w:rFonts w:ascii="Calibri" w:hAnsi="Calibri" w:cs="Calibri"/>
-              </w:rPr>
-            </w:pPr>
-          </w:p>
-        </w:tc>
-      </w:tr>
-      <w:tr>
-        <w:tc>
-          <w:tcPr>
-            <w:tcW w:w="1129" w:type="dxa"/>
-          </w:tcPr>
-          <w:p>
-            <w:pPr>
-              <w:rPr>
-                <w:rFonts w:ascii="Calibri" w:hAnsi="Calibri" w:cs="Calibri"/>
-              </w:rPr>
-            </w:pPr>
-          </w:p>
-        </w:tc>
-        <w:tc>
-          <w:tcPr>
-            <w:tcW w:w="8789" w:type="dxa"/>
-          </w:tcPr>
-          <w:p>
-            <w:pPr>
-              <w:rPr>
-                <w:rFonts w:ascii="Calibri" w:hAnsi="Calibri" w:cs="Calibri"/>
-              </w:rPr>
-            </w:pPr>
-          </w:p>
-        </w:tc>
-      </w:tr>
-      <w:tr>
-        <w:tc>
-          <w:tcPr>
-            <w:tcW w:w="1129" w:type="dxa"/>
-          </w:tcPr>
-          <w:p>
-            <w:pPr>
-              <w:rPr>
-                <w:rFonts w:ascii="Calibri" w:hAnsi="Calibri" w:cs="Calibri"/>
-              </w:rPr>
-            </w:pPr>
-          </w:p>
-        </w:tc>
-        <w:tc>
-          <w:tcPr>
-            <w:tcW w:w="8789" w:type="dxa"/>
-          </w:tcPr>
-          <w:p>
-            <w:pPr>
-              <w:rPr>
-                <w:rFonts w:ascii="Calibri" w:hAnsi="Calibri" w:cs="Calibri"/>
-              </w:rPr>
-            </w:pPr>
-          </w:p>
-        </w:tc>
-      </w:tr>
-      <w:tr>
-        <w:tc>
-          <w:tcPr>
-            <w:tcW w:w="1129" w:type="dxa"/>
-          </w:tcPr>
-          <w:p>
-            <w:pPr>
-              <w:rPr>
-                <w:rFonts w:ascii="Calibri" w:hAnsi="Calibri" w:cs="Calibri"/>
-              </w:rPr>
-            </w:pPr>
-          </w:p>
-        </w:tc>
-        <w:tc>
-          <w:tcPr>
-            <w:tcW w:w="8789" w:type="dxa"/>
-          </w:tcPr>
-          <w:p>
-            <w:pPr>
-              <w:rPr>
-                <w:rFonts w:ascii="Calibri" w:hAnsi="Calibri" w:cs="Calibri"/>
               </w:rPr>
             </w:pPr>
           </w:p>
@@ -1654,16 +1869,16 @@
           <w:p>
             <w:pPr>
               <w:rPr>
-                <w:rFonts w:ascii="Calibri" w:hAnsi="Calibri" w:cs="Calibri"/>
-                <w:sz w:val="24"/>
-                <w:szCs w:val="24"/>
+                <w:rFonts w:asciiTheme="minorHAnsi" w:hAnsiTheme="minorHAnsi" w:cs="Calibri"/>
+                <w:sz w:val="36"/>
+                <w:szCs w:val="36"/>
               </w:rPr>
             </w:pPr>
             <w:r>
               <w:rPr>
-                <w:rFonts w:ascii="Calibri" w:hAnsi="Calibri" w:cs="Calibri"/>
-                <w:sz w:val="24"/>
-                <w:szCs w:val="24"/>
+                <w:rFonts w:asciiTheme="minorHAnsi" w:hAnsiTheme="minorHAnsi" w:cs="Calibri"/>
+                <w:sz w:val="36"/>
+                <w:szCs w:val="36"/>
               </w:rPr>
               <w:t>User 2</w:t>
             </w:r>
@@ -1676,32 +1891,449 @@
           <w:p>
             <w:pPr>
               <w:rPr>
-                <w:rFonts w:ascii="Calibri" w:hAnsi="Calibri" w:cs="Calibri"/>
-                <w:sz w:val="24"/>
-                <w:szCs w:val="24"/>
+                <w:rFonts w:asciiTheme="minorHAnsi" w:hAnsiTheme="minorHAnsi" w:cs="Calibri"/>
+                <w:sz w:val="36"/>
+                <w:szCs w:val="36"/>
               </w:rPr>
             </w:pPr>
             <w:r>
               <w:rPr>
-                <w:rFonts w:ascii="Calibri" w:hAnsi="Calibri" w:cs="Calibri"/>
-                <w:sz w:val="24"/>
-                <w:szCs w:val="24"/>
+                <w:rFonts w:asciiTheme="minorHAnsi" w:hAnsiTheme="minorHAnsi" w:cs="Calibri"/>
+                <w:sz w:val="36"/>
+                <w:szCs w:val="36"/>
               </w:rPr>
               <w:t>“</w:t>
             </w:r>
             <w:r>
               <w:rPr>
-                <w:rFonts w:ascii="Calibri" w:hAnsi="Calibri" w:cs="Calibri"/>
-                <w:sz w:val="24"/>
-                <w:szCs w:val="24"/>
+                <w:rFonts w:asciiTheme="minorHAnsi" w:hAnsiTheme="minorHAnsi" w:cs="Calibri"/>
+                <w:sz w:val="36"/>
+                <w:szCs w:val="36"/>
               </w:rPr>
               <w:t>I like the level of precision it allows. Though, I think there should be presets of some sort, for varying levels of difficulty. Then, maybe you could make your own presets based off those.</w:t>
             </w:r>
             <w:r>
               <w:rPr>
-                <w:rFonts w:ascii="Calibri" w:hAnsi="Calibri" w:cs="Calibri"/>
-                <w:sz w:val="24"/>
-                <w:szCs w:val="24"/>
+                <w:rFonts w:asciiTheme="minorHAnsi" w:hAnsiTheme="minorHAnsi" w:cs="Calibri"/>
+                <w:sz w:val="36"/>
+                <w:szCs w:val="36"/>
+              </w:rPr>
+              <w:t>”</w:t>
+            </w:r>
+          </w:p>
+        </w:tc>
+      </w:tr>
+      <w:tr>
+        <w:tc>
+          <w:tcPr>
+            <w:tcW w:w="988" w:type="dxa"/>
+          </w:tcPr>
+          <w:p>
+            <w:pPr>
+              <w:rPr>
+                <w:rFonts w:asciiTheme="minorHAnsi" w:hAnsiTheme="minorHAnsi" w:cs="Calibri"/>
+                <w:sz w:val="36"/>
+                <w:szCs w:val="36"/>
+              </w:rPr>
+            </w:pPr>
+            <w:r>
+              <w:rPr>
+                <w:rFonts w:asciiTheme="minorHAnsi" w:hAnsiTheme="minorHAnsi" w:cs="Calibri"/>
+                <w:sz w:val="36"/>
+                <w:szCs w:val="36"/>
+              </w:rPr>
+              <w:t>User 3</w:t>
+            </w:r>
+          </w:p>
+        </w:tc>
+        <w:tc>
+          <w:tcPr>
+            <w:tcW w:w="8930" w:type="dxa"/>
+          </w:tcPr>
+          <w:p>
+            <w:pPr>
+              <w:rPr>
+                <w:rFonts w:asciiTheme="minorHAnsi" w:hAnsiTheme="minorHAnsi" w:cs="Calibri"/>
+                <w:sz w:val="36"/>
+                <w:szCs w:val="36"/>
+              </w:rPr>
+            </w:pPr>
+            <w:r>
+              <w:rPr>
+                <w:rFonts w:asciiTheme="minorHAnsi" w:hAnsiTheme="minorHAnsi" w:cs="Calibri"/>
+                <w:sz w:val="36"/>
+                <w:szCs w:val="36"/>
+              </w:rPr>
+              <w:t>“</w:t>
+            </w:r>
+            <w:r>
+              <w:rPr>
+                <w:rFonts w:asciiTheme="minorHAnsi" w:hAnsiTheme="minorHAnsi" w:cs="Calibri"/>
+                <w:sz w:val="36"/>
+                <w:szCs w:val="36"/>
+              </w:rPr>
+              <w:t>It's very simple and easy to understand for the most part. I did almost start the game without realizing there was a second page, but that may be a me problem.</w:t>
+            </w:r>
+            <w:r>
+              <w:rPr>
+                <w:rFonts w:asciiTheme="minorHAnsi" w:hAnsiTheme="minorHAnsi" w:cs="Calibri"/>
+                <w:sz w:val="36"/>
+                <w:szCs w:val="36"/>
+              </w:rPr>
+              <w:t>”</w:t>
+            </w:r>
+          </w:p>
+        </w:tc>
+      </w:tr>
+      <w:tr>
+        <w:tc>
+          <w:tcPr>
+            <w:tcW w:w="988" w:type="dxa"/>
+          </w:tcPr>
+          <w:p>
+            <w:pPr>
+              <w:rPr>
+                <w:rFonts w:asciiTheme="minorHAnsi" w:hAnsiTheme="minorHAnsi" w:cs="Calibri"/>
+                <w:sz w:val="36"/>
+                <w:szCs w:val="36"/>
+              </w:rPr>
+            </w:pPr>
+            <w:r>
+              <w:rPr>
+                <w:rFonts w:asciiTheme="minorHAnsi" w:hAnsiTheme="minorHAnsi" w:cs="Calibri"/>
+                <w:sz w:val="36"/>
+                <w:szCs w:val="36"/>
+              </w:rPr>
+              <w:t>User 4</w:t>
+            </w:r>
+          </w:p>
+        </w:tc>
+        <w:tc>
+          <w:tcPr>
+            <w:tcW w:w="8930" w:type="dxa"/>
+          </w:tcPr>
+          <w:p>
+            <w:pPr>
+              <w:rPr>
+                <w:rFonts w:asciiTheme="minorHAnsi" w:hAnsiTheme="minorHAnsi" w:cs="Calibri"/>
+                <w:sz w:val="36"/>
+                <w:szCs w:val="36"/>
+              </w:rPr>
+            </w:pPr>
+            <w:r>
+              <w:rPr>
+                <w:rFonts w:asciiTheme="minorHAnsi" w:hAnsiTheme="minorHAnsi" w:cs="Calibri"/>
+                <w:sz w:val="36"/>
+                <w:szCs w:val="36"/>
+              </w:rPr>
+              <w:t>“</w:t>
+            </w:r>
+            <w:r>
+              <w:rPr>
+                <w:rFonts w:asciiTheme="minorHAnsi" w:hAnsiTheme="minorHAnsi" w:cs="Calibri"/>
+                <w:sz w:val="36"/>
+                <w:szCs w:val="36"/>
+              </w:rPr>
+              <w:t>I like that you can customize the level however you'd prefer. It kind of reminds me of the game Super Mario Maker on the Nintendo Wii U and Switch.</w:t>
+            </w:r>
+            <w:r>
+              <w:rPr>
+                <w:rFonts w:asciiTheme="minorHAnsi" w:hAnsiTheme="minorHAnsi" w:cs="Calibri"/>
+                <w:sz w:val="36"/>
+                <w:szCs w:val="36"/>
+              </w:rPr>
+              <w:t>”</w:t>
+            </w:r>
+          </w:p>
+        </w:tc>
+      </w:tr>
+      <w:tr>
+        <w:tc>
+          <w:tcPr>
+            <w:tcW w:w="988" w:type="dxa"/>
+          </w:tcPr>
+          <w:p>
+            <w:pPr>
+              <w:rPr>
+                <w:rFonts w:asciiTheme="minorHAnsi" w:hAnsiTheme="minorHAnsi" w:cs="Calibri"/>
+                <w:sz w:val="36"/>
+                <w:szCs w:val="36"/>
+              </w:rPr>
+            </w:pPr>
+            <w:r>
+              <w:rPr>
+                <w:rFonts w:asciiTheme="minorHAnsi" w:hAnsiTheme="minorHAnsi" w:cs="Calibri"/>
+                <w:sz w:val="36"/>
+                <w:szCs w:val="36"/>
+              </w:rPr>
+              <w:t>User 6</w:t>
+            </w:r>
+          </w:p>
+        </w:tc>
+        <w:tc>
+          <w:tcPr>
+            <w:tcW w:w="8930" w:type="dxa"/>
+          </w:tcPr>
+          <w:p>
+            <w:pPr>
+              <w:rPr>
+                <w:rFonts w:asciiTheme="minorHAnsi" w:hAnsiTheme="minorHAnsi" w:cs="Calibri"/>
+                <w:sz w:val="36"/>
+                <w:szCs w:val="36"/>
+              </w:rPr>
+            </w:pPr>
+            <w:r>
+              <w:rPr>
+                <w:rFonts w:asciiTheme="minorHAnsi" w:hAnsiTheme="minorHAnsi" w:cs="Calibri"/>
+                <w:sz w:val="36"/>
+                <w:szCs w:val="36"/>
+              </w:rPr>
+              <w:t>“</w:t>
+            </w:r>
+            <w:r>
+              <w:rPr>
+                <w:rFonts w:asciiTheme="minorHAnsi" w:hAnsiTheme="minorHAnsi" w:cs="Calibri"/>
+                <w:sz w:val="36"/>
+                <w:szCs w:val="36"/>
+              </w:rPr>
+              <w:t xml:space="preserve">The level of modification available is </w:t>
+            </w:r>
+            <w:proofErr w:type="gramStart"/>
+            <w:r>
+              <w:rPr>
+                <w:rFonts w:asciiTheme="minorHAnsi" w:hAnsiTheme="minorHAnsi" w:cs="Calibri"/>
+                <w:sz w:val="36"/>
+                <w:szCs w:val="36"/>
+              </w:rPr>
+              <w:t>good, but</w:t>
+            </w:r>
+            <w:proofErr w:type="gramEnd"/>
+            <w:r>
+              <w:rPr>
+                <w:rFonts w:asciiTheme="minorHAnsi" w:hAnsiTheme="minorHAnsi" w:cs="Calibri"/>
+                <w:sz w:val="36"/>
+                <w:szCs w:val="36"/>
+              </w:rPr>
+              <w:t xml:space="preserve"> giving a tangible scale to how much the level is being modified with the sliders would be my only input.</w:t>
+            </w:r>
+            <w:r>
+              <w:rPr>
+                <w:rFonts w:asciiTheme="minorHAnsi" w:hAnsiTheme="minorHAnsi" w:cs="Calibri"/>
+                <w:sz w:val="36"/>
+                <w:szCs w:val="36"/>
+              </w:rPr>
+              <w:t>”</w:t>
+            </w:r>
+          </w:p>
+        </w:tc>
+      </w:tr>
+      <w:tr>
+        <w:tc>
+          <w:tcPr>
+            <w:tcW w:w="988" w:type="dxa"/>
+          </w:tcPr>
+          <w:p>
+            <w:pPr>
+              <w:rPr>
+                <w:rFonts w:asciiTheme="minorHAnsi" w:hAnsiTheme="minorHAnsi" w:cs="Calibri"/>
+                <w:sz w:val="36"/>
+                <w:szCs w:val="36"/>
+              </w:rPr>
+            </w:pPr>
+            <w:r>
+              <w:rPr>
+                <w:rFonts w:asciiTheme="minorHAnsi" w:hAnsiTheme="minorHAnsi" w:cs="Calibri"/>
+                <w:sz w:val="36"/>
+                <w:szCs w:val="36"/>
+              </w:rPr>
+              <w:t>User 8</w:t>
+            </w:r>
+          </w:p>
+        </w:tc>
+        <w:tc>
+          <w:tcPr>
+            <w:tcW w:w="8930" w:type="dxa"/>
+          </w:tcPr>
+          <w:p>
+            <w:pPr>
+              <w:rPr>
+                <w:rFonts w:asciiTheme="minorHAnsi" w:hAnsiTheme="minorHAnsi" w:cs="Calibri"/>
+                <w:sz w:val="36"/>
+                <w:szCs w:val="36"/>
+              </w:rPr>
+            </w:pPr>
+            <w:r>
+              <w:rPr>
+                <w:rFonts w:asciiTheme="minorHAnsi" w:hAnsiTheme="minorHAnsi" w:cs="Calibri"/>
+                <w:sz w:val="36"/>
+                <w:szCs w:val="36"/>
+              </w:rPr>
+              <w:t>“</w:t>
+            </w:r>
+            <w:r>
+              <w:rPr>
+                <w:rFonts w:asciiTheme="minorHAnsi" w:hAnsiTheme="minorHAnsi" w:cs="Calibri"/>
+                <w:sz w:val="36"/>
+                <w:szCs w:val="36"/>
+              </w:rPr>
+              <w:t xml:space="preserve">I like that there is quite a lot of freedom with the high </w:t>
+            </w:r>
+            <w:proofErr w:type="gramStart"/>
+            <w:r>
+              <w:rPr>
+                <w:rFonts w:asciiTheme="minorHAnsi" w:hAnsiTheme="minorHAnsi" w:cs="Calibri"/>
+                <w:sz w:val="36"/>
+                <w:szCs w:val="36"/>
+              </w:rPr>
+              <w:t>amount</w:t>
+            </w:r>
+            <w:proofErr w:type="gramEnd"/>
+            <w:r>
+              <w:rPr>
+                <w:rFonts w:asciiTheme="minorHAnsi" w:hAnsiTheme="minorHAnsi" w:cs="Calibri"/>
+                <w:sz w:val="36"/>
+                <w:szCs w:val="36"/>
+              </w:rPr>
+              <w:t xml:space="preserve"> of parameters. One thing I would like to see is how much moving the sliders affects the chance blocks are spawned. For example, I didn't know how much moving the slider all the way to the left affects the tile spawn chance.</w:t>
+            </w:r>
+            <w:r>
+              <w:rPr>
+                <w:rFonts w:asciiTheme="minorHAnsi" w:hAnsiTheme="minorHAnsi" w:cs="Calibri"/>
+                <w:sz w:val="36"/>
+                <w:szCs w:val="36"/>
+              </w:rPr>
+              <w:t>”</w:t>
+            </w:r>
+          </w:p>
+        </w:tc>
+      </w:tr>
+      <w:tr>
+        <w:tc>
+          <w:tcPr>
+            <w:tcW w:w="988" w:type="dxa"/>
+          </w:tcPr>
+          <w:p>
+            <w:pPr>
+              <w:rPr>
+                <w:rFonts w:asciiTheme="minorHAnsi" w:hAnsiTheme="minorHAnsi" w:cs="Calibri"/>
+                <w:sz w:val="36"/>
+                <w:szCs w:val="36"/>
+              </w:rPr>
+            </w:pPr>
+            <w:r>
+              <w:rPr>
+                <w:rFonts w:asciiTheme="minorHAnsi" w:hAnsiTheme="minorHAnsi" w:cs="Calibri"/>
+                <w:sz w:val="36"/>
+                <w:szCs w:val="36"/>
+              </w:rPr>
+              <w:t>User 9</w:t>
+            </w:r>
+          </w:p>
+        </w:tc>
+        <w:tc>
+          <w:tcPr>
+            <w:tcW w:w="8930" w:type="dxa"/>
+          </w:tcPr>
+          <w:p>
+            <w:pPr>
+              <w:rPr>
+                <w:rFonts w:asciiTheme="minorHAnsi" w:hAnsiTheme="minorHAnsi" w:cs="Calibri"/>
+                <w:sz w:val="36"/>
+                <w:szCs w:val="36"/>
+              </w:rPr>
+            </w:pPr>
+            <w:r>
+              <w:rPr>
+                <w:rFonts w:asciiTheme="minorHAnsi" w:hAnsiTheme="minorHAnsi" w:cs="Calibri"/>
+                <w:sz w:val="36"/>
+                <w:szCs w:val="36"/>
+              </w:rPr>
+              <w:t>“</w:t>
+            </w:r>
+            <w:r>
+              <w:rPr>
+                <w:rFonts w:asciiTheme="minorHAnsi" w:hAnsiTheme="minorHAnsi" w:cs="Calibri"/>
+                <w:sz w:val="36"/>
+                <w:szCs w:val="36"/>
+              </w:rPr>
+              <w:t>While the arrows can show that there are more options, having a "page count" can help a lot with understanding</w:t>
+            </w:r>
+            <w:r>
+              <w:rPr>
+                <w:rFonts w:asciiTheme="minorHAnsi" w:hAnsiTheme="minorHAnsi" w:cs="Calibri"/>
+                <w:sz w:val="36"/>
+                <w:szCs w:val="36"/>
+              </w:rPr>
+              <w:t>”</w:t>
+            </w:r>
+          </w:p>
+        </w:tc>
+      </w:tr>
+      <w:tr>
+        <w:tc>
+          <w:tcPr>
+            <w:tcW w:w="988" w:type="dxa"/>
+          </w:tcPr>
+          <w:p>
+            <w:pPr>
+              <w:rPr>
+                <w:rFonts w:asciiTheme="minorHAnsi" w:hAnsiTheme="minorHAnsi" w:cs="Calibri"/>
+                <w:sz w:val="36"/>
+                <w:szCs w:val="36"/>
+              </w:rPr>
+            </w:pPr>
+            <w:r>
+              <w:rPr>
+                <w:rFonts w:asciiTheme="minorHAnsi" w:hAnsiTheme="minorHAnsi" w:cs="Calibri"/>
+                <w:sz w:val="36"/>
+                <w:szCs w:val="36"/>
+              </w:rPr>
+              <w:t>User 10</w:t>
+            </w:r>
+          </w:p>
+        </w:tc>
+        <w:tc>
+          <w:tcPr>
+            <w:tcW w:w="8930" w:type="dxa"/>
+          </w:tcPr>
+          <w:p>
+            <w:pPr>
+              <w:rPr>
+                <w:rFonts w:asciiTheme="minorHAnsi" w:hAnsiTheme="minorHAnsi" w:cs="Calibri"/>
+                <w:sz w:val="36"/>
+                <w:szCs w:val="36"/>
+              </w:rPr>
+            </w:pPr>
+            <w:r>
+              <w:rPr>
+                <w:rFonts w:asciiTheme="minorHAnsi" w:hAnsiTheme="minorHAnsi" w:cs="Calibri"/>
+                <w:sz w:val="36"/>
+                <w:szCs w:val="36"/>
+              </w:rPr>
+              <w:t>“</w:t>
+            </w:r>
+            <w:r>
+              <w:rPr>
+                <w:rFonts w:asciiTheme="minorHAnsi" w:hAnsiTheme="minorHAnsi" w:cs="Calibri"/>
+                <w:sz w:val="36"/>
+                <w:szCs w:val="36"/>
+              </w:rPr>
+              <w:t xml:space="preserve">Adding difficulty presets (easy, medium, hard), this could save time for the player and for inexperienced </w:t>
+            </w:r>
+            <w:r>
+              <w:rPr>
+                <w:rFonts w:asciiTheme="minorHAnsi" w:hAnsiTheme="minorHAnsi" w:cs="Calibri"/>
+                <w:sz w:val="36"/>
+                <w:szCs w:val="36"/>
+              </w:rPr>
+              <w:lastRenderedPageBreak/>
+              <w:t>players that may not know what constitutes as 'easy' in this game.</w:t>
+            </w:r>
+            <w:r>
+              <w:rPr>
+                <w:rFonts w:asciiTheme="minorHAnsi" w:hAnsiTheme="minorHAnsi" w:cs="Calibri"/>
+                <w:sz w:val="36"/>
+                <w:szCs w:val="36"/>
               </w:rPr>
               <w:t>”</w:t>
             </w:r>
@@ -1721,14 +2353,6 @@
                 <w:szCs w:val="24"/>
               </w:rPr>
             </w:pPr>
-            <w:r>
-              <w:rPr>
-                <w:rFonts w:ascii="Calibri" w:hAnsi="Calibri" w:cs="Calibri"/>
-                <w:sz w:val="24"/>
-                <w:szCs w:val="24"/>
-              </w:rPr>
-              <w:t>User 3</w:t>
-            </w:r>
           </w:p>
         </w:tc>
         <w:tc>
@@ -1743,30 +2367,6 @@
                 <w:szCs w:val="24"/>
               </w:rPr>
             </w:pPr>
-            <w:r>
-              <w:rPr>
-                <w:rFonts w:ascii="Calibri" w:hAnsi="Calibri" w:cs="Calibri"/>
-                <w:sz w:val="24"/>
-                <w:szCs w:val="24"/>
-              </w:rPr>
-              <w:t>“</w:t>
-            </w:r>
-            <w:r>
-              <w:rPr>
-                <w:rFonts w:ascii="Calibri" w:hAnsi="Calibri" w:cs="Calibri"/>
-                <w:sz w:val="24"/>
-                <w:szCs w:val="24"/>
-              </w:rPr>
-              <w:t>It's very simple and easy to understand for the most part. I did almost start the game without realizing there was a second page, but that may be a me problem.</w:t>
-            </w:r>
-            <w:r>
-              <w:rPr>
-                <w:rFonts w:ascii="Calibri" w:hAnsi="Calibri" w:cs="Calibri"/>
-                <w:sz w:val="24"/>
-                <w:szCs w:val="24"/>
-              </w:rPr>
-              <w:t>”</w:t>
-            </w:r>
           </w:p>
         </w:tc>
       </w:tr>
@@ -1783,14 +2383,6 @@
                 <w:szCs w:val="24"/>
               </w:rPr>
             </w:pPr>
-            <w:r>
-              <w:rPr>
-                <w:rFonts w:ascii="Calibri" w:hAnsi="Calibri" w:cs="Calibri"/>
-                <w:sz w:val="24"/>
-                <w:szCs w:val="24"/>
-              </w:rPr>
-              <w:t>User 4</w:t>
-            </w:r>
           </w:p>
         </w:tc>
         <w:tc>
@@ -1805,30 +2397,6 @@
                 <w:szCs w:val="24"/>
               </w:rPr>
             </w:pPr>
-            <w:r>
-              <w:rPr>
-                <w:rFonts w:ascii="Calibri" w:hAnsi="Calibri" w:cs="Calibri"/>
-                <w:sz w:val="24"/>
-                <w:szCs w:val="24"/>
-              </w:rPr>
-              <w:t>“</w:t>
-            </w:r>
-            <w:r>
-              <w:rPr>
-                <w:rFonts w:ascii="Calibri" w:hAnsi="Calibri" w:cs="Calibri"/>
-                <w:sz w:val="24"/>
-                <w:szCs w:val="24"/>
-              </w:rPr>
-              <w:t>I like that you can customize the level however you'd prefer. It kind of reminds me of the game Super Mario Maker on the Nintendo Wii U and Switch.</w:t>
-            </w:r>
-            <w:r>
-              <w:rPr>
-                <w:rFonts w:ascii="Calibri" w:hAnsi="Calibri" w:cs="Calibri"/>
-                <w:sz w:val="24"/>
-                <w:szCs w:val="24"/>
-              </w:rPr>
-              <w:t>”</w:t>
-            </w:r>
           </w:p>
         </w:tc>
       </w:tr>
@@ -1845,14 +2413,6 @@
                 <w:szCs w:val="24"/>
               </w:rPr>
             </w:pPr>
-            <w:r>
-              <w:rPr>
-                <w:rFonts w:ascii="Calibri" w:hAnsi="Calibri" w:cs="Calibri"/>
-                <w:sz w:val="24"/>
-                <w:szCs w:val="24"/>
-              </w:rPr>
-              <w:t>User 6</w:t>
-            </w:r>
           </w:p>
         </w:tc>
         <w:tc>
@@ -1867,154 +2427,6 @@
                 <w:szCs w:val="24"/>
               </w:rPr>
             </w:pPr>
-            <w:r>
-              <w:rPr>
-                <w:rFonts w:ascii="Calibri" w:hAnsi="Calibri" w:cs="Calibri"/>
-                <w:sz w:val="24"/>
-                <w:szCs w:val="24"/>
-              </w:rPr>
-              <w:t>“</w:t>
-            </w:r>
-            <w:r>
-              <w:rPr>
-                <w:rFonts w:ascii="Calibri" w:hAnsi="Calibri" w:cs="Calibri"/>
-                <w:sz w:val="24"/>
-                <w:szCs w:val="24"/>
-              </w:rPr>
-              <w:t>The level of modification available is good, but giving a tangible scale to how much the level is being modified with the sliders would be my only input.</w:t>
-            </w:r>
-            <w:r>
-              <w:rPr>
-                <w:rFonts w:ascii="Calibri" w:hAnsi="Calibri" w:cs="Calibri"/>
-                <w:sz w:val="24"/>
-                <w:szCs w:val="24"/>
-              </w:rPr>
-              <w:t>”</w:t>
-            </w:r>
-          </w:p>
-        </w:tc>
-      </w:tr>
-      <w:tr>
-        <w:tc>
-          <w:tcPr>
-            <w:tcW w:w="988" w:type="dxa"/>
-          </w:tcPr>
-          <w:p>
-            <w:pPr>
-              <w:rPr>
-                <w:rFonts w:ascii="Calibri" w:hAnsi="Calibri" w:cs="Calibri"/>
-                <w:sz w:val="24"/>
-                <w:szCs w:val="24"/>
-              </w:rPr>
-            </w:pPr>
-            <w:r>
-              <w:rPr>
-                <w:rFonts w:ascii="Calibri" w:hAnsi="Calibri" w:cs="Calibri"/>
-                <w:sz w:val="24"/>
-                <w:szCs w:val="24"/>
-              </w:rPr>
-              <w:t>User 8</w:t>
-            </w:r>
-          </w:p>
-        </w:tc>
-        <w:tc>
-          <w:tcPr>
-            <w:tcW w:w="8930" w:type="dxa"/>
-          </w:tcPr>
-          <w:p>
-            <w:pPr>
-              <w:rPr>
-                <w:rFonts w:ascii="Calibri" w:hAnsi="Calibri" w:cs="Calibri"/>
-                <w:sz w:val="24"/>
-                <w:szCs w:val="24"/>
-              </w:rPr>
-            </w:pPr>
-            <w:r>
-              <w:rPr>
-                <w:rFonts w:ascii="Calibri" w:hAnsi="Calibri" w:cs="Calibri"/>
-                <w:sz w:val="24"/>
-                <w:szCs w:val="24"/>
-              </w:rPr>
-              <w:t>“</w:t>
-            </w:r>
-            <w:r>
-              <w:rPr>
-                <w:rFonts w:ascii="Calibri" w:hAnsi="Calibri" w:cs="Calibri"/>
-                <w:sz w:val="24"/>
-                <w:szCs w:val="24"/>
-              </w:rPr>
-              <w:t>I like that there is quite a lot of freedom with the high amount of parameters. One thing I would like to see is how much moving the sliders affects the chance blocks are spawned. For example, I didn't know how much moving the slider all the way to the left affects the tile spawn chance.</w:t>
-            </w:r>
-            <w:r>
-              <w:rPr>
-                <w:rFonts w:ascii="Calibri" w:hAnsi="Calibri" w:cs="Calibri"/>
-                <w:sz w:val="24"/>
-                <w:szCs w:val="24"/>
-              </w:rPr>
-              <w:t>”</w:t>
-            </w:r>
-          </w:p>
-        </w:tc>
-      </w:tr>
-      <w:tr>
-        <w:tc>
-          <w:tcPr>
-            <w:tcW w:w="988" w:type="dxa"/>
-          </w:tcPr>
-          <w:p>
-            <w:pPr>
-              <w:rPr>
-                <w:rFonts w:ascii="Calibri" w:hAnsi="Calibri" w:cs="Calibri"/>
-                <w:sz w:val="24"/>
-                <w:szCs w:val="24"/>
-              </w:rPr>
-            </w:pPr>
-            <w:r>
-              <w:rPr>
-                <w:rFonts w:ascii="Calibri" w:hAnsi="Calibri" w:cs="Calibri"/>
-                <w:sz w:val="24"/>
-                <w:szCs w:val="24"/>
-              </w:rPr>
-              <w:t>User 9</w:t>
-            </w:r>
-          </w:p>
-        </w:tc>
-        <w:tc>
-          <w:tcPr>
-            <w:tcW w:w="8930" w:type="dxa"/>
-          </w:tcPr>
-          <w:p>
-            <w:pPr>
-              <w:rPr>
-                <w:rFonts w:ascii="Calibri" w:hAnsi="Calibri" w:cs="Calibri"/>
-                <w:sz w:val="24"/>
-                <w:szCs w:val="24"/>
-              </w:rPr>
-            </w:pPr>
-            <w:r>
-              <w:rPr>
-                <w:rFonts w:ascii="Calibri" w:hAnsi="Calibri" w:cs="Calibri"/>
-                <w:sz w:val="24"/>
-                <w:szCs w:val="24"/>
-              </w:rPr>
-              <w:t>“</w:t>
-            </w:r>
-            <w:r>
-              <w:rPr>
-                <w:rFonts w:ascii="Calibri" w:hAnsi="Calibri" w:cs="Calibri"/>
-                <w:sz w:val="24"/>
-                <w:szCs w:val="24"/>
-              </w:rPr>
-              <w:t>While the arrows can show that there are more options, having a "page count" can help a lot with understanding</w:t>
-            </w:r>
-            <w:r>
-              <w:rPr>
-                <w:rFonts w:ascii="Calibri" w:hAnsi="Calibri" w:cs="Calibri"/>
-                <w:sz w:val="24"/>
-                <w:szCs w:val="24"/>
-              </w:rPr>
-              <w:t>”</w:t>
-            </w:r>
           </w:p>
         </w:tc>
       </w:tr>
@@ -2139,7 +2551,6 @@
           <w:sz w:val="34"/>
           <w:szCs w:val="34"/>
         </w:rPr>
-        <w:lastRenderedPageBreak/>
         <w:drawing>
           <wp:inline distT="0" distB="0" distL="0" distR="0" wp14:anchorId="17A4BDFE" wp14:editId="26197C90">
             <wp:extent cx="3915321" cy="3267531"/>
@@ -2232,6 +2643,7 @@
           <w:sz w:val="34"/>
           <w:szCs w:val="34"/>
         </w:rPr>
+        <w:lastRenderedPageBreak/>
         <w:t>Were you aware about the concept of Procedural Generation before this game?</w:t>
       </w:r>
     </w:p>
@@ -2335,7 +2747,6 @@
           <w:sz w:val="34"/>
           <w:szCs w:val="34"/>
         </w:rPr>
-        <w:lastRenderedPageBreak/>
         <w:t xml:space="preserve">A: </w:t>
       </w:r>
       <w:r>
@@ -2503,6 +2914,7 @@
           <w:sz w:val="34"/>
           <w:szCs w:val="34"/>
         </w:rPr>
+        <w:lastRenderedPageBreak/>
         <w:t>Good</w:t>
       </w:r>
     </w:p>
@@ -2562,7 +2974,6 @@
           <w:sz w:val="34"/>
           <w:szCs w:val="34"/>
         </w:rPr>
-        <w:lastRenderedPageBreak/>
         <w:drawing>
           <wp:inline distT="0" distB="0" distL="0" distR="0" wp14:anchorId="2FEF1CD7" wp14:editId="033242AB">
             <wp:extent cx="4315427" cy="3162741"/>
@@ -2779,15 +3190,7 @@
           <w:sz w:val="34"/>
           <w:szCs w:val="34"/>
         </w:rPr>
-        <w:t xml:space="preserve">I liked it. I don't see many 3D platformers that are procedurally generated, so this is a bit more unique. I </w:t>
-      </w:r>
-      <w:r>
-        <w:rPr>
-          <w:sz w:val="34"/>
-          <w:szCs w:val="34"/>
-        </w:rPr>
-        <w:lastRenderedPageBreak/>
-        <w:t>think the generation could be improved to be a little bit more open, as right now it feels a bit too like a road of some sort with turns, obstacles and such. But overall, good. I could see this becoming an addictive game.</w:t>
+        <w:t>I liked it. I don't see many 3D platformers that are procedurally generated, so this is a bit more unique. I think the generation could be improved to be a little bit more open, as right now it feels a bit too like a road of some sort with turns, obstacles and such. But overall, good. I could see this becoming an addictive game.</w:t>
       </w:r>
     </w:p>
     <w:p>
@@ -2966,6 +3369,7 @@
           <w:szCs w:val="38"/>
           <w:u w:val="single"/>
         </w:rPr>
+        <w:lastRenderedPageBreak/>
         <w:t xml:space="preserve">USER </w:t>
       </w:r>
       <w:r>
@@ -3046,7 +3450,6 @@
           <w:sz w:val="34"/>
           <w:szCs w:val="34"/>
         </w:rPr>
-        <w:lastRenderedPageBreak/>
         <w:t>Few times a week</w:t>
       </w:r>
     </w:p>
@@ -3206,6 +3609,7 @@
           <w:sz w:val="34"/>
           <w:szCs w:val="34"/>
         </w:rPr>
+        <w:lastRenderedPageBreak/>
         <w:t>How much did you enjoy the level (scale of 1 to 10)</w:t>
       </w:r>
     </w:p>
@@ -3249,160 +3653,176 @@
           <w:sz w:val="34"/>
           <w:szCs w:val="34"/>
         </w:rPr>
+        <w:t>What did you appreciate and/or detest about the level and/or want to see improved about the level?</w:t>
+      </w:r>
+    </w:p>
+    <w:p>
+      <w:pPr>
+        <w:pStyle w:val="ListParagraph"/>
+        <w:ind w:left="1080"/>
+        <w:rPr>
+          <w:sz w:val="34"/>
+          <w:szCs w:val="34"/>
+        </w:rPr>
+      </w:pPr>
+      <w:r>
+        <w:rPr>
+          <w:sz w:val="34"/>
+          <w:szCs w:val="34"/>
+        </w:rPr>
+        <w:t xml:space="preserve">A: </w:t>
+      </w:r>
+      <w:r>
+        <w:rPr>
+          <w:sz w:val="34"/>
+          <w:szCs w:val="34"/>
+        </w:rPr>
+        <w:t xml:space="preserve">The level was fine. It wasn't difficult for me, but I could see it being a bit challenging to people with less experience with games. Of course, I could have upped the difficulty in the settings, but I for the most part used the default settings with slight tweaks, so that's not the </w:t>
+      </w:r>
+      <w:proofErr w:type="gramStart"/>
+      <w:r>
+        <w:rPr>
+          <w:sz w:val="34"/>
+          <w:szCs w:val="34"/>
+        </w:rPr>
+        <w:t>games</w:t>
+      </w:r>
+      <w:proofErr w:type="gramEnd"/>
+      <w:r>
+        <w:rPr>
+          <w:sz w:val="34"/>
+          <w:szCs w:val="34"/>
+        </w:rPr>
+        <w:t xml:space="preserve"> fault. There was a point in the game where I had spikes to the side of me and behind me, and it zoomed in the view of my character and blocked my vision.</w:t>
+      </w:r>
+    </w:p>
+    <w:p>
+      <w:pPr>
+        <w:rPr>
+          <w:sz w:val="34"/>
+          <w:szCs w:val="34"/>
+        </w:rPr>
+      </w:pPr>
+    </w:p>
+    <w:p>
+      <w:pPr>
+        <w:rPr>
+          <w:sz w:val="34"/>
+          <w:szCs w:val="34"/>
+        </w:rPr>
+      </w:pPr>
+      <w:r>
+        <w:rPr>
+          <w:sz w:val="34"/>
+          <w:szCs w:val="34"/>
+        </w:rPr>
+        <w:t>On a scale of 1 to 10, how manageable did you find the ability to change the level's rules?</w:t>
+      </w:r>
+    </w:p>
+    <w:p>
+      <w:pPr>
+        <w:pStyle w:val="ListParagraph"/>
+        <w:numPr>
+          <w:ilvl w:val="0"/>
+          <w:numId w:val="1"/>
+        </w:numPr>
+        <w:rPr>
+          <w:sz w:val="34"/>
+          <w:szCs w:val="34"/>
+        </w:rPr>
+      </w:pPr>
+      <w:r>
+        <w:rPr>
+          <w:sz w:val="34"/>
+          <w:szCs w:val="34"/>
+        </w:rPr>
+        <w:t>10/10</w:t>
+      </w:r>
+    </w:p>
+    <w:p>
+      <w:pPr>
+        <w:rPr>
+          <w:sz w:val="34"/>
+          <w:szCs w:val="34"/>
+        </w:rPr>
+      </w:pPr>
+    </w:p>
+    <w:p>
+      <w:pPr>
+        <w:rPr>
+          <w:sz w:val="34"/>
+          <w:szCs w:val="34"/>
+        </w:rPr>
+      </w:pPr>
+      <w:r>
+        <w:rPr>
+          <w:sz w:val="34"/>
+          <w:szCs w:val="34"/>
+        </w:rPr>
+        <w:t>On a scale of 1 to 10, how accurate was the difficulty based on the rules you selected?</w:t>
+      </w:r>
+    </w:p>
+    <w:p>
+      <w:pPr>
+        <w:pStyle w:val="ListParagraph"/>
+        <w:numPr>
+          <w:ilvl w:val="0"/>
+          <w:numId w:val="1"/>
+        </w:numPr>
+        <w:rPr>
+          <w:sz w:val="34"/>
+          <w:szCs w:val="34"/>
+        </w:rPr>
+      </w:pPr>
+      <w:r>
+        <w:rPr>
+          <w:sz w:val="34"/>
+          <w:szCs w:val="34"/>
+        </w:rPr>
+        <w:t>8/10</w:t>
+      </w:r>
+    </w:p>
+    <w:p>
+      <w:pPr>
+        <w:rPr>
+          <w:sz w:val="34"/>
+          <w:szCs w:val="34"/>
+        </w:rPr>
+      </w:pPr>
+    </w:p>
+    <w:p>
+      <w:pPr>
+        <w:rPr>
+          <w:sz w:val="34"/>
+          <w:szCs w:val="34"/>
+        </w:rPr>
+      </w:pPr>
+      <w:r>
+        <w:rPr>
+          <w:sz w:val="34"/>
+          <w:szCs w:val="34"/>
+        </w:rPr>
+        <w:t>What did you appreciate about the UI to modify the level's parameters and/or want to see improved? (OPTIONAL)</w:t>
+      </w:r>
+    </w:p>
+    <w:p>
+      <w:pPr>
+        <w:pStyle w:val="ListParagraph"/>
+        <w:numPr>
+          <w:ilvl w:val="0"/>
+          <w:numId w:val="1"/>
+        </w:numPr>
+        <w:rPr>
+          <w:sz w:val="34"/>
+          <w:szCs w:val="34"/>
+        </w:rPr>
+      </w:pPr>
+      <w:r>
+        <w:rPr>
+          <w:sz w:val="34"/>
+          <w:szCs w:val="34"/>
+        </w:rPr>
         <w:lastRenderedPageBreak/>
-        <w:t>What did you appreciate and/or detest about the level and/or want to see improved about the level?</w:t>
-      </w:r>
-    </w:p>
-    <w:p>
-      <w:pPr>
-        <w:pStyle w:val="ListParagraph"/>
-        <w:ind w:left="1080"/>
-        <w:rPr>
-          <w:sz w:val="34"/>
-          <w:szCs w:val="34"/>
-        </w:rPr>
-      </w:pPr>
-      <w:r>
-        <w:rPr>
-          <w:sz w:val="34"/>
-          <w:szCs w:val="34"/>
-        </w:rPr>
-        <w:t xml:space="preserve">A: </w:t>
-      </w:r>
-      <w:r>
-        <w:rPr>
-          <w:sz w:val="34"/>
-          <w:szCs w:val="34"/>
-        </w:rPr>
-        <w:t>The level was fine. It wasn't difficult for me, but I could see it being a bit challenging to people with less experience with games. Of course, I could have upped the difficulty in the settings, but I for the most part used the default settings with slight tweaks, so that's not the games fault. There was a point in the game where I had spikes to the side of me and behind me, and it zoomed in the view of my character and blocked my vision.</w:t>
-      </w:r>
-    </w:p>
-    <w:p>
-      <w:pPr>
-        <w:rPr>
-          <w:sz w:val="34"/>
-          <w:szCs w:val="34"/>
-        </w:rPr>
-      </w:pPr>
-    </w:p>
-    <w:p>
-      <w:pPr>
-        <w:rPr>
-          <w:sz w:val="34"/>
-          <w:szCs w:val="34"/>
-        </w:rPr>
-      </w:pPr>
-      <w:r>
-        <w:rPr>
-          <w:sz w:val="34"/>
-          <w:szCs w:val="34"/>
-        </w:rPr>
-        <w:t>On a scale of 1 to 10, how manageable did you find the ability to change the level's rules?</w:t>
-      </w:r>
-    </w:p>
-    <w:p>
-      <w:pPr>
-        <w:pStyle w:val="ListParagraph"/>
-        <w:numPr>
-          <w:ilvl w:val="0"/>
-          <w:numId w:val="1"/>
-        </w:numPr>
-        <w:rPr>
-          <w:sz w:val="34"/>
-          <w:szCs w:val="34"/>
-        </w:rPr>
-      </w:pPr>
-      <w:r>
-        <w:rPr>
-          <w:sz w:val="34"/>
-          <w:szCs w:val="34"/>
-        </w:rPr>
-        <w:t>10/10</w:t>
-      </w:r>
-    </w:p>
-    <w:p>
-      <w:pPr>
-        <w:rPr>
-          <w:sz w:val="34"/>
-          <w:szCs w:val="34"/>
-        </w:rPr>
-      </w:pPr>
-    </w:p>
-    <w:p>
-      <w:pPr>
-        <w:rPr>
-          <w:sz w:val="34"/>
-          <w:szCs w:val="34"/>
-        </w:rPr>
-      </w:pPr>
-      <w:r>
-        <w:rPr>
-          <w:sz w:val="34"/>
-          <w:szCs w:val="34"/>
-        </w:rPr>
-        <w:t>On a scale of 1 to 10, how accurate was the difficulty based on the rules you selected?</w:t>
-      </w:r>
-    </w:p>
-    <w:p>
-      <w:pPr>
-        <w:pStyle w:val="ListParagraph"/>
-        <w:numPr>
-          <w:ilvl w:val="0"/>
-          <w:numId w:val="1"/>
-        </w:numPr>
-        <w:rPr>
-          <w:sz w:val="34"/>
-          <w:szCs w:val="34"/>
-        </w:rPr>
-      </w:pPr>
-      <w:r>
-        <w:rPr>
-          <w:sz w:val="34"/>
-          <w:szCs w:val="34"/>
-        </w:rPr>
-        <w:t>8/10</w:t>
-      </w:r>
-    </w:p>
-    <w:p>
-      <w:pPr>
-        <w:rPr>
-          <w:sz w:val="34"/>
-          <w:szCs w:val="34"/>
-        </w:rPr>
-      </w:pPr>
-    </w:p>
-    <w:p>
-      <w:pPr>
-        <w:rPr>
-          <w:sz w:val="34"/>
-          <w:szCs w:val="34"/>
-        </w:rPr>
-      </w:pPr>
-      <w:r>
-        <w:rPr>
-          <w:sz w:val="34"/>
-          <w:szCs w:val="34"/>
-        </w:rPr>
-        <w:t>What did you appreciate about the UI to modify the level's parameters and/or want to see improved? (OPTIONAL)</w:t>
-      </w:r>
-    </w:p>
-    <w:p>
-      <w:pPr>
-        <w:pStyle w:val="ListParagraph"/>
-        <w:numPr>
-          <w:ilvl w:val="0"/>
-          <w:numId w:val="1"/>
-        </w:numPr>
-        <w:rPr>
-          <w:sz w:val="34"/>
-          <w:szCs w:val="34"/>
-        </w:rPr>
-      </w:pPr>
-      <w:r>
-        <w:rPr>
-          <w:sz w:val="34"/>
-          <w:szCs w:val="34"/>
-        </w:rPr>
         <w:t xml:space="preserve">A: </w:t>
       </w:r>
       <w:r>
@@ -3431,7 +3851,6 @@
           <w:szCs w:val="38"/>
           <w:u w:val="single"/>
         </w:rPr>
-        <w:lastRenderedPageBreak/>
         <w:t xml:space="preserve">USER </w:t>
       </w:r>
       <w:r>
@@ -3648,6 +4067,7 @@
           <w:sz w:val="34"/>
           <w:szCs w:val="34"/>
         </w:rPr>
+        <w:lastRenderedPageBreak/>
         <w:t>No</w:t>
       </w:r>
     </w:p>
@@ -3671,217 +4091,249 @@
           <w:sz w:val="34"/>
           <w:szCs w:val="34"/>
         </w:rPr>
+        <w:t>How much did you enjoy the level (scale of 1 to 10)</w:t>
+      </w:r>
+    </w:p>
+    <w:p>
+      <w:pPr>
+        <w:pStyle w:val="ListParagraph"/>
+        <w:numPr>
+          <w:ilvl w:val="0"/>
+          <w:numId w:val="1"/>
+        </w:numPr>
+        <w:rPr>
+          <w:sz w:val="34"/>
+          <w:szCs w:val="34"/>
+        </w:rPr>
+      </w:pPr>
+      <w:r>
+        <w:rPr>
+          <w:sz w:val="34"/>
+          <w:szCs w:val="34"/>
+        </w:rPr>
+        <w:t>7/10</w:t>
+      </w:r>
+    </w:p>
+    <w:p>
+      <w:pPr>
+        <w:rPr>
+          <w:sz w:val="34"/>
+          <w:szCs w:val="34"/>
+        </w:rPr>
+      </w:pPr>
+    </w:p>
+    <w:p>
+      <w:pPr>
+        <w:rPr>
+          <w:sz w:val="34"/>
+          <w:szCs w:val="34"/>
+        </w:rPr>
+      </w:pPr>
+      <w:r>
+        <w:rPr>
+          <w:sz w:val="34"/>
+          <w:szCs w:val="34"/>
+        </w:rPr>
+        <w:t>What did you appreciate and/or detest about the level and/or want to see improved about the level?</w:t>
+      </w:r>
+    </w:p>
+    <w:p>
+      <w:pPr>
+        <w:pStyle w:val="ListParagraph"/>
+        <w:ind w:left="1080"/>
+        <w:rPr>
+          <w:sz w:val="34"/>
+          <w:szCs w:val="34"/>
+        </w:rPr>
+      </w:pPr>
+      <w:r>
+        <w:rPr>
+          <w:sz w:val="34"/>
+          <w:szCs w:val="34"/>
+        </w:rPr>
+        <w:t xml:space="preserve">A: </w:t>
+      </w:r>
+      <w:r>
+        <w:rPr>
+          <w:sz w:val="34"/>
+          <w:szCs w:val="34"/>
+        </w:rPr>
+        <w:t>Some retro-</w:t>
+      </w:r>
+      <w:proofErr w:type="spellStart"/>
+      <w:r>
+        <w:rPr>
+          <w:sz w:val="34"/>
+          <w:szCs w:val="34"/>
+        </w:rPr>
+        <w:t>esque</w:t>
+      </w:r>
+      <w:proofErr w:type="spellEnd"/>
+      <w:r>
+        <w:rPr>
+          <w:sz w:val="34"/>
+          <w:szCs w:val="34"/>
+        </w:rPr>
+        <w:t xml:space="preserve"> music would be nice for levels next time. Feels kind of empty without it to be fair. Aside from that, game play was </w:t>
+      </w:r>
+      <w:proofErr w:type="gramStart"/>
+      <w:r>
+        <w:rPr>
+          <w:sz w:val="34"/>
+          <w:szCs w:val="34"/>
+        </w:rPr>
+        <w:t>pretty nice</w:t>
+      </w:r>
+      <w:proofErr w:type="gramEnd"/>
+      <w:r>
+        <w:rPr>
+          <w:sz w:val="34"/>
+          <w:szCs w:val="34"/>
+        </w:rPr>
+        <w:t>. I've had some fun with it.</w:t>
+      </w:r>
+    </w:p>
+    <w:p>
+      <w:pPr>
+        <w:rPr>
+          <w:sz w:val="34"/>
+          <w:szCs w:val="34"/>
+        </w:rPr>
+      </w:pPr>
+    </w:p>
+    <w:p>
+      <w:pPr>
+        <w:rPr>
+          <w:sz w:val="34"/>
+          <w:szCs w:val="34"/>
+        </w:rPr>
+      </w:pPr>
+      <w:r>
+        <w:rPr>
+          <w:sz w:val="34"/>
+          <w:szCs w:val="34"/>
+        </w:rPr>
+        <w:t>On a scale of 1 to 10, how manageable did you find the ability to change the level's rules?</w:t>
+      </w:r>
+    </w:p>
+    <w:p>
+      <w:pPr>
+        <w:pStyle w:val="ListParagraph"/>
+        <w:numPr>
+          <w:ilvl w:val="0"/>
+          <w:numId w:val="1"/>
+        </w:numPr>
+        <w:rPr>
+          <w:sz w:val="34"/>
+          <w:szCs w:val="34"/>
+        </w:rPr>
+      </w:pPr>
+      <w:r>
+        <w:rPr>
+          <w:sz w:val="34"/>
+          <w:szCs w:val="34"/>
+        </w:rPr>
+        <w:t>9</w:t>
+      </w:r>
+      <w:r>
+        <w:rPr>
+          <w:sz w:val="34"/>
+          <w:szCs w:val="34"/>
+        </w:rPr>
+        <w:t>/10</w:t>
+      </w:r>
+    </w:p>
+    <w:p>
+      <w:pPr>
+        <w:rPr>
+          <w:sz w:val="34"/>
+          <w:szCs w:val="34"/>
+        </w:rPr>
+      </w:pPr>
+    </w:p>
+    <w:p>
+      <w:pPr>
+        <w:rPr>
+          <w:sz w:val="34"/>
+          <w:szCs w:val="34"/>
+        </w:rPr>
+      </w:pPr>
+      <w:r>
+        <w:rPr>
+          <w:sz w:val="34"/>
+          <w:szCs w:val="34"/>
+        </w:rPr>
+        <w:t>On a scale of 1 to 10, how accurate was the difficulty based on the rules you selected?</w:t>
+      </w:r>
+    </w:p>
+    <w:p>
+      <w:pPr>
+        <w:pStyle w:val="ListParagraph"/>
+        <w:numPr>
+          <w:ilvl w:val="0"/>
+          <w:numId w:val="1"/>
+        </w:numPr>
+        <w:rPr>
+          <w:sz w:val="34"/>
+          <w:szCs w:val="34"/>
+        </w:rPr>
+      </w:pPr>
+      <w:r>
+        <w:rPr>
+          <w:sz w:val="34"/>
+          <w:szCs w:val="34"/>
+        </w:rPr>
+        <w:t>7</w:t>
+      </w:r>
+      <w:r>
+        <w:rPr>
+          <w:sz w:val="34"/>
+          <w:szCs w:val="34"/>
+        </w:rPr>
+        <w:t>/10</w:t>
+      </w:r>
+    </w:p>
+    <w:p>
+      <w:pPr>
+        <w:rPr>
+          <w:sz w:val="34"/>
+          <w:szCs w:val="34"/>
+        </w:rPr>
+      </w:pPr>
+    </w:p>
+    <w:p>
+      <w:pPr>
+        <w:rPr>
+          <w:sz w:val="34"/>
+          <w:szCs w:val="34"/>
+        </w:rPr>
+      </w:pPr>
+      <w:r>
+        <w:rPr>
+          <w:sz w:val="34"/>
+          <w:szCs w:val="34"/>
+        </w:rPr>
+        <w:t>What did you appreciate about the UI to modify the level's parameters and/or want to see improved? (OPTIONAL)</w:t>
+      </w:r>
+    </w:p>
+    <w:p>
+      <w:pPr>
+        <w:pStyle w:val="ListParagraph"/>
+        <w:numPr>
+          <w:ilvl w:val="0"/>
+          <w:numId w:val="1"/>
+        </w:numPr>
+        <w:rPr>
+          <w:sz w:val="34"/>
+          <w:szCs w:val="34"/>
+        </w:rPr>
+      </w:pPr>
+      <w:r>
+        <w:rPr>
+          <w:sz w:val="34"/>
+          <w:szCs w:val="34"/>
+        </w:rPr>
         <w:lastRenderedPageBreak/>
-        <w:t>How much did you enjoy the level (scale of 1 to 10)</w:t>
-      </w:r>
-    </w:p>
-    <w:p>
-      <w:pPr>
-        <w:pStyle w:val="ListParagraph"/>
-        <w:numPr>
-          <w:ilvl w:val="0"/>
-          <w:numId w:val="1"/>
-        </w:numPr>
-        <w:rPr>
-          <w:sz w:val="34"/>
-          <w:szCs w:val="34"/>
-        </w:rPr>
-      </w:pPr>
-      <w:r>
-        <w:rPr>
-          <w:sz w:val="34"/>
-          <w:szCs w:val="34"/>
-        </w:rPr>
-        <w:t>7/10</w:t>
-      </w:r>
-    </w:p>
-    <w:p>
-      <w:pPr>
-        <w:rPr>
-          <w:sz w:val="34"/>
-          <w:szCs w:val="34"/>
-        </w:rPr>
-      </w:pPr>
-    </w:p>
-    <w:p>
-      <w:pPr>
-        <w:rPr>
-          <w:sz w:val="34"/>
-          <w:szCs w:val="34"/>
-        </w:rPr>
-      </w:pPr>
-      <w:r>
-        <w:rPr>
-          <w:sz w:val="34"/>
-          <w:szCs w:val="34"/>
-        </w:rPr>
-        <w:t>What did you appreciate and/or detest about the level and/or want to see improved about the level?</w:t>
-      </w:r>
-    </w:p>
-    <w:p>
-      <w:pPr>
-        <w:pStyle w:val="ListParagraph"/>
-        <w:ind w:left="1080"/>
-        <w:rPr>
-          <w:sz w:val="34"/>
-          <w:szCs w:val="34"/>
-        </w:rPr>
-      </w:pPr>
-      <w:r>
-        <w:rPr>
-          <w:sz w:val="34"/>
-          <w:szCs w:val="34"/>
-        </w:rPr>
-        <w:t xml:space="preserve">A: </w:t>
-      </w:r>
-      <w:r>
-        <w:rPr>
-          <w:sz w:val="34"/>
-          <w:szCs w:val="34"/>
-        </w:rPr>
-        <w:t>Some retro-esque music would be nice for levels next time. Feels kind of empty without it to be fair. Aside from that, game play was pretty nice. I've had some fun with it.</w:t>
-      </w:r>
-    </w:p>
-    <w:p>
-      <w:pPr>
-        <w:rPr>
-          <w:sz w:val="34"/>
-          <w:szCs w:val="34"/>
-        </w:rPr>
-      </w:pPr>
-    </w:p>
-    <w:p>
-      <w:pPr>
-        <w:rPr>
-          <w:sz w:val="34"/>
-          <w:szCs w:val="34"/>
-        </w:rPr>
-      </w:pPr>
-      <w:r>
-        <w:rPr>
-          <w:sz w:val="34"/>
-          <w:szCs w:val="34"/>
-        </w:rPr>
-        <w:t>On a scale of 1 to 10, how manageable did you find the ability to change the level's rules?</w:t>
-      </w:r>
-    </w:p>
-    <w:p>
-      <w:pPr>
-        <w:pStyle w:val="ListParagraph"/>
-        <w:numPr>
-          <w:ilvl w:val="0"/>
-          <w:numId w:val="1"/>
-        </w:numPr>
-        <w:rPr>
-          <w:sz w:val="34"/>
-          <w:szCs w:val="34"/>
-        </w:rPr>
-      </w:pPr>
-      <w:r>
-        <w:rPr>
-          <w:sz w:val="34"/>
-          <w:szCs w:val="34"/>
-        </w:rPr>
-        <w:t>9</w:t>
-      </w:r>
-      <w:r>
-        <w:rPr>
-          <w:sz w:val="34"/>
-          <w:szCs w:val="34"/>
-        </w:rPr>
-        <w:t>/10</w:t>
-      </w:r>
-    </w:p>
-    <w:p>
-      <w:pPr>
-        <w:rPr>
-          <w:sz w:val="34"/>
-          <w:szCs w:val="34"/>
-        </w:rPr>
-      </w:pPr>
-    </w:p>
-    <w:p>
-      <w:pPr>
-        <w:rPr>
-          <w:sz w:val="34"/>
-          <w:szCs w:val="34"/>
-        </w:rPr>
-      </w:pPr>
-      <w:r>
-        <w:rPr>
-          <w:sz w:val="34"/>
-          <w:szCs w:val="34"/>
-        </w:rPr>
-        <w:t>On a scale of 1 to 10, how accurate was the difficulty based on the rules you selected?</w:t>
-      </w:r>
-    </w:p>
-    <w:p>
-      <w:pPr>
-        <w:pStyle w:val="ListParagraph"/>
-        <w:numPr>
-          <w:ilvl w:val="0"/>
-          <w:numId w:val="1"/>
-        </w:numPr>
-        <w:rPr>
-          <w:sz w:val="34"/>
-          <w:szCs w:val="34"/>
-        </w:rPr>
-      </w:pPr>
-      <w:r>
-        <w:rPr>
-          <w:sz w:val="34"/>
-          <w:szCs w:val="34"/>
-        </w:rPr>
-        <w:t>7</w:t>
-      </w:r>
-      <w:r>
-        <w:rPr>
-          <w:sz w:val="34"/>
-          <w:szCs w:val="34"/>
-        </w:rPr>
-        <w:t>/10</w:t>
-      </w:r>
-    </w:p>
-    <w:p>
-      <w:pPr>
-        <w:rPr>
-          <w:sz w:val="34"/>
-          <w:szCs w:val="34"/>
-        </w:rPr>
-      </w:pPr>
-    </w:p>
-    <w:p>
-      <w:pPr>
-        <w:rPr>
-          <w:sz w:val="34"/>
-          <w:szCs w:val="34"/>
-        </w:rPr>
-      </w:pPr>
-      <w:r>
-        <w:rPr>
-          <w:sz w:val="34"/>
-          <w:szCs w:val="34"/>
-        </w:rPr>
-        <w:t>What did you appreciate about the UI to modify the level's parameters and/or want to see improved? (OPTIONAL)</w:t>
-      </w:r>
-    </w:p>
-    <w:p>
-      <w:pPr>
-        <w:pStyle w:val="ListParagraph"/>
-        <w:numPr>
-          <w:ilvl w:val="0"/>
-          <w:numId w:val="1"/>
-        </w:numPr>
-        <w:rPr>
-          <w:sz w:val="34"/>
-          <w:szCs w:val="34"/>
-        </w:rPr>
-      </w:pPr>
-      <w:r>
-        <w:rPr>
-          <w:sz w:val="34"/>
-          <w:szCs w:val="34"/>
-        </w:rPr>
         <w:t xml:space="preserve">A: </w:t>
       </w:r>
       <w:r>
@@ -3918,7 +4370,6 @@
           <w:szCs w:val="38"/>
           <w:u w:val="single"/>
         </w:rPr>
-        <w:lastRenderedPageBreak/>
         <w:t xml:space="preserve">USER </w:t>
       </w:r>
       <w:r>
@@ -4115,6 +4566,7 @@
           <w:sz w:val="34"/>
           <w:szCs w:val="34"/>
         </w:rPr>
+        <w:lastRenderedPageBreak/>
         <w:t>Were you aware about the concept of Procedural Generation before this game?</w:t>
       </w:r>
     </w:p>
@@ -4158,210 +4610,226 @@
           <w:sz w:val="34"/>
           <w:szCs w:val="34"/>
         </w:rPr>
+        <w:t>How much did you enjoy the level (scale of 1 to 10)</w:t>
+      </w:r>
+    </w:p>
+    <w:p>
+      <w:pPr>
+        <w:pStyle w:val="ListParagraph"/>
+        <w:numPr>
+          <w:ilvl w:val="0"/>
+          <w:numId w:val="1"/>
+        </w:numPr>
+        <w:rPr>
+          <w:sz w:val="34"/>
+          <w:szCs w:val="34"/>
+        </w:rPr>
+      </w:pPr>
+      <w:r>
+        <w:rPr>
+          <w:sz w:val="34"/>
+          <w:szCs w:val="34"/>
+        </w:rPr>
+        <w:t>6/10</w:t>
+      </w:r>
+    </w:p>
+    <w:p>
+      <w:pPr>
+        <w:rPr>
+          <w:sz w:val="34"/>
+          <w:szCs w:val="34"/>
+        </w:rPr>
+      </w:pPr>
+    </w:p>
+    <w:p>
+      <w:pPr>
+        <w:rPr>
+          <w:sz w:val="34"/>
+          <w:szCs w:val="34"/>
+        </w:rPr>
+      </w:pPr>
+      <w:r>
+        <w:rPr>
+          <w:sz w:val="34"/>
+          <w:szCs w:val="34"/>
+        </w:rPr>
+        <w:t>What did you appreciate and/or detest about the level and/or want to see improved about the level?</w:t>
+      </w:r>
+    </w:p>
+    <w:p>
+      <w:pPr>
+        <w:pStyle w:val="ListParagraph"/>
+        <w:ind w:left="1080"/>
+        <w:rPr>
+          <w:sz w:val="34"/>
+          <w:szCs w:val="34"/>
+        </w:rPr>
+      </w:pPr>
+      <w:r>
+        <w:rPr>
+          <w:sz w:val="34"/>
+          <w:szCs w:val="34"/>
+        </w:rPr>
+        <w:t xml:space="preserve">A: </w:t>
+      </w:r>
+      <w:r>
+        <w:rPr>
+          <w:sz w:val="34"/>
+          <w:szCs w:val="34"/>
+        </w:rPr>
+        <w:t xml:space="preserve">Sometimes the platforms that spawn above bounce pads hang too close to the trajectory of the player's jump, making it hard to </w:t>
+      </w:r>
+      <w:proofErr w:type="spellStart"/>
+      <w:r>
+        <w:rPr>
+          <w:sz w:val="34"/>
+          <w:szCs w:val="34"/>
+        </w:rPr>
+        <w:t>maneuver</w:t>
+      </w:r>
+      <w:proofErr w:type="spellEnd"/>
+      <w:r>
+        <w:rPr>
+          <w:sz w:val="34"/>
+          <w:szCs w:val="34"/>
+        </w:rPr>
+        <w:t xml:space="preserve"> around.</w:t>
+      </w:r>
+    </w:p>
+    <w:p>
+      <w:pPr>
+        <w:rPr>
+          <w:sz w:val="34"/>
+          <w:szCs w:val="34"/>
+        </w:rPr>
+      </w:pPr>
+    </w:p>
+    <w:p>
+      <w:pPr>
+        <w:rPr>
+          <w:sz w:val="34"/>
+          <w:szCs w:val="34"/>
+        </w:rPr>
+      </w:pPr>
+      <w:r>
+        <w:rPr>
+          <w:sz w:val="34"/>
+          <w:szCs w:val="34"/>
+        </w:rPr>
+        <w:t>On a scale of 1 to 10, how manageable did you find the ability to change the level's rules?</w:t>
+      </w:r>
+    </w:p>
+    <w:p>
+      <w:pPr>
+        <w:pStyle w:val="ListParagraph"/>
+        <w:numPr>
+          <w:ilvl w:val="0"/>
+          <w:numId w:val="1"/>
+        </w:numPr>
+        <w:rPr>
+          <w:sz w:val="34"/>
+          <w:szCs w:val="34"/>
+        </w:rPr>
+      </w:pPr>
+      <w:r>
+        <w:rPr>
+          <w:sz w:val="34"/>
+          <w:szCs w:val="34"/>
+        </w:rPr>
+        <w:t>10</w:t>
+      </w:r>
+      <w:r>
+        <w:rPr>
+          <w:sz w:val="34"/>
+          <w:szCs w:val="34"/>
+        </w:rPr>
+        <w:t>/10</w:t>
+      </w:r>
+    </w:p>
+    <w:p>
+      <w:pPr>
+        <w:rPr>
+          <w:sz w:val="34"/>
+          <w:szCs w:val="34"/>
+        </w:rPr>
+      </w:pPr>
+    </w:p>
+    <w:p>
+      <w:pPr>
+        <w:rPr>
+          <w:sz w:val="34"/>
+          <w:szCs w:val="34"/>
+        </w:rPr>
+      </w:pPr>
+      <w:r>
+        <w:rPr>
+          <w:sz w:val="34"/>
+          <w:szCs w:val="34"/>
+        </w:rPr>
+        <w:t>On a scale of 1 to 10, how accurate was the difficulty based on the rules you selected?</w:t>
+      </w:r>
+    </w:p>
+    <w:p>
+      <w:pPr>
+        <w:pStyle w:val="ListParagraph"/>
+        <w:numPr>
+          <w:ilvl w:val="0"/>
+          <w:numId w:val="1"/>
+        </w:numPr>
+        <w:rPr>
+          <w:sz w:val="34"/>
+          <w:szCs w:val="34"/>
+        </w:rPr>
+      </w:pPr>
+      <w:r>
+        <w:rPr>
+          <w:sz w:val="34"/>
+          <w:szCs w:val="34"/>
+        </w:rPr>
+        <w:t>7/10</w:t>
+      </w:r>
+    </w:p>
+    <w:p>
+      <w:pPr>
+        <w:rPr>
+          <w:sz w:val="34"/>
+          <w:szCs w:val="34"/>
+        </w:rPr>
+      </w:pPr>
+    </w:p>
+    <w:p>
+      <w:pPr>
+        <w:rPr>
+          <w:sz w:val="34"/>
+          <w:szCs w:val="34"/>
+        </w:rPr>
+      </w:pPr>
+      <w:r>
+        <w:rPr>
+          <w:sz w:val="34"/>
+          <w:szCs w:val="34"/>
+        </w:rPr>
+        <w:t>What did you appreciate about the UI to modify the level's parameters and/or want to see improved? (OPTIONAL)</w:t>
+      </w:r>
+    </w:p>
+    <w:p>
+      <w:pPr>
+        <w:pStyle w:val="ListParagraph"/>
+        <w:numPr>
+          <w:ilvl w:val="0"/>
+          <w:numId w:val="1"/>
+        </w:numPr>
+        <w:rPr>
+          <w:sz w:val="34"/>
+          <w:szCs w:val="34"/>
+        </w:rPr>
+      </w:pPr>
+      <w:r>
+        <w:rPr>
+          <w:sz w:val="34"/>
+          <w:szCs w:val="34"/>
+        </w:rPr>
         <w:lastRenderedPageBreak/>
-        <w:t>How much did you enjoy the level (scale of 1 to 10)</w:t>
-      </w:r>
-    </w:p>
-    <w:p>
-      <w:pPr>
-        <w:pStyle w:val="ListParagraph"/>
-        <w:numPr>
-          <w:ilvl w:val="0"/>
-          <w:numId w:val="1"/>
-        </w:numPr>
-        <w:rPr>
-          <w:sz w:val="34"/>
-          <w:szCs w:val="34"/>
-        </w:rPr>
-      </w:pPr>
-      <w:r>
-        <w:rPr>
-          <w:sz w:val="34"/>
-          <w:szCs w:val="34"/>
-        </w:rPr>
-        <w:t>6/10</w:t>
-      </w:r>
-    </w:p>
-    <w:p>
-      <w:pPr>
-        <w:rPr>
-          <w:sz w:val="34"/>
-          <w:szCs w:val="34"/>
-        </w:rPr>
-      </w:pPr>
-    </w:p>
-    <w:p>
-      <w:pPr>
-        <w:rPr>
-          <w:sz w:val="34"/>
-          <w:szCs w:val="34"/>
-        </w:rPr>
-      </w:pPr>
-      <w:r>
-        <w:rPr>
-          <w:sz w:val="34"/>
-          <w:szCs w:val="34"/>
-        </w:rPr>
-        <w:t>What did you appreciate and/or detest about the level and/or want to see improved about the level?</w:t>
-      </w:r>
-    </w:p>
-    <w:p>
-      <w:pPr>
-        <w:pStyle w:val="ListParagraph"/>
-        <w:ind w:left="1080"/>
-        <w:rPr>
-          <w:sz w:val="34"/>
-          <w:szCs w:val="34"/>
-        </w:rPr>
-      </w:pPr>
-      <w:r>
-        <w:rPr>
-          <w:sz w:val="34"/>
-          <w:szCs w:val="34"/>
-        </w:rPr>
-        <w:t xml:space="preserve">A: </w:t>
-      </w:r>
-      <w:r>
-        <w:rPr>
-          <w:sz w:val="34"/>
-          <w:szCs w:val="34"/>
-        </w:rPr>
-        <w:t>Sometimes the platforms that spawn above bounce pads hang too close to the trajectory of the player's jump, making it hard to maneuver around.</w:t>
-      </w:r>
-    </w:p>
-    <w:p>
-      <w:pPr>
-        <w:rPr>
-          <w:sz w:val="34"/>
-          <w:szCs w:val="34"/>
-        </w:rPr>
-      </w:pPr>
-    </w:p>
-    <w:p>
-      <w:pPr>
-        <w:rPr>
-          <w:sz w:val="34"/>
-          <w:szCs w:val="34"/>
-        </w:rPr>
-      </w:pPr>
-      <w:r>
-        <w:rPr>
-          <w:sz w:val="34"/>
-          <w:szCs w:val="34"/>
-        </w:rPr>
-        <w:t>On a scale of 1 to 10, how manageable did you find the ability to change the level's rules?</w:t>
-      </w:r>
-    </w:p>
-    <w:p>
-      <w:pPr>
-        <w:pStyle w:val="ListParagraph"/>
-        <w:numPr>
-          <w:ilvl w:val="0"/>
-          <w:numId w:val="1"/>
-        </w:numPr>
-        <w:rPr>
-          <w:sz w:val="34"/>
-          <w:szCs w:val="34"/>
-        </w:rPr>
-      </w:pPr>
-      <w:r>
-        <w:rPr>
-          <w:sz w:val="34"/>
-          <w:szCs w:val="34"/>
-        </w:rPr>
-        <w:t>10</w:t>
-      </w:r>
-      <w:r>
-        <w:rPr>
-          <w:sz w:val="34"/>
-          <w:szCs w:val="34"/>
-        </w:rPr>
-        <w:t>/10</w:t>
-      </w:r>
-    </w:p>
-    <w:p>
-      <w:pPr>
-        <w:rPr>
-          <w:sz w:val="34"/>
-          <w:szCs w:val="34"/>
-        </w:rPr>
-      </w:pPr>
-    </w:p>
-    <w:p>
-      <w:pPr>
-        <w:rPr>
-          <w:sz w:val="34"/>
-          <w:szCs w:val="34"/>
-        </w:rPr>
-      </w:pPr>
-      <w:r>
-        <w:rPr>
-          <w:sz w:val="34"/>
-          <w:szCs w:val="34"/>
-        </w:rPr>
-        <w:t>On a scale of 1 to 10, how accurate was the difficulty based on the rules you selected?</w:t>
-      </w:r>
-    </w:p>
-    <w:p>
-      <w:pPr>
-        <w:pStyle w:val="ListParagraph"/>
-        <w:numPr>
-          <w:ilvl w:val="0"/>
-          <w:numId w:val="1"/>
-        </w:numPr>
-        <w:rPr>
-          <w:sz w:val="34"/>
-          <w:szCs w:val="34"/>
-        </w:rPr>
-      </w:pPr>
-      <w:r>
-        <w:rPr>
-          <w:sz w:val="34"/>
-          <w:szCs w:val="34"/>
-        </w:rPr>
-        <w:t>7/10</w:t>
-      </w:r>
-    </w:p>
-    <w:p>
-      <w:pPr>
-        <w:rPr>
-          <w:sz w:val="34"/>
-          <w:szCs w:val="34"/>
-        </w:rPr>
-      </w:pPr>
-    </w:p>
-    <w:p>
-      <w:pPr>
-        <w:rPr>
-          <w:sz w:val="34"/>
-          <w:szCs w:val="34"/>
-        </w:rPr>
-      </w:pPr>
-      <w:r>
-        <w:rPr>
-          <w:sz w:val="34"/>
-          <w:szCs w:val="34"/>
-        </w:rPr>
-        <w:t>What did you appreciate about the UI to modify the level's parameters and/or want to see improved? (OPTIONAL)</w:t>
-      </w:r>
-    </w:p>
-    <w:p>
-      <w:pPr>
-        <w:pStyle w:val="ListParagraph"/>
-        <w:numPr>
-          <w:ilvl w:val="0"/>
-          <w:numId w:val="1"/>
-        </w:numPr>
-        <w:rPr>
-          <w:sz w:val="34"/>
-          <w:szCs w:val="34"/>
-        </w:rPr>
-      </w:pPr>
-      <w:r>
-        <w:rPr>
-          <w:sz w:val="34"/>
-          <w:szCs w:val="34"/>
-        </w:rPr>
         <w:t xml:space="preserve">A: </w:t>
       </w:r>
       <w:r>
@@ -4443,7 +4911,6 @@
           <w:sz w:val="34"/>
           <w:szCs w:val="34"/>
         </w:rPr>
-        <w:lastRenderedPageBreak/>
         <w:t>Good</w:t>
       </w:r>
     </w:p>
@@ -4615,6 +5082,7 @@
           <w:sz w:val="34"/>
           <w:szCs w:val="34"/>
         </w:rPr>
+        <w:lastRenderedPageBreak/>
         <w:t>Yes</w:t>
       </w:r>
     </w:p>
@@ -4834,7 +5302,23 @@
           <w:sz w:val="34"/>
           <w:szCs w:val="34"/>
         </w:rPr>
-        <w:t>The level of modification available is good, but giving a tangible scale to how much the level is being modified with the sliders would be my only input.</w:t>
+        <w:t xml:space="preserve">The level of modification available is </w:t>
+      </w:r>
+      <w:proofErr w:type="gramStart"/>
+      <w:r>
+        <w:rPr>
+          <w:sz w:val="34"/>
+          <w:szCs w:val="34"/>
+        </w:rPr>
+        <w:t>good, but</w:t>
+      </w:r>
+      <w:proofErr w:type="gramEnd"/>
+      <w:r>
+        <w:rPr>
+          <w:sz w:val="34"/>
+          <w:szCs w:val="34"/>
+        </w:rPr>
+        <w:t xml:space="preserve"> giving a tangible scale to how much the level is being modified with the sliders would be my only input.</w:t>
       </w:r>
     </w:p>
     <w:p>
@@ -4863,6 +5347,7 @@
           <w:szCs w:val="38"/>
           <w:u w:val="single"/>
         </w:rPr>
+        <w:lastRenderedPageBreak/>
         <w:t xml:space="preserve">USER </w:t>
       </w:r>
       <w:r>
@@ -4938,7 +5423,6 @@
           <w:sz w:val="34"/>
           <w:szCs w:val="34"/>
         </w:rPr>
-        <w:lastRenderedPageBreak/>
         <w:t>Many hours a day</w:t>
       </w:r>
     </w:p>
@@ -5117,6 +5601,7 @@
           <w:sz w:val="34"/>
           <w:szCs w:val="34"/>
         </w:rPr>
+        <w:lastRenderedPageBreak/>
         <w:t>8</w:t>
       </w:r>
       <w:r>
@@ -5424,6 +5909,7 @@
           <w:sz w:val="34"/>
           <w:szCs w:val="34"/>
         </w:rPr>
+        <w:lastRenderedPageBreak/>
         <w:t>Few</w:t>
       </w:r>
       <w:r>
@@ -5447,7 +5933,6 @@
           <w:sz w:val="34"/>
           <w:szCs w:val="34"/>
         </w:rPr>
-        <w:lastRenderedPageBreak/>
         <w:drawing>
           <wp:inline distT="0" distB="0" distL="0" distR="0" wp14:anchorId="559D5C2D" wp14:editId="10E5FE92">
             <wp:extent cx="4382112" cy="2972215"/>
@@ -5646,6 +6131,7 @@
           <w:sz w:val="34"/>
           <w:szCs w:val="34"/>
         </w:rPr>
+        <w:lastRenderedPageBreak/>
         <w:t xml:space="preserve">A: </w:t>
       </w:r>
       <w:r>
@@ -5653,15 +6139,7 @@
           <w:sz w:val="34"/>
           <w:szCs w:val="34"/>
         </w:rPr>
-        <w:t xml:space="preserve">While the levels are fun to navigate, there are quite a few instances of the same parts repeating multiple </w:t>
-      </w:r>
-      <w:r>
-        <w:rPr>
-          <w:sz w:val="34"/>
-          <w:szCs w:val="34"/>
-        </w:rPr>
-        <w:lastRenderedPageBreak/>
-        <w:t>times, although this may be due to the parameters I chose to generate the level with.</w:t>
+        <w:t>While the levels are fun to navigate, there are quite a few instances of the same parts repeating multiple times, although this may be due to the parameters I chose to generate the level with.</w:t>
       </w:r>
     </w:p>
     <w:p>
@@ -5797,7 +6275,23 @@
           <w:sz w:val="34"/>
           <w:szCs w:val="34"/>
         </w:rPr>
-        <w:t>I like that there is quite a lot of freedom with the high amount of parameters. One thing I would like to see is how much moving the sliders affects the chance blocks are spawned. For example, I didn't know how much moving the slider all the way to the left affects the tile spawn chance.</w:t>
+        <w:t xml:space="preserve">I like that there is quite a lot of freedom with the high </w:t>
+      </w:r>
+      <w:proofErr w:type="gramStart"/>
+      <w:r>
+        <w:rPr>
+          <w:sz w:val="34"/>
+          <w:szCs w:val="34"/>
+        </w:rPr>
+        <w:t>amount</w:t>
+      </w:r>
+      <w:proofErr w:type="gramEnd"/>
+      <w:r>
+        <w:rPr>
+          <w:sz w:val="34"/>
+          <w:szCs w:val="34"/>
+        </w:rPr>
+        <w:t xml:space="preserve"> of parameters. One thing I would like to see is how much moving the sliders affects the chance blocks are spawned. For example, I didn't know how much moving the slider all the way to the left affects the tile spawn chance.</w:t>
       </w:r>
     </w:p>
     <w:p>
@@ -5871,6 +6365,7 @@
           <w:sz w:val="34"/>
           <w:szCs w:val="34"/>
         </w:rPr>
+        <w:lastRenderedPageBreak/>
         <w:t>Good</w:t>
       </w:r>
     </w:p>
@@ -5906,7 +6401,6 @@
           <w:sz w:val="34"/>
           <w:szCs w:val="34"/>
         </w:rPr>
-        <w:lastRenderedPageBreak/>
         <w:t>Many</w:t>
       </w:r>
       <w:r>
@@ -6108,6 +6602,7 @@
           <w:sz w:val="34"/>
           <w:szCs w:val="34"/>
         </w:rPr>
+        <w:lastRenderedPageBreak/>
         <w:t>What did you appreciate and/or detest about the level and/or want to see improved about the level?</w:t>
       </w:r>
     </w:p>
@@ -6128,7 +6623,6 @@
           <w:sz w:val="34"/>
           <w:szCs w:val="34"/>
         </w:rPr>
-        <w:lastRenderedPageBreak/>
         <w:t xml:space="preserve">A: </w:t>
       </w:r>
       <w:r>
@@ -6136,7 +6630,23 @@
           <w:sz w:val="34"/>
           <w:szCs w:val="34"/>
         </w:rPr>
-        <w:t>Levels were generally good but I had one where the spike trap was between two hard jumps which made it so that I had to hit the spike to get ground, but the momentum from hitting the spike wasn't enough so it was an impassable part of the level</w:t>
+        <w:t xml:space="preserve">Levels were generally </w:t>
+      </w:r>
+      <w:proofErr w:type="gramStart"/>
+      <w:r>
+        <w:rPr>
+          <w:sz w:val="34"/>
+          <w:szCs w:val="34"/>
+        </w:rPr>
+        <w:t>good</w:t>
+      </w:r>
+      <w:proofErr w:type="gramEnd"/>
+      <w:r>
+        <w:rPr>
+          <w:sz w:val="34"/>
+          <w:szCs w:val="34"/>
+        </w:rPr>
+        <w:t xml:space="preserve"> but I had one where the spike trap was between two hard jumps which made it so that I had to hit the spike to get ground, but the momentum from hitting the spike wasn't enough so it was an impassable part of the level</w:t>
       </w:r>
     </w:p>
     <w:p>
@@ -6346,6 +6856,7 @@
           <w:sz w:val="34"/>
           <w:szCs w:val="34"/>
         </w:rPr>
+        <w:lastRenderedPageBreak/>
         <w:t>Good</w:t>
       </w:r>
     </w:p>
@@ -6381,7 +6892,6 @@
           <w:sz w:val="34"/>
           <w:szCs w:val="34"/>
         </w:rPr>
-        <w:lastRenderedPageBreak/>
         <w:t>Few</w:t>
       </w:r>
       <w:r>
@@ -6583,6 +7093,7 @@
           <w:sz w:val="34"/>
           <w:szCs w:val="34"/>
         </w:rPr>
+        <w:lastRenderedPageBreak/>
         <w:t>What did you appreciate and/or detest about the level and/or want to see improved about the level?</w:t>
       </w:r>
     </w:p>
@@ -6603,144 +7114,167 @@
           <w:sz w:val="34"/>
           <w:szCs w:val="34"/>
         </w:rPr>
+        <w:t xml:space="preserve">A: </w:t>
+      </w:r>
+      <w:r>
+        <w:rPr>
+          <w:sz w:val="34"/>
+          <w:szCs w:val="34"/>
+        </w:rPr>
+        <w:t xml:space="preserve">I really liked the jumping and the player </w:t>
+      </w:r>
+      <w:proofErr w:type="gramStart"/>
+      <w:r>
+        <w:rPr>
+          <w:sz w:val="34"/>
+          <w:szCs w:val="34"/>
+        </w:rPr>
+        <w:t>movement,</w:t>
+      </w:r>
+      <w:proofErr w:type="gramEnd"/>
+      <w:r>
+        <w:rPr>
+          <w:sz w:val="34"/>
+          <w:szCs w:val="34"/>
+        </w:rPr>
+        <w:t xml:space="preserve"> it was very smooth and detailed with how the character moved their arms while jumping. The environment was colourful and pleasing to the eye. One thing I struggled with was the controls, due to having no computer game experience. This could be improved with the option of using a controller. I had no experience with the spikes option as I had easiest difficulty on, therefore I cannot comment on this attribute.</w:t>
+      </w:r>
+    </w:p>
+    <w:p>
+      <w:pPr>
+        <w:rPr>
+          <w:sz w:val="34"/>
+          <w:szCs w:val="34"/>
+        </w:rPr>
+      </w:pPr>
+    </w:p>
+    <w:p>
+      <w:pPr>
+        <w:rPr>
+          <w:sz w:val="34"/>
+          <w:szCs w:val="34"/>
+        </w:rPr>
+      </w:pPr>
+      <w:r>
+        <w:rPr>
+          <w:sz w:val="34"/>
+          <w:szCs w:val="34"/>
+        </w:rPr>
+        <w:t>On a scale of 1 to 10, how manageable did you find the ability to change the level's rules?</w:t>
+      </w:r>
+    </w:p>
+    <w:p>
+      <w:pPr>
+        <w:pStyle w:val="ListParagraph"/>
+        <w:numPr>
+          <w:ilvl w:val="0"/>
+          <w:numId w:val="1"/>
+        </w:numPr>
+        <w:rPr>
+          <w:sz w:val="34"/>
+          <w:szCs w:val="34"/>
+        </w:rPr>
+      </w:pPr>
+      <w:r>
+        <w:rPr>
+          <w:sz w:val="34"/>
+          <w:szCs w:val="34"/>
+        </w:rPr>
+        <w:t>10/10</w:t>
+      </w:r>
+    </w:p>
+    <w:p>
+      <w:pPr>
+        <w:rPr>
+          <w:sz w:val="34"/>
+          <w:szCs w:val="34"/>
+        </w:rPr>
+      </w:pPr>
+    </w:p>
+    <w:p>
+      <w:pPr>
+        <w:rPr>
+          <w:sz w:val="34"/>
+          <w:szCs w:val="34"/>
+        </w:rPr>
+      </w:pPr>
+      <w:r>
+        <w:rPr>
+          <w:sz w:val="34"/>
+          <w:szCs w:val="34"/>
+        </w:rPr>
+        <w:t>On a scale of 1 to 10, how accurate was the difficulty based on the rules you selected?</w:t>
+      </w:r>
+    </w:p>
+    <w:p>
+      <w:pPr>
+        <w:pStyle w:val="ListParagraph"/>
+        <w:numPr>
+          <w:ilvl w:val="0"/>
+          <w:numId w:val="1"/>
+        </w:numPr>
+        <w:rPr>
+          <w:sz w:val="34"/>
+          <w:szCs w:val="34"/>
+        </w:rPr>
+      </w:pPr>
+      <w:r>
+        <w:rPr>
+          <w:sz w:val="34"/>
+          <w:szCs w:val="34"/>
+        </w:rPr>
+        <w:t>10/10</w:t>
+      </w:r>
+    </w:p>
+    <w:p>
+      <w:pPr>
+        <w:rPr>
+          <w:sz w:val="34"/>
+          <w:szCs w:val="34"/>
+        </w:rPr>
+      </w:pPr>
+    </w:p>
+    <w:p>
+      <w:pPr>
+        <w:rPr>
+          <w:sz w:val="34"/>
+          <w:szCs w:val="34"/>
+        </w:rPr>
+      </w:pPr>
+      <w:r>
+        <w:rPr>
+          <w:sz w:val="34"/>
+          <w:szCs w:val="34"/>
+        </w:rPr>
+        <w:t>What did you appreciate about the UI to modify the level's parameters and/or want to see improved? (OPTIONAL)</w:t>
+      </w:r>
+    </w:p>
+    <w:p>
+      <w:pPr>
+        <w:pStyle w:val="ListParagraph"/>
+        <w:numPr>
+          <w:ilvl w:val="0"/>
+          <w:numId w:val="1"/>
+        </w:numPr>
+        <w:rPr>
+          <w:sz w:val="34"/>
+          <w:szCs w:val="34"/>
+        </w:rPr>
+      </w:pPr>
+      <w:r>
+        <w:rPr>
+          <w:sz w:val="34"/>
+          <w:szCs w:val="34"/>
+        </w:rPr>
+        <w:t xml:space="preserve">A: Adding difficulty presets (easy, medium, hard), this could save time for the player and for inexperienced </w:t>
+      </w:r>
+      <w:r>
+        <w:rPr>
+          <w:sz w:val="34"/>
+          <w:szCs w:val="34"/>
+        </w:rPr>
         <w:lastRenderedPageBreak/>
-        <w:t xml:space="preserve">A: </w:t>
-      </w:r>
-      <w:r>
-        <w:rPr>
-          <w:sz w:val="34"/>
-          <w:szCs w:val="34"/>
-        </w:rPr>
-        <w:t>I really liked the jumping and the player movement, it was very smooth and detailed with how the character moved their arms while jumping. The environment was colourful and pleasing to the eye. One thing I struggled with was the controls, due to having no computer game experience. This could be improved with the option of using a controller. I had no experience with the spikes option as I had easiest difficulty on, therefore I cannot comment on this attribute.</w:t>
-      </w:r>
-    </w:p>
-    <w:p>
-      <w:pPr>
-        <w:rPr>
-          <w:sz w:val="34"/>
-          <w:szCs w:val="34"/>
-        </w:rPr>
-      </w:pPr>
-    </w:p>
-    <w:p>
-      <w:pPr>
-        <w:rPr>
-          <w:sz w:val="34"/>
-          <w:szCs w:val="34"/>
-        </w:rPr>
-      </w:pPr>
-      <w:r>
-        <w:rPr>
-          <w:sz w:val="34"/>
-          <w:szCs w:val="34"/>
-        </w:rPr>
-        <w:t>On a scale of 1 to 10, how manageable did you find the ability to change the level's rules?</w:t>
-      </w:r>
-    </w:p>
-    <w:p>
-      <w:pPr>
-        <w:pStyle w:val="ListParagraph"/>
-        <w:numPr>
-          <w:ilvl w:val="0"/>
-          <w:numId w:val="1"/>
-        </w:numPr>
-        <w:rPr>
-          <w:sz w:val="34"/>
-          <w:szCs w:val="34"/>
-        </w:rPr>
-      </w:pPr>
-      <w:r>
-        <w:rPr>
-          <w:sz w:val="34"/>
-          <w:szCs w:val="34"/>
-        </w:rPr>
-        <w:t>10/10</w:t>
-      </w:r>
-    </w:p>
-    <w:p>
-      <w:pPr>
-        <w:rPr>
-          <w:sz w:val="34"/>
-          <w:szCs w:val="34"/>
-        </w:rPr>
-      </w:pPr>
-    </w:p>
-    <w:p>
-      <w:pPr>
-        <w:rPr>
-          <w:sz w:val="34"/>
-          <w:szCs w:val="34"/>
-        </w:rPr>
-      </w:pPr>
-      <w:r>
-        <w:rPr>
-          <w:sz w:val="34"/>
-          <w:szCs w:val="34"/>
-        </w:rPr>
-        <w:t>On a scale of 1 to 10, how accurate was the difficulty based on the rules you selected?</w:t>
-      </w:r>
-    </w:p>
-    <w:p>
-      <w:pPr>
-        <w:pStyle w:val="ListParagraph"/>
-        <w:numPr>
-          <w:ilvl w:val="0"/>
-          <w:numId w:val="1"/>
-        </w:numPr>
-        <w:rPr>
-          <w:sz w:val="34"/>
-          <w:szCs w:val="34"/>
-        </w:rPr>
-      </w:pPr>
-      <w:r>
-        <w:rPr>
-          <w:sz w:val="34"/>
-          <w:szCs w:val="34"/>
-        </w:rPr>
-        <w:t>10/10</w:t>
-      </w:r>
-    </w:p>
-    <w:p>
-      <w:pPr>
-        <w:rPr>
-          <w:sz w:val="34"/>
-          <w:szCs w:val="34"/>
-        </w:rPr>
-      </w:pPr>
-    </w:p>
-    <w:p>
-      <w:pPr>
-        <w:rPr>
-          <w:sz w:val="34"/>
-          <w:szCs w:val="34"/>
-        </w:rPr>
-      </w:pPr>
-      <w:r>
-        <w:rPr>
-          <w:sz w:val="34"/>
-          <w:szCs w:val="34"/>
-        </w:rPr>
-        <w:t>What did you appreciate about the UI to modify the level's parameters and/or want to see improved? (OPTIONAL)</w:t>
-      </w:r>
-    </w:p>
-    <w:p>
-      <w:pPr>
-        <w:pStyle w:val="ListParagraph"/>
-        <w:numPr>
-          <w:ilvl w:val="0"/>
-          <w:numId w:val="1"/>
-        </w:numPr>
-        <w:rPr>
-          <w:sz w:val="34"/>
-          <w:szCs w:val="34"/>
-        </w:rPr>
-      </w:pPr>
-      <w:r>
-        <w:rPr>
-          <w:sz w:val="34"/>
-          <w:szCs w:val="34"/>
-        </w:rPr>
-        <w:t>A: Adding difficulty presets (easy, medium, hard), this could save time for the player and for inexperienced players that may not know what constitutes as 'easy' in this game.</w:t>
+        <w:t>players that may not know what constitutes as 'easy' in this game.</w:t>
       </w:r>
     </w:p>
     <w:p>
@@ -6761,7 +7295,6 @@
           <w:szCs w:val="38"/>
           <w:u w:val="single"/>
         </w:rPr>
-        <w:lastRenderedPageBreak/>
         <w:t xml:space="preserve">USER </w:t>
       </w:r>
       <w:r>
@@ -7027,7 +7560,6 @@
           <w:sz w:val="34"/>
           <w:szCs w:val="34"/>
         </w:rPr>
-        <w:lastRenderedPageBreak/>
         <w:t>8</w:t>
       </w:r>
       <w:r>
@@ -7085,7 +7617,23 @@
           <w:sz w:val="34"/>
           <w:szCs w:val="34"/>
         </w:rPr>
-        <w:t>After generating a few levels I've realised that the more you mess with the parameters, the more interesting the level becomes, but perhaps the results of the generation could be more randomised when you max out the parameters in either direction</w:t>
+        <w:t xml:space="preserve">After generating a few </w:t>
+      </w:r>
+      <w:proofErr w:type="gramStart"/>
+      <w:r>
+        <w:rPr>
+          <w:sz w:val="34"/>
+          <w:szCs w:val="34"/>
+        </w:rPr>
+        <w:t>levels</w:t>
+      </w:r>
+      <w:proofErr w:type="gramEnd"/>
+      <w:r>
+        <w:rPr>
+          <w:sz w:val="34"/>
+          <w:szCs w:val="34"/>
+        </w:rPr>
+        <w:t xml:space="preserve"> I've realised that the more you mess with the parameters, the more interesting the level becomes, but perhaps the results of the generation could be more randomised when you max out the parameters in either direction</w:t>
       </w:r>
     </w:p>
     <w:p>
@@ -7228,6 +7776,7 @@
           <w:sz w:val="34"/>
           <w:szCs w:val="34"/>
         </w:rPr>
+        <w:lastRenderedPageBreak/>
         <w:t xml:space="preserve">A: </w:t>
       </w:r>
       <w:r>
@@ -7235,7 +7784,39 @@
           <w:sz w:val="34"/>
           <w:szCs w:val="34"/>
         </w:rPr>
-        <w:t>Just as a concept/idea, but the ability to load previously-set parameters or play previously-generated levels from a menu</w:t>
+        <w:t xml:space="preserve">Just as a concept/idea, but the ability to load </w:t>
+      </w:r>
+      <w:proofErr w:type="gramStart"/>
+      <w:r>
+        <w:rPr>
+          <w:sz w:val="34"/>
+          <w:szCs w:val="34"/>
+        </w:rPr>
+        <w:t>previously-set</w:t>
+      </w:r>
+      <w:proofErr w:type="gramEnd"/>
+      <w:r>
+        <w:rPr>
+          <w:sz w:val="34"/>
+          <w:szCs w:val="34"/>
+        </w:rPr>
+        <w:t xml:space="preserve"> parameters or play </w:t>
+      </w:r>
+      <w:proofErr w:type="gramStart"/>
+      <w:r>
+        <w:rPr>
+          <w:sz w:val="34"/>
+          <w:szCs w:val="34"/>
+        </w:rPr>
+        <w:t>previously-generated</w:t>
+      </w:r>
+      <w:proofErr w:type="gramEnd"/>
+      <w:r>
+        <w:rPr>
+          <w:sz w:val="34"/>
+          <w:szCs w:val="34"/>
+        </w:rPr>
+        <w:t xml:space="preserve"> levels from a menu</w:t>
       </w:r>
     </w:p>
     <w:p>
@@ -7264,7 +7845,6 @@
           <w:szCs w:val="38"/>
           <w:u w:val="single"/>
         </w:rPr>
-        <w:lastRenderedPageBreak/>
         <w:t xml:space="preserve">USER </w:t>
       </w:r>
       <w:r>
@@ -7460,6 +8040,7 @@
           <w:sz w:val="34"/>
           <w:szCs w:val="34"/>
         </w:rPr>
+        <w:lastRenderedPageBreak/>
         <w:t>Were you aware about the concept of Procedural Generation before this game?</w:t>
       </w:r>
     </w:p>
@@ -7523,7 +8104,6 @@
           <w:sz w:val="34"/>
           <w:szCs w:val="34"/>
         </w:rPr>
-        <w:lastRenderedPageBreak/>
         <w:t>4</w:t>
       </w:r>
       <w:r>
@@ -7704,6 +8284,7 @@
           <w:sz w:val="34"/>
           <w:szCs w:val="34"/>
         </w:rPr>
+        <w:lastRenderedPageBreak/>
         <w:t>What did you appreciate about the UI to modify the level's parameters and/or want to see improved? (OPTIONAL)</w:t>
       </w:r>
     </w:p>
@@ -7759,7 +8340,6 @@
           <w:szCs w:val="38"/>
           <w:u w:val="single"/>
         </w:rPr>
-        <w:lastRenderedPageBreak/>
         <w:t xml:space="preserve">USER </w:t>
       </w:r>
       <w:r>
@@ -7948,6 +8528,7 @@
           <w:sz w:val="34"/>
           <w:szCs w:val="34"/>
         </w:rPr>
+        <w:lastRenderedPageBreak/>
         <w:t>Were you aware about the concept of Procedural Generation before this game?</w:t>
       </w:r>
     </w:p>
@@ -8011,7 +8592,6 @@
           <w:sz w:val="34"/>
           <w:szCs w:val="34"/>
         </w:rPr>
-        <w:lastRenderedPageBreak/>
         <w:t>8/10</w:t>
       </w:r>
     </w:p>
@@ -8184,6 +8764,7 @@
           <w:sz w:val="34"/>
           <w:szCs w:val="34"/>
         </w:rPr>
+        <w:lastRenderedPageBreak/>
         <w:t>A</w:t>
       </w:r>
       <w:r>
@@ -8287,7 +8868,6 @@
           <w:sz w:val="34"/>
           <w:szCs w:val="34"/>
         </w:rPr>
-        <w:lastRenderedPageBreak/>
         <w:t>How often do you play games?</w:t>
       </w:r>
     </w:p>
@@ -8437,6 +9017,7 @@
           <w:sz w:val="34"/>
           <w:szCs w:val="34"/>
         </w:rPr>
+        <w:lastRenderedPageBreak/>
         <w:t>Were you aware about the concept of Procedural Generation before this game?</w:t>
       </w:r>
     </w:p>
@@ -8530,7 +9111,6 @@
           <w:sz w:val="34"/>
           <w:szCs w:val="34"/>
         </w:rPr>
-        <w:lastRenderedPageBreak/>
         <w:t>What did you appreciate and/or detest about the level and/or want to see improved about the level?</w:t>
       </w:r>
     </w:p>
@@ -8737,6 +9317,7 @@
           <w:szCs w:val="38"/>
           <w:u w:val="single"/>
         </w:rPr>
+        <w:lastRenderedPageBreak/>
         <w:t xml:space="preserve">USER </w:t>
       </w:r>
       <w:r>
@@ -8840,7 +9421,6 @@
           <w:sz w:val="34"/>
           <w:szCs w:val="34"/>
         </w:rPr>
-        <w:lastRenderedPageBreak/>
         <w:drawing>
           <wp:inline distT="0" distB="0" distL="0" distR="0" wp14:anchorId="4FDC2278" wp14:editId="4B233068">
             <wp:extent cx="4344006" cy="3410426"/>
@@ -8983,6 +9563,7 @@
           <w:sz w:val="34"/>
           <w:szCs w:val="34"/>
         </w:rPr>
+        <w:lastRenderedPageBreak/>
         <w:t>How much did you enjoy the level (scale of 1 to 10)</w:t>
       </w:r>
     </w:p>
@@ -9053,7 +9634,6 @@
           <w:sz w:val="34"/>
           <w:szCs w:val="34"/>
         </w:rPr>
-        <w:lastRenderedPageBreak/>
         <w:t xml:space="preserve">A: </w:t>
       </w:r>
       <w:r>
@@ -9061,7 +9641,25 @@
           <w:sz w:val="34"/>
           <w:szCs w:val="34"/>
         </w:rPr>
-        <w:t>More risk (additional traps or customisable traps) and unloading previous segments so its clear which way to go next or an arrow. The double jump and spikes were fun as you had to plan jumps before u made them. It was also fun to play around with the level customisation</w:t>
+        <w:t xml:space="preserve">More risk (additional traps or customisable traps) and unloading previous segments so </w:t>
+      </w:r>
+      <w:proofErr w:type="spellStart"/>
+      <w:proofErr w:type="gramStart"/>
+      <w:r>
+        <w:rPr>
+          <w:sz w:val="34"/>
+          <w:szCs w:val="34"/>
+        </w:rPr>
+        <w:t>its</w:t>
+      </w:r>
+      <w:proofErr w:type="spellEnd"/>
+      <w:proofErr w:type="gramEnd"/>
+      <w:r>
+        <w:rPr>
+          <w:sz w:val="34"/>
+          <w:szCs w:val="34"/>
+        </w:rPr>
+        <w:t xml:space="preserve"> clear which way to go next or an arrow. The double jump and spikes were fun as you had to plan jumps before u made them. It was also fun to play around with the level customisation</w:t>
       </w:r>
     </w:p>
     <w:p>
@@ -9240,6 +9838,7 @@
           <w:szCs w:val="38"/>
           <w:u w:val="single"/>
         </w:rPr>
+        <w:lastRenderedPageBreak/>
         <w:t xml:space="preserve">USER </w:t>
       </w:r>
       <w:r>
@@ -9336,7 +9935,6 @@
           <w:sz w:val="34"/>
           <w:szCs w:val="34"/>
         </w:rPr>
-        <w:lastRenderedPageBreak/>
         <w:drawing>
           <wp:inline distT="0" distB="0" distL="0" distR="0" wp14:anchorId="268EC2CF" wp14:editId="4DD44BA0">
             <wp:extent cx="4124901" cy="3105583"/>
@@ -9492,6 +10090,7 @@
           <w:sz w:val="34"/>
           <w:szCs w:val="34"/>
         </w:rPr>
+        <w:lastRenderedPageBreak/>
         <w:t>8/10</w:t>
       </w:r>
     </w:p>
@@ -9535,7 +10134,6 @@
           <w:sz w:val="34"/>
           <w:szCs w:val="34"/>
         </w:rPr>
-        <w:lastRenderedPageBreak/>
         <w:t xml:space="preserve">A: </w:t>
       </w:r>
       <w:r>
@@ -9543,7 +10141,23 @@
           <w:sz w:val="34"/>
           <w:szCs w:val="34"/>
         </w:rPr>
-        <w:t>It was cool to see the level generate in runtime, but the generation felt pretty simple, more elevation would have been nice</w:t>
+        <w:t xml:space="preserve">It was cool to see the level generate in runtime, but the generation felt </w:t>
+      </w:r>
+      <w:proofErr w:type="gramStart"/>
+      <w:r>
+        <w:rPr>
+          <w:sz w:val="34"/>
+          <w:szCs w:val="34"/>
+        </w:rPr>
+        <w:t>pretty simple</w:t>
+      </w:r>
+      <w:proofErr w:type="gramEnd"/>
+      <w:r>
+        <w:rPr>
+          <w:sz w:val="34"/>
+          <w:szCs w:val="34"/>
+        </w:rPr>
+        <w:t>, more elevation would have been nice</w:t>
       </w:r>
     </w:p>
     <w:p>
@@ -9760,6 +10374,7 @@
           <w:sz w:val="34"/>
           <w:szCs w:val="34"/>
         </w:rPr>
+        <w:lastRenderedPageBreak/>
         <w:t>Average</w:t>
       </w:r>
     </w:p>
@@ -9811,7 +10426,6 @@
           <w:sz w:val="34"/>
           <w:szCs w:val="34"/>
         </w:rPr>
-        <w:lastRenderedPageBreak/>
         <w:drawing>
           <wp:inline distT="0" distB="0" distL="0" distR="0" wp14:anchorId="3B577495" wp14:editId="25204A41">
             <wp:extent cx="4010585" cy="3086531"/>
@@ -9997,6 +10611,7 @@
           <w:sz w:val="34"/>
           <w:szCs w:val="34"/>
         </w:rPr>
+        <w:lastRenderedPageBreak/>
         <w:t>What did you appreciate and/or detest about the level and/or want to see improved about the level?</w:t>
       </w:r>
     </w:p>
@@ -10017,7 +10632,6 @@
           <w:sz w:val="34"/>
           <w:szCs w:val="34"/>
         </w:rPr>
-        <w:lastRenderedPageBreak/>
         <w:t xml:space="preserve">A: </w:t>
       </w:r>
       <w:r>
@@ -10025,7 +10639,55 @@
           <w:sz w:val="34"/>
           <w:szCs w:val="34"/>
         </w:rPr>
-        <w:t>One problem i had was that the spikes where giant and so it was hard to notice if i had hit them but that might have been a setting that i edited at the start.</w:t>
+        <w:t xml:space="preserve">One problem </w:t>
+      </w:r>
+      <w:proofErr w:type="spellStart"/>
+      <w:r>
+        <w:rPr>
+          <w:sz w:val="34"/>
+          <w:szCs w:val="34"/>
+        </w:rPr>
+        <w:t>i</w:t>
+      </w:r>
+      <w:proofErr w:type="spellEnd"/>
+      <w:r>
+        <w:rPr>
+          <w:sz w:val="34"/>
+          <w:szCs w:val="34"/>
+        </w:rPr>
+        <w:t xml:space="preserve"> had was that the spikes where giant and so it was hard to notice if </w:t>
+      </w:r>
+      <w:proofErr w:type="spellStart"/>
+      <w:r>
+        <w:rPr>
+          <w:sz w:val="34"/>
+          <w:szCs w:val="34"/>
+        </w:rPr>
+        <w:t>i</w:t>
+      </w:r>
+      <w:proofErr w:type="spellEnd"/>
+      <w:r>
+        <w:rPr>
+          <w:sz w:val="34"/>
+          <w:szCs w:val="34"/>
+        </w:rPr>
+        <w:t xml:space="preserve"> had hit them but that might have been a setting that </w:t>
+      </w:r>
+      <w:proofErr w:type="spellStart"/>
+      <w:r>
+        <w:rPr>
+          <w:sz w:val="34"/>
+          <w:szCs w:val="34"/>
+        </w:rPr>
+        <w:t>i</w:t>
+      </w:r>
+      <w:proofErr w:type="spellEnd"/>
+      <w:r>
+        <w:rPr>
+          <w:sz w:val="34"/>
+          <w:szCs w:val="34"/>
+        </w:rPr>
+        <w:t xml:space="preserve"> edited at the start.</w:t>
       </w:r>
     </w:p>
     <w:p>
@@ -10182,7 +10844,41 @@
           <w:sz w:val="34"/>
           <w:szCs w:val="34"/>
         </w:rPr>
-        <w:t>I appreciated that your were able to modify the level parameters in a way that was quick and easy although personally it wasn't clear to what extent the some sliders were modifying the level compared to other sliders.</w:t>
+        <w:t xml:space="preserve">I appreciated that </w:t>
+      </w:r>
+      <w:proofErr w:type="spellStart"/>
+      <w:proofErr w:type="gramStart"/>
+      <w:r>
+        <w:rPr>
+          <w:sz w:val="34"/>
+          <w:szCs w:val="34"/>
+        </w:rPr>
+        <w:t>your</w:t>
+      </w:r>
+      <w:proofErr w:type="spellEnd"/>
+      <w:proofErr w:type="gramEnd"/>
+      <w:r>
+        <w:rPr>
+          <w:sz w:val="34"/>
+          <w:szCs w:val="34"/>
+        </w:rPr>
+        <w:t xml:space="preserve"> were able to modify the level parameters in a way that was quick and easy although personally it wasn't clear to what extent </w:t>
+      </w:r>
+      <w:proofErr w:type="gramStart"/>
+      <w:r>
+        <w:rPr>
+          <w:sz w:val="34"/>
+          <w:szCs w:val="34"/>
+        </w:rPr>
+        <w:t>the some</w:t>
+      </w:r>
+      <w:proofErr w:type="gramEnd"/>
+      <w:r>
+        <w:rPr>
+          <w:sz w:val="34"/>
+          <w:szCs w:val="34"/>
+        </w:rPr>
+        <w:t xml:space="preserve"> sliders were modifying the level compared to other sliders.</w:t>
       </w:r>
     </w:p>
     <w:p>
@@ -10256,6 +10952,7 @@
           <w:sz w:val="34"/>
           <w:szCs w:val="34"/>
         </w:rPr>
+        <w:lastRenderedPageBreak/>
         <w:t>Excellent</w:t>
       </w:r>
     </w:p>
@@ -10291,7 +10988,6 @@
           <w:sz w:val="34"/>
           <w:szCs w:val="34"/>
         </w:rPr>
-        <w:lastRenderedPageBreak/>
         <w:t>Many hours a day</w:t>
       </w:r>
     </w:p>
@@ -10486,6 +11182,7 @@
           <w:sz w:val="34"/>
           <w:szCs w:val="34"/>
         </w:rPr>
+        <w:lastRenderedPageBreak/>
         <w:t>What did you appreciate and/or detest about the level and/or want to see improved about the level?</w:t>
       </w:r>
     </w:p>
@@ -10506,7 +11203,6 @@
           <w:sz w:val="34"/>
           <w:szCs w:val="34"/>
         </w:rPr>
-        <w:lastRenderedPageBreak/>
         <w:t xml:space="preserve">A: </w:t>
       </w:r>
       <w:r>
